--- a/output/第10期計画_実施済み調査_結果報告書.docx
+++ b/output/第10期計画_実施済み調査_結果報告書.docx
@@ -1206,7 +1206,90 @@
           <w:rFonts w:ascii="BIZ UDPゴシック" w:hAnsi="BIZ UDPゴシック" w:eastAsia="BIZ UDPゴシック"/>
           <w:b/>
         </w:rPr>
-        <w:t>（３） 本報告書を読む際の留意点</w:t>
+        <w:t>（３） グラフ・集計表の見方</w:t>
+      </w:r>
+    </w:p>
+    <w:p>
+      <w:pPr>
+        <w:spacing w:after="120" w:line="276" w:lineRule="auto"/>
+      </w:pPr>
+      <w:r>
+        <w:rPr>
+          <w:rFonts w:ascii="BIZ UDPゴシック" w:hAnsi="BIZ UDPゴシック" w:eastAsia="BIZ UDPゴシック"/>
+          <w:b w:val="0"/>
+        </w:rPr>
+        <w:t>・単数回答（帯グラフ）</w:t>
+      </w:r>
+    </w:p>
+    <w:p>
+      <w:pPr>
+        <w:spacing w:after="120" w:line="276" w:lineRule="auto"/>
+      </w:pPr>
+      <w:r>
+        <w:rPr>
+          <w:rFonts w:ascii="BIZ UDPゴシック" w:hAnsi="BIZ UDPゴシック" w:eastAsia="BIZ UDPゴシック"/>
+          <w:b w:val="0"/>
+        </w:rPr>
+        <w:t>単数回答形式の設問は、原則として帯グラフで表示します。構成比が6%に満たない区分は、グラフ内の数値表記を省略しています。</w:t>
+      </w:r>
+    </w:p>
+    <w:p>
+      <w:pPr>
+        <w:spacing w:after="120" w:line="276" w:lineRule="auto"/>
+      </w:pPr>
+      <w:r>
+        <w:rPr>
+          <w:rFonts w:ascii="BIZ UDPゴシック" w:hAnsi="BIZ UDPゴシック" w:eastAsia="BIZ UDPゴシック"/>
+          <w:b w:val="0"/>
+        </w:rPr>
+        <w:t>・複数回答（横棒グラフ）</w:t>
+      </w:r>
+    </w:p>
+    <w:p>
+      <w:pPr>
+        <w:spacing w:after="120" w:line="276" w:lineRule="auto"/>
+      </w:pPr>
+      <w:r>
+        <w:rPr>
+          <w:rFonts w:ascii="BIZ UDPゴシック" w:hAnsi="BIZ UDPゴシック" w:eastAsia="BIZ UDPゴシック"/>
+          <w:b w:val="0"/>
+        </w:rPr>
+        <w:t>複数回答形式の設問は、回答の多い順に横棒グラフで表示します。件数と、回答者数に対する割合を併記します。</w:t>
+      </w:r>
+    </w:p>
+    <w:p>
+      <w:pPr>
+        <w:spacing w:after="120" w:line="276" w:lineRule="auto"/>
+      </w:pPr>
+      <w:r>
+        <w:rPr>
+          <w:rFonts w:ascii="BIZ UDPゴシック" w:hAnsi="BIZ UDPゴシック" w:eastAsia="BIZ UDPゴシック"/>
+          <w:b w:val="0"/>
+        </w:rPr>
+        <w:t>・図表はいずれも白黒印刷を前提とし、濃淡とハッチング（網掛け）で区分を表しています。</w:t>
+      </w:r>
+    </w:p>
+    <w:p>
+      <w:pPr>
+        <w:spacing w:after="120" w:line="276" w:lineRule="auto"/>
+      </w:pPr>
+      <w:r>
+        <w:rPr>
+          <w:rFonts w:ascii="BIZ UDPゴシック" w:hAnsi="BIZ UDPゴシック" w:eastAsia="BIZ UDPゴシック"/>
+          <w:b w:val="0"/>
+        </w:rPr>
+      </w:r>
+    </w:p>
+    <w:p>
+      <w:pPr>
+        <w:spacing w:after="60" w:line="276" w:lineRule="auto"/>
+      </w:pPr>
+      <w:r>
+        <w:rPr>
+          <w:rFonts w:ascii="BIZ UDPゴシック" w:hAnsi="BIZ UDPゴシック" w:eastAsia="BIZ UDPゴシック"/>
+          <w:b/>
+        </w:rPr>
+        <w:t>（４） 本報告書を読む際の留意点</w:t>
       </w:r>
     </w:p>
     <w:p>
@@ -1717,6 +1800,59 @@
     </w:p>
     <w:p>
       <w:pPr>
+        <w:spacing w:before="80" w:after="40"/>
+      </w:pPr>
+      <w:r>
+        <w:rPr>
+          <w:rFonts w:ascii="BIZ UDPゴシック" w:hAnsi="BIZ UDPゴシック" w:eastAsia="BIZ UDPゴシック"/>
+          <w:b/>
+          <w:sz w:val="18"/>
+        </w:rPr>
+        <w:t>【図表1】　現在の居所（n=98）</w:t>
+      </w:r>
+    </w:p>
+    <w:p>
+      <w:pPr>
+        <w:spacing w:after="160"/>
+        <w:jc w:val="center"/>
+      </w:pPr>
+      <w:r>
+        <w:drawing>
+          <wp:inline xmlns:a="http://schemas.openxmlformats.org/drawingml/2006/main" xmlns:pic="http://schemas.openxmlformats.org/drawingml/2006/picture">
+            <wp:extent cx="5616000" cy="1388279"/>
+            <wp:docPr id="1" name="Picture 1"/>
+            <wp:cNvGraphicFramePr>
+              <a:graphicFrameLocks noChangeAspect="1"/>
+            </wp:cNvGraphicFramePr>
+            <a:graphic>
+              <a:graphicData uri="http://schemas.openxmlformats.org/drawingml/2006/picture">
+                <pic:pic>
+                  <pic:nvPicPr>
+                    <pic:cNvPr id="0" name="f_kyosho.png"/>
+                    <pic:cNvPicPr/>
+                  </pic:nvPicPr>
+                  <pic:blipFill>
+                    <a:blip r:embed="rId9"/>
+                    <a:stretch>
+                      <a:fillRect/>
+                    </a:stretch>
+                  </pic:blipFill>
+                  <pic:spPr>
+                    <a:xfrm>
+                      <a:off x="0" y="0"/>
+                      <a:ext cx="5616000" cy="1388279"/>
+                    </a:xfrm>
+                    <a:prstGeom prst="rect"/>
+                  </pic:spPr>
+                </pic:pic>
+              </a:graphicData>
+            </a:graphic>
+          </wp:inline>
+        </w:drawing>
+      </w:r>
+    </w:p>
+    <w:p>
+      <w:pPr>
         <w:spacing w:after="120" w:line="276" w:lineRule="auto"/>
       </w:pPr>
       <w:r>
@@ -2445,6 +2581,59 @@
     </w:p>
     <w:p>
       <w:pPr>
+        <w:spacing w:before="80" w:after="40"/>
+      </w:pPr>
+      <w:r>
+        <w:rPr>
+          <w:rFonts w:ascii="BIZ UDPゴシック" w:hAnsi="BIZ UDPゴシック" w:eastAsia="BIZ UDPゴシック"/>
+          <w:b/>
+          <w:sz w:val="18"/>
+        </w:rPr>
+        <w:t>【図表2】　利用者の要支援・要介護度（n=98）</w:t>
+      </w:r>
+    </w:p>
+    <w:p>
+      <w:pPr>
+        <w:spacing w:after="160"/>
+        <w:jc w:val="center"/>
+      </w:pPr>
+      <w:r>
+        <w:drawing>
+          <wp:inline xmlns:a="http://schemas.openxmlformats.org/drawingml/2006/main" xmlns:pic="http://schemas.openxmlformats.org/drawingml/2006/picture">
+            <wp:extent cx="5616000" cy="2483296"/>
+            <wp:docPr id="2" name="Picture 2"/>
+            <wp:cNvGraphicFramePr>
+              <a:graphicFrameLocks noChangeAspect="1"/>
+            </wp:cNvGraphicFramePr>
+            <a:graphic>
+              <a:graphicData uri="http://schemas.openxmlformats.org/drawingml/2006/picture">
+                <pic:pic>
+                  <pic:nvPicPr>
+                    <pic:cNvPr id="0" name="f_yokaigo.png"/>
+                    <pic:cNvPicPr/>
+                  </pic:nvPicPr>
+                  <pic:blipFill>
+                    <a:blip r:embed="rId10"/>
+                    <a:stretch>
+                      <a:fillRect/>
+                    </a:stretch>
+                  </pic:blipFill>
+                  <pic:spPr>
+                    <a:xfrm>
+                      <a:off x="0" y="0"/>
+                      <a:ext cx="5616000" cy="2483296"/>
+                    </a:xfrm>
+                    <a:prstGeom prst="rect"/>
+                  </pic:spPr>
+                </pic:pic>
+              </a:graphicData>
+            </a:graphic>
+          </wp:inline>
+        </w:drawing>
+      </w:r>
+    </w:p>
+    <w:p>
+      <w:pPr>
         <w:spacing w:after="120" w:line="276" w:lineRule="auto"/>
       </w:pPr>
       <w:r>
@@ -2929,6 +3118,59 @@
     </w:p>
     <w:p>
       <w:pPr>
+        <w:spacing w:before="80" w:after="40"/>
+      </w:pPr>
+      <w:r>
+        <w:rPr>
+          <w:rFonts w:ascii="BIZ UDPゴシック" w:hAnsi="BIZ UDPゴシック" w:eastAsia="BIZ UDPゴシック"/>
+          <w:b/>
+          <w:sz w:val="18"/>
+        </w:rPr>
+        <w:t>【図表3】　世帯類型（n=98）</w:t>
+      </w:r>
+    </w:p>
+    <w:p>
+      <w:pPr>
+        <w:spacing w:after="160"/>
+        <w:jc w:val="center"/>
+      </w:pPr>
+      <w:r>
+        <w:drawing>
+          <wp:inline xmlns:a="http://schemas.openxmlformats.org/drawingml/2006/main" xmlns:pic="http://schemas.openxmlformats.org/drawingml/2006/picture">
+            <wp:extent cx="5616000" cy="1388279"/>
+            <wp:docPr id="3" name="Picture 3"/>
+            <wp:cNvGraphicFramePr>
+              <a:graphicFrameLocks noChangeAspect="1"/>
+            </wp:cNvGraphicFramePr>
+            <a:graphic>
+              <a:graphicData uri="http://schemas.openxmlformats.org/drawingml/2006/picture">
+                <pic:pic>
+                  <pic:nvPicPr>
+                    <pic:cNvPr id="0" name="f_setai.png"/>
+                    <pic:cNvPicPr/>
+                  </pic:nvPicPr>
+                  <pic:blipFill>
+                    <a:blip r:embed="rId11"/>
+                    <a:stretch>
+                      <a:fillRect/>
+                    </a:stretch>
+                  </pic:blipFill>
+                  <pic:spPr>
+                    <a:xfrm>
+                      <a:off x="0" y="0"/>
+                      <a:ext cx="5616000" cy="1388279"/>
+                    </a:xfrm>
+                    <a:prstGeom prst="rect"/>
+                  </pic:spPr>
+                </pic:pic>
+              </a:graphicData>
+            </a:graphic>
+          </wp:inline>
+        </w:drawing>
+      </w:r>
+    </w:p>
+    <w:p>
+      <w:pPr>
         <w:spacing w:after="120" w:line="276" w:lineRule="auto"/>
       </w:pPr>
       <w:r>
@@ -3273,6 +3515,59 @@
       <w:pPr>
         <w:spacing w:after="80"/>
       </w:pPr>
+    </w:p>
+    <w:p>
+      <w:pPr>
+        <w:spacing w:before="80" w:after="40"/>
+      </w:pPr>
+      <w:r>
+        <w:rPr>
+          <w:rFonts w:ascii="BIZ UDPゴシック" w:hAnsi="BIZ UDPゴシック" w:eastAsia="BIZ UDPゴシック"/>
+          <w:b/>
+          <w:sz w:val="18"/>
+        </w:rPr>
+        <w:t>【図表4】　在宅生活の維持の見通しと就労継続（n=98）</w:t>
+      </w:r>
+    </w:p>
+    <w:p>
+      <w:pPr>
+        <w:spacing w:after="160"/>
+        <w:jc w:val="center"/>
+      </w:pPr>
+      <w:r>
+        <w:drawing>
+          <wp:inline xmlns:a="http://schemas.openxmlformats.org/drawingml/2006/main" xmlns:pic="http://schemas.openxmlformats.org/drawingml/2006/picture">
+            <wp:extent cx="5616000" cy="1784596"/>
+            <wp:docPr id="4" name="Picture 4"/>
+            <wp:cNvGraphicFramePr>
+              <a:graphicFrameLocks noChangeAspect="1"/>
+            </wp:cNvGraphicFramePr>
+            <a:graphic>
+              <a:graphicData uri="http://schemas.openxmlformats.org/drawingml/2006/picture">
+                <pic:pic>
+                  <pic:nvPicPr>
+                    <pic:cNvPr id="0" name="f_iji.png"/>
+                    <pic:cNvPicPr/>
+                  </pic:nvPicPr>
+                  <pic:blipFill>
+                    <a:blip r:embed="rId12"/>
+                    <a:stretch>
+                      <a:fillRect/>
+                    </a:stretch>
+                  </pic:blipFill>
+                  <pic:spPr>
+                    <a:xfrm>
+                      <a:off x="0" y="0"/>
+                      <a:ext cx="5616000" cy="1784596"/>
+                    </a:xfrm>
+                    <a:prstGeom prst="rect"/>
+                  </pic:spPr>
+                </pic:pic>
+              </a:graphicData>
+            </a:graphic>
+          </wp:inline>
+        </w:drawing>
+      </w:r>
     </w:p>
     <w:p>
       <w:pPr>
@@ -3841,6 +4136,59 @@
     </w:p>
     <w:p>
       <w:pPr>
+        <w:spacing w:before="80" w:after="40"/>
+      </w:pPr>
+      <w:r>
+        <w:rPr>
+          <w:rFonts w:ascii="BIZ UDPゴシック" w:hAnsi="BIZ UDPゴシック" w:eastAsia="BIZ UDPゴシック"/>
+          <w:b/>
+          <w:sz w:val="18"/>
+        </w:rPr>
+        <w:t>【図表5】　在宅生活の継続を困難にしている要因（本人の状態等・複数回答）</w:t>
+      </w:r>
+    </w:p>
+    <w:p>
+      <w:pPr>
+        <w:spacing w:after="160"/>
+        <w:jc w:val="center"/>
+      </w:pPr>
+      <w:r>
+        <w:drawing>
+          <wp:inline xmlns:a="http://schemas.openxmlformats.org/drawingml/2006/main" xmlns:pic="http://schemas.openxmlformats.org/drawingml/2006/picture">
+            <wp:extent cx="5616000" cy="1995738"/>
+            <wp:docPr id="5" name="Picture 5"/>
+            <wp:cNvGraphicFramePr>
+              <a:graphicFrameLocks noChangeAspect="1"/>
+            </wp:cNvGraphicFramePr>
+            <a:graphic>
+              <a:graphicData uri="http://schemas.openxmlformats.org/drawingml/2006/picture">
+                <pic:pic>
+                  <pic:nvPicPr>
+                    <pic:cNvPr id="0" name="f_honnin.png"/>
+                    <pic:cNvPicPr/>
+                  </pic:nvPicPr>
+                  <pic:blipFill>
+                    <a:blip r:embed="rId13"/>
+                    <a:stretch>
+                      <a:fillRect/>
+                    </a:stretch>
+                  </pic:blipFill>
+                  <pic:spPr>
+                    <a:xfrm>
+                      <a:off x="0" y="0"/>
+                      <a:ext cx="5616000" cy="1995738"/>
+                    </a:xfrm>
+                    <a:prstGeom prst="rect"/>
+                  </pic:spPr>
+                </pic:pic>
+              </a:graphicData>
+            </a:graphic>
+          </wp:inline>
+        </w:drawing>
+      </w:r>
+    </w:p>
+    <w:p>
+      <w:pPr>
         <w:spacing w:after="120" w:line="276" w:lineRule="auto"/>
       </w:pPr>
       <w:r>
@@ -4447,6 +4795,59 @@
     </w:p>
     <w:p>
       <w:pPr>
+        <w:spacing w:before="80" w:after="40"/>
+      </w:pPr>
+      <w:r>
+        <w:rPr>
+          <w:rFonts w:ascii="BIZ UDPゴシック" w:hAnsi="BIZ UDPゴシック" w:eastAsia="BIZ UDPゴシック"/>
+          <w:b/>
+          <w:sz w:val="18"/>
+        </w:rPr>
+        <w:t>【図表6】　在宅生活の継続を困難にしている要因（家族等介護者・複数回答）</w:t>
+      </w:r>
+    </w:p>
+    <w:p>
+      <w:pPr>
+        <w:spacing w:after="160"/>
+        <w:jc w:val="center"/>
+      </w:pPr>
+      <w:r>
+        <w:drawing>
+          <wp:inline xmlns:a="http://schemas.openxmlformats.org/drawingml/2006/main" xmlns:pic="http://schemas.openxmlformats.org/drawingml/2006/picture">
+            <wp:extent cx="5616000" cy="2024609"/>
+            <wp:docPr id="6" name="Picture 6"/>
+            <wp:cNvGraphicFramePr>
+              <a:graphicFrameLocks noChangeAspect="1"/>
+            </wp:cNvGraphicFramePr>
+            <a:graphic>
+              <a:graphicData uri="http://schemas.openxmlformats.org/drawingml/2006/picture">
+                <pic:pic>
+                  <pic:nvPicPr>
+                    <pic:cNvPr id="0" name="f_kazoku.png"/>
+                    <pic:cNvPicPr/>
+                  </pic:nvPicPr>
+                  <pic:blipFill>
+                    <a:blip r:embed="rId14"/>
+                    <a:stretch>
+                      <a:fillRect/>
+                    </a:stretch>
+                  </pic:blipFill>
+                  <pic:spPr>
+                    <a:xfrm>
+                      <a:off x="0" y="0"/>
+                      <a:ext cx="5616000" cy="2024609"/>
+                    </a:xfrm>
+                    <a:prstGeom prst="rect"/>
+                  </pic:spPr>
+                </pic:pic>
+              </a:graphicData>
+            </a:graphic>
+          </wp:inline>
+        </w:drawing>
+      </w:r>
+    </w:p>
+    <w:p>
+      <w:pPr>
         <w:spacing w:after="120" w:line="276" w:lineRule="auto"/>
       </w:pPr>
       <w:r>
@@ -5175,6 +5576,59 @@
     </w:p>
     <w:p>
       <w:pPr>
+        <w:spacing w:before="80" w:after="40"/>
+      </w:pPr>
+      <w:r>
+        <w:rPr>
+          <w:rFonts w:ascii="BIZ UDPゴシック" w:hAnsi="BIZ UDPゴシック" w:eastAsia="BIZ UDPゴシック"/>
+          <w:b/>
+          <w:sz w:val="18"/>
+        </w:rPr>
+        <w:t>【図表7】　主な介護者の負担となっている介護（上位10・複数回答）</w:t>
+      </w:r>
+    </w:p>
+    <w:p>
+      <w:pPr>
+        <w:spacing w:after="160"/>
+        <w:jc w:val="center"/>
+      </w:pPr>
+      <w:r>
+        <w:drawing>
+          <wp:inline xmlns:a="http://schemas.openxmlformats.org/drawingml/2006/main" xmlns:pic="http://schemas.openxmlformats.org/drawingml/2006/picture">
+            <wp:extent cx="5616000" cy="2613386"/>
+            <wp:docPr id="7" name="Picture 7"/>
+            <wp:cNvGraphicFramePr>
+              <a:graphicFrameLocks noChangeAspect="1"/>
+            </wp:cNvGraphicFramePr>
+            <a:graphic>
+              <a:graphicData uri="http://schemas.openxmlformats.org/drawingml/2006/picture">
+                <pic:pic>
+                  <pic:nvPicPr>
+                    <pic:cNvPr id="0" name="f_futan.png"/>
+                    <pic:cNvPicPr/>
+                  </pic:nvPicPr>
+                  <pic:blipFill>
+                    <a:blip r:embed="rId15"/>
+                    <a:stretch>
+                      <a:fillRect/>
+                    </a:stretch>
+                  </pic:blipFill>
+                  <pic:spPr>
+                    <a:xfrm>
+                      <a:off x="0" y="0"/>
+                      <a:ext cx="5616000" cy="2613386"/>
+                    </a:xfrm>
+                    <a:prstGeom prst="rect"/>
+                  </pic:spPr>
+                </pic:pic>
+              </a:graphicData>
+            </a:graphic>
+          </wp:inline>
+        </w:drawing>
+      </w:r>
+    </w:p>
+    <w:p>
+      <w:pPr>
         <w:spacing w:after="120" w:line="276" w:lineRule="auto"/>
       </w:pPr>
       <w:r>
@@ -5949,6 +6403,59 @@
     </w:p>
     <w:p>
       <w:pPr>
+        <w:spacing w:before="80" w:after="40"/>
+      </w:pPr>
+      <w:r>
+        <w:rPr>
+          <w:rFonts w:ascii="BIZ UDPゴシック" w:hAnsi="BIZ UDPゴシック" w:eastAsia="BIZ UDPゴシック"/>
+          <w:b/>
+          <w:sz w:val="18"/>
+        </w:rPr>
+        <w:t>【図表8】　必要な生活支援（複数回答）</w:t>
+      </w:r>
+    </w:p>
+    <w:p>
+      <w:pPr>
+        <w:spacing w:after="160"/>
+        <w:jc w:val="center"/>
+      </w:pPr>
+      <w:r>
+        <w:drawing>
+          <wp:inline xmlns:a="http://schemas.openxmlformats.org/drawingml/2006/main" xmlns:pic="http://schemas.openxmlformats.org/drawingml/2006/picture">
+            <wp:extent cx="5616000" cy="2809851"/>
+            <wp:docPr id="8" name="Picture 8"/>
+            <wp:cNvGraphicFramePr>
+              <a:graphicFrameLocks noChangeAspect="1"/>
+            </wp:cNvGraphicFramePr>
+            <a:graphic>
+              <a:graphicData uri="http://schemas.openxmlformats.org/drawingml/2006/picture">
+                <pic:pic>
+                  <pic:nvPicPr>
+                    <pic:cNvPr id="0" name="f_seikatsu.png"/>
+                    <pic:cNvPicPr/>
+                  </pic:nvPicPr>
+                  <pic:blipFill>
+                    <a:blip r:embed="rId16"/>
+                    <a:stretch>
+                      <a:fillRect/>
+                    </a:stretch>
+                  </pic:blipFill>
+                  <pic:spPr>
+                    <a:xfrm>
+                      <a:off x="0" y="0"/>
+                      <a:ext cx="5616000" cy="2809851"/>
+                    </a:xfrm>
+                    <a:prstGeom prst="rect"/>
+                  </pic:spPr>
+                </pic:pic>
+              </a:graphicData>
+            </a:graphic>
+          </wp:inline>
+        </w:drawing>
+      </w:r>
+    </w:p>
+    <w:p>
+      <w:pPr>
         <w:spacing w:after="120" w:line="276" w:lineRule="auto"/>
       </w:pPr>
       <w:r>
@@ -7223,6 +7730,59 @@
     </w:p>
     <w:p>
       <w:pPr>
+        <w:spacing w:before="80" w:after="40"/>
+      </w:pPr>
+      <w:r>
+        <w:rPr>
+          <w:rFonts w:ascii="BIZ UDPゴシック" w:hAnsi="BIZ UDPゴシック" w:eastAsia="BIZ UDPゴシック"/>
+          <w:b/>
+          <w:sz w:val="18"/>
+        </w:rPr>
+        <w:t>【図表9】　より適切と思われるサービス（複数回答）</w:t>
+      </w:r>
+    </w:p>
+    <w:p>
+      <w:pPr>
+        <w:spacing w:after="160"/>
+        <w:jc w:val="center"/>
+      </w:pPr>
+      <w:r>
+        <w:drawing>
+          <wp:inline xmlns:a="http://schemas.openxmlformats.org/drawingml/2006/main" xmlns:pic="http://schemas.openxmlformats.org/drawingml/2006/picture">
+            <wp:extent cx="5616000" cy="4416538"/>
+            <wp:docPr id="9" name="Picture 9"/>
+            <wp:cNvGraphicFramePr>
+              <a:graphicFrameLocks noChangeAspect="1"/>
+            </wp:cNvGraphicFramePr>
+            <a:graphic>
+              <a:graphicData uri="http://schemas.openxmlformats.org/drawingml/2006/picture">
+                <pic:pic>
+                  <pic:nvPicPr>
+                    <pic:cNvPr id="0" name="f_svc.png"/>
+                    <pic:cNvPicPr/>
+                  </pic:nvPicPr>
+                  <pic:blipFill>
+                    <a:blip r:embed="rId17"/>
+                    <a:stretch>
+                      <a:fillRect/>
+                    </a:stretch>
+                  </pic:blipFill>
+                  <pic:spPr>
+                    <a:xfrm>
+                      <a:off x="0" y="0"/>
+                      <a:ext cx="5616000" cy="4416538"/>
+                    </a:xfrm>
+                    <a:prstGeom prst="rect"/>
+                  </pic:spPr>
+                </pic:pic>
+              </a:graphicData>
+            </a:graphic>
+          </wp:inline>
+        </w:drawing>
+      </w:r>
+    </w:p>
+    <w:p>
+      <w:pPr>
         <w:spacing w:after="120" w:line="276" w:lineRule="auto"/>
       </w:pPr>
       <w:r>
@@ -7602,6 +8162,59 @@
       <w:pPr>
         <w:spacing w:after="80"/>
       </w:pPr>
+    </w:p>
+    <w:p>
+      <w:pPr>
+        <w:spacing w:before="80" w:after="40"/>
+      </w:pPr>
+      <w:r>
+        <w:rPr>
+          <w:rFonts w:ascii="BIZ UDPゴシック" w:hAnsi="BIZ UDPゴシック" w:eastAsia="BIZ UDPゴシック"/>
+          <w:b/>
+          <w:sz w:val="18"/>
+        </w:rPr>
+        <w:t>【図表10】　施設等への入所の緊急度（n=60）</w:t>
+      </w:r>
+    </w:p>
+    <w:p>
+      <w:pPr>
+        <w:spacing w:after="160"/>
+        <w:jc w:val="center"/>
+      </w:pPr>
+      <w:r>
+        <w:drawing>
+          <wp:inline xmlns:a="http://schemas.openxmlformats.org/drawingml/2006/main" xmlns:pic="http://schemas.openxmlformats.org/drawingml/2006/picture">
+            <wp:extent cx="5616000" cy="1388279"/>
+            <wp:docPr id="10" name="Picture 10"/>
+            <wp:cNvGraphicFramePr>
+              <a:graphicFrameLocks noChangeAspect="1"/>
+            </wp:cNvGraphicFramePr>
+            <a:graphic>
+              <a:graphicData uri="http://schemas.openxmlformats.org/drawingml/2006/picture">
+                <pic:pic>
+                  <pic:nvPicPr>
+                    <pic:cNvPr id="0" name="f_kinkyu.png"/>
+                    <pic:cNvPicPr/>
+                  </pic:nvPicPr>
+                  <pic:blipFill>
+                    <a:blip r:embed="rId18"/>
+                    <a:stretch>
+                      <a:fillRect/>
+                    </a:stretch>
+                  </pic:blipFill>
+                  <pic:spPr>
+                    <a:xfrm>
+                      <a:off x="0" y="0"/>
+                      <a:ext cx="5616000" cy="1388279"/>
+                    </a:xfrm>
+                    <a:prstGeom prst="rect"/>
+                  </pic:spPr>
+                </pic:pic>
+              </a:graphicData>
+            </a:graphic>
+          </wp:inline>
+        </w:drawing>
+      </w:r>
     </w:p>
     <w:p>
       <w:pPr>
@@ -8028,6 +8641,59 @@
     </w:p>
     <w:p>
       <w:pPr>
+        <w:spacing w:before="80" w:after="40"/>
+      </w:pPr>
+      <w:r>
+        <w:rPr>
+          <w:rFonts w:ascii="BIZ UDPゴシック" w:hAnsi="BIZ UDPゴシック" w:eastAsia="BIZ UDPゴシック"/>
+          <w:b/>
+          <w:sz w:val="18"/>
+        </w:rPr>
+        <w:t>【図表11】　入所できていない理由</w:t>
+      </w:r>
+    </w:p>
+    <w:p>
+      <w:pPr>
+        <w:spacing w:after="160"/>
+        <w:jc w:val="center"/>
+      </w:pPr>
+      <w:r>
+        <w:drawing>
+          <wp:inline xmlns:a="http://schemas.openxmlformats.org/drawingml/2006/main" xmlns:pic="http://schemas.openxmlformats.org/drawingml/2006/picture">
+            <wp:extent cx="5616000" cy="1863412"/>
+            <wp:docPr id="11" name="Picture 11"/>
+            <wp:cNvGraphicFramePr>
+              <a:graphicFrameLocks noChangeAspect="1"/>
+            </wp:cNvGraphicFramePr>
+            <a:graphic>
+              <a:graphicData uri="http://schemas.openxmlformats.org/drawingml/2006/picture">
+                <pic:pic>
+                  <pic:nvPicPr>
+                    <pic:cNvPr id="0" name="f_riyu.png"/>
+                    <pic:cNvPicPr/>
+                  </pic:nvPicPr>
+                  <pic:blipFill>
+                    <a:blip r:embed="rId19"/>
+                    <a:stretch>
+                      <a:fillRect/>
+                    </a:stretch>
+                  </pic:blipFill>
+                  <pic:spPr>
+                    <a:xfrm>
+                      <a:off x="0" y="0"/>
+                      <a:ext cx="5616000" cy="1863412"/>
+                    </a:xfrm>
+                    <a:prstGeom prst="rect"/>
+                  </pic:spPr>
+                </pic:pic>
+              </a:graphicData>
+            </a:graphic>
+          </wp:inline>
+        </w:drawing>
+      </w:r>
+    </w:p>
+    <w:p>
+      <w:pPr>
         <w:spacing w:after="120" w:line="276" w:lineRule="auto"/>
       </w:pPr>
       <w:r>
@@ -9240,6 +9906,59 @@
       </w:pPr>
     </w:p>
     <w:p>
+      <w:pPr>
+        <w:spacing w:before="80" w:after="40"/>
+      </w:pPr>
+      <w:r>
+        <w:rPr>
+          <w:rFonts w:ascii="BIZ UDPゴシック" w:hAnsi="BIZ UDPゴシック" w:eastAsia="BIZ UDPゴシック"/>
+          <w:b/>
+          <w:sz w:val="18"/>
+        </w:rPr>
+        <w:t>【図表12】　過去1年間の居場所の変更先（171人）</w:t>
+      </w:r>
+    </w:p>
+    <w:p>
+      <w:pPr>
+        <w:spacing w:after="160"/>
+        <w:jc w:val="center"/>
+      </w:pPr>
+      <w:r>
+        <w:drawing>
+          <wp:inline xmlns:a="http://schemas.openxmlformats.org/drawingml/2006/main" xmlns:pic="http://schemas.openxmlformats.org/drawingml/2006/picture">
+            <wp:extent cx="5616000" cy="4019366"/>
+            <wp:docPr id="12" name="Picture 12"/>
+            <wp:cNvGraphicFramePr>
+              <a:graphicFrameLocks noChangeAspect="1"/>
+            </wp:cNvGraphicFramePr>
+            <a:graphic>
+              <a:graphicData uri="http://schemas.openxmlformats.org/drawingml/2006/picture">
+                <pic:pic>
+                  <pic:nvPicPr>
+                    <pic:cNvPr id="0" name="f_henkou.png"/>
+                    <pic:cNvPicPr/>
+                  </pic:nvPicPr>
+                  <pic:blipFill>
+                    <a:blip r:embed="rId20"/>
+                    <a:stretch>
+                      <a:fillRect/>
+                    </a:stretch>
+                  </pic:blipFill>
+                  <pic:spPr>
+                    <a:xfrm>
+                      <a:off x="0" y="0"/>
+                      <a:ext cx="5616000" cy="4019366"/>
+                    </a:xfrm>
+                    <a:prstGeom prst="rect"/>
+                  </pic:spPr>
+                </pic:pic>
+              </a:graphicData>
+            </a:graphic>
+          </wp:inline>
+        </w:drawing>
+      </w:r>
+    </w:p>
+    <w:p>
       <w:r>
         <w:br w:type="page"/>
       </w:r>
@@ -10007,6 +10726,59 @@
     </w:p>
     <w:p>
       <w:pPr>
+        <w:spacing w:before="80" w:after="40"/>
+      </w:pPr>
+      <w:r>
+        <w:rPr>
+          <w:rFonts w:ascii="BIZ UDPゴシック" w:hAnsi="BIZ UDPゴシック" w:eastAsia="BIZ UDPゴシック"/>
+          <w:b/>
+          <w:sz w:val="18"/>
+        </w:rPr>
+        <w:t>【図表13】　種別ごとの入所率（回答した18施設）</w:t>
+      </w:r>
+    </w:p>
+    <w:p>
+      <w:pPr>
+        <w:spacing w:after="160"/>
+        <w:jc w:val="center"/>
+      </w:pPr>
+      <w:r>
+        <w:drawing>
+          <wp:inline xmlns:a="http://schemas.openxmlformats.org/drawingml/2006/main" xmlns:pic="http://schemas.openxmlformats.org/drawingml/2006/picture">
+            <wp:extent cx="5616000" cy="1920941"/>
+            <wp:docPr id="13" name="Picture 13"/>
+            <wp:cNvGraphicFramePr>
+              <a:graphicFrameLocks noChangeAspect="1"/>
+            </wp:cNvGraphicFramePr>
+            <a:graphic>
+              <a:graphicData uri="http://schemas.openxmlformats.org/drawingml/2006/picture">
+                <pic:pic>
+                  <pic:nvPicPr>
+                    <pic:cNvPr id="0" name="f_nyusho.png"/>
+                    <pic:cNvPicPr/>
+                  </pic:nvPicPr>
+                  <pic:blipFill>
+                    <a:blip r:embed="rId21"/>
+                    <a:stretch>
+                      <a:fillRect/>
+                    </a:stretch>
+                  </pic:blipFill>
+                  <pic:spPr>
+                    <a:xfrm>
+                      <a:off x="0" y="0"/>
+                      <a:ext cx="5616000" cy="1920941"/>
+                    </a:xfrm>
+                    <a:prstGeom prst="rect"/>
+                  </pic:spPr>
+                </pic:pic>
+              </a:graphicData>
+            </a:graphic>
+          </wp:inline>
+        </w:drawing>
+      </w:r>
+    </w:p>
+    <w:p>
+      <w:pPr>
         <w:pStyle w:val="note"/>
         <w:spacing w:after="80" w:line="276" w:lineRule="auto"/>
       </w:pPr>
@@ -10546,6 +11318,59 @@
       <w:pPr>
         <w:spacing w:after="80"/>
       </w:pPr>
+    </w:p>
+    <w:p>
+      <w:pPr>
+        <w:spacing w:before="80" w:after="40"/>
+      </w:pPr>
+      <w:r>
+        <w:rPr>
+          <w:rFonts w:ascii="BIZ UDPゴシック" w:hAnsi="BIZ UDPゴシック" w:eastAsia="BIZ UDPゴシック"/>
+          <w:b/>
+          <w:sz w:val="18"/>
+        </w:rPr>
+        <w:t>【図表14】　種別ごとの入所者の要介護度（重いほど濃い）</w:t>
+      </w:r>
+    </w:p>
+    <w:p>
+      <w:pPr>
+        <w:spacing w:after="160"/>
+        <w:jc w:val="center"/>
+      </w:pPr>
+      <w:r>
+        <w:drawing>
+          <wp:inline xmlns:a="http://schemas.openxmlformats.org/drawingml/2006/main" xmlns:pic="http://schemas.openxmlformats.org/drawingml/2006/picture">
+            <wp:extent cx="5616000" cy="3669704"/>
+            <wp:docPr id="14" name="Picture 14"/>
+            <wp:cNvGraphicFramePr>
+              <a:graphicFrameLocks noChangeAspect="1"/>
+            </wp:cNvGraphicFramePr>
+            <a:graphic>
+              <a:graphicData uri="http://schemas.openxmlformats.org/drawingml/2006/picture">
+                <pic:pic>
+                  <pic:nvPicPr>
+                    <pic:cNvPr id="0" name="f_shubetsu_kaigo.png"/>
+                    <pic:cNvPicPr/>
+                  </pic:nvPicPr>
+                  <pic:blipFill>
+                    <a:blip r:embed="rId22"/>
+                    <a:stretch>
+                      <a:fillRect/>
+                    </a:stretch>
+                  </pic:blipFill>
+                  <pic:spPr>
+                    <a:xfrm>
+                      <a:off x="0" y="0"/>
+                      <a:ext cx="5616000" cy="3669704"/>
+                    </a:xfrm>
+                    <a:prstGeom prst="rect"/>
+                  </pic:spPr>
+                </pic:pic>
+              </a:graphicData>
+            </a:graphic>
+          </wp:inline>
+        </w:drawing>
+      </w:r>
     </w:p>
     <w:p>
       <w:pPr>
@@ -11155,6 +11980,59 @@
     </w:p>
     <w:p>
       <w:pPr>
+        <w:spacing w:before="80" w:after="40"/>
+      </w:pPr>
+      <w:r>
+        <w:rPr>
+          <w:rFonts w:ascii="BIZ UDPゴシック" w:hAnsi="BIZ UDPゴシック" w:eastAsia="BIZ UDPゴシック"/>
+          <w:b/>
+          <w:sz w:val="18"/>
+        </w:rPr>
+        <w:t>【図表15】　特定施設入居者生活介護の入居者の要介護度（154人）</w:t>
+      </w:r>
+    </w:p>
+    <w:p>
+      <w:pPr>
+        <w:spacing w:after="160"/>
+        <w:jc w:val="center"/>
+      </w:pPr>
+      <w:r>
+        <w:drawing>
+          <wp:inline xmlns:a="http://schemas.openxmlformats.org/drawingml/2006/main" xmlns:pic="http://schemas.openxmlformats.org/drawingml/2006/picture">
+            <wp:extent cx="5616000" cy="2483296"/>
+            <wp:docPr id="15" name="Picture 15"/>
+            <wp:cNvGraphicFramePr>
+              <a:graphicFrameLocks noChangeAspect="1"/>
+            </wp:cNvGraphicFramePr>
+            <a:graphic>
+              <a:graphicData uri="http://schemas.openxmlformats.org/drawingml/2006/picture">
+                <pic:pic>
+                  <pic:nvPicPr>
+                    <pic:cNvPr id="0" name="f_tokutei_kaigo.png"/>
+                    <pic:cNvPicPr/>
+                  </pic:nvPicPr>
+                  <pic:blipFill>
+                    <a:blip r:embed="rId23"/>
+                    <a:stretch>
+                      <a:fillRect/>
+                    </a:stretch>
+                  </pic:blipFill>
+                  <pic:spPr>
+                    <a:xfrm>
+                      <a:off x="0" y="0"/>
+                      <a:ext cx="5616000" cy="2483296"/>
+                    </a:xfrm>
+                    <a:prstGeom prst="rect"/>
+                  </pic:spPr>
+                </pic:pic>
+              </a:graphicData>
+            </a:graphic>
+          </wp:inline>
+        </w:drawing>
+      </w:r>
+    </w:p>
+    <w:p>
+      <w:pPr>
         <w:pStyle w:val="note"/>
         <w:spacing w:after="80" w:line="276" w:lineRule="auto"/>
       </w:pPr>
@@ -11694,6 +12572,59 @@
       <w:pPr>
         <w:spacing w:after="80"/>
       </w:pPr>
+    </w:p>
+    <w:p>
+      <w:pPr>
+        <w:spacing w:before="80" w:after="40"/>
+      </w:pPr>
+      <w:r>
+        <w:rPr>
+          <w:rFonts w:ascii="BIZ UDPゴシック" w:hAnsi="BIZ UDPゴシック" w:eastAsia="BIZ UDPゴシック"/>
+          <w:b/>
+          <w:sz w:val="18"/>
+        </w:rPr>
+        <w:t>【図表16】　新規入所者の入所前の居場所（335人）</w:t>
+      </w:r>
+    </w:p>
+    <w:p>
+      <w:pPr>
+        <w:spacing w:after="160"/>
+        <w:jc w:val="center"/>
+      </w:pPr>
+      <w:r>
+        <w:drawing>
+          <wp:inline xmlns:a="http://schemas.openxmlformats.org/drawingml/2006/main" xmlns:pic="http://schemas.openxmlformats.org/drawingml/2006/picture">
+            <wp:extent cx="5616000" cy="1865628"/>
+            <wp:docPr id="16" name="Picture 16"/>
+            <wp:cNvGraphicFramePr>
+              <a:graphicFrameLocks noChangeAspect="1"/>
+            </wp:cNvGraphicFramePr>
+            <a:graphic>
+              <a:graphicData uri="http://schemas.openxmlformats.org/drawingml/2006/picture">
+                <pic:pic>
+                  <pic:nvPicPr>
+                    <pic:cNvPr id="0" name="f_nyushomae.png"/>
+                    <pic:cNvPicPr/>
+                  </pic:nvPicPr>
+                  <pic:blipFill>
+                    <a:blip r:embed="rId24"/>
+                    <a:stretch>
+                      <a:fillRect/>
+                    </a:stretch>
+                  </pic:blipFill>
+                  <pic:spPr>
+                    <a:xfrm>
+                      <a:off x="0" y="0"/>
+                      <a:ext cx="5616000" cy="1865628"/>
+                    </a:xfrm>
+                    <a:prstGeom prst="rect"/>
+                  </pic:spPr>
+                </pic:pic>
+              </a:graphicData>
+            </a:graphic>
+          </wp:inline>
+        </w:drawing>
+      </w:r>
     </w:p>
     <w:p>
       <w:pPr>
@@ -12242,6 +13173,59 @@
     </w:p>
     <w:p>
       <w:pPr>
+        <w:spacing w:before="80" w:after="40"/>
+      </w:pPr>
+      <w:r>
+        <w:rPr>
+          <w:rFonts w:ascii="BIZ UDPゴシック" w:hAnsi="BIZ UDPゴシック" w:eastAsia="BIZ UDPゴシック"/>
+          <w:b/>
+          <w:sz w:val="18"/>
+        </w:rPr>
+        <w:t>【図表17】　新規入所者の区域内・区域外の別</w:t>
+      </w:r>
+    </w:p>
+    <w:p>
+      <w:pPr>
+        <w:spacing w:after="160"/>
+        <w:jc w:val="center"/>
+      </w:pPr>
+      <w:r>
+        <w:drawing>
+          <wp:inline xmlns:a="http://schemas.openxmlformats.org/drawingml/2006/main" xmlns:pic="http://schemas.openxmlformats.org/drawingml/2006/picture">
+            <wp:extent cx="5616000" cy="3534378"/>
+            <wp:docPr id="17" name="Picture 17"/>
+            <wp:cNvGraphicFramePr>
+              <a:graphicFrameLocks noChangeAspect="1"/>
+            </wp:cNvGraphicFramePr>
+            <a:graphic>
+              <a:graphicData uri="http://schemas.openxmlformats.org/drawingml/2006/picture">
+                <pic:pic>
+                  <pic:nvPicPr>
+                    <pic:cNvPr id="0" name="f_kuiki.png"/>
+                    <pic:cNvPicPr/>
+                  </pic:nvPicPr>
+                  <pic:blipFill>
+                    <a:blip r:embed="rId25"/>
+                    <a:stretch>
+                      <a:fillRect/>
+                    </a:stretch>
+                  </pic:blipFill>
+                  <pic:spPr>
+                    <a:xfrm>
+                      <a:off x="0" y="0"/>
+                      <a:ext cx="5616000" cy="3534378"/>
+                    </a:xfrm>
+                    <a:prstGeom prst="rect"/>
+                  </pic:spPr>
+                </pic:pic>
+              </a:graphicData>
+            </a:graphic>
+          </wp:inline>
+        </w:drawing>
+      </w:r>
+    </w:p>
+    <w:p>
+      <w:pPr>
         <w:spacing w:after="120" w:line="276" w:lineRule="auto"/>
       </w:pPr>
       <w:r>
@@ -12660,6 +13644,59 @@
         <w:spacing w:after="80"/>
       </w:pPr>
     </w:p>
+    <w:p>
+      <w:pPr>
+        <w:spacing w:before="80" w:after="40"/>
+      </w:pPr>
+      <w:r>
+        <w:rPr>
+          <w:rFonts w:ascii="BIZ UDPゴシック" w:hAnsi="BIZ UDPゴシック" w:eastAsia="BIZ UDPゴシック"/>
+          <w:b/>
+          <w:sz w:val="18"/>
+        </w:rPr>
+        <w:t>【図表18】　退去者の退去先（349人）</w:t>
+      </w:r>
+    </w:p>
+    <w:p>
+      <w:pPr>
+        <w:spacing w:after="160"/>
+        <w:jc w:val="center"/>
+      </w:pPr>
+      <w:r>
+        <w:drawing>
+          <wp:inline xmlns:a="http://schemas.openxmlformats.org/drawingml/2006/main" xmlns:pic="http://schemas.openxmlformats.org/drawingml/2006/picture">
+            <wp:extent cx="5616000" cy="1660763"/>
+            <wp:docPr id="18" name="Picture 18"/>
+            <wp:cNvGraphicFramePr>
+              <a:graphicFrameLocks noChangeAspect="1"/>
+            </wp:cNvGraphicFramePr>
+            <a:graphic>
+              <a:graphicData uri="http://schemas.openxmlformats.org/drawingml/2006/picture">
+                <pic:pic>
+                  <pic:nvPicPr>
+                    <pic:cNvPr id="0" name="f_taikyosaki.png"/>
+                    <pic:cNvPicPr/>
+                  </pic:nvPicPr>
+                  <pic:blipFill>
+                    <a:blip r:embed="rId26"/>
+                    <a:stretch>
+                      <a:fillRect/>
+                    </a:stretch>
+                  </pic:blipFill>
+                  <pic:spPr>
+                    <a:xfrm>
+                      <a:off x="0" y="0"/>
+                      <a:ext cx="5616000" cy="1660763"/>
+                    </a:xfrm>
+                    <a:prstGeom prst="rect"/>
+                  </pic:spPr>
+                </pic:pic>
+              </a:graphicData>
+            </a:graphic>
+          </wp:inline>
+        </w:drawing>
+      </w:r>
+    </w:p>
     <w:tbl>
       <w:tblPr>
         <w:tblStyle w:val="TableGrid"/>
@@ -13130,6 +14167,59 @@
       <w:pPr>
         <w:spacing w:after="80"/>
       </w:pPr>
+    </w:p>
+    <w:p>
+      <w:pPr>
+        <w:spacing w:before="80" w:after="40"/>
+      </w:pPr>
+      <w:r>
+        <w:rPr>
+          <w:rFonts w:ascii="BIZ UDPゴシック" w:hAnsi="BIZ UDPゴシック" w:eastAsia="BIZ UDPゴシック"/>
+          <w:b/>
+          <w:sz w:val="18"/>
+        </w:rPr>
+        <w:t>【図表19】　退去理由（複数回答）</w:t>
+      </w:r>
+    </w:p>
+    <w:p>
+      <w:pPr>
+        <w:spacing w:after="160"/>
+        <w:jc w:val="center"/>
+      </w:pPr>
+      <w:r>
+        <w:drawing>
+          <wp:inline xmlns:a="http://schemas.openxmlformats.org/drawingml/2006/main" xmlns:pic="http://schemas.openxmlformats.org/drawingml/2006/picture">
+            <wp:extent cx="5616000" cy="2653673"/>
+            <wp:docPr id="19" name="Picture 19"/>
+            <wp:cNvGraphicFramePr>
+              <a:graphicFrameLocks noChangeAspect="1"/>
+            </wp:cNvGraphicFramePr>
+            <a:graphic>
+              <a:graphicData uri="http://schemas.openxmlformats.org/drawingml/2006/picture">
+                <pic:pic>
+                  <pic:nvPicPr>
+                    <pic:cNvPr id="0" name="f_taikyoriyu.png"/>
+                    <pic:cNvPicPr/>
+                  </pic:nvPicPr>
+                  <pic:blipFill>
+                    <a:blip r:embed="rId27"/>
+                    <a:stretch>
+                      <a:fillRect/>
+                    </a:stretch>
+                  </pic:blipFill>
+                  <pic:spPr>
+                    <a:xfrm>
+                      <a:off x="0" y="0"/>
+                      <a:ext cx="5616000" cy="2653673"/>
+                    </a:xfrm>
+                    <a:prstGeom prst="rect"/>
+                  </pic:spPr>
+                </pic:pic>
+              </a:graphicData>
+            </a:graphic>
+          </wp:inline>
+        </w:drawing>
+      </w:r>
     </w:p>
     <w:p>
       <w:pPr>
@@ -14061,6 +15151,59 @@
     </w:p>
     <w:p>
       <w:pPr>
+        <w:spacing w:before="80" w:after="40"/>
+      </w:pPr>
+      <w:r>
+        <w:rPr>
+          <w:rFonts w:ascii="BIZ UDPゴシック" w:hAnsi="BIZ UDPゴシック" w:eastAsia="BIZ UDPゴシック"/>
+          <w:b/>
+          <w:sz w:val="18"/>
+        </w:rPr>
+        <w:t>【図表20】　受け入れ可能な医療処置（複数回答・18施設）</w:t>
+      </w:r>
+    </w:p>
+    <w:p>
+      <w:pPr>
+        <w:spacing w:after="160"/>
+        <w:jc w:val="center"/>
+      </w:pPr>
+      <w:r>
+        <w:drawing>
+          <wp:inline xmlns:a="http://schemas.openxmlformats.org/drawingml/2006/main" xmlns:pic="http://schemas.openxmlformats.org/drawingml/2006/picture">
+            <wp:extent cx="5616000" cy="3793531"/>
+            <wp:docPr id="20" name="Picture 20"/>
+            <wp:cNvGraphicFramePr>
+              <a:graphicFrameLocks noChangeAspect="1"/>
+            </wp:cNvGraphicFramePr>
+            <a:graphic>
+              <a:graphicData uri="http://schemas.openxmlformats.org/drawingml/2006/picture">
+                <pic:pic>
+                  <pic:nvPicPr>
+                    <pic:cNvPr id="0" name="f_iryo.png"/>
+                    <pic:cNvPicPr/>
+                  </pic:nvPicPr>
+                  <pic:blipFill>
+                    <a:blip r:embed="rId28"/>
+                    <a:stretch>
+                      <a:fillRect/>
+                    </a:stretch>
+                  </pic:blipFill>
+                  <pic:spPr>
+                    <a:xfrm>
+                      <a:off x="0" y="0"/>
+                      <a:ext cx="5616000" cy="3793531"/>
+                    </a:xfrm>
+                    <a:prstGeom prst="rect"/>
+                  </pic:spPr>
+                </pic:pic>
+              </a:graphicData>
+            </a:graphic>
+          </wp:inline>
+        </w:drawing>
+      </w:r>
+    </w:p>
+    <w:p>
+      <w:pPr>
         <w:spacing w:after="120" w:line="276" w:lineRule="auto"/>
       </w:pPr>
       <w:r>
@@ -14869,6 +16012,59 @@
       <w:pPr>
         <w:spacing w:after="80"/>
       </w:pPr>
+    </w:p>
+    <w:p>
+      <w:pPr>
+        <w:spacing w:before="80" w:after="40"/>
+      </w:pPr>
+      <w:r>
+        <w:rPr>
+          <w:rFonts w:ascii="BIZ UDPゴシック" w:hAnsi="BIZ UDPゴシック" w:eastAsia="BIZ UDPゴシック"/>
+          <w:b/>
+          <w:sz w:val="18"/>
+        </w:rPr>
+        <w:t>【図表21】　サービス区分別の介護職員数（348人・重複を除く）</w:t>
+      </w:r>
+    </w:p>
+    <w:p>
+      <w:pPr>
+        <w:spacing w:after="160"/>
+        <w:jc w:val="center"/>
+      </w:pPr>
+      <w:r>
+        <w:drawing>
+          <wp:inline xmlns:a="http://schemas.openxmlformats.org/drawingml/2006/main" xmlns:pic="http://schemas.openxmlformats.org/drawingml/2006/picture">
+            <wp:extent cx="5616000" cy="3137306"/>
+            <wp:docPr id="21" name="Picture 21"/>
+            <wp:cNvGraphicFramePr>
+              <a:graphicFrameLocks noChangeAspect="1"/>
+            </wp:cNvGraphicFramePr>
+            <a:graphic>
+              <a:graphicData uri="http://schemas.openxmlformats.org/drawingml/2006/picture">
+                <pic:pic>
+                  <pic:nvPicPr>
+                    <pic:cNvPr id="0" name="f_cat_shokuin.png"/>
+                    <pic:cNvPicPr/>
+                  </pic:nvPicPr>
+                  <pic:blipFill>
+                    <a:blip r:embed="rId29"/>
+                    <a:stretch>
+                      <a:fillRect/>
+                    </a:stretch>
+                  </pic:blipFill>
+                  <pic:spPr>
+                    <a:xfrm>
+                      <a:off x="0" y="0"/>
+                      <a:ext cx="5616000" cy="3137306"/>
+                    </a:xfrm>
+                    <a:prstGeom prst="rect"/>
+                  </pic:spPr>
+                </pic:pic>
+              </a:graphicData>
+            </a:graphic>
+          </wp:inline>
+        </w:drawing>
+      </w:r>
     </w:p>
     <w:p>
       <w:pPr>
@@ -15333,6 +16529,59 @@
     </w:p>
     <w:p>
       <w:pPr>
+        <w:spacing w:before="80" w:after="40"/>
+      </w:pPr>
+      <w:r>
+        <w:rPr>
+          <w:rFonts w:ascii="BIZ UDPゴシック" w:hAnsi="BIZ UDPゴシック" w:eastAsia="BIZ UDPゴシック"/>
+          <w:b/>
+          <w:sz w:val="18"/>
+        </w:rPr>
+        <w:t>【図表22】　介護職員の常勤・非常勤の別</w:t>
+      </w:r>
+    </w:p>
+    <w:p>
+      <w:pPr>
+        <w:spacing w:after="160"/>
+        <w:jc w:val="center"/>
+      </w:pPr>
+      <w:r>
+        <w:drawing>
+          <wp:inline xmlns:a="http://schemas.openxmlformats.org/drawingml/2006/main" xmlns:pic="http://schemas.openxmlformats.org/drawingml/2006/picture">
+            <wp:extent cx="5616000" cy="1947449"/>
+            <wp:docPr id="22" name="Picture 22"/>
+            <wp:cNvGraphicFramePr>
+              <a:graphicFrameLocks noChangeAspect="1"/>
+            </wp:cNvGraphicFramePr>
+            <a:graphic>
+              <a:graphicData uri="http://schemas.openxmlformats.org/drawingml/2006/picture">
+                <pic:pic>
+                  <pic:nvPicPr>
+                    <pic:cNvPr id="0" name="f_kinmu_kubun.png"/>
+                    <pic:cNvPicPr/>
+                  </pic:nvPicPr>
+                  <pic:blipFill>
+                    <a:blip r:embed="rId30"/>
+                    <a:stretch>
+                      <a:fillRect/>
+                    </a:stretch>
+                  </pic:blipFill>
+                  <pic:spPr>
+                    <a:xfrm>
+                      <a:off x="0" y="0"/>
+                      <a:ext cx="5616000" cy="1947449"/>
+                    </a:xfrm>
+                    <a:prstGeom prst="rect"/>
+                  </pic:spPr>
+                </pic:pic>
+              </a:graphicData>
+            </a:graphic>
+          </wp:inline>
+        </w:drawing>
+      </w:r>
+    </w:p>
+    <w:p>
+      <w:pPr>
         <w:spacing w:after="120" w:line="276" w:lineRule="auto"/>
       </w:pPr>
       <w:r>
@@ -15666,6 +16915,59 @@
     </w:p>
     <w:p>
       <w:pPr>
+        <w:spacing w:before="80" w:after="40"/>
+      </w:pPr>
+      <w:r>
+        <w:rPr>
+          <w:rFonts w:ascii="BIZ UDPゴシック" w:hAnsi="BIZ UDPゴシック" w:eastAsia="BIZ UDPゴシック"/>
+          <w:b/>
+          <w:sz w:val="18"/>
+        </w:rPr>
+        <w:t>【図表23】　令和6年度の採用者数と離職者数（重複を除く）</w:t>
+      </w:r>
+    </w:p>
+    <w:p>
+      <w:pPr>
+        <w:spacing w:after="160"/>
+        <w:jc w:val="center"/>
+      </w:pPr>
+      <w:r>
+        <w:drawing>
+          <wp:inline xmlns:a="http://schemas.openxmlformats.org/drawingml/2006/main" xmlns:pic="http://schemas.openxmlformats.org/drawingml/2006/picture">
+            <wp:extent cx="5616000" cy="2866161"/>
+            <wp:docPr id="23" name="Picture 23"/>
+            <wp:cNvGraphicFramePr>
+              <a:graphicFrameLocks noChangeAspect="1"/>
+            </wp:cNvGraphicFramePr>
+            <a:graphic>
+              <a:graphicData uri="http://schemas.openxmlformats.org/drawingml/2006/picture">
+                <pic:pic>
+                  <pic:nvPicPr>
+                    <pic:cNvPr id="0" name="f_saiyo.png"/>
+                    <pic:cNvPicPr/>
+                  </pic:nvPicPr>
+                  <pic:blipFill>
+                    <a:blip r:embed="rId31"/>
+                    <a:stretch>
+                      <a:fillRect/>
+                    </a:stretch>
+                  </pic:blipFill>
+                  <pic:spPr>
+                    <a:xfrm>
+                      <a:off x="0" y="0"/>
+                      <a:ext cx="5616000" cy="2866161"/>
+                    </a:xfrm>
+                    <a:prstGeom prst="rect"/>
+                  </pic:spPr>
+                </pic:pic>
+              </a:graphicData>
+            </a:graphic>
+          </wp:inline>
+        </w:drawing>
+      </w:r>
+    </w:p>
+    <w:p>
+      <w:pPr>
         <w:spacing w:after="120" w:line="276" w:lineRule="auto"/>
       </w:pPr>
       <w:r>
@@ -16169,6 +17471,59 @@
       <w:pPr>
         <w:spacing w:after="80"/>
       </w:pPr>
+    </w:p>
+    <w:p>
+      <w:pPr>
+        <w:spacing w:before="80" w:after="40"/>
+      </w:pPr>
+      <w:r>
+        <w:rPr>
+          <w:rFonts w:ascii="BIZ UDPゴシック" w:hAnsi="BIZ UDPゴシック" w:eastAsia="BIZ UDPゴシック"/>
+          <w:b/>
+          <w:sz w:val="18"/>
+        </w:rPr>
+        <w:t>【図表24】　資格の取得・研修の修了状況（n=316）</w:t>
+      </w:r>
+    </w:p>
+    <w:p>
+      <w:pPr>
+        <w:spacing w:after="160"/>
+        <w:jc w:val="center"/>
+      </w:pPr>
+      <w:r>
+        <w:drawing>
+          <wp:inline xmlns:a="http://schemas.openxmlformats.org/drawingml/2006/main" xmlns:pic="http://schemas.openxmlformats.org/drawingml/2006/picture">
+            <wp:extent cx="5616000" cy="1388279"/>
+            <wp:docPr id="24" name="Picture 24"/>
+            <wp:cNvGraphicFramePr>
+              <a:graphicFrameLocks noChangeAspect="1"/>
+            </wp:cNvGraphicFramePr>
+            <a:graphic>
+              <a:graphicData uri="http://schemas.openxmlformats.org/drawingml/2006/picture">
+                <pic:pic>
+                  <pic:nvPicPr>
+                    <pic:cNvPr id="0" name="f_shikaku.png"/>
+                    <pic:cNvPicPr/>
+                  </pic:nvPicPr>
+                  <pic:blipFill>
+                    <a:blip r:embed="rId32"/>
+                    <a:stretch>
+                      <a:fillRect/>
+                    </a:stretch>
+                  </pic:blipFill>
+                  <pic:spPr>
+                    <a:xfrm>
+                      <a:off x="0" y="0"/>
+                      <a:ext cx="5616000" cy="1388279"/>
+                    </a:xfrm>
+                    <a:prstGeom prst="rect"/>
+                  </pic:spPr>
+                </pic:pic>
+              </a:graphicData>
+            </a:graphic>
+          </wp:inline>
+        </w:drawing>
+      </w:r>
     </w:p>
     <w:p>
       <w:pPr>
@@ -16543,6 +17898,59 @@
     </w:p>
     <w:p>
       <w:pPr>
+        <w:spacing w:before="80" w:after="40"/>
+      </w:pPr>
+      <w:r>
+        <w:rPr>
+          <w:rFonts w:ascii="BIZ UDPゴシック" w:hAnsi="BIZ UDPゴシック" w:eastAsia="BIZ UDPゴシック"/>
+          <w:b/>
+          <w:sz w:val="18"/>
+        </w:rPr>
+        <w:t>【図表25】　雇用形態（n=316）</w:t>
+      </w:r>
+    </w:p>
+    <w:p>
+      <w:pPr>
+        <w:spacing w:after="160"/>
+        <w:jc w:val="center"/>
+      </w:pPr>
+      <w:r>
+        <w:drawing>
+          <wp:inline xmlns:a="http://schemas.openxmlformats.org/drawingml/2006/main" xmlns:pic="http://schemas.openxmlformats.org/drawingml/2006/picture">
+            <wp:extent cx="5616000" cy="1388279"/>
+            <wp:docPr id="25" name="Picture 25"/>
+            <wp:cNvGraphicFramePr>
+              <a:graphicFrameLocks noChangeAspect="1"/>
+            </wp:cNvGraphicFramePr>
+            <a:graphic>
+              <a:graphicData uri="http://schemas.openxmlformats.org/drawingml/2006/picture">
+                <pic:pic>
+                  <pic:nvPicPr>
+                    <pic:cNvPr id="0" name="f_koyou.png"/>
+                    <pic:cNvPicPr/>
+                  </pic:nvPicPr>
+                  <pic:blipFill>
+                    <a:blip r:embed="rId33"/>
+                    <a:stretch>
+                      <a:fillRect/>
+                    </a:stretch>
+                  </pic:blipFill>
+                  <pic:spPr>
+                    <a:xfrm>
+                      <a:off x="0" y="0"/>
+                      <a:ext cx="5616000" cy="1388279"/>
+                    </a:xfrm>
+                    <a:prstGeom prst="rect"/>
+                  </pic:spPr>
+                </pic:pic>
+              </a:graphicData>
+            </a:graphic>
+          </wp:inline>
+        </w:drawing>
+      </w:r>
+    </w:p>
+    <w:p>
+      <w:pPr>
         <w:spacing w:after="120" w:line="276" w:lineRule="auto"/>
       </w:pPr>
       <w:r>
@@ -16905,6 +18313,59 @@
     </w:p>
     <w:p>
       <w:pPr>
+        <w:spacing w:before="80" w:after="40"/>
+      </w:pPr>
+      <w:r>
+        <w:rPr>
+          <w:rFonts w:ascii="BIZ UDPゴシック" w:hAnsi="BIZ UDPゴシック" w:eastAsia="BIZ UDPゴシック"/>
+          <w:b/>
+          <w:sz w:val="18"/>
+        </w:rPr>
+        <w:t>【図表26】　性別（n=316）</w:t>
+      </w:r>
+    </w:p>
+    <w:p>
+      <w:pPr>
+        <w:spacing w:after="160"/>
+        <w:jc w:val="center"/>
+      </w:pPr>
+      <w:r>
+        <w:drawing>
+          <wp:inline xmlns:a="http://schemas.openxmlformats.org/drawingml/2006/main" xmlns:pic="http://schemas.openxmlformats.org/drawingml/2006/picture">
+            <wp:extent cx="5616000" cy="1388279"/>
+            <wp:docPr id="26" name="Picture 26"/>
+            <wp:cNvGraphicFramePr>
+              <a:graphicFrameLocks noChangeAspect="1"/>
+            </wp:cNvGraphicFramePr>
+            <a:graphic>
+              <a:graphicData uri="http://schemas.openxmlformats.org/drawingml/2006/picture">
+                <pic:pic>
+                  <pic:nvPicPr>
+                    <pic:cNvPr id="0" name="f_seibetsu.png"/>
+                    <pic:cNvPicPr/>
+                  </pic:nvPicPr>
+                  <pic:blipFill>
+                    <a:blip r:embed="rId34"/>
+                    <a:stretch>
+                      <a:fillRect/>
+                    </a:stretch>
+                  </pic:blipFill>
+                  <pic:spPr>
+                    <a:xfrm>
+                      <a:off x="0" y="0"/>
+                      <a:ext cx="5616000" cy="1388279"/>
+                    </a:xfrm>
+                    <a:prstGeom prst="rect"/>
+                  </pic:spPr>
+                </pic:pic>
+              </a:graphicData>
+            </a:graphic>
+          </wp:inline>
+        </w:drawing>
+      </w:r>
+    </w:p>
+    <w:p>
+      <w:pPr>
         <w:spacing w:after="120" w:line="276" w:lineRule="auto"/>
       </w:pPr>
       <w:r>
@@ -17572,6 +19033,59 @@
     </w:p>
     <w:p>
       <w:pPr>
+        <w:spacing w:before="80" w:after="40"/>
+      </w:pPr>
+      <w:r>
+        <w:rPr>
+          <w:rFonts w:ascii="BIZ UDPゴシック" w:hAnsi="BIZ UDPゴシック" w:eastAsia="BIZ UDPゴシック"/>
+          <w:b/>
+          <w:sz w:val="18"/>
+        </w:rPr>
+        <w:t>【図表27】　年齢（n=316）</w:t>
+      </w:r>
+    </w:p>
+    <w:p>
+      <w:pPr>
+        <w:spacing w:after="160"/>
+        <w:jc w:val="center"/>
+      </w:pPr>
+      <w:r>
+        <w:drawing>
+          <wp:inline xmlns:a="http://schemas.openxmlformats.org/drawingml/2006/main" xmlns:pic="http://schemas.openxmlformats.org/drawingml/2006/picture">
+            <wp:extent cx="5616000" cy="2459264"/>
+            <wp:docPr id="27" name="Picture 27"/>
+            <wp:cNvGraphicFramePr>
+              <a:graphicFrameLocks noChangeAspect="1"/>
+            </wp:cNvGraphicFramePr>
+            <a:graphic>
+              <a:graphicData uri="http://schemas.openxmlformats.org/drawingml/2006/picture">
+                <pic:pic>
+                  <pic:nvPicPr>
+                    <pic:cNvPr id="0" name="f_nenrei.png"/>
+                    <pic:cNvPicPr/>
+                  </pic:nvPicPr>
+                  <pic:blipFill>
+                    <a:blip r:embed="rId35"/>
+                    <a:stretch>
+                      <a:fillRect/>
+                    </a:stretch>
+                  </pic:blipFill>
+                  <pic:spPr>
+                    <a:xfrm>
+                      <a:off x="0" y="0"/>
+                      <a:ext cx="5616000" cy="2459264"/>
+                    </a:xfrm>
+                    <a:prstGeom prst="rect"/>
+                  </pic:spPr>
+                </pic:pic>
+              </a:graphicData>
+            </a:graphic>
+          </wp:inline>
+        </w:drawing>
+      </w:r>
+    </w:p>
+    <w:p>
+      <w:pPr>
         <w:spacing w:after="120" w:line="276" w:lineRule="auto"/>
       </w:pPr>
       <w:r>
@@ -17931,6 +19445,59 @@
       <w:pPr>
         <w:spacing w:after="80"/>
       </w:pPr>
+    </w:p>
+    <w:p>
+      <w:pPr>
+        <w:spacing w:before="80" w:after="40"/>
+      </w:pPr>
+      <w:r>
+        <w:rPr>
+          <w:rFonts w:ascii="BIZ UDPゴシック" w:hAnsi="BIZ UDPゴシック" w:eastAsia="BIZ UDPゴシック"/>
+          <w:b/>
+          <w:sz w:val="18"/>
+        </w:rPr>
+        <w:t>【図表28】　現在の事業所での勤務年数（n=316）</w:t>
+      </w:r>
+    </w:p>
+    <w:p>
+      <w:pPr>
+        <w:spacing w:after="160"/>
+        <w:jc w:val="center"/>
+      </w:pPr>
+      <w:r>
+        <w:drawing>
+          <wp:inline xmlns:a="http://schemas.openxmlformats.org/drawingml/2006/main" xmlns:pic="http://schemas.openxmlformats.org/drawingml/2006/picture">
+            <wp:extent cx="5616000" cy="1388279"/>
+            <wp:docPr id="28" name="Picture 28"/>
+            <wp:cNvGraphicFramePr>
+              <a:graphicFrameLocks noChangeAspect="1"/>
+            </wp:cNvGraphicFramePr>
+            <a:graphic>
+              <a:graphicData uri="http://schemas.openxmlformats.org/drawingml/2006/picture">
+                <pic:pic>
+                  <pic:nvPicPr>
+                    <pic:cNvPr id="0" name="f_kinzoku.png"/>
+                    <pic:cNvPicPr/>
+                  </pic:nvPicPr>
+                  <pic:blipFill>
+                    <a:blip r:embed="rId36"/>
+                    <a:stretch>
+                      <a:fillRect/>
+                    </a:stretch>
+                  </pic:blipFill>
+                  <pic:spPr>
+                    <a:xfrm>
+                      <a:off x="0" y="0"/>
+                      <a:ext cx="5616000" cy="1388279"/>
+                    </a:xfrm>
+                    <a:prstGeom prst="rect"/>
+                  </pic:spPr>
+                </pic:pic>
+              </a:graphicData>
+            </a:graphic>
+          </wp:inline>
+        </w:drawing>
+      </w:r>
     </w:p>
     <w:p>
       <w:pPr>
@@ -18399,6 +19966,59 @@
     </w:p>
     <w:p>
       <w:pPr>
+        <w:spacing w:before="80" w:after="40"/>
+      </w:pPr>
+      <w:r>
+        <w:rPr>
+          <w:rFonts w:ascii="BIZ UDPゴシック" w:hAnsi="BIZ UDPゴシック" w:eastAsia="BIZ UDPゴシック"/>
+          <w:b/>
+          <w:sz w:val="18"/>
+        </w:rPr>
+        <w:t>【図表29】　雇用形態別の勤務年数（n=316）</w:t>
+      </w:r>
+    </w:p>
+    <w:p>
+      <w:pPr>
+        <w:spacing w:after="160"/>
+        <w:jc w:val="center"/>
+      </w:pPr>
+      <w:r>
+        <w:drawing>
+          <wp:inline xmlns:a="http://schemas.openxmlformats.org/drawingml/2006/main" xmlns:pic="http://schemas.openxmlformats.org/drawingml/2006/picture">
+            <wp:extent cx="5616000" cy="2060253"/>
+            <wp:docPr id="29" name="Picture 29"/>
+            <wp:cNvGraphicFramePr>
+              <a:graphicFrameLocks noChangeAspect="1"/>
+            </wp:cNvGraphicFramePr>
+            <a:graphic>
+              <a:graphicData uri="http://schemas.openxmlformats.org/drawingml/2006/picture">
+                <pic:pic>
+                  <pic:nvPicPr>
+                    <pic:cNvPr id="0" name="f_koyou_kinzoku.png"/>
+                    <pic:cNvPicPr/>
+                  </pic:nvPicPr>
+                  <pic:blipFill>
+                    <a:blip r:embed="rId37"/>
+                    <a:stretch>
+                      <a:fillRect/>
+                    </a:stretch>
+                  </pic:blipFill>
+                  <pic:spPr>
+                    <a:xfrm>
+                      <a:off x="0" y="0"/>
+                      <a:ext cx="5616000" cy="2060253"/>
+                    </a:xfrm>
+                    <a:prstGeom prst="rect"/>
+                  </pic:spPr>
+                </pic:pic>
+              </a:graphicData>
+            </a:graphic>
+          </wp:inline>
+        </w:drawing>
+      </w:r>
+    </w:p>
+    <w:p>
+      <w:pPr>
         <w:spacing w:after="120" w:line="276" w:lineRule="auto"/>
       </w:pPr>
       <w:r>
@@ -19159,6 +20779,59 @@
     </w:p>
     <w:p>
       <w:pPr>
+        <w:spacing w:before="80" w:after="40"/>
+      </w:pPr>
+      <w:r>
+        <w:rPr>
+          <w:rFonts w:ascii="BIZ UDPゴシック" w:hAnsi="BIZ UDPゴシック" w:eastAsia="BIZ UDPゴシック"/>
+          <w:b/>
+          <w:sz w:val="18"/>
+        </w:rPr>
+        <w:t>【図表30】　直前の職場（n=64）</w:t>
+      </w:r>
+    </w:p>
+    <w:p>
+      <w:pPr>
+        <w:spacing w:after="160"/>
+        <w:jc w:val="center"/>
+      </w:pPr>
+      <w:r>
+        <w:drawing>
+          <wp:inline xmlns:a="http://schemas.openxmlformats.org/drawingml/2006/main" xmlns:pic="http://schemas.openxmlformats.org/drawingml/2006/picture">
+            <wp:extent cx="5616000" cy="2528365"/>
+            <wp:docPr id="30" name="Picture 30"/>
+            <wp:cNvGraphicFramePr>
+              <a:graphicFrameLocks noChangeAspect="1"/>
+            </wp:cNvGraphicFramePr>
+            <a:graphic>
+              <a:graphicData uri="http://schemas.openxmlformats.org/drawingml/2006/picture">
+                <pic:pic>
+                  <pic:nvPicPr>
+                    <pic:cNvPr id="0" name="f_zenshoku.png"/>
+                    <pic:cNvPicPr/>
+                  </pic:nvPicPr>
+                  <pic:blipFill>
+                    <a:blip r:embed="rId38"/>
+                    <a:stretch>
+                      <a:fillRect/>
+                    </a:stretch>
+                  </pic:blipFill>
+                  <pic:spPr>
+                    <a:xfrm>
+                      <a:off x="0" y="0"/>
+                      <a:ext cx="5616000" cy="2528365"/>
+                    </a:xfrm>
+                    <a:prstGeom prst="rect"/>
+                  </pic:spPr>
+                </pic:pic>
+              </a:graphicData>
+            </a:graphic>
+          </wp:inline>
+        </w:drawing>
+      </w:r>
+    </w:p>
+    <w:p>
+      <w:pPr>
         <w:pStyle w:val="note"/>
         <w:spacing w:after="80" w:line="276" w:lineRule="auto"/>
       </w:pPr>
@@ -19515,6 +21188,59 @@
       <w:pPr>
         <w:spacing w:after="80"/>
       </w:pPr>
+    </w:p>
+    <w:p>
+      <w:pPr>
+        <w:spacing w:before="80" w:after="40"/>
+      </w:pPr>
+      <w:r>
+        <w:rPr>
+          <w:rFonts w:ascii="BIZ UDPゴシック" w:hAnsi="BIZ UDPゴシック" w:eastAsia="BIZ UDPゴシック"/>
+          <w:b/>
+          <w:sz w:val="18"/>
+        </w:rPr>
+        <w:t>【図表31】　訪問介護のサービス提供時間の内訳（24,643分）</w:t>
+      </w:r>
+    </w:p>
+    <w:p>
+      <w:pPr>
+        <w:spacing w:after="160"/>
+        <w:jc w:val="center"/>
+      </w:pPr>
+      <w:r>
+        <w:drawing>
+          <wp:inline xmlns:a="http://schemas.openxmlformats.org/drawingml/2006/main" xmlns:pic="http://schemas.openxmlformats.org/drawingml/2006/picture">
+            <wp:extent cx="5616000" cy="1388279"/>
+            <wp:docPr id="31" name="Picture 31"/>
+            <wp:cNvGraphicFramePr>
+              <a:graphicFrameLocks noChangeAspect="1"/>
+            </wp:cNvGraphicFramePr>
+            <a:graphic>
+              <a:graphicData uri="http://schemas.openxmlformats.org/drawingml/2006/picture">
+                <pic:pic>
+                  <pic:nvPicPr>
+                    <pic:cNvPr id="0" name="f_houmon.png"/>
+                    <pic:cNvPicPr/>
+                  </pic:nvPicPr>
+                  <pic:blipFill>
+                    <a:blip r:embed="rId39"/>
+                    <a:stretch>
+                      <a:fillRect/>
+                    </a:stretch>
+                  </pic:blipFill>
+                  <pic:spPr>
+                    <a:xfrm>
+                      <a:off x="0" y="0"/>
+                      <a:ext cx="5616000" cy="1388279"/>
+                    </a:xfrm>
+                    <a:prstGeom prst="rect"/>
+                  </pic:spPr>
+                </pic:pic>
+              </a:graphicData>
+            </a:graphic>
+          </wp:inline>
+        </w:drawing>
+      </w:r>
     </w:p>
     <w:p>
       <w:pPr>
@@ -19920,6 +21646,59 @@
       <w:pPr>
         <w:spacing w:after="80"/>
       </w:pPr>
+    </w:p>
+    <w:p>
+      <w:pPr>
+        <w:spacing w:before="80" w:after="40"/>
+      </w:pPr>
+      <w:r>
+        <w:rPr>
+          <w:rFonts w:ascii="BIZ UDPゴシック" w:hAnsi="BIZ UDPゴシック" w:eastAsia="BIZ UDPゴシック"/>
+          <w:b/>
+          <w:sz w:val="18"/>
+        </w:rPr>
+        <w:t>【図表32】　同規模保険者40との比較</w:t>
+      </w:r>
+    </w:p>
+    <w:p>
+      <w:pPr>
+        <w:spacing w:after="160"/>
+        <w:jc w:val="center"/>
+      </w:pPr>
+      <w:r>
+        <w:drawing>
+          <wp:inline xmlns:a="http://schemas.openxmlformats.org/drawingml/2006/main" xmlns:pic="http://schemas.openxmlformats.org/drawingml/2006/picture">
+            <wp:extent cx="5616000" cy="2866161"/>
+            <wp:docPr id="32" name="Picture 32"/>
+            <wp:cNvGraphicFramePr>
+              <a:graphicFrameLocks noChangeAspect="1"/>
+            </wp:cNvGraphicFramePr>
+            <a:graphic>
+              <a:graphicData uri="http://schemas.openxmlformats.org/drawingml/2006/picture">
+                <pic:pic>
+                  <pic:nvPicPr>
+                    <pic:cNvPr id="0" name="f_jages.png"/>
+                    <pic:cNvPicPr/>
+                  </pic:nvPicPr>
+                  <pic:blipFill>
+                    <a:blip r:embed="rId40"/>
+                    <a:stretch>
+                      <a:fillRect/>
+                    </a:stretch>
+                  </pic:blipFill>
+                  <pic:spPr>
+                    <a:xfrm>
+                      <a:off x="0" y="0"/>
+                      <a:ext cx="5616000" cy="2866161"/>
+                    </a:xfrm>
+                    <a:prstGeom prst="rect"/>
+                  </pic:spPr>
+                </pic:pic>
+              </a:graphicData>
+            </a:graphic>
+          </wp:inline>
+        </w:drawing>
+      </w:r>
     </w:p>
     <w:p>
       <w:pPr>
@@ -21083,6 +22862,59 @@
     </w:p>
     <w:p>
       <w:pPr>
+        <w:spacing w:before="80" w:after="40"/>
+      </w:pPr>
+      <w:r>
+        <w:rPr>
+          <w:rFonts w:ascii="BIZ UDPゴシック" w:hAnsi="BIZ UDPゴシック" w:eastAsia="BIZ UDPゴシック"/>
+          <w:b/>
+          <w:sz w:val="18"/>
+        </w:rPr>
+        <w:t>【図表33】　区域内の施設・住まいの定員</w:t>
+      </w:r>
+    </w:p>
+    <w:p>
+      <w:pPr>
+        <w:spacing w:after="160"/>
+        <w:jc w:val="center"/>
+      </w:pPr>
+      <w:r>
+        <w:drawing>
+          <wp:inline xmlns:a="http://schemas.openxmlformats.org/drawingml/2006/main" xmlns:pic="http://schemas.openxmlformats.org/drawingml/2006/picture">
+            <wp:extent cx="5616000" cy="2318639"/>
+            <wp:docPr id="33" name="Picture 33"/>
+            <wp:cNvGraphicFramePr>
+              <a:graphicFrameLocks noChangeAspect="1"/>
+            </wp:cNvGraphicFramePr>
+            <a:graphic>
+              <a:graphicData uri="http://schemas.openxmlformats.org/drawingml/2006/picture">
+                <pic:pic>
+                  <pic:nvPicPr>
+                    <pic:cNvPr id="0" name="f_teiin.png"/>
+                    <pic:cNvPicPr/>
+                  </pic:nvPicPr>
+                  <pic:blipFill>
+                    <a:blip r:embed="rId41"/>
+                    <a:stretch>
+                      <a:fillRect/>
+                    </a:stretch>
+                  </pic:blipFill>
+                  <pic:spPr>
+                    <a:xfrm>
+                      <a:off x="0" y="0"/>
+                      <a:ext cx="5616000" cy="2318639"/>
+                    </a:xfrm>
+                    <a:prstGeom prst="rect"/>
+                  </pic:spPr>
+                </pic:pic>
+              </a:graphicData>
+            </a:graphic>
+          </wp:inline>
+        </w:drawing>
+      </w:r>
+    </w:p>
+    <w:p>
+      <w:pPr>
         <w:pStyle w:val="note"/>
         <w:spacing w:after="80" w:line="276" w:lineRule="auto"/>
       </w:pPr>
@@ -21949,6 +23781,59 @@
     </w:p>
     <w:p>
       <w:pPr>
+        <w:spacing w:before="80" w:after="40"/>
+      </w:pPr>
+      <w:r>
+        <w:rPr>
+          <w:rFonts w:ascii="BIZ UDPゴシック" w:hAnsi="BIZ UDPゴシック" w:eastAsia="BIZ UDPゴシック"/>
+          <w:b/>
+          <w:sz w:val="18"/>
+        </w:rPr>
+        <w:t>【図表34】　町ごとに通常の事業実施地域とする事業所の数</w:t>
+      </w:r>
+    </w:p>
+    <w:p>
+      <w:pPr>
+        <w:spacing w:after="160"/>
+        <w:jc w:val="center"/>
+      </w:pPr>
+      <w:r>
+        <w:drawing>
+          <wp:inline xmlns:a="http://schemas.openxmlformats.org/drawingml/2006/main" xmlns:pic="http://schemas.openxmlformats.org/drawingml/2006/picture">
+            <wp:extent cx="5616000" cy="2894943"/>
+            <wp:docPr id="34" name="Picture 34"/>
+            <wp:cNvGraphicFramePr>
+              <a:graphicFrameLocks noChangeAspect="1"/>
+            </wp:cNvGraphicFramePr>
+            <a:graphic>
+              <a:graphicData uri="http://schemas.openxmlformats.org/drawingml/2006/picture">
+                <pic:pic>
+                  <pic:nvPicPr>
+                    <pic:cNvPr id="0" name="f_jisshi.png"/>
+                    <pic:cNvPicPr/>
+                  </pic:nvPicPr>
+                  <pic:blipFill>
+                    <a:blip r:embed="rId42"/>
+                    <a:stretch>
+                      <a:fillRect/>
+                    </a:stretch>
+                  </pic:blipFill>
+                  <pic:spPr>
+                    <a:xfrm>
+                      <a:off x="0" y="0"/>
+                      <a:ext cx="5616000" cy="2894943"/>
+                    </a:xfrm>
+                    <a:prstGeom prst="rect"/>
+                  </pic:spPr>
+                </pic:pic>
+              </a:graphicData>
+            </a:graphic>
+          </wp:inline>
+        </w:drawing>
+      </w:r>
+    </w:p>
+    <w:p>
+      <w:pPr>
         <w:pStyle w:val="note"/>
         <w:spacing w:after="80" w:line="276" w:lineRule="auto"/>
       </w:pPr>
@@ -22584,6 +24469,59 @@
     </w:p>
     <w:p>
       <w:pPr>
+        <w:spacing w:before="80" w:after="40"/>
+      </w:pPr>
+      <w:r>
+        <w:rPr>
+          <w:rFonts w:ascii="BIZ UDPゴシック" w:hAnsi="BIZ UDPゴシック" w:eastAsia="BIZ UDPゴシック"/>
+          <w:b/>
+          <w:sz w:val="18"/>
+        </w:rPr>
+        <w:t>【図表35】　運営法人別の事業所数（上位8法人・実75事業所）</w:t>
+      </w:r>
+    </w:p>
+    <w:p>
+      <w:pPr>
+        <w:spacing w:after="160"/>
+        <w:jc w:val="center"/>
+      </w:pPr>
+      <w:r>
+        <w:drawing>
+          <wp:inline xmlns:a="http://schemas.openxmlformats.org/drawingml/2006/main" xmlns:pic="http://schemas.openxmlformats.org/drawingml/2006/picture">
+            <wp:extent cx="5616000" cy="2179943"/>
+            <wp:docPr id="35" name="Picture 35"/>
+            <wp:cNvGraphicFramePr>
+              <a:graphicFrameLocks noChangeAspect="1"/>
+            </wp:cNvGraphicFramePr>
+            <a:graphic>
+              <a:graphicData uri="http://schemas.openxmlformats.org/drawingml/2006/picture">
+                <pic:pic>
+                  <pic:nvPicPr>
+                    <pic:cNvPr id="0" name="f_hojin.png"/>
+                    <pic:cNvPicPr/>
+                  </pic:nvPicPr>
+                  <pic:blipFill>
+                    <a:blip r:embed="rId43"/>
+                    <a:stretch>
+                      <a:fillRect/>
+                    </a:stretch>
+                  </pic:blipFill>
+                  <pic:spPr>
+                    <a:xfrm>
+                      <a:off x="0" y="0"/>
+                      <a:ext cx="5616000" cy="2179943"/>
+                    </a:xfrm>
+                    <a:prstGeom prst="rect"/>
+                  </pic:spPr>
+                </pic:pic>
+              </a:graphicData>
+            </a:graphic>
+          </wp:inline>
+        </w:drawing>
+      </w:r>
+    </w:p>
+    <w:p>
+      <w:pPr>
         <w:spacing w:after="120" w:line="276" w:lineRule="auto"/>
       </w:pPr>
       <w:r>
@@ -23117,7 +25055,7 @@
                 <w:b w:val="0"/>
                 <w:sz w:val="18"/>
               </w:rPr>
-              <w:t>系列なし</w:t>
+              <w:t>53</w:t>
             </w:r>
           </w:p>
         </w:tc>
@@ -23137,7 +25075,7 @@
                 <w:b w:val="0"/>
                 <w:sz w:val="18"/>
               </w:rPr>
-              <w:t>―</w:t>
+              <w:t>-11</w:t>
             </w:r>
           </w:p>
         </w:tc>
@@ -23471,6 +25409,112 @@
       <w:pPr>
         <w:spacing w:after="80"/>
       </w:pPr>
+    </w:p>
+    <w:p>
+      <w:pPr>
+        <w:spacing w:before="80" w:after="40"/>
+      </w:pPr>
+      <w:r>
+        <w:rPr>
+          <w:rFonts w:ascii="BIZ UDPゴシック" w:hAnsi="BIZ UDPゴシック" w:eastAsia="BIZ UDPゴシック"/>
+          <w:b/>
+          <w:sz w:val="18"/>
+        </w:rPr>
+        <w:t>【図表36】　調査と見える化システムの介護職員数の対照</w:t>
+      </w:r>
+    </w:p>
+    <w:p>
+      <w:pPr>
+        <w:spacing w:after="160"/>
+        <w:jc w:val="center"/>
+      </w:pPr>
+      <w:r>
+        <w:drawing>
+          <wp:inline xmlns:a="http://schemas.openxmlformats.org/drawingml/2006/main" xmlns:pic="http://schemas.openxmlformats.org/drawingml/2006/picture">
+            <wp:extent cx="5616000" cy="2866161"/>
+            <wp:docPr id="36" name="Picture 36"/>
+            <wp:cNvGraphicFramePr>
+              <a:graphicFrameLocks noChangeAspect="1"/>
+            </wp:cNvGraphicFramePr>
+            <a:graphic>
+              <a:graphicData uri="http://schemas.openxmlformats.org/drawingml/2006/picture">
+                <pic:pic>
+                  <pic:nvPicPr>
+                    <pic:cNvPr id="0" name="f_juji.png"/>
+                    <pic:cNvPicPr/>
+                  </pic:nvPicPr>
+                  <pic:blipFill>
+                    <a:blip r:embed="rId44"/>
+                    <a:stretch>
+                      <a:fillRect/>
+                    </a:stretch>
+                  </pic:blipFill>
+                  <pic:spPr>
+                    <a:xfrm>
+                      <a:off x="0" y="0"/>
+                      <a:ext cx="5616000" cy="2866161"/>
+                    </a:xfrm>
+                    <a:prstGeom prst="rect"/>
+                  </pic:spPr>
+                </pic:pic>
+              </a:graphicData>
+            </a:graphic>
+          </wp:inline>
+        </w:drawing>
+      </w:r>
+    </w:p>
+    <w:p>
+      <w:pPr>
+        <w:spacing w:before="80" w:after="40"/>
+      </w:pPr>
+      <w:r>
+        <w:rPr>
+          <w:rFonts w:ascii="BIZ UDPゴシック" w:hAnsi="BIZ UDPゴシック" w:eastAsia="BIZ UDPゴシック"/>
+          <w:b/>
+          <w:sz w:val="18"/>
+        </w:rPr>
+        <w:t>【図表37】　介護職員の把握手段（348人）</w:t>
+      </w:r>
+    </w:p>
+    <w:p>
+      <w:pPr>
+        <w:spacing w:after="160"/>
+        <w:jc w:val="center"/>
+      </w:pPr>
+      <w:r>
+        <w:drawing>
+          <wp:inline xmlns:a="http://schemas.openxmlformats.org/drawingml/2006/main" xmlns:pic="http://schemas.openxmlformats.org/drawingml/2006/picture">
+            <wp:extent cx="5616000" cy="1388279"/>
+            <wp:docPr id="37" name="Picture 37"/>
+            <wp:cNvGraphicFramePr>
+              <a:graphicFrameLocks noChangeAspect="1"/>
+            </wp:cNvGraphicFramePr>
+            <a:graphic>
+              <a:graphicData uri="http://schemas.openxmlformats.org/drawingml/2006/picture">
+                <pic:pic>
+                  <pic:nvPicPr>
+                    <pic:cNvPr id="0" name="f_noser.png"/>
+                    <pic:cNvPicPr/>
+                  </pic:nvPicPr>
+                  <pic:blipFill>
+                    <a:blip r:embed="rId45"/>
+                    <a:stretch>
+                      <a:fillRect/>
+                    </a:stretch>
+                  </pic:blipFill>
+                  <pic:spPr>
+                    <a:xfrm>
+                      <a:off x="0" y="0"/>
+                      <a:ext cx="5616000" cy="1388279"/>
+                    </a:xfrm>
+                    <a:prstGeom prst="rect"/>
+                  </pic:spPr>
+                </pic:pic>
+              </a:graphicData>
+            </a:graphic>
+          </wp:inline>
+        </w:drawing>
+      </w:r>
     </w:p>
     <w:p>
       <w:pPr>
@@ -23847,6 +25891,59 @@
     </w:p>
     <w:p>
       <w:pPr>
+        <w:spacing w:before="80" w:after="40"/>
+      </w:pPr>
+      <w:r>
+        <w:rPr>
+          <w:rFonts w:ascii="BIZ UDPゴシック" w:hAnsi="BIZ UDPゴシック" w:eastAsia="BIZ UDPゴシック"/>
+          <w:b/>
+          <w:sz w:val="18"/>
+        </w:rPr>
+        <w:t>【図表38】　見込量と区域内定員の対照（令和11年度）</w:t>
+      </w:r>
+    </w:p>
+    <w:p>
+      <w:pPr>
+        <w:spacing w:after="160"/>
+        <w:jc w:val="center"/>
+      </w:pPr>
+      <w:r>
+        <w:drawing>
+          <wp:inline xmlns:a="http://schemas.openxmlformats.org/drawingml/2006/main" xmlns:pic="http://schemas.openxmlformats.org/drawingml/2006/picture">
+            <wp:extent cx="5616000" cy="2837946"/>
+            <wp:docPr id="38" name="Picture 38"/>
+            <wp:cNvGraphicFramePr>
+              <a:graphicFrameLocks noChangeAspect="1"/>
+            </wp:cNvGraphicFramePr>
+            <a:graphic>
+              <a:graphicData uri="http://schemas.openxmlformats.org/drawingml/2006/picture">
+                <pic:pic>
+                  <pic:nvPicPr>
+                    <pic:cNvPr id="0" name="f_teiin_mikomi.png"/>
+                    <pic:cNvPicPr/>
+                  </pic:nvPicPr>
+                  <pic:blipFill>
+                    <a:blip r:embed="rId46"/>
+                    <a:stretch>
+                      <a:fillRect/>
+                    </a:stretch>
+                  </pic:blipFill>
+                  <pic:spPr>
+                    <a:xfrm>
+                      <a:off x="0" y="0"/>
+                      <a:ext cx="5616000" cy="2837946"/>
+                    </a:xfrm>
+                    <a:prstGeom prst="rect"/>
+                  </pic:spPr>
+                </pic:pic>
+              </a:graphicData>
+            </a:graphic>
+          </wp:inline>
+        </w:drawing>
+      </w:r>
+    </w:p>
+    <w:p>
+      <w:pPr>
         <w:pStyle w:val="note"/>
         <w:spacing w:after="80" w:line="276" w:lineRule="auto"/>
       </w:pPr>
@@ -23878,6 +25975,71 @@
           <w:rFonts w:ascii="BIZ UDPゴシック" w:hAnsi="BIZ UDPゴシック" w:eastAsia="BIZ UDPゴシック"/>
           <w:b w:val="0"/>
         </w:rPr>
+      </w:r>
+    </w:p>
+    <w:p>
+      <w:pPr>
+        <w:spacing w:before="80" w:after="40"/>
+      </w:pPr>
+      <w:r>
+        <w:rPr>
+          <w:rFonts w:ascii="BIZ UDPゴシック" w:hAnsi="BIZ UDPゴシック" w:eastAsia="BIZ UDPゴシック"/>
+          <w:b/>
+          <w:sz w:val="18"/>
+        </w:rPr>
+        <w:t>【図表39】　認定者1,984人のサービス利用状況（令和7年度）</w:t>
+      </w:r>
+    </w:p>
+    <w:p>
+      <w:pPr>
+        <w:spacing w:after="160"/>
+        <w:jc w:val="center"/>
+      </w:pPr>
+      <w:r>
+        <w:drawing>
+          <wp:inline xmlns:a="http://schemas.openxmlformats.org/drawingml/2006/main" xmlns:pic="http://schemas.openxmlformats.org/drawingml/2006/picture">
+            <wp:extent cx="5616000" cy="1388279"/>
+            <wp:docPr id="39" name="Picture 39"/>
+            <wp:cNvGraphicFramePr>
+              <a:graphicFrameLocks noChangeAspect="1"/>
+            </wp:cNvGraphicFramePr>
+            <a:graphic>
+              <a:graphicData uri="http://schemas.openxmlformats.org/drawingml/2006/picture">
+                <pic:pic>
+                  <pic:nvPicPr>
+                    <pic:cNvPr id="0" name="f_riyou.png"/>
+                    <pic:cNvPicPr/>
+                  </pic:nvPicPr>
+                  <pic:blipFill>
+                    <a:blip r:embed="rId47"/>
+                    <a:stretch>
+                      <a:fillRect/>
+                    </a:stretch>
+                  </pic:blipFill>
+                  <pic:spPr>
+                    <a:xfrm>
+                      <a:off x="0" y="0"/>
+                      <a:ext cx="5616000" cy="1388279"/>
+                    </a:xfrm>
+                    <a:prstGeom prst="rect"/>
+                  </pic:spPr>
+                </pic:pic>
+              </a:graphicData>
+            </a:graphic>
+          </wp:inline>
+        </w:drawing>
+      </w:r>
+    </w:p>
+    <w:p>
+      <w:pPr>
+        <w:pStyle w:val="note"/>
+        <w:spacing w:after="80" w:line="276" w:lineRule="auto"/>
+      </w:pPr>
+      <w:r>
+        <w:rPr>
+          <w:b w:val="0"/>
+        </w:rPr>
+        <w:t>利用者数は月平均、認定者数は令和８年３月末の値であり、区分ごとの人数の合計は認定者数と一致しません。構成比は認定者数1,984人に対する割合です。</w:t>
       </w:r>
     </w:p>
     <w:p>

--- a/output/第10期計画_実施済み調査_結果報告書.docx
+++ b/output/第10期計画_実施済み調査_結果報告書.docx
@@ -1008,7 +1008,7 @@
                 <w:b w:val="0"/>
                 <w:sz w:val="18"/>
               </w:rPr>
-              <w:t>4,729票</w:t>
+              <w:t>4,798票</w:t>
             </w:r>
           </w:p>
         </w:tc>
@@ -1068,7 +1068,7 @@
         <w:rPr>
           <w:b w:val="0"/>
         </w:rPr>
-        <w:t>在宅生活改善調査、居所変更実態調査及び介護人材実態調査は配布数の記録がないため、回収率は母数を公表データで置き換えられるものに限り算定しています。健康とくらしの調査の回収は4,798票で、うち分析対象は4,729票です。</w:t>
+        <w:t>在宅生活改善調査、居所変更実態調査及び介護人材実態調査は配布数の記録がないため、回収率は母数を公表データで置き換えられるものに限り算定しています。健康とくらしの調査は回収4,798票（回収率67.4%）で、このうち分析対象は4,729票です。本報告書第６章の集計はこの4,729票によります。</w:t>
       </w:r>
     </w:p>
     <w:p>
@@ -1171,7 +1171,7 @@
         <w:rPr>
           <w:b w:val="0"/>
         </w:rPr>
-        <w:t>４．複数回答可の設問では、各選択肢の割合の合計が100.0%を超える場合があります。</w:t>
+        <w:t>４．複数回答可の設問では、各選択肢の割合の合計が100.0%を超える場合があります。在宅生活改善調査の複数回答の設問は、選択肢ごとの無回答を判別できないため、回答票数99票を分母としています。単数回答の設問は無回答を除いた有効回答数（n）を分母とするため、同じ調査でも設問により分母が異なります。</w:t>
       </w:r>
     </w:p>
     <w:p>
@@ -1853,6 +1853,18 @@
     </w:p>
     <w:p>
       <w:pPr>
+        <w:pStyle w:val="note"/>
+        <w:spacing w:after="80" w:line="276" w:lineRule="auto"/>
+      </w:pPr>
+      <w:r>
+        <w:rPr>
+          <w:b w:val="0"/>
+        </w:rPr>
+        <w:t>該当のない区分（サービス付き高齢者向け住宅）はグラフから省略しています。</w:t>
+      </w:r>
+    </w:p>
+    <w:p>
+      <w:pPr>
         <w:spacing w:after="120" w:line="276" w:lineRule="auto"/>
       </w:pPr>
       <w:r>
@@ -1860,7 +1872,7 @@
           <w:rFonts w:ascii="BIZ UDPゴシック" w:hAnsi="BIZ UDPゴシック" w:eastAsia="BIZ UDPゴシック"/>
           <w:b w:val="0"/>
         </w:rPr>
-        <w:t>回答のあった99人のうち、自宅等で生活している方が81人（82.7%）と大半を占めます。住宅型有料老人ホームが11人（11.2%）、軽費老人ホームが６人（6.1%）で、介護保険の指定を受けない住まいに居住している方が17人（17.3%）です。</w:t>
+        <w:t>回答のあった98人のうち、自宅等で生活している方が81人（82.7%）と大半を占めます。住宅型有料老人ホームが11人（11.2%）、軽費老人ホームが６人（6.1%）で、介護保険の指定を受けない住まいに居住している方が17人（17.3%）です。サービス付き高齢者向け住宅に該当する回答はありません。</w:t>
       </w:r>
     </w:p>
     <w:p>
@@ -8649,7 +8661,7 @@
           <w:b/>
           <w:sz w:val="18"/>
         </w:rPr>
-        <w:t>【図表11】　入所できていない理由</w:t>
+        <w:t>【図表11】　入所できていない理由（n=53）</w:t>
       </w:r>
     </w:p>
     <w:p>
@@ -11321,6 +11333,18 @@
     </w:p>
     <w:p>
       <w:pPr>
+        <w:pStyle w:val="note"/>
+        <w:spacing w:after="80" w:line="276" w:lineRule="auto"/>
+      </w:pPr>
+      <w:r>
+        <w:rPr>
+          <w:b w:val="0"/>
+        </w:rPr>
+        <w:t>入所者の要介護度別の合計は、問１の入所者数と一致しない種別があります。介護老人保健施設は要介護度別の合計206人に対し入所者数201人、特養・地域密着型特養は、特別養護老人ホーム美瑛慈光園が入所者数を記入していないため、問１の入所者数146人は要介護度別の内訳58人を加えたものです。調査票の記入の不一致であり、確認のうえ確定します（第８章第３節）。</w:t>
+      </w:r>
+    </w:p>
+    <w:p>
+      <w:pPr>
         <w:spacing w:before="80" w:after="40"/>
       </w:pPr>
       <w:r>
@@ -12071,14 +12095,16 @@
         <w:tblLook w:firstColumn="1" w:firstRow="1" w:lastColumn="0" w:lastRow="0" w:noHBand="0" w:noVBand="1" w:val="04A0"/>
       </w:tblPr>
       <w:tblGrid>
-        <w:gridCol w:w="3364"/>
-        <w:gridCol w:w="3364"/>
-        <w:gridCol w:w="3364"/>
+        <w:gridCol w:w="2018"/>
+        <w:gridCol w:w="2018"/>
+        <w:gridCol w:w="2018"/>
+        <w:gridCol w:w="2018"/>
+        <w:gridCol w:w="2018"/>
       </w:tblGrid>
       <w:tr>
         <w:tc>
           <w:tcPr>
-            <w:tcW w:type="dxa" w:w="4876"/>
+            <w:tcW w:type="dxa" w:w="3402"/>
             <w:shd w:val="clear" w:fill="F2F2F2"/>
           </w:tcPr>
           <w:p>
@@ -12099,7 +12125,7 @@
         </w:tc>
         <w:tc>
           <w:tcPr>
-            <w:tcW w:type="dxa" w:w="1474"/>
+            <w:tcW w:type="dxa" w:w="1361"/>
             <w:shd w:val="clear" w:fill="F2F2F2"/>
           </w:tcPr>
           <w:p>
@@ -12120,7 +12146,7 @@
         </w:tc>
         <w:tc>
           <w:tcPr>
-            <w:tcW w:type="dxa" w:w="1587"/>
+            <w:tcW w:type="dxa" w:w="1361"/>
             <w:shd w:val="clear" w:fill="F2F2F2"/>
           </w:tcPr>
           <w:p>
@@ -12136,6 +12162,48 @@
                 <w:sz w:val="18"/>
               </w:rPr>
               <w:t>割合</w:t>
+            </w:r>
+          </w:p>
+        </w:tc>
+        <w:tc>
+          <w:tcPr>
+            <w:tcW w:type="dxa" w:w="1361"/>
+            <w:shd w:val="clear" w:fill="F2F2F2"/>
+          </w:tcPr>
+          <w:p>
+            <w:pPr>
+              <w:spacing w:after="20" w:before="20"/>
+              <w:jc w:val="center"/>
+            </w:pPr>
+            <w:r/>
+            <w:r>
+              <w:rPr>
+                <w:rFonts w:ascii="BIZ UDPゴシック" w:hAnsi="BIZ UDPゴシック" w:eastAsia="BIZ UDPゴシック"/>
+                <w:b/>
+                <w:sz w:val="18"/>
+              </w:rPr>
+              <w:t>うち区域内</w:t>
+            </w:r>
+          </w:p>
+        </w:tc>
+        <w:tc>
+          <w:tcPr>
+            <w:tcW w:type="dxa" w:w="1361"/>
+            <w:shd w:val="clear" w:fill="F2F2F2"/>
+          </w:tcPr>
+          <w:p>
+            <w:pPr>
+              <w:spacing w:after="20" w:before="20"/>
+              <w:jc w:val="center"/>
+            </w:pPr>
+            <w:r/>
+            <w:r>
+              <w:rPr>
+                <w:rFonts w:ascii="BIZ UDPゴシック" w:hAnsi="BIZ UDPゴシック" w:eastAsia="BIZ UDPゴシック"/>
+                <w:b/>
+                <w:sz w:val="18"/>
+              </w:rPr>
+              <w:t>うち区域外</w:t>
             </w:r>
           </w:p>
         </w:tc>
@@ -12143,7 +12211,7 @@
       <w:tr>
         <w:tc>
           <w:tcPr>
-            <w:tcW w:type="dxa" w:w="4876"/>
+            <w:tcW w:type="dxa" w:w="3402"/>
           </w:tcPr>
           <w:p>
             <w:pPr>
@@ -12162,7 +12230,47 @@
         </w:tc>
         <w:tc>
           <w:tcPr>
-            <w:tcW w:type="dxa" w:w="1474"/>
+            <w:tcW w:type="dxa" w:w="1361"/>
+          </w:tcPr>
+          <w:p>
+            <w:pPr>
+              <w:spacing w:after="20" w:before="20"/>
+              <w:jc w:val="right"/>
+            </w:pPr>
+            <w:r/>
+            <w:r>
+              <w:rPr>
+                <w:rFonts w:ascii="BIZ UDPゴシック" w:hAnsi="BIZ UDPゴシック" w:eastAsia="BIZ UDPゴシック"/>
+                <w:b w:val="0"/>
+                <w:sz w:val="18"/>
+              </w:rPr>
+              <w:t>191</w:t>
+            </w:r>
+          </w:p>
+        </w:tc>
+        <w:tc>
+          <w:tcPr>
+            <w:tcW w:type="dxa" w:w="1361"/>
+          </w:tcPr>
+          <w:p>
+            <w:pPr>
+              <w:spacing w:after="20" w:before="20"/>
+              <w:jc w:val="right"/>
+            </w:pPr>
+            <w:r/>
+            <w:r>
+              <w:rPr>
+                <w:rFonts w:ascii="BIZ UDPゴシック" w:hAnsi="BIZ UDPゴシック" w:eastAsia="BIZ UDPゴシック"/>
+                <w:b w:val="0"/>
+                <w:sz w:val="18"/>
+              </w:rPr>
+              <w:t>57.0%</w:t>
+            </w:r>
+          </w:p>
+        </w:tc>
+        <w:tc>
+          <w:tcPr>
+            <w:tcW w:type="dxa" w:w="1361"/>
           </w:tcPr>
           <w:p>
             <w:pPr>
@@ -12182,21 +12290,21 @@
         </w:tc>
         <w:tc>
           <w:tcPr>
-            <w:tcW w:type="dxa" w:w="1587"/>
-          </w:tcPr>
-          <w:p>
-            <w:pPr>
-              <w:spacing w:after="20" w:before="20"/>
-              <w:jc w:val="right"/>
-            </w:pPr>
-            <w:r/>
-            <w:r>
-              <w:rPr>
-                <w:rFonts w:ascii="BIZ UDPゴシック" w:hAnsi="BIZ UDPゴシック" w:eastAsia="BIZ UDPゴシック"/>
-                <w:b w:val="0"/>
-                <w:sz w:val="18"/>
-              </w:rPr>
-              <w:t>34.9%</w:t>
+            <w:tcW w:type="dxa" w:w="1361"/>
+          </w:tcPr>
+          <w:p>
+            <w:pPr>
+              <w:spacing w:after="20" w:before="20"/>
+              <w:jc w:val="right"/>
+            </w:pPr>
+            <w:r/>
+            <w:r>
+              <w:rPr>
+                <w:rFonts w:ascii="BIZ UDPゴシック" w:hAnsi="BIZ UDPゴシック" w:eastAsia="BIZ UDPゴシック"/>
+                <w:b w:val="0"/>
+                <w:sz w:val="18"/>
+              </w:rPr>
+              <w:t>74</w:t>
             </w:r>
           </w:p>
         </w:tc>
@@ -12204,60 +12312,100 @@
       <w:tr>
         <w:tc>
           <w:tcPr>
-            <w:tcW w:type="dxa" w:w="4876"/>
-          </w:tcPr>
-          <w:p>
-            <w:pPr>
-              <w:spacing w:after="20" w:before="20"/>
-            </w:pPr>
-            <w:r/>
-            <w:r>
-              <w:rPr>
-                <w:rFonts w:ascii="BIZ UDPゴシック" w:hAnsi="BIZ UDPゴシック" w:eastAsia="BIZ UDPゴシック"/>
-                <w:b w:val="0"/>
-                <w:sz w:val="18"/>
-              </w:rPr>
-              <w:t>病院・診療所（区域外）</w:t>
-            </w:r>
-          </w:p>
-        </w:tc>
-        <w:tc>
-          <w:tcPr>
-            <w:tcW w:type="dxa" w:w="1474"/>
-          </w:tcPr>
-          <w:p>
-            <w:pPr>
-              <w:spacing w:after="20" w:before="20"/>
-              <w:jc w:val="right"/>
-            </w:pPr>
-            <w:r/>
-            <w:r>
-              <w:rPr>
-                <w:rFonts w:ascii="BIZ UDPゴシック" w:hAnsi="BIZ UDPゴシック" w:eastAsia="BIZ UDPゴシック"/>
-                <w:b w:val="0"/>
-                <w:sz w:val="18"/>
-              </w:rPr>
-              <w:t>74</w:t>
-            </w:r>
-          </w:p>
-        </w:tc>
-        <w:tc>
-          <w:tcPr>
-            <w:tcW w:type="dxa" w:w="1587"/>
-          </w:tcPr>
-          <w:p>
-            <w:pPr>
-              <w:spacing w:after="20" w:before="20"/>
-              <w:jc w:val="right"/>
-            </w:pPr>
-            <w:r/>
-            <w:r>
-              <w:rPr>
-                <w:rFonts w:ascii="BIZ UDPゴシック" w:hAnsi="BIZ UDPゴシック" w:eastAsia="BIZ UDPゴシック"/>
-                <w:b w:val="0"/>
-                <w:sz w:val="18"/>
-              </w:rPr>
-              <w:t>22.1%</w:t>
+            <w:tcW w:type="dxa" w:w="3402"/>
+          </w:tcPr>
+          <w:p>
+            <w:pPr>
+              <w:spacing w:after="20" w:before="20"/>
+            </w:pPr>
+            <w:r/>
+            <w:r>
+              <w:rPr>
+                <w:rFonts w:ascii="BIZ UDPゴシック" w:hAnsi="BIZ UDPゴシック" w:eastAsia="BIZ UDPゴシック"/>
+                <w:b w:val="0"/>
+                <w:sz w:val="18"/>
+              </w:rPr>
+              <w:t>自宅</w:t>
+            </w:r>
+          </w:p>
+        </w:tc>
+        <w:tc>
+          <w:tcPr>
+            <w:tcW w:type="dxa" w:w="1361"/>
+          </w:tcPr>
+          <w:p>
+            <w:pPr>
+              <w:spacing w:after="20" w:before="20"/>
+              <w:jc w:val="right"/>
+            </w:pPr>
+            <w:r/>
+            <w:r>
+              <w:rPr>
+                <w:rFonts w:ascii="BIZ UDPゴシック" w:hAnsi="BIZ UDPゴシック" w:eastAsia="BIZ UDPゴシック"/>
+                <w:b w:val="0"/>
+                <w:sz w:val="18"/>
+              </w:rPr>
+              <w:t>92</w:t>
+            </w:r>
+          </w:p>
+        </w:tc>
+        <w:tc>
+          <w:tcPr>
+            <w:tcW w:type="dxa" w:w="1361"/>
+          </w:tcPr>
+          <w:p>
+            <w:pPr>
+              <w:spacing w:after="20" w:before="20"/>
+              <w:jc w:val="right"/>
+            </w:pPr>
+            <w:r/>
+            <w:r>
+              <w:rPr>
+                <w:rFonts w:ascii="BIZ UDPゴシック" w:hAnsi="BIZ UDPゴシック" w:eastAsia="BIZ UDPゴシック"/>
+                <w:b w:val="0"/>
+                <w:sz w:val="18"/>
+              </w:rPr>
+              <w:t>27.5%</w:t>
+            </w:r>
+          </w:p>
+        </w:tc>
+        <w:tc>
+          <w:tcPr>
+            <w:tcW w:type="dxa" w:w="1361"/>
+          </w:tcPr>
+          <w:p>
+            <w:pPr>
+              <w:spacing w:after="20" w:before="20"/>
+              <w:jc w:val="right"/>
+            </w:pPr>
+            <w:r/>
+            <w:r>
+              <w:rPr>
+                <w:rFonts w:ascii="BIZ UDPゴシック" w:hAnsi="BIZ UDPゴシック" w:eastAsia="BIZ UDPゴシック"/>
+                <w:b w:val="0"/>
+                <w:sz w:val="18"/>
+              </w:rPr>
+              <w:t>52</w:t>
+            </w:r>
+          </w:p>
+        </w:tc>
+        <w:tc>
+          <w:tcPr>
+            <w:tcW w:type="dxa" w:w="1361"/>
+          </w:tcPr>
+          <w:p>
+            <w:pPr>
+              <w:spacing w:after="20" w:before="20"/>
+              <w:jc w:val="right"/>
+            </w:pPr>
+            <w:r/>
+            <w:r>
+              <w:rPr>
+                <w:rFonts w:ascii="BIZ UDPゴシック" w:hAnsi="BIZ UDPゴシック" w:eastAsia="BIZ UDPゴシック"/>
+                <w:b w:val="0"/>
+                <w:sz w:val="18"/>
+              </w:rPr>
+              <w:t>40</w:t>
             </w:r>
           </w:p>
         </w:tc>
@@ -12265,26 +12413,26 @@
       <w:tr>
         <w:tc>
           <w:tcPr>
-            <w:tcW w:type="dxa" w:w="4876"/>
-          </w:tcPr>
-          <w:p>
-            <w:pPr>
-              <w:spacing w:after="20" w:before="20"/>
-            </w:pPr>
-            <w:r/>
-            <w:r>
-              <w:rPr>
-                <w:rFonts w:ascii="BIZ UDPゴシック" w:hAnsi="BIZ UDPゴシック" w:eastAsia="BIZ UDPゴシック"/>
-                <w:b w:val="0"/>
-                <w:sz w:val="18"/>
-              </w:rPr>
-              <w:t>自宅</w:t>
-            </w:r>
-          </w:p>
-        </w:tc>
-        <w:tc>
-          <w:tcPr>
-            <w:tcW w:type="dxa" w:w="1474"/>
+            <w:tcW w:type="dxa" w:w="3402"/>
+          </w:tcPr>
+          <w:p>
+            <w:pPr>
+              <w:spacing w:after="20" w:before="20"/>
+            </w:pPr>
+            <w:r/>
+            <w:r>
+              <w:rPr>
+                <w:rFonts w:ascii="BIZ UDPゴシック" w:hAnsi="BIZ UDPゴシック" w:eastAsia="BIZ UDPゴシック"/>
+                <w:b w:val="0"/>
+                <w:sz w:val="18"/>
+              </w:rPr>
+              <w:t>他の施設・住まい等</w:t>
+            </w:r>
+          </w:p>
+        </w:tc>
+        <w:tc>
+          <w:tcPr>
+            <w:tcW w:type="dxa" w:w="1361"/>
           </w:tcPr>
           <w:p>
             <w:pPr>
@@ -12304,7 +12452,7 @@
         </w:tc>
         <w:tc>
           <w:tcPr>
-            <w:tcW w:type="dxa" w:w="1587"/>
+            <w:tcW w:type="dxa" w:w="1361"/>
           </w:tcPr>
           <w:p>
             <w:pPr>
@@ -12319,6 +12467,46 @@
                 <w:sz w:val="18"/>
               </w:rPr>
               <w:t>15.5%</w:t>
+            </w:r>
+          </w:p>
+        </w:tc>
+        <w:tc>
+          <w:tcPr>
+            <w:tcW w:type="dxa" w:w="1361"/>
+          </w:tcPr>
+          <w:p>
+            <w:pPr>
+              <w:spacing w:after="20" w:before="20"/>
+              <w:jc w:val="right"/>
+            </w:pPr>
+            <w:r/>
+            <w:r>
+              <w:rPr>
+                <w:rFonts w:ascii="BIZ UDPゴシック" w:hAnsi="BIZ UDPゴシック" w:eastAsia="BIZ UDPゴシック"/>
+                <w:b w:val="0"/>
+                <w:sz w:val="18"/>
+              </w:rPr>
+              <w:t>29</w:t>
+            </w:r>
+          </w:p>
+        </w:tc>
+        <w:tc>
+          <w:tcPr>
+            <w:tcW w:type="dxa" w:w="1361"/>
+          </w:tcPr>
+          <w:p>
+            <w:pPr>
+              <w:spacing w:after="20" w:before="20"/>
+              <w:jc w:val="right"/>
+            </w:pPr>
+            <w:r/>
+            <w:r>
+              <w:rPr>
+                <w:rFonts w:ascii="BIZ UDPゴシック" w:hAnsi="BIZ UDPゴシック" w:eastAsia="BIZ UDPゴシック"/>
+                <w:b w:val="0"/>
+                <w:sz w:val="18"/>
+              </w:rPr>
+              <w:t>23</w:t>
             </w:r>
           </w:p>
         </w:tc>
@@ -12326,190 +12514,7 @@
       <w:tr>
         <w:tc>
           <w:tcPr>
-            <w:tcW w:type="dxa" w:w="4876"/>
-          </w:tcPr>
-          <w:p>
-            <w:pPr>
-              <w:spacing w:after="20" w:before="20"/>
-            </w:pPr>
-            <w:r/>
-            <w:r>
-              <w:rPr>
-                <w:rFonts w:ascii="BIZ UDPゴシック" w:hAnsi="BIZ UDPゴシック" w:eastAsia="BIZ UDPゴシック"/>
-                <w:b w:val="0"/>
-                <w:sz w:val="18"/>
-              </w:rPr>
-              <w:t>自宅（区域外）</w:t>
-            </w:r>
-          </w:p>
-        </w:tc>
-        <w:tc>
-          <w:tcPr>
-            <w:tcW w:type="dxa" w:w="1474"/>
-          </w:tcPr>
-          <w:p>
-            <w:pPr>
-              <w:spacing w:after="20" w:before="20"/>
-              <w:jc w:val="right"/>
-            </w:pPr>
-            <w:r/>
-            <w:r>
-              <w:rPr>
-                <w:rFonts w:ascii="BIZ UDPゴシック" w:hAnsi="BIZ UDPゴシック" w:eastAsia="BIZ UDPゴシック"/>
-                <w:b w:val="0"/>
-                <w:sz w:val="18"/>
-              </w:rPr>
-              <w:t>40</w:t>
-            </w:r>
-          </w:p>
-        </w:tc>
-        <w:tc>
-          <w:tcPr>
-            <w:tcW w:type="dxa" w:w="1587"/>
-          </w:tcPr>
-          <w:p>
-            <w:pPr>
-              <w:spacing w:after="20" w:before="20"/>
-              <w:jc w:val="right"/>
-            </w:pPr>
-            <w:r/>
-            <w:r>
-              <w:rPr>
-                <w:rFonts w:ascii="BIZ UDPゴシック" w:hAnsi="BIZ UDPゴシック" w:eastAsia="BIZ UDPゴシック"/>
-                <w:b w:val="0"/>
-                <w:sz w:val="18"/>
-              </w:rPr>
-              <w:t>11.9%</w:t>
-            </w:r>
-          </w:p>
-        </w:tc>
-      </w:tr>
-      <w:tr>
-        <w:tc>
-          <w:tcPr>
-            <w:tcW w:type="dxa" w:w="4876"/>
-          </w:tcPr>
-          <w:p>
-            <w:pPr>
-              <w:spacing w:after="20" w:before="20"/>
-            </w:pPr>
-            <w:r/>
-            <w:r>
-              <w:rPr>
-                <w:rFonts w:ascii="BIZ UDPゴシック" w:hAnsi="BIZ UDPゴシック" w:eastAsia="BIZ UDPゴシック"/>
-                <w:b w:val="0"/>
-                <w:sz w:val="18"/>
-              </w:rPr>
-              <w:t>他の施設・住まい等</w:t>
-            </w:r>
-          </w:p>
-        </w:tc>
-        <w:tc>
-          <w:tcPr>
-            <w:tcW w:type="dxa" w:w="1474"/>
-          </w:tcPr>
-          <w:p>
-            <w:pPr>
-              <w:spacing w:after="20" w:before="20"/>
-              <w:jc w:val="right"/>
-            </w:pPr>
-            <w:r/>
-            <w:r>
-              <w:rPr>
-                <w:rFonts w:ascii="BIZ UDPゴシック" w:hAnsi="BIZ UDPゴシック" w:eastAsia="BIZ UDPゴシック"/>
-                <w:b w:val="0"/>
-                <w:sz w:val="18"/>
-              </w:rPr>
-              <w:t>29</w:t>
-            </w:r>
-          </w:p>
-        </w:tc>
-        <w:tc>
-          <w:tcPr>
-            <w:tcW w:type="dxa" w:w="1587"/>
-          </w:tcPr>
-          <w:p>
-            <w:pPr>
-              <w:spacing w:after="20" w:before="20"/>
-              <w:jc w:val="right"/>
-            </w:pPr>
-            <w:r/>
-            <w:r>
-              <w:rPr>
-                <w:rFonts w:ascii="BIZ UDPゴシック" w:hAnsi="BIZ UDPゴシック" w:eastAsia="BIZ UDPゴシック"/>
-                <w:b w:val="0"/>
-                <w:sz w:val="18"/>
-              </w:rPr>
-              <w:t>8.7%</w:t>
-            </w:r>
-          </w:p>
-        </w:tc>
-      </w:tr>
-      <w:tr>
-        <w:tc>
-          <w:tcPr>
-            <w:tcW w:type="dxa" w:w="4876"/>
-          </w:tcPr>
-          <w:p>
-            <w:pPr>
-              <w:spacing w:after="20" w:before="20"/>
-            </w:pPr>
-            <w:r/>
-            <w:r>
-              <w:rPr>
-                <w:rFonts w:ascii="BIZ UDPゴシック" w:hAnsi="BIZ UDPゴシック" w:eastAsia="BIZ UDPゴシック"/>
-                <w:b w:val="0"/>
-                <w:sz w:val="18"/>
-              </w:rPr>
-              <w:t>他の施設・住まい等（区域外）</w:t>
-            </w:r>
-          </w:p>
-        </w:tc>
-        <w:tc>
-          <w:tcPr>
-            <w:tcW w:type="dxa" w:w="1474"/>
-          </w:tcPr>
-          <w:p>
-            <w:pPr>
-              <w:spacing w:after="20" w:before="20"/>
-              <w:jc w:val="right"/>
-            </w:pPr>
-            <w:r/>
-            <w:r>
-              <w:rPr>
-                <w:rFonts w:ascii="BIZ UDPゴシック" w:hAnsi="BIZ UDPゴシック" w:eastAsia="BIZ UDPゴシック"/>
-                <w:b w:val="0"/>
-                <w:sz w:val="18"/>
-              </w:rPr>
-              <w:t>23</w:t>
-            </w:r>
-          </w:p>
-        </w:tc>
-        <w:tc>
-          <w:tcPr>
-            <w:tcW w:type="dxa" w:w="1587"/>
-          </w:tcPr>
-          <w:p>
-            <w:pPr>
-              <w:spacing w:after="20" w:before="20"/>
-              <w:jc w:val="right"/>
-            </w:pPr>
-            <w:r/>
-            <w:r>
-              <w:rPr>
-                <w:rFonts w:ascii="BIZ UDPゴシック" w:hAnsi="BIZ UDPゴシック" w:eastAsia="BIZ UDPゴシック"/>
-                <w:b w:val="0"/>
-                <w:sz w:val="18"/>
-              </w:rPr>
-              <w:t>6.9%</w:t>
-            </w:r>
-          </w:p>
-        </w:tc>
-      </w:tr>
-      <w:tr>
-        <w:tc>
-          <w:tcPr>
-            <w:tcW w:type="dxa" w:w="4876"/>
+            <w:tcW w:type="dxa" w:w="3402"/>
           </w:tcPr>
           <w:p>
             <w:pPr>
@@ -12528,7 +12533,7 @@
         </w:tc>
         <w:tc>
           <w:tcPr>
-            <w:tcW w:type="dxa" w:w="1474"/>
+            <w:tcW w:type="dxa" w:w="1361"/>
           </w:tcPr>
           <w:p>
             <w:pPr>
@@ -12548,7 +12553,7 @@
         </w:tc>
         <w:tc>
           <w:tcPr>
-            <w:tcW w:type="dxa" w:w="1587"/>
+            <w:tcW w:type="dxa" w:w="1361"/>
           </w:tcPr>
           <w:p>
             <w:pPr>
@@ -12563,6 +12568,46 @@
                 <w:sz w:val="18"/>
               </w:rPr>
               <w:t>100.0%</w:t>
+            </w:r>
+          </w:p>
+        </w:tc>
+        <w:tc>
+          <w:tcPr>
+            <w:tcW w:type="dxa" w:w="1361"/>
+          </w:tcPr>
+          <w:p>
+            <w:pPr>
+              <w:spacing w:after="20" w:before="20"/>
+              <w:jc w:val="right"/>
+            </w:pPr>
+            <w:r/>
+            <w:r>
+              <w:rPr>
+                <w:rFonts w:ascii="BIZ UDPゴシック" w:hAnsi="BIZ UDPゴシック" w:eastAsia="BIZ UDPゴシック"/>
+                <w:b w:val="0"/>
+                <w:sz w:val="18"/>
+              </w:rPr>
+              <w:t>198</w:t>
+            </w:r>
+          </w:p>
+        </w:tc>
+        <w:tc>
+          <w:tcPr>
+            <w:tcW w:type="dxa" w:w="1361"/>
+          </w:tcPr>
+          <w:p>
+            <w:pPr>
+              <w:spacing w:after="20" w:before="20"/>
+              <w:jc w:val="right"/>
+            </w:pPr>
+            <w:r/>
+            <w:r>
+              <w:rPr>
+                <w:rFonts w:ascii="BIZ UDPゴシック" w:hAnsi="BIZ UDPゴシック" w:eastAsia="BIZ UDPゴシック"/>
+                <w:b w:val="0"/>
+                <w:sz w:val="18"/>
+              </w:rPr>
+              <w:t>137</w:t>
             </w:r>
           </w:p>
         </w:tc>
@@ -12594,7 +12639,7 @@
       <w:r>
         <w:drawing>
           <wp:inline xmlns:a="http://schemas.openxmlformats.org/drawingml/2006/main" xmlns:pic="http://schemas.openxmlformats.org/drawingml/2006/picture">
-            <wp:extent cx="5616000" cy="1865628"/>
+            <wp:extent cx="5616000" cy="1352153"/>
             <wp:docPr id="16" name="Picture 16"/>
             <wp:cNvGraphicFramePr>
               <a:graphicFrameLocks noChangeAspect="1"/>
@@ -12615,7 +12660,7 @@
                   <pic:spPr>
                     <a:xfrm>
                       <a:off x="0" y="0"/>
-                      <a:ext cx="5616000" cy="1865628"/>
+                      <a:ext cx="5616000" cy="1352153"/>
                     </a:xfrm>
                     <a:prstGeom prst="rect"/>
                   </pic:spPr>
@@ -12669,15 +12714,16 @@
         <w:tblLook w:firstColumn="1" w:firstRow="1" w:lastColumn="0" w:lastRow="0" w:noHBand="0" w:noVBand="1" w:val="04A0"/>
       </w:tblPr>
       <w:tblGrid>
-        <w:gridCol w:w="2523"/>
-        <w:gridCol w:w="2523"/>
-        <w:gridCol w:w="2523"/>
-        <w:gridCol w:w="2523"/>
+        <w:gridCol w:w="2018"/>
+        <w:gridCol w:w="2018"/>
+        <w:gridCol w:w="2018"/>
+        <w:gridCol w:w="2018"/>
+        <w:gridCol w:w="2018"/>
       </w:tblGrid>
       <w:tr>
         <w:tc>
           <w:tcPr>
-            <w:tcW w:type="dxa" w:w="3175"/>
+            <w:tcW w:type="dxa" w:w="2835"/>
             <w:shd w:val="clear" w:fill="F2F2F2"/>
           </w:tcPr>
           <w:p>
@@ -12698,7 +12744,7 @@
         </w:tc>
         <w:tc>
           <w:tcPr>
-            <w:tcW w:type="dxa" w:w="1361"/>
+            <w:tcW w:type="dxa" w:w="1247"/>
             <w:shd w:val="clear" w:fill="F2F2F2"/>
           </w:tcPr>
           <w:p>
@@ -12719,7 +12765,7 @@
         </w:tc>
         <w:tc>
           <w:tcPr>
-            <w:tcW w:type="dxa" w:w="1361"/>
+            <w:tcW w:type="dxa" w:w="1247"/>
             <w:shd w:val="clear" w:fill="F2F2F2"/>
           </w:tcPr>
           <w:p>
@@ -12735,6 +12781,27 @@
                 <w:sz w:val="18"/>
               </w:rPr>
               <w:t>区域外</w:t>
+            </w:r>
+          </w:p>
+        </w:tc>
+        <w:tc>
+          <w:tcPr>
+            <w:tcW w:type="dxa" w:w="1247"/>
+            <w:shd w:val="clear" w:fill="F2F2F2"/>
+          </w:tcPr>
+          <w:p>
+            <w:pPr>
+              <w:spacing w:after="20" w:before="20"/>
+              <w:jc w:val="center"/>
+            </w:pPr>
+            <w:r/>
+            <w:r>
+              <w:rPr>
+                <w:rFonts w:ascii="BIZ UDPゴシック" w:hAnsi="BIZ UDPゴシック" w:eastAsia="BIZ UDPゴシック"/>
+                <w:b/>
+                <w:sz w:val="18"/>
+              </w:rPr>
+              <w:t>計</w:t>
             </w:r>
           </w:p>
         </w:tc>
@@ -12763,7 +12830,7 @@
       <w:tr>
         <w:tc>
           <w:tcPr>
-            <w:tcW w:type="dxa" w:w="3175"/>
+            <w:tcW w:type="dxa" w:w="2835"/>
           </w:tcPr>
           <w:p>
             <w:pPr>
@@ -12782,27 +12849,27 @@
         </w:tc>
         <w:tc>
           <w:tcPr>
-            <w:tcW w:type="dxa" w:w="1361"/>
-          </w:tcPr>
-          <w:p>
-            <w:pPr>
-              <w:spacing w:after="20" w:before="20"/>
-              <w:jc w:val="right"/>
-            </w:pPr>
-            <w:r/>
-            <w:r>
-              <w:rPr>
-                <w:rFonts w:ascii="BIZ UDPゴシック" w:hAnsi="BIZ UDPゴシック" w:eastAsia="BIZ UDPゴシック"/>
-                <w:b w:val="0"/>
-                <w:sz w:val="18"/>
-              </w:rPr>
-              <w:t>0</w:t>
-            </w:r>
-          </w:p>
-        </w:tc>
-        <w:tc>
-          <w:tcPr>
-            <w:tcW w:type="dxa" w:w="1361"/>
+            <w:tcW w:type="dxa" w:w="1247"/>
+          </w:tcPr>
+          <w:p>
+            <w:pPr>
+              <w:spacing w:after="20" w:before="20"/>
+              <w:jc w:val="right"/>
+            </w:pPr>
+            <w:r/>
+            <w:r>
+              <w:rPr>
+                <w:rFonts w:ascii="BIZ UDPゴシック" w:hAnsi="BIZ UDPゴシック" w:eastAsia="BIZ UDPゴシック"/>
+                <w:b w:val="0"/>
+                <w:sz w:val="18"/>
+              </w:rPr>
+              <w:t>4</w:t>
+            </w:r>
+          </w:p>
+        </w:tc>
+        <w:tc>
+          <w:tcPr>
+            <w:tcW w:type="dxa" w:w="1247"/>
           </w:tcPr>
           <w:p>
             <w:pPr>
@@ -12822,6 +12889,26 @@
         </w:tc>
         <w:tc>
           <w:tcPr>
+            <w:tcW w:type="dxa" w:w="1247"/>
+          </w:tcPr>
+          <w:p>
+            <w:pPr>
+              <w:spacing w:after="20" w:before="20"/>
+              <w:jc w:val="right"/>
+            </w:pPr>
+            <w:r/>
+            <w:r>
+              <w:rPr>
+                <w:rFonts w:ascii="BIZ UDPゴシック" w:hAnsi="BIZ UDPゴシック" w:eastAsia="BIZ UDPゴシック"/>
+                <w:b w:val="0"/>
+                <w:sz w:val="18"/>
+              </w:rPr>
+              <w:t>26</w:t>
+            </w:r>
+          </w:p>
+        </w:tc>
+        <w:tc>
+          <w:tcPr>
             <w:tcW w:type="dxa" w:w="1701"/>
           </w:tcPr>
           <w:p>
@@ -12836,7 +12923,7 @@
                 <w:b w:val="0"/>
                 <w:sz w:val="18"/>
               </w:rPr>
-              <w:t>100.0%</w:t>
+              <w:t>84.6%</w:t>
             </w:r>
           </w:p>
         </w:tc>
@@ -12844,7 +12931,7 @@
       <w:tr>
         <w:tc>
           <w:tcPr>
-            <w:tcW w:type="dxa" w:w="3175"/>
+            <w:tcW w:type="dxa" w:w="2835"/>
           </w:tcPr>
           <w:p>
             <w:pPr>
@@ -12863,27 +12950,27 @@
         </w:tc>
         <w:tc>
           <w:tcPr>
-            <w:tcW w:type="dxa" w:w="1361"/>
-          </w:tcPr>
-          <w:p>
-            <w:pPr>
-              <w:spacing w:after="20" w:before="20"/>
-              <w:jc w:val="right"/>
-            </w:pPr>
-            <w:r/>
-            <w:r>
-              <w:rPr>
-                <w:rFonts w:ascii="BIZ UDPゴシック" w:hAnsi="BIZ UDPゴシック" w:eastAsia="BIZ UDPゴシック"/>
-                <w:b w:val="0"/>
-                <w:sz w:val="18"/>
-              </w:rPr>
-              <w:t>0</w:t>
-            </w:r>
-          </w:p>
-        </w:tc>
-        <w:tc>
-          <w:tcPr>
-            <w:tcW w:type="dxa" w:w="1361"/>
+            <w:tcW w:type="dxa" w:w="1247"/>
+          </w:tcPr>
+          <w:p>
+            <w:pPr>
+              <w:spacing w:after="20" w:before="20"/>
+              <w:jc w:val="right"/>
+            </w:pPr>
+            <w:r/>
+            <w:r>
+              <w:rPr>
+                <w:rFonts w:ascii="BIZ UDPゴシック" w:hAnsi="BIZ UDPゴシック" w:eastAsia="BIZ UDPゴシック"/>
+                <w:b w:val="0"/>
+                <w:sz w:val="18"/>
+              </w:rPr>
+              <w:t>16</w:t>
+            </w:r>
+          </w:p>
+        </w:tc>
+        <w:tc>
+          <w:tcPr>
+            <w:tcW w:type="dxa" w:w="1247"/>
           </w:tcPr>
           <w:p>
             <w:pPr>
@@ -12903,6 +12990,26 @@
         </w:tc>
         <w:tc>
           <w:tcPr>
+            <w:tcW w:type="dxa" w:w="1247"/>
+          </w:tcPr>
+          <w:p>
+            <w:pPr>
+              <w:spacing w:after="20" w:before="20"/>
+              <w:jc w:val="right"/>
+            </w:pPr>
+            <w:r/>
+            <w:r>
+              <w:rPr>
+                <w:rFonts w:ascii="BIZ UDPゴシック" w:hAnsi="BIZ UDPゴシック" w:eastAsia="BIZ UDPゴシック"/>
+                <w:b w:val="0"/>
+                <w:sz w:val="18"/>
+              </w:rPr>
+              <w:t>40</w:t>
+            </w:r>
+          </w:p>
+        </w:tc>
+        <w:tc>
+          <w:tcPr>
             <w:tcW w:type="dxa" w:w="1701"/>
           </w:tcPr>
           <w:p>
@@ -12917,7 +13024,7 @@
                 <w:b w:val="0"/>
                 <w:sz w:val="18"/>
               </w:rPr>
-              <w:t>100.0%</w:t>
+              <w:t>60.0%</w:t>
             </w:r>
           </w:p>
         </w:tc>
@@ -12925,7 +13032,7 @@
       <w:tr>
         <w:tc>
           <w:tcPr>
-            <w:tcW w:type="dxa" w:w="3175"/>
+            <w:tcW w:type="dxa" w:w="2835"/>
           </w:tcPr>
           <w:p>
             <w:pPr>
@@ -12944,27 +13051,27 @@
         </w:tc>
         <w:tc>
           <w:tcPr>
-            <w:tcW w:type="dxa" w:w="1361"/>
-          </w:tcPr>
-          <w:p>
-            <w:pPr>
-              <w:spacing w:after="20" w:before="20"/>
-              <w:jc w:val="right"/>
-            </w:pPr>
-            <w:r/>
-            <w:r>
-              <w:rPr>
-                <w:rFonts w:ascii="BIZ UDPゴシック" w:hAnsi="BIZ UDPゴシック" w:eastAsia="BIZ UDPゴシック"/>
-                <w:b w:val="0"/>
-                <w:sz w:val="18"/>
-              </w:rPr>
-              <w:t>0</w:t>
-            </w:r>
-          </w:p>
-        </w:tc>
-        <w:tc>
-          <w:tcPr>
-            <w:tcW w:type="dxa" w:w="1361"/>
+            <w:tcW w:type="dxa" w:w="1247"/>
+          </w:tcPr>
+          <w:p>
+            <w:pPr>
+              <w:spacing w:after="20" w:before="20"/>
+              <w:jc w:val="right"/>
+            </w:pPr>
+            <w:r/>
+            <w:r>
+              <w:rPr>
+                <w:rFonts w:ascii="BIZ UDPゴシック" w:hAnsi="BIZ UDPゴシック" w:eastAsia="BIZ UDPゴシック"/>
+                <w:b w:val="0"/>
+                <w:sz w:val="18"/>
+              </w:rPr>
+              <w:t>138</w:t>
+            </w:r>
+          </w:p>
+        </w:tc>
+        <w:tc>
+          <w:tcPr>
+            <w:tcW w:type="dxa" w:w="1247"/>
           </w:tcPr>
           <w:p>
             <w:pPr>
@@ -12984,6 +13091,26 @@
         </w:tc>
         <w:tc>
           <w:tcPr>
+            <w:tcW w:type="dxa" w:w="1247"/>
+          </w:tcPr>
+          <w:p>
+            <w:pPr>
+              <w:spacing w:after="20" w:before="20"/>
+              <w:jc w:val="right"/>
+            </w:pPr>
+            <w:r/>
+            <w:r>
+              <w:rPr>
+                <w:rFonts w:ascii="BIZ UDPゴシック" w:hAnsi="BIZ UDPゴシック" w:eastAsia="BIZ UDPゴシック"/>
+                <w:b w:val="0"/>
+                <w:sz w:val="18"/>
+              </w:rPr>
+              <w:t>205</w:t>
+            </w:r>
+          </w:p>
+        </w:tc>
+        <w:tc>
+          <w:tcPr>
             <w:tcW w:type="dxa" w:w="1701"/>
           </w:tcPr>
           <w:p>
@@ -12998,7 +13125,7 @@
                 <w:b w:val="0"/>
                 <w:sz w:val="18"/>
               </w:rPr>
-              <w:t>100.0%</w:t>
+              <w:t>32.7%</w:t>
             </w:r>
           </w:p>
         </w:tc>
@@ -13006,7 +13133,7 @@
       <w:tr>
         <w:tc>
           <w:tcPr>
-            <w:tcW w:type="dxa" w:w="3175"/>
+            <w:tcW w:type="dxa" w:w="2835"/>
           </w:tcPr>
           <w:p>
             <w:pPr>
@@ -13025,27 +13152,27 @@
         </w:tc>
         <w:tc>
           <w:tcPr>
-            <w:tcW w:type="dxa" w:w="1361"/>
-          </w:tcPr>
-          <w:p>
-            <w:pPr>
-              <w:spacing w:after="20" w:before="20"/>
-              <w:jc w:val="right"/>
-            </w:pPr>
-            <w:r/>
-            <w:r>
-              <w:rPr>
-                <w:rFonts w:ascii="BIZ UDPゴシック" w:hAnsi="BIZ UDPゴシック" w:eastAsia="BIZ UDPゴシック"/>
-                <w:b w:val="0"/>
-                <w:sz w:val="18"/>
-              </w:rPr>
-              <w:t>0</w:t>
-            </w:r>
-          </w:p>
-        </w:tc>
-        <w:tc>
-          <w:tcPr>
-            <w:tcW w:type="dxa" w:w="1361"/>
+            <w:tcW w:type="dxa" w:w="1247"/>
+          </w:tcPr>
+          <w:p>
+            <w:pPr>
+              <w:spacing w:after="20" w:before="20"/>
+              <w:jc w:val="right"/>
+            </w:pPr>
+            <w:r/>
+            <w:r>
+              <w:rPr>
+                <w:rFonts w:ascii="BIZ UDPゴシック" w:hAnsi="BIZ UDPゴシック" w:eastAsia="BIZ UDPゴシック"/>
+                <w:b w:val="0"/>
+                <w:sz w:val="18"/>
+              </w:rPr>
+              <w:t>3</w:t>
+            </w:r>
+          </w:p>
+        </w:tc>
+        <w:tc>
+          <w:tcPr>
+            <w:tcW w:type="dxa" w:w="1247"/>
           </w:tcPr>
           <w:p>
             <w:pPr>
@@ -13065,6 +13192,26 @@
         </w:tc>
         <w:tc>
           <w:tcPr>
+            <w:tcW w:type="dxa" w:w="1247"/>
+          </w:tcPr>
+          <w:p>
+            <w:pPr>
+              <w:spacing w:after="20" w:before="20"/>
+              <w:jc w:val="right"/>
+            </w:pPr>
+            <w:r/>
+            <w:r>
+              <w:rPr>
+                <w:rFonts w:ascii="BIZ UDPゴシック" w:hAnsi="BIZ UDPゴシック" w:eastAsia="BIZ UDPゴシック"/>
+                <w:b w:val="0"/>
+                <w:sz w:val="18"/>
+              </w:rPr>
+              <w:t>19</w:t>
+            </w:r>
+          </w:p>
+        </w:tc>
+        <w:tc>
+          <w:tcPr>
             <w:tcW w:type="dxa" w:w="1701"/>
           </w:tcPr>
           <w:p>
@@ -13079,7 +13226,7 @@
                 <w:b w:val="0"/>
                 <w:sz w:val="18"/>
               </w:rPr>
-              <w:t>100.0%</w:t>
+              <w:t>84.2%</w:t>
             </w:r>
           </w:p>
         </w:tc>
@@ -13087,7 +13234,7 @@
       <w:tr>
         <w:tc>
           <w:tcPr>
-            <w:tcW w:type="dxa" w:w="3175"/>
+            <w:tcW w:type="dxa" w:w="2835"/>
           </w:tcPr>
           <w:p>
             <w:pPr>
@@ -13106,27 +13253,27 @@
         </w:tc>
         <w:tc>
           <w:tcPr>
-            <w:tcW w:type="dxa" w:w="1361"/>
-          </w:tcPr>
-          <w:p>
-            <w:pPr>
-              <w:spacing w:after="20" w:before="20"/>
-              <w:jc w:val="right"/>
-            </w:pPr>
-            <w:r/>
-            <w:r>
-              <w:rPr>
-                <w:rFonts w:ascii="BIZ UDPゴシック" w:hAnsi="BIZ UDPゴシック" w:eastAsia="BIZ UDPゴシック"/>
-                <w:b w:val="0"/>
-                <w:sz w:val="18"/>
-              </w:rPr>
-              <w:t>0</w:t>
-            </w:r>
-          </w:p>
-        </w:tc>
-        <w:tc>
-          <w:tcPr>
-            <w:tcW w:type="dxa" w:w="1361"/>
+            <w:tcW w:type="dxa" w:w="1247"/>
+          </w:tcPr>
+          <w:p>
+            <w:pPr>
+              <w:spacing w:after="20" w:before="20"/>
+              <w:jc w:val="right"/>
+            </w:pPr>
+            <w:r/>
+            <w:r>
+              <w:rPr>
+                <w:rFonts w:ascii="BIZ UDPゴシック" w:hAnsi="BIZ UDPゴシック" w:eastAsia="BIZ UDPゴシック"/>
+                <w:b w:val="0"/>
+                <w:sz w:val="18"/>
+              </w:rPr>
+              <w:t>37</w:t>
+            </w:r>
+          </w:p>
+        </w:tc>
+        <w:tc>
+          <w:tcPr>
+            <w:tcW w:type="dxa" w:w="1247"/>
           </w:tcPr>
           <w:p>
             <w:pPr>
@@ -13146,6 +13293,26 @@
         </w:tc>
         <w:tc>
           <w:tcPr>
+            <w:tcW w:type="dxa" w:w="1247"/>
+          </w:tcPr>
+          <w:p>
+            <w:pPr>
+              <w:spacing w:after="20" w:before="20"/>
+              <w:jc w:val="right"/>
+            </w:pPr>
+            <w:r/>
+            <w:r>
+              <w:rPr>
+                <w:rFonts w:ascii="BIZ UDPゴシック" w:hAnsi="BIZ UDPゴシック" w:eastAsia="BIZ UDPゴシック"/>
+                <w:b w:val="0"/>
+                <w:sz w:val="18"/>
+              </w:rPr>
+              <w:t>45</w:t>
+            </w:r>
+          </w:p>
+        </w:tc>
+        <w:tc>
+          <w:tcPr>
             <w:tcW w:type="dxa" w:w="1701"/>
           </w:tcPr>
           <w:p>
@@ -13160,7 +13327,108 @@
                 <w:b w:val="0"/>
                 <w:sz w:val="18"/>
               </w:rPr>
-              <w:t>100.0%</w:t>
+              <w:t>17.8%</w:t>
+            </w:r>
+          </w:p>
+        </w:tc>
+      </w:tr>
+      <w:tr>
+        <w:tc>
+          <w:tcPr>
+            <w:tcW w:type="dxa" w:w="2835"/>
+          </w:tcPr>
+          <w:p>
+            <w:pPr>
+              <w:spacing w:after="20" w:before="20"/>
+            </w:pPr>
+            <w:r/>
+            <w:r>
+              <w:rPr>
+                <w:rFonts w:ascii="BIZ UDPゴシック" w:hAnsi="BIZ UDPゴシック" w:eastAsia="BIZ UDPゴシック"/>
+                <w:b w:val="0"/>
+                <w:sz w:val="18"/>
+              </w:rPr>
+              <w:t>合計</w:t>
+            </w:r>
+          </w:p>
+        </w:tc>
+        <w:tc>
+          <w:tcPr>
+            <w:tcW w:type="dxa" w:w="1247"/>
+          </w:tcPr>
+          <w:p>
+            <w:pPr>
+              <w:spacing w:after="20" w:before="20"/>
+              <w:jc w:val="right"/>
+            </w:pPr>
+            <w:r/>
+            <w:r>
+              <w:rPr>
+                <w:rFonts w:ascii="BIZ UDPゴシック" w:hAnsi="BIZ UDPゴシック" w:eastAsia="BIZ UDPゴシック"/>
+                <w:b w:val="0"/>
+                <w:sz w:val="18"/>
+              </w:rPr>
+              <w:t>198</w:t>
+            </w:r>
+          </w:p>
+        </w:tc>
+        <w:tc>
+          <w:tcPr>
+            <w:tcW w:type="dxa" w:w="1247"/>
+          </w:tcPr>
+          <w:p>
+            <w:pPr>
+              <w:spacing w:after="20" w:before="20"/>
+              <w:jc w:val="right"/>
+            </w:pPr>
+            <w:r/>
+            <w:r>
+              <w:rPr>
+                <w:rFonts w:ascii="BIZ UDPゴシック" w:hAnsi="BIZ UDPゴシック" w:eastAsia="BIZ UDPゴシック"/>
+                <w:b w:val="0"/>
+                <w:sz w:val="18"/>
+              </w:rPr>
+              <w:t>137</w:t>
+            </w:r>
+          </w:p>
+        </w:tc>
+        <w:tc>
+          <w:tcPr>
+            <w:tcW w:type="dxa" w:w="1247"/>
+          </w:tcPr>
+          <w:p>
+            <w:pPr>
+              <w:spacing w:after="20" w:before="20"/>
+              <w:jc w:val="right"/>
+            </w:pPr>
+            <w:r/>
+            <w:r>
+              <w:rPr>
+                <w:rFonts w:ascii="BIZ UDPゴシック" w:hAnsi="BIZ UDPゴシック" w:eastAsia="BIZ UDPゴシック"/>
+                <w:b w:val="0"/>
+                <w:sz w:val="18"/>
+              </w:rPr>
+              <w:t>335</w:t>
+            </w:r>
+          </w:p>
+        </w:tc>
+        <w:tc>
+          <w:tcPr>
+            <w:tcW w:type="dxa" w:w="1701"/>
+          </w:tcPr>
+          <w:p>
+            <w:pPr>
+              <w:spacing w:after="20" w:before="20"/>
+              <w:jc w:val="right"/>
+            </w:pPr>
+            <w:r/>
+            <w:r>
+              <w:rPr>
+                <w:rFonts w:ascii="BIZ UDPゴシック" w:hAnsi="BIZ UDPゴシック" w:eastAsia="BIZ UDPゴシック"/>
+                <w:b w:val="0"/>
+                <w:sz w:val="18"/>
+              </w:rPr>
+              <w:t>40.9%</w:t>
             </w:r>
           </w:p>
         </w:tc>
@@ -13233,7 +13501,7 @@
           <w:rFonts w:ascii="BIZ UDPゴシック" w:hAnsi="BIZ UDPゴシック" w:eastAsia="BIZ UDPゴシック"/>
           <w:b w:val="0"/>
         </w:rPr>
-        <w:t>グループホームと特定施設は区域外からの入所が大半を占めます。これらの施設には住所地特例が適用され、保険者は従前の市町村のままとなります。区域内の定員が区域内の被保険者のために使われているとは限りません。</w:t>
+        <w:t>グループホームは84.6%、特定施設は84.2%が区域外からの入所です。一方、特養・地域密着型特養は17.8%、介護老人保健施設は32.7%にとどまります。全体では335人のうち137人（40.9%）が区域外からの入所です。これらの施設には住所地特例が適用され、保険者は従前の市町村のままとなります。区域内の定員が区域内の被保険者のために使われているとは限りません。</w:t>
       </w:r>
     </w:p>
     <w:p>
@@ -16529,6 +16797,18 @@
     </w:p>
     <w:p>
       <w:pPr>
+        <w:pStyle w:val="note"/>
+        <w:spacing w:after="80" w:line="276" w:lineRule="auto"/>
+      </w:pPr>
+      <w:r>
+        <w:rPr>
+          <w:b w:val="0"/>
+        </w:rPr>
+        <w:t>施設・通所系は、介護職員319人に対し常勤258人・非常勤55人（計313人）で６人の差があります。グループホームびえいの郷が介護職員16人・常勤10人と記入し、非常勤の欄が未記入であることによるものです。常勤・非常勤の割合は、記入のあった313人を分母としています。</w:t>
+      </w:r>
+    </w:p>
+    <w:p>
+      <w:pPr>
         <w:spacing w:before="80" w:after="40"/>
       </w:pPr>
       <w:r>
@@ -16636,7 +16916,19 @@
           <w:rFonts w:ascii="BIZ UDPゴシック" w:hAnsi="BIZ UDPゴシック" w:eastAsia="BIZ UDPゴシック"/>
           <w:b w:val="0"/>
         </w:rPr>
-        <w:t>外国人職員は37人で、13事業所に配置されています。介護職員に対する割合は10.6%です。配置されているのは施設・居住系及び通所系の事業所です。</w:t>
+        <w:t>外国人職員は37人で、13事業所に配置されています。配置されているのはいずれも施設・居住系及び通所系の事業所で、訪問系の３事業所には配置されていません。施設・通所系の介護職員319人に対する割合は11.6%です。</w:t>
+      </w:r>
+    </w:p>
+    <w:p>
+      <w:pPr>
+        <w:pStyle w:val="note"/>
+        <w:spacing w:after="80" w:line="276" w:lineRule="auto"/>
+      </w:pPr>
+      <w:r>
+        <w:rPr>
+          <w:b w:val="0"/>
+        </w:rPr>
+        <w:t>外国人職員はすべて施設・通所系の事業所に配置されているため、割合の分母は施設・通所系の介護職員319人としています。訪問系を含む348人を分母とすると10.6%となります。</w:t>
       </w:r>
     </w:p>
     <w:p>
@@ -16975,7 +17267,19 @@
           <w:rFonts w:ascii="BIZ UDPゴシック" w:hAnsi="BIZ UDPゴシック" w:eastAsia="BIZ UDPゴシック"/>
           <w:b w:val="0"/>
         </w:rPr>
-        <w:t>令和６年度の採用者数は83人、離職者数は65人で、差は+18人です。採用が離職を上回っていますが、介護職員に対する離職者の割合は18.7%であり、毎年およそ５人に１人が入れ替わっている計算になります。</w:t>
+        <w:t>令和６年度の採用者数は83人、離職者数は65人で、差は+18人です。採用が離職を上回っていますが、介護職員348人に対する離職者の割合は18.7%であり、毎年２割近くが入れ替わっている計算になります。</w:t>
+      </w:r>
+    </w:p>
+    <w:p>
+      <w:pPr>
+        <w:pStyle w:val="note"/>
+        <w:spacing w:after="80" w:line="276" w:lineRule="auto"/>
+      </w:pPr>
+      <w:r>
+        <w:rPr>
+          <w:b w:val="0"/>
+        </w:rPr>
+        <w:t>単純合計では採用90人・離職67人ですが、有料老人ホーム華とヘルパーステーションフラワーが同一の採用７人・離職２人を計上しているため、介護職員数と同じ考え方により有料老人ホーム側を除いています。内訳は、施設・通所系が採用69人・離職58人、訪問系が採用14人・離職７人です。</w:t>
       </w:r>
     </w:p>
     <w:p>
@@ -26166,7 +26470,7 @@
           <w:rFonts w:ascii="BIZ UDPゴシック" w:hAnsi="BIZ UDPゴシック" w:eastAsia="BIZ UDPゴシック"/>
           <w:b w:val="0"/>
         </w:rPr>
-        <w:t>介護職員348人（重複を除く）のうち、介護福祉士が67.1%を占め、資格水準は高い状況にあります。一方、勤続１年未満が19.9%、令和６年度の離職者が65人であり、毎年およそ５人に１人が入れ替わっています。60歳以上の職員は13.3%で、今後10年の間に退職が見込まれる層が１割を超えています。</w:t>
+        <w:t>介護職員348人（重複を除く）のうち、職員個票に回答した施設・通所系の316人でみると、介護福祉士が67.1%を占め、資格水準は高い状況にあります。一方、勤続１年未満が19.9%、令和６年度の離職者が65人であり、毎年およそ５人に１人が入れ替わっています。60歳以上の職員は13.3%で、今後10年の間に退職が見込まれる層が１割を超えています。</w:t>
       </w:r>
     </w:p>
     <w:p>
@@ -27069,7 +27373,31 @@
           <w:rFonts w:ascii="BIZ UDPゴシック" w:hAnsi="BIZ UDPゴシック" w:eastAsia="BIZ UDPゴシック"/>
           <w:b w:val="0"/>
         </w:rPr>
-        <w:t>⑧ 北海道の名簿は令和８年６月30日から７月１日現在、調査は令和７年４月１日現在、見える化システムは令和６年度の値であり、時点が異なります。</w:t>
+        <w:t>⑧ 単数回答の設問は無回答を除いた有効回答数（n）を分母とし、複数回答の設問は回答票数を分母としています。同じ調査でも設問により分母が異なります。</w:t>
+      </w:r>
+    </w:p>
+    <w:p>
+      <w:pPr>
+        <w:spacing w:after="120" w:line="276" w:lineRule="auto"/>
+      </w:pPr>
+      <w:r>
+        <w:rPr>
+          <w:rFonts w:ascii="BIZ UDPゴシック" w:hAnsi="BIZ UDPゴシック" w:eastAsia="BIZ UDPゴシック"/>
+          <w:b w:val="0"/>
+        </w:rPr>
+        <w:t>⑨ 居所変更実態調査の要介護度別の内訳は、問１の入所者数と一致しない種別があります。介護老人保健施設は206人に対し201人です。</w:t>
+      </w:r>
+    </w:p>
+    <w:p>
+      <w:pPr>
+        <w:spacing w:after="120" w:line="276" w:lineRule="auto"/>
+      </w:pPr>
+      <w:r>
+        <w:rPr>
+          <w:rFonts w:ascii="BIZ UDPゴシック" w:hAnsi="BIZ UDPゴシック" w:eastAsia="BIZ UDPゴシック"/>
+          <w:b w:val="0"/>
+        </w:rPr>
+        <w:t>⑩ 北海道の名簿は令和８年６月30日から７月１日現在、調査は令和７年４月１日現在、見える化システムは令和６年度の値であり、時点が異なります。</w:t>
       </w:r>
     </w:p>
     <w:p>

--- a/output/第10期計画_実施済み調査_結果報告書.docx
+++ b/output/第10期計画_実施済み調査_結果報告書.docx
@@ -16804,7 +16804,7 @@
         <w:rPr>
           <w:b w:val="0"/>
         </w:rPr>
-        <w:t>施設・通所系は、介護職員319人に対し常勤258人・非常勤55人（計313人）で６人の差があります。グループホームびえいの郷が介護職員16人・常勤10人と記入し、非常勤の欄が未記入であることによるものです。常勤・非常勤の割合は、記入のあった313人を分母としています。</w:t>
+        <w:t>施設・通所系は、介護職員319人に対し常勤258人・非常勤55人（計313人）で６人の差があります。グループホームびえいの郷が介護職員16人・常勤10人と記入し、非常勤の欄が未記入であることによるものです。同事業所の公表画面（記入日 令和７年10月４日）では介護職員は常勤10人・非常勤７人であり、常勤の人数は一致します。未記入の非常勤は６人程度とみられます。常勤・非常勤の割合は、記入のあった313人を分母としています。</w:t>
       </w:r>
     </w:p>
     <w:p>
@@ -16881,7 +16881,7 @@
         <w:rPr>
           <w:b w:val="0"/>
         </w:rPr>
-        <w:t>重複の取扱いは確定していません。住宅型有料老人ホームは介護保険の指定サービスではなく、地域包括ケア「見える化」システムにも現れないことから、受託者は訪問系の13人を実数とし有料老人ホーム側を重複として除いた348人を用いることを案としています（第８章第３節）。</w:t>
+        <w:t>重複の取扱いは確定していません。住宅型有料老人ホームは介護保険の指定サービスではなく、地域包括ケア「見える化」システムにも現れないことから、受託者は訪問系の13人を実数とし有料老人ホーム側を重複として除いた348人を用いることを案としています（第８章第３節）。同じ構造の住宅型有料老人ホームびえいの郷は「有料１人・訪問介護13人」と分けて記入しており、公表データでも住宅型有料老人ホーム及び訪問介護事業所（大町2丁目5番28号）とグループホーム（同5番14号）が別の事業所であることが確認できます。</w:t>
       </w:r>
     </w:p>
     <w:p>

--- a/output/第10期計画_実施済み調査_結果報告書.docx
+++ b/output/第10期計画_実施済み調査_結果報告書.docx
@@ -1352,7 +1352,559 @@
           <w:rFonts w:ascii="BIZ UDPゴシック" w:hAnsi="BIZ UDPゴシック" w:eastAsia="BIZ UDPゴシック"/>
           <w:b/>
         </w:rPr>
-        <w:t>（４） 本報告書を読む際の留意点</w:t>
+        <w:t>（４） 用語とサービスの範囲</w:t>
+      </w:r>
+    </w:p>
+    <w:p>
+      <w:pPr>
+        <w:spacing w:after="120" w:line="276" w:lineRule="auto"/>
+      </w:pPr>
+      <w:r>
+        <w:rPr>
+          <w:rFonts w:ascii="BIZ UDPゴシック" w:hAnsi="BIZ UDPゴシック" w:eastAsia="BIZ UDPゴシック"/>
+          <w:b w:val="0"/>
+        </w:rPr>
+        <w:t>本報告書では、サービスの範囲を次のとおり用います。</w:t>
+      </w:r>
+    </w:p>
+    <w:tbl>
+      <w:tblPr>
+        <w:tblStyle w:val="TableGrid"/>
+        <w:tblW w:type="auto" w:w="0"/>
+        <w:jc w:val="center"/>
+        <w:tblLook w:firstColumn="1" w:firstRow="1" w:lastColumn="0" w:lastRow="0" w:noHBand="0" w:noVBand="1" w:val="04A0"/>
+      </w:tblPr>
+      <w:tblGrid>
+        <w:gridCol w:w="3364"/>
+        <w:gridCol w:w="3364"/>
+        <w:gridCol w:w="3364"/>
+      </w:tblGrid>
+      <w:tr>
+        <w:trPr>
+          <w:cantSplit/>
+        </w:trPr>
+        <w:tc>
+          <w:tcPr>
+            <w:tcW w:type="dxa" w:w="2268"/>
+            <w:shd w:val="clear" w:fill="F2F2F2"/>
+          </w:tcPr>
+          <w:p>
+            <w:pPr>
+              <w:keepNext/>
+              <w:spacing w:after="20" w:before="20"/>
+              <w:jc w:val="center"/>
+            </w:pPr>
+            <w:r/>
+            <w:r>
+              <w:rPr>
+                <w:rFonts w:ascii="BIZ UDPゴシック" w:hAnsi="BIZ UDPゴシック" w:eastAsia="BIZ UDPゴシック"/>
+                <w:b/>
+                <w:sz w:val="18"/>
+              </w:rPr>
+              <w:t>用語</w:t>
+            </w:r>
+          </w:p>
+        </w:tc>
+        <w:tc>
+          <w:tcPr>
+            <w:tcW w:type="dxa" w:w="5443"/>
+            <w:shd w:val="clear" w:fill="F2F2F2"/>
+          </w:tcPr>
+          <w:p>
+            <w:pPr>
+              <w:keepNext/>
+              <w:spacing w:after="20" w:before="20"/>
+              <w:jc w:val="center"/>
+            </w:pPr>
+            <w:r/>
+            <w:r>
+              <w:rPr>
+                <w:rFonts w:ascii="BIZ UDPゴシック" w:hAnsi="BIZ UDPゴシック" w:eastAsia="BIZ UDPゴシック"/>
+                <w:b/>
+                <w:sz w:val="18"/>
+              </w:rPr>
+              <w:t>含まれるサービス</w:t>
+            </w:r>
+          </w:p>
+        </w:tc>
+        <w:tc>
+          <w:tcPr>
+            <w:tcW w:type="dxa" w:w="1928"/>
+            <w:shd w:val="clear" w:fill="F2F2F2"/>
+          </w:tcPr>
+          <w:p>
+            <w:pPr>
+              <w:keepNext/>
+              <w:spacing w:after="20" w:before="20"/>
+              <w:jc w:val="center"/>
+            </w:pPr>
+            <w:r/>
+            <w:r>
+              <w:rPr>
+                <w:rFonts w:ascii="BIZ UDPゴシック" w:hAnsi="BIZ UDPゴシック" w:eastAsia="BIZ UDPゴシック"/>
+                <w:b/>
+                <w:sz w:val="18"/>
+              </w:rPr>
+              <w:t>介護保険の指定</w:t>
+            </w:r>
+          </w:p>
+        </w:tc>
+      </w:tr>
+      <w:tr>
+        <w:trPr>
+          <w:cantSplit/>
+        </w:trPr>
+        <w:tc>
+          <w:tcPr>
+            <w:tcW w:type="dxa" w:w="2268"/>
+          </w:tcPr>
+          <w:p>
+            <w:pPr>
+              <w:keepNext/>
+              <w:spacing w:after="20" w:before="20"/>
+            </w:pPr>
+            <w:r/>
+            <w:r>
+              <w:rPr>
+                <w:rFonts w:ascii="BIZ UDPゴシック" w:hAnsi="BIZ UDPゴシック" w:eastAsia="BIZ UDPゴシック"/>
+                <w:b w:val="0"/>
+                <w:sz w:val="18"/>
+              </w:rPr>
+              <w:t>施設サービス</w:t>
+            </w:r>
+          </w:p>
+        </w:tc>
+        <w:tc>
+          <w:tcPr>
+            <w:tcW w:type="dxa" w:w="5443"/>
+          </w:tcPr>
+          <w:p>
+            <w:pPr>
+              <w:keepNext/>
+              <w:spacing w:after="20" w:before="20"/>
+            </w:pPr>
+            <w:r/>
+            <w:r>
+              <w:rPr>
+                <w:rFonts w:ascii="BIZ UDPゴシック" w:hAnsi="BIZ UDPゴシック" w:eastAsia="BIZ UDPゴシック"/>
+                <w:b w:val="0"/>
+                <w:sz w:val="18"/>
+              </w:rPr>
+              <w:t>介護老人福祉施設（特別養護老人ホーム）、地域密着型介護老人福祉施設、介護老人保健施設</w:t>
+            </w:r>
+          </w:p>
+        </w:tc>
+        <w:tc>
+          <w:tcPr>
+            <w:tcW w:type="dxa" w:w="1928"/>
+          </w:tcPr>
+          <w:p>
+            <w:pPr>
+              <w:keepNext/>
+              <w:spacing w:after="20" w:before="20"/>
+            </w:pPr>
+            <w:r/>
+            <w:r>
+              <w:rPr>
+                <w:rFonts w:ascii="BIZ UDPゴシック" w:hAnsi="BIZ UDPゴシック" w:eastAsia="BIZ UDPゴシック"/>
+                <w:b w:val="0"/>
+                <w:sz w:val="18"/>
+              </w:rPr>
+              <w:t>受ける</w:t>
+            </w:r>
+          </w:p>
+        </w:tc>
+      </w:tr>
+      <w:tr>
+        <w:trPr>
+          <w:cantSplit/>
+        </w:trPr>
+        <w:tc>
+          <w:tcPr>
+            <w:tcW w:type="dxa" w:w="2268"/>
+          </w:tcPr>
+          <w:p>
+            <w:pPr>
+              <w:keepNext/>
+              <w:spacing w:after="20" w:before="20"/>
+            </w:pPr>
+            <w:r/>
+            <w:r>
+              <w:rPr>
+                <w:rFonts w:ascii="BIZ UDPゴシック" w:hAnsi="BIZ UDPゴシック" w:eastAsia="BIZ UDPゴシック"/>
+                <w:b w:val="0"/>
+                <w:sz w:val="18"/>
+              </w:rPr>
+              <w:t>居住系サービス</w:t>
+            </w:r>
+          </w:p>
+        </w:tc>
+        <w:tc>
+          <w:tcPr>
+            <w:tcW w:type="dxa" w:w="5443"/>
+          </w:tcPr>
+          <w:p>
+            <w:pPr>
+              <w:keepNext/>
+              <w:spacing w:after="20" w:before="20"/>
+            </w:pPr>
+            <w:r/>
+            <w:r>
+              <w:rPr>
+                <w:rFonts w:ascii="BIZ UDPゴシック" w:hAnsi="BIZ UDPゴシック" w:eastAsia="BIZ UDPゴシック"/>
+                <w:b w:val="0"/>
+                <w:sz w:val="18"/>
+              </w:rPr>
+              <w:t>認知症対応型共同生活介護（グループホーム）、特定施設入居者生活介護（介護付有料老人ホーム）</w:t>
+            </w:r>
+          </w:p>
+        </w:tc>
+        <w:tc>
+          <w:tcPr>
+            <w:tcW w:type="dxa" w:w="1928"/>
+          </w:tcPr>
+          <w:p>
+            <w:pPr>
+              <w:keepNext/>
+              <w:spacing w:after="20" w:before="20"/>
+            </w:pPr>
+            <w:r/>
+            <w:r>
+              <w:rPr>
+                <w:rFonts w:ascii="BIZ UDPゴシック" w:hAnsi="BIZ UDPゴシック" w:eastAsia="BIZ UDPゴシック"/>
+                <w:b w:val="0"/>
+                <w:sz w:val="18"/>
+              </w:rPr>
+              <w:t>受ける</w:t>
+            </w:r>
+          </w:p>
+        </w:tc>
+      </w:tr>
+      <w:tr>
+        <w:trPr>
+          <w:cantSplit/>
+        </w:trPr>
+        <w:tc>
+          <w:tcPr>
+            <w:tcW w:type="dxa" w:w="2268"/>
+          </w:tcPr>
+          <w:p>
+            <w:pPr>
+              <w:keepNext/>
+              <w:spacing w:after="20" w:before="20"/>
+            </w:pPr>
+            <w:r/>
+            <w:r>
+              <w:rPr>
+                <w:rFonts w:ascii="BIZ UDPゴシック" w:hAnsi="BIZ UDPゴシック" w:eastAsia="BIZ UDPゴシック"/>
+                <w:b w:val="0"/>
+                <w:sz w:val="18"/>
+              </w:rPr>
+              <w:t>指定を受けない住まい</w:t>
+            </w:r>
+          </w:p>
+        </w:tc>
+        <w:tc>
+          <w:tcPr>
+            <w:tcW w:type="dxa" w:w="5443"/>
+          </w:tcPr>
+          <w:p>
+            <w:pPr>
+              <w:keepNext/>
+              <w:spacing w:after="20" w:before="20"/>
+            </w:pPr>
+            <w:r/>
+            <w:r>
+              <w:rPr>
+                <w:rFonts w:ascii="BIZ UDPゴシック" w:hAnsi="BIZ UDPゴシック" w:eastAsia="BIZ UDPゴシック"/>
+                <w:b w:val="0"/>
+                <w:sz w:val="18"/>
+              </w:rPr>
+              <w:t>住宅型有料老人ホーム、サービス付き高齢者向け住宅、軽費老人ホーム（ケアハウス）</w:t>
+            </w:r>
+          </w:p>
+        </w:tc>
+        <w:tc>
+          <w:tcPr>
+            <w:tcW w:type="dxa" w:w="1928"/>
+          </w:tcPr>
+          <w:p>
+            <w:pPr>
+              <w:keepNext/>
+              <w:spacing w:after="20" w:before="20"/>
+            </w:pPr>
+            <w:r/>
+            <w:r>
+              <w:rPr>
+                <w:rFonts w:ascii="BIZ UDPゴシック" w:hAnsi="BIZ UDPゴシック" w:eastAsia="BIZ UDPゴシック"/>
+                <w:b w:val="0"/>
+                <w:sz w:val="18"/>
+              </w:rPr>
+              <w:t>受けない</w:t>
+            </w:r>
+          </w:p>
+        </w:tc>
+      </w:tr>
+      <w:tr>
+        <w:trPr>
+          <w:cantSplit/>
+        </w:trPr>
+        <w:tc>
+          <w:tcPr>
+            <w:tcW w:type="dxa" w:w="2268"/>
+          </w:tcPr>
+          <w:p>
+            <w:pPr>
+              <w:keepNext/>
+              <w:spacing w:after="20" w:before="20"/>
+            </w:pPr>
+            <w:r/>
+            <w:r>
+              <w:rPr>
+                <w:rFonts w:ascii="BIZ UDPゴシック" w:hAnsi="BIZ UDPゴシック" w:eastAsia="BIZ UDPゴシック"/>
+                <w:b w:val="0"/>
+                <w:sz w:val="18"/>
+              </w:rPr>
+              <w:t>施設・住まい</w:t>
+            </w:r>
+          </w:p>
+        </w:tc>
+        <w:tc>
+          <w:tcPr>
+            <w:tcW w:type="dxa" w:w="5443"/>
+          </w:tcPr>
+          <w:p>
+            <w:pPr>
+              <w:keepNext/>
+              <w:spacing w:after="20" w:before="20"/>
+            </w:pPr>
+            <w:r/>
+            <w:r>
+              <w:rPr>
+                <w:rFonts w:ascii="BIZ UDPゴシック" w:hAnsi="BIZ UDPゴシック" w:eastAsia="BIZ UDPゴシック"/>
+                <w:b w:val="0"/>
+                <w:sz w:val="18"/>
+              </w:rPr>
+              <w:t>上記3区分の全体（区域内31施設）</w:t>
+            </w:r>
+          </w:p>
+        </w:tc>
+        <w:tc>
+          <w:tcPr>
+            <w:tcW w:type="dxa" w:w="1928"/>
+          </w:tcPr>
+          <w:p>
+            <w:pPr>
+              <w:keepNext/>
+              <w:spacing w:after="20" w:before="20"/>
+            </w:pPr>
+            <w:r/>
+            <w:r>
+              <w:rPr>
+                <w:rFonts w:ascii="BIZ UDPゴシック" w:hAnsi="BIZ UDPゴシック" w:eastAsia="BIZ UDPゴシック"/>
+                <w:b w:val="0"/>
+                <w:sz w:val="18"/>
+              </w:rPr>
+              <w:t>―</w:t>
+            </w:r>
+          </w:p>
+        </w:tc>
+      </w:tr>
+      <w:tr>
+        <w:trPr>
+          <w:cantSplit/>
+        </w:trPr>
+        <w:tc>
+          <w:tcPr>
+            <w:tcW w:type="dxa" w:w="2268"/>
+          </w:tcPr>
+          <w:p>
+            <w:pPr>
+              <w:spacing w:after="20" w:before="20"/>
+            </w:pPr>
+            <w:r/>
+            <w:r>
+              <w:rPr>
+                <w:rFonts w:ascii="BIZ UDPゴシック" w:hAnsi="BIZ UDPゴシック" w:eastAsia="BIZ UDPゴシック"/>
+                <w:b w:val="0"/>
+                <w:sz w:val="18"/>
+              </w:rPr>
+              <w:t>在宅サービス</w:t>
+            </w:r>
+          </w:p>
+        </w:tc>
+        <w:tc>
+          <w:tcPr>
+            <w:tcW w:type="dxa" w:w="5443"/>
+          </w:tcPr>
+          <w:p>
+            <w:pPr>
+              <w:spacing w:after="20" w:before="20"/>
+            </w:pPr>
+            <w:r/>
+            <w:r>
+              <w:rPr>
+                <w:rFonts w:ascii="BIZ UDPゴシック" w:hAnsi="BIZ UDPゴシック" w:eastAsia="BIZ UDPゴシック"/>
+                <w:b w:val="0"/>
+                <w:sz w:val="18"/>
+              </w:rPr>
+              <w:t>訪問系、通所系、短期入所、小規模多機能型居宅介護等。指定を受けない住まいの入居者もこれを利用する</w:t>
+            </w:r>
+          </w:p>
+        </w:tc>
+        <w:tc>
+          <w:tcPr>
+            <w:tcW w:type="dxa" w:w="1928"/>
+          </w:tcPr>
+          <w:p>
+            <w:pPr>
+              <w:spacing w:after="20" w:before="20"/>
+            </w:pPr>
+            <w:r/>
+            <w:r>
+              <w:rPr>
+                <w:rFonts w:ascii="BIZ UDPゴシック" w:hAnsi="BIZ UDPゴシック" w:eastAsia="BIZ UDPゴシック"/>
+                <w:b w:val="0"/>
+                <w:sz w:val="18"/>
+              </w:rPr>
+              <w:t>受ける</w:t>
+            </w:r>
+          </w:p>
+        </w:tc>
+      </w:tr>
+    </w:tbl>
+    <w:p>
+      <w:pPr>
+        <w:spacing w:after="80" w:before="0"/>
+      </w:pPr>
+    </w:p>
+    <w:p>
+      <w:pPr>
+        <w:pStyle w:val="note"/>
+        <w:spacing w:after="80" w:line="276" w:lineRule="auto"/>
+      </w:pPr>
+      <w:r>
+        <w:rPr>
+          <w:b w:val="0"/>
+        </w:rPr>
+        <w:t>「サービス付き高齢者向け住宅」は本文・表で略記しません。グラフの軸ラベルに限り、文字数の制約により「サ高住」と表記する場合があります。</w:t>
+      </w:r>
+    </w:p>
+    <w:p>
+      <w:pPr>
+        <w:spacing w:after="120" w:line="276" w:lineRule="auto"/>
+      </w:pPr>
+      <w:r>
+        <w:rPr>
+          <w:rFonts w:ascii="BIZ UDPゴシック" w:hAnsi="BIZ UDPゴシック" w:eastAsia="BIZ UDPゴシック"/>
+          <w:b w:val="0"/>
+        </w:rPr>
+      </w:r>
+    </w:p>
+    <w:p>
+      <w:pPr>
+        <w:spacing w:after="60" w:line="276" w:lineRule="auto"/>
+      </w:pPr>
+      <w:r>
+        <w:rPr>
+          <w:rFonts w:ascii="BIZ UDPゴシック" w:hAnsi="BIZ UDPゴシック" w:eastAsia="BIZ UDPゴシック"/>
+          <w:b/>
+        </w:rPr>
+        <w:t>（５） 調査結果とサービス見込量の関係</w:t>
+      </w:r>
+    </w:p>
+    <w:p>
+      <w:pPr>
+        <w:spacing w:after="120" w:line="276" w:lineRule="auto"/>
+      </w:pPr>
+      <w:r>
+        <w:rPr>
+          <w:rFonts w:ascii="BIZ UDPゴシック" w:hAnsi="BIZ UDPゴシック" w:eastAsia="BIZ UDPゴシック"/>
+          <w:b w:val="0"/>
+        </w:rPr>
+        <w:t>サービス見込量は、要介護度別の認定者数に給付実績から求めた利用率と受給者1人当たりの利用日数・回数を乗じて算定します（別冊「将来推計 第2段階　サービス見込量」）。本報告書の調査結果は、この算定の直接の入力値ではありません。</w:t>
+      </w:r>
+    </w:p>
+    <w:p>
+      <w:pPr>
+        <w:spacing w:after="120" w:line="276" w:lineRule="auto"/>
+      </w:pPr>
+      <w:r>
+        <w:rPr>
+          <w:rFonts w:ascii="BIZ UDPゴシック" w:hAnsi="BIZ UDPゴシック" w:eastAsia="BIZ UDPゴシック"/>
+          <w:b w:val="0"/>
+        </w:rPr>
+        <w:t>調査結果は、①施策の必要性の根拠、②見込量の上振れ・下振れを検討する際の材料、③代表KPIの基準値の3つに用います。調査で得られた件数（たとえば「より適切と思われるサービス」の件数）をそのまま需要人数や必要整備量に読み替えることはしません。読み替えるには、重複、回答事業所の構成、利用意向、現在の給付実績、町別の供給状況を併せて補正する必要があり、本報告書ではその補正を行っていません。</w:t>
+      </w:r>
+    </w:p>
+    <w:p>
+      <w:pPr>
+        <w:pStyle w:val="note"/>
+        <w:spacing w:after="80" w:line="276" w:lineRule="auto"/>
+      </w:pPr>
+      <w:r>
+        <w:rPr>
+          <w:b w:val="0"/>
+        </w:rPr>
+        <w:t>上記の補正と、低位・標準・高位の需要シナリオの設定は、点検事項の取扱いが決まった後に、将来推計の資料として別途作成します（第8章第3節）。</w:t>
+      </w:r>
+    </w:p>
+    <w:p>
+      <w:pPr>
+        <w:spacing w:after="120" w:line="276" w:lineRule="auto"/>
+      </w:pPr>
+      <w:r>
+        <w:rPr>
+          <w:rFonts w:ascii="BIZ UDPゴシック" w:hAnsi="BIZ UDPゴシック" w:eastAsia="BIZ UDPゴシック"/>
+          <w:b w:val="0"/>
+        </w:rPr>
+      </w:r>
+    </w:p>
+    <w:p>
+      <w:pPr>
+        <w:spacing w:after="60" w:line="276" w:lineRule="auto"/>
+      </w:pPr>
+      <w:r>
+        <w:rPr>
+          <w:rFonts w:ascii="BIZ UDPゴシック" w:hAnsi="BIZ UDPゴシック" w:eastAsia="BIZ UDPゴシック"/>
+          <w:b/>
+        </w:rPr>
+        <w:t>（６） 割合の表記</w:t>
+      </w:r>
+    </w:p>
+    <w:p>
+      <w:pPr>
+        <w:pStyle w:val="note"/>
+        <w:spacing w:after="80" w:line="276" w:lineRule="auto"/>
+      </w:pPr>
+      <w:r>
+        <w:rPr>
+          <w:b w:val="0"/>
+        </w:rPr>
+        <w:t>割合は小数第2位を四捨五入し、小数第1位まで表記しています。端数処理により、内訳の合計が100.0%とならない場合があります。また、設問により無回答の数が異なるため、分母（n）は設問ごとに異なります。各図表には「n=○」を付しています。</w:t>
+      </w:r>
+    </w:p>
+    <w:p>
+      <w:pPr>
+        <w:spacing w:after="120" w:line="276" w:lineRule="auto"/>
+      </w:pPr>
+      <w:r>
+        <w:rPr>
+          <w:rFonts w:ascii="BIZ UDPゴシック" w:hAnsi="BIZ UDPゴシック" w:eastAsia="BIZ UDPゴシック"/>
+          <w:b w:val="0"/>
+        </w:rPr>
+      </w:r>
+    </w:p>
+    <w:p>
+      <w:pPr>
+        <w:spacing w:after="60" w:line="276" w:lineRule="auto"/>
+      </w:pPr>
+      <w:r>
+        <w:rPr>
+          <w:rFonts w:ascii="BIZ UDPゴシック" w:hAnsi="BIZ UDPゴシック" w:eastAsia="BIZ UDPゴシック"/>
+          <w:b/>
+        </w:rPr>
+        <w:t>（７） 本報告書を読む際の留意点</w:t>
       </w:r>
     </w:p>
     <w:p>
@@ -2834,7 +3386,19 @@
           <w:rFonts w:ascii="BIZ UDPゴシック" w:hAnsi="BIZ UDPゴシック" w:eastAsia="BIZ UDPゴシック"/>
           <w:b w:val="0"/>
         </w:rPr>
-        <w:t>要介護1が33人（33.7%）と最も多く、要介護2が22人（22.4%）、要介護3が19人（19.4%）と続きます。要介護4・5は８人（8.2%）で、中軽度の方が多数を占めています。在宅生活の継続が難しくなる局面は、重度化してからではなく中軽度の段階から生じていることがうかがえます。</w:t>
+        <w:t>要介護1が33人（33.7%）と最も多く、要介護2が22人（22.4%）、要介護3が19人（19.4%）と続きます。要介護4・5は８人（8.2%）です。本調査で抽出された課題事例では、中軽度の方が多数を占めています。</w:t>
+      </w:r>
+    </w:p>
+    <w:p>
+      <w:pPr>
+        <w:pStyle w:val="note"/>
+        <w:spacing w:after="80" w:line="276" w:lineRule="auto"/>
+      </w:pPr>
+      <w:r>
+        <w:rPr>
+          <w:b w:val="0"/>
+        </w:rPr>
+        <w:t>本調査は事業所が在宅生活の継続に課題があると判断した利用者を抽出したものであり、区域内の在宅利用者の要介護度の分布を示すものではありません。課題事例に中軽度の方が多いことと、区域全体で中軽度の方が在宅生活を続けにくいこととは別の事柄です。</w:t>
       </w:r>
     </w:p>
     <w:p>
@@ -3417,7 +3981,19 @@
           <w:rFonts w:ascii="BIZ UDPゴシック" w:hAnsi="BIZ UDPゴシック" w:eastAsia="BIZ UDPゴシック"/>
           <w:b w:val="0"/>
         </w:rPr>
-        <w:t>独居が45人（45.9%）と最も多く、夫婦のみが17人（17.3%）です。独居と夫婦のみを合わせると62人（63.3%）となり、介護の担い手が同居していない、又は担い手自身も高齢である世帯が３分の２を占めます。</w:t>
+        <w:t>独居が45人（45.9%）と最も多く、夫婦のみが17人（17.3%）です。独居と夫婦のみを合わせると62人（63.3%）で、３分の２を占めます。</w:t>
+      </w:r>
+    </w:p>
+    <w:p>
+      <w:pPr>
+        <w:pStyle w:val="note"/>
+        <w:spacing w:after="80" w:line="276" w:lineRule="auto"/>
+      </w:pPr>
+      <w:r>
+        <w:rPr>
+          <w:b w:val="0"/>
+        </w:rPr>
+        <w:t>同居する介護の担い手の有無や年齢は、本設問からは分かりません。主な介護者の年代は別に集計しており、60代34人・50代19人・80歳以上15人・70代9人です（家族等介護者はいない12人を除く）。</w:t>
       </w:r>
     </w:p>
     <w:p>
@@ -3852,7 +4428,7 @@
           <w:rFonts w:ascii="BIZ UDPゴシック" w:hAnsi="BIZ UDPゴシック" w:eastAsia="BIZ UDPゴシック"/>
           <w:b w:val="0"/>
         </w:rPr>
-        <w:t>回答のあった98人のうち、現在の状態では在宅生活の維持が困難とされた方は72人（73.5%）です。本調査は事業所が課題があると判断した利用者を抽出する設計であるため、この割合を区域内の在宅利用者全体の割合として読むことはできません。計画本文では「調査対象となった99人のうち」と母集団を明記します。</w:t>
+        <w:t>本調査で抽出された課題事例98人のうち、現在の状態では在宅生活の維持が困難とされた方は72人（73.5%）です。本調査は事業所が課題があると判断した利用者を抽出する設計であるため、この割合を区域内の在宅利用者全体の割合として読むことはできません。計画本文では「調査対象となった99人のうち」と母集団を明記します。</w:t>
       </w:r>
     </w:p>
     <w:p>
@@ -10646,7 +11222,7 @@
           <w:b/>
           <w:sz w:val="18"/>
         </w:rPr>
-        <w:t>【図表12】　過去1年間の居場所の変更先（171人）</w:t>
+        <w:t>【図表12】　過去1年間の居場所の変更先（n=171）</w:t>
       </w:r>
     </w:p>
     <w:p>
@@ -10691,6 +11267,18 @@
       </w:r>
     </w:p>
     <w:p>
+      <w:pPr>
+        <w:pStyle w:val="note"/>
+        <w:spacing w:after="80" w:line="276" w:lineRule="auto"/>
+      </w:pPr>
+      <w:r>
+        <w:rPr>
+          <w:b w:val="0"/>
+        </w:rPr>
+        <w:t>事業所票15件のうち1件は、事業所名の記入はあるものの各設問が0又は記号のみとなっています。対象となる事例が0件であったのか未記入であるのかが判別できないため、「回答事業所15件」と「集計に反映した事業所」を区別する必要があります。提出元への確認を要します。</w:t>
+      </w:r>
+    </w:p>
+    <w:p>
       <w:r>
         <w:br w:type="page"/>
       </w:r>
@@ -10713,7 +11301,1348 @@
         <w:rPr>
           <w:b w:val="0"/>
         </w:rPr>
-        <w:t>本章では、施設・居住系サービスを提供する事業所18件にご回答いただいた内容の集計・分析を行います。区域内の施設・住まいは26施設あり、９施設は回答していません。定員は北海道が公表する名簿によります（第７章第１節）。</w:t>
+        <w:t>本章では、施設・居住系サービスを提供する事業所18件にご回答いただいた内容の集計・分析を行います。区域内の施設・住まいは31施設（介護保険の指定を受けるもの19、受けないもの12）で、回答は18施設、未回答は13施設です（把握率58.1%）。本章の数値は回答した18施設の記述値であり、区域全体の値ではありません。定員は北海道が公表する名簿によります（第７章第１節）。</w:t>
+      </w:r>
+    </w:p>
+    <w:tbl>
+      <w:tblPr>
+        <w:tblStyle w:val="TableGrid"/>
+        <w:tblW w:type="auto" w:w="0"/>
+        <w:jc w:val="center"/>
+        <w:tblLook w:firstColumn="1" w:firstRow="1" w:lastColumn="0" w:lastRow="0" w:noHBand="0" w:noVBand="1" w:val="04A0"/>
+      </w:tblPr>
+      <w:tblGrid>
+        <w:gridCol w:w="2018"/>
+        <w:gridCol w:w="2018"/>
+        <w:gridCol w:w="2018"/>
+        <w:gridCol w:w="2018"/>
+        <w:gridCol w:w="2018"/>
+      </w:tblGrid>
+      <w:tr>
+        <w:trPr>
+          <w:cantSplit/>
+        </w:trPr>
+        <w:tc>
+          <w:tcPr>
+            <w:tcW w:type="dxa" w:w="3402"/>
+            <w:shd w:val="clear" w:fill="F2F2F2"/>
+          </w:tcPr>
+          <w:p>
+            <w:pPr>
+              <w:keepNext/>
+              <w:spacing w:after="20" w:before="20"/>
+              <w:jc w:val="center"/>
+            </w:pPr>
+            <w:r/>
+            <w:r>
+              <w:rPr>
+                <w:rFonts w:ascii="BIZ UDPゴシック" w:hAnsi="BIZ UDPゴシック" w:eastAsia="BIZ UDPゴシック"/>
+                <w:b/>
+                <w:sz w:val="18"/>
+              </w:rPr>
+              <w:t>区分</w:t>
+            </w:r>
+          </w:p>
+        </w:tc>
+        <w:tc>
+          <w:tcPr>
+            <w:tcW w:type="dxa" w:w="1361"/>
+            <w:shd w:val="clear" w:fill="F2F2F2"/>
+          </w:tcPr>
+          <w:p>
+            <w:pPr>
+              <w:keepNext/>
+              <w:spacing w:after="20" w:before="20"/>
+              <w:jc w:val="center"/>
+            </w:pPr>
+            <w:r/>
+            <w:r>
+              <w:rPr>
+                <w:rFonts w:ascii="BIZ UDPゴシック" w:hAnsi="BIZ UDPゴシック" w:eastAsia="BIZ UDPゴシック"/>
+                <w:b/>
+                <w:sz w:val="18"/>
+              </w:rPr>
+              <w:t>区域内</w:t>
+            </w:r>
+          </w:p>
+        </w:tc>
+        <w:tc>
+          <w:tcPr>
+            <w:tcW w:type="dxa" w:w="1361"/>
+            <w:shd w:val="clear" w:fill="F2F2F2"/>
+          </w:tcPr>
+          <w:p>
+            <w:pPr>
+              <w:keepNext/>
+              <w:spacing w:after="20" w:before="20"/>
+              <w:jc w:val="center"/>
+            </w:pPr>
+            <w:r/>
+            <w:r>
+              <w:rPr>
+                <w:rFonts w:ascii="BIZ UDPゴシック" w:hAnsi="BIZ UDPゴシック" w:eastAsia="BIZ UDPゴシック"/>
+                <w:b/>
+                <w:sz w:val="18"/>
+              </w:rPr>
+              <w:t>回答</w:t>
+            </w:r>
+          </w:p>
+        </w:tc>
+        <w:tc>
+          <w:tcPr>
+            <w:tcW w:type="dxa" w:w="1361"/>
+            <w:shd w:val="clear" w:fill="F2F2F2"/>
+          </w:tcPr>
+          <w:p>
+            <w:pPr>
+              <w:keepNext/>
+              <w:spacing w:after="20" w:before="20"/>
+              <w:jc w:val="center"/>
+            </w:pPr>
+            <w:r/>
+            <w:r>
+              <w:rPr>
+                <w:rFonts w:ascii="BIZ UDPゴシック" w:hAnsi="BIZ UDPゴシック" w:eastAsia="BIZ UDPゴシック"/>
+                <w:b/>
+                <w:sz w:val="18"/>
+              </w:rPr>
+              <w:t>未回答</w:t>
+            </w:r>
+          </w:p>
+        </w:tc>
+        <w:tc>
+          <w:tcPr>
+            <w:tcW w:type="dxa" w:w="1474"/>
+            <w:shd w:val="clear" w:fill="F2F2F2"/>
+          </w:tcPr>
+          <w:p>
+            <w:pPr>
+              <w:keepNext/>
+              <w:spacing w:after="20" w:before="20"/>
+              <w:jc w:val="center"/>
+            </w:pPr>
+            <w:r/>
+            <w:r>
+              <w:rPr>
+                <w:rFonts w:ascii="BIZ UDPゴシック" w:hAnsi="BIZ UDPゴシック" w:eastAsia="BIZ UDPゴシック"/>
+                <w:b/>
+                <w:sz w:val="18"/>
+              </w:rPr>
+              <w:t>把握率</w:t>
+            </w:r>
+          </w:p>
+        </w:tc>
+      </w:tr>
+      <w:tr>
+        <w:trPr>
+          <w:cantSplit/>
+        </w:trPr>
+        <w:tc>
+          <w:tcPr>
+            <w:tcW w:type="dxa" w:w="3402"/>
+          </w:tcPr>
+          <w:p>
+            <w:pPr>
+              <w:keepNext/>
+              <w:spacing w:after="20" w:before="20"/>
+            </w:pPr>
+            <w:r/>
+            <w:r>
+              <w:rPr>
+                <w:rFonts w:ascii="BIZ UDPゴシック" w:hAnsi="BIZ UDPゴシック" w:eastAsia="BIZ UDPゴシック"/>
+                <w:b w:val="0"/>
+                <w:sz w:val="18"/>
+              </w:rPr>
+              <w:t>特別養護老人ホーム</w:t>
+            </w:r>
+          </w:p>
+        </w:tc>
+        <w:tc>
+          <w:tcPr>
+            <w:tcW w:type="dxa" w:w="1361"/>
+          </w:tcPr>
+          <w:p>
+            <w:pPr>
+              <w:keepNext/>
+              <w:spacing w:after="20" w:before="20"/>
+              <w:jc w:val="right"/>
+            </w:pPr>
+            <w:r/>
+            <w:r>
+              <w:rPr>
+                <w:rFonts w:ascii="BIZ UDPゴシック" w:hAnsi="BIZ UDPゴシック" w:eastAsia="BIZ UDPゴシック"/>
+                <w:b w:val="0"/>
+                <w:sz w:val="18"/>
+              </w:rPr>
+              <w:t>3</w:t>
+            </w:r>
+          </w:p>
+        </w:tc>
+        <w:tc>
+          <w:tcPr>
+            <w:tcW w:type="dxa" w:w="1361"/>
+          </w:tcPr>
+          <w:p>
+            <w:pPr>
+              <w:keepNext/>
+              <w:spacing w:after="20" w:before="20"/>
+              <w:jc w:val="right"/>
+            </w:pPr>
+            <w:r/>
+            <w:r>
+              <w:rPr>
+                <w:rFonts w:ascii="BIZ UDPゴシック" w:hAnsi="BIZ UDPゴシック" w:eastAsia="BIZ UDPゴシック"/>
+                <w:b w:val="0"/>
+                <w:sz w:val="18"/>
+              </w:rPr>
+              <w:t>2</w:t>
+            </w:r>
+          </w:p>
+        </w:tc>
+        <w:tc>
+          <w:tcPr>
+            <w:tcW w:type="dxa" w:w="1361"/>
+          </w:tcPr>
+          <w:p>
+            <w:pPr>
+              <w:keepNext/>
+              <w:spacing w:after="20" w:before="20"/>
+              <w:jc w:val="right"/>
+            </w:pPr>
+            <w:r/>
+            <w:r>
+              <w:rPr>
+                <w:rFonts w:ascii="BIZ UDPゴシック" w:hAnsi="BIZ UDPゴシック" w:eastAsia="BIZ UDPゴシック"/>
+                <w:b w:val="0"/>
+                <w:sz w:val="18"/>
+              </w:rPr>
+              <w:t>1</w:t>
+            </w:r>
+          </w:p>
+        </w:tc>
+        <w:tc>
+          <w:tcPr>
+            <w:tcW w:type="dxa" w:w="1474"/>
+          </w:tcPr>
+          <w:p>
+            <w:pPr>
+              <w:keepNext/>
+              <w:spacing w:after="20" w:before="20"/>
+              <w:jc w:val="right"/>
+            </w:pPr>
+            <w:r/>
+            <w:r>
+              <w:rPr>
+                <w:rFonts w:ascii="BIZ UDPゴシック" w:hAnsi="BIZ UDPゴシック" w:eastAsia="BIZ UDPゴシック"/>
+                <w:b w:val="0"/>
+                <w:sz w:val="18"/>
+              </w:rPr>
+              <w:t>66.7%</w:t>
+            </w:r>
+          </w:p>
+        </w:tc>
+      </w:tr>
+      <w:tr>
+        <w:trPr>
+          <w:cantSplit/>
+        </w:trPr>
+        <w:tc>
+          <w:tcPr>
+            <w:tcW w:type="dxa" w:w="3402"/>
+          </w:tcPr>
+          <w:p>
+            <w:pPr>
+              <w:keepNext/>
+              <w:spacing w:after="20" w:before="20"/>
+            </w:pPr>
+            <w:r/>
+            <w:r>
+              <w:rPr>
+                <w:rFonts w:ascii="BIZ UDPゴシック" w:hAnsi="BIZ UDPゴシック" w:eastAsia="BIZ UDPゴシック"/>
+                <w:b w:val="0"/>
+                <w:sz w:val="18"/>
+              </w:rPr>
+              <w:t>地域密着型介護老人福祉施設</w:t>
+            </w:r>
+          </w:p>
+        </w:tc>
+        <w:tc>
+          <w:tcPr>
+            <w:tcW w:type="dxa" w:w="1361"/>
+          </w:tcPr>
+          <w:p>
+            <w:pPr>
+              <w:keepNext/>
+              <w:spacing w:after="20" w:before="20"/>
+              <w:jc w:val="right"/>
+            </w:pPr>
+            <w:r/>
+            <w:r>
+              <w:rPr>
+                <w:rFonts w:ascii="BIZ UDPゴシック" w:hAnsi="BIZ UDPゴシック" w:eastAsia="BIZ UDPゴシック"/>
+                <w:b w:val="0"/>
+                <w:sz w:val="18"/>
+              </w:rPr>
+              <w:t>3</w:t>
+            </w:r>
+          </w:p>
+        </w:tc>
+        <w:tc>
+          <w:tcPr>
+            <w:tcW w:type="dxa" w:w="1361"/>
+          </w:tcPr>
+          <w:p>
+            <w:pPr>
+              <w:keepNext/>
+              <w:spacing w:after="20" w:before="20"/>
+              <w:jc w:val="right"/>
+            </w:pPr>
+            <w:r/>
+            <w:r>
+              <w:rPr>
+                <w:rFonts w:ascii="BIZ UDPゴシック" w:hAnsi="BIZ UDPゴシック" w:eastAsia="BIZ UDPゴシック"/>
+                <w:b w:val="0"/>
+                <w:sz w:val="18"/>
+              </w:rPr>
+              <w:t>2</w:t>
+            </w:r>
+          </w:p>
+        </w:tc>
+        <w:tc>
+          <w:tcPr>
+            <w:tcW w:type="dxa" w:w="1361"/>
+          </w:tcPr>
+          <w:p>
+            <w:pPr>
+              <w:keepNext/>
+              <w:spacing w:after="20" w:before="20"/>
+              <w:jc w:val="right"/>
+            </w:pPr>
+            <w:r/>
+            <w:r>
+              <w:rPr>
+                <w:rFonts w:ascii="BIZ UDPゴシック" w:hAnsi="BIZ UDPゴシック" w:eastAsia="BIZ UDPゴシック"/>
+                <w:b w:val="0"/>
+                <w:sz w:val="18"/>
+              </w:rPr>
+              <w:t>1</w:t>
+            </w:r>
+          </w:p>
+        </w:tc>
+        <w:tc>
+          <w:tcPr>
+            <w:tcW w:type="dxa" w:w="1474"/>
+          </w:tcPr>
+          <w:p>
+            <w:pPr>
+              <w:keepNext/>
+              <w:spacing w:after="20" w:before="20"/>
+              <w:jc w:val="right"/>
+            </w:pPr>
+            <w:r/>
+            <w:r>
+              <w:rPr>
+                <w:rFonts w:ascii="BIZ UDPゴシック" w:hAnsi="BIZ UDPゴシック" w:eastAsia="BIZ UDPゴシック"/>
+                <w:b w:val="0"/>
+                <w:sz w:val="18"/>
+              </w:rPr>
+              <w:t>66.7%</w:t>
+            </w:r>
+          </w:p>
+        </w:tc>
+      </w:tr>
+      <w:tr>
+        <w:trPr>
+          <w:cantSplit/>
+        </w:trPr>
+        <w:tc>
+          <w:tcPr>
+            <w:tcW w:type="dxa" w:w="3402"/>
+          </w:tcPr>
+          <w:p>
+            <w:pPr>
+              <w:keepNext/>
+              <w:spacing w:after="20" w:before="20"/>
+            </w:pPr>
+            <w:r/>
+            <w:r>
+              <w:rPr>
+                <w:rFonts w:ascii="BIZ UDPゴシック" w:hAnsi="BIZ UDPゴシック" w:eastAsia="BIZ UDPゴシック"/>
+                <w:b w:val="0"/>
+                <w:sz w:val="18"/>
+              </w:rPr>
+              <w:t>介護老人保健施設</w:t>
+            </w:r>
+          </w:p>
+        </w:tc>
+        <w:tc>
+          <w:tcPr>
+            <w:tcW w:type="dxa" w:w="1361"/>
+          </w:tcPr>
+          <w:p>
+            <w:pPr>
+              <w:keepNext/>
+              <w:spacing w:after="20" w:before="20"/>
+              <w:jc w:val="right"/>
+            </w:pPr>
+            <w:r/>
+            <w:r>
+              <w:rPr>
+                <w:rFonts w:ascii="BIZ UDPゴシック" w:hAnsi="BIZ UDPゴシック" w:eastAsia="BIZ UDPゴシック"/>
+                <w:b w:val="0"/>
+                <w:sz w:val="18"/>
+              </w:rPr>
+              <w:t>3</w:t>
+            </w:r>
+          </w:p>
+        </w:tc>
+        <w:tc>
+          <w:tcPr>
+            <w:tcW w:type="dxa" w:w="1361"/>
+          </w:tcPr>
+          <w:p>
+            <w:pPr>
+              <w:keepNext/>
+              <w:spacing w:after="20" w:before="20"/>
+              <w:jc w:val="right"/>
+            </w:pPr>
+            <w:r/>
+            <w:r>
+              <w:rPr>
+                <w:rFonts w:ascii="BIZ UDPゴシック" w:hAnsi="BIZ UDPゴシック" w:eastAsia="BIZ UDPゴシック"/>
+                <w:b w:val="0"/>
+                <w:sz w:val="18"/>
+              </w:rPr>
+              <w:t>3</w:t>
+            </w:r>
+          </w:p>
+        </w:tc>
+        <w:tc>
+          <w:tcPr>
+            <w:tcW w:type="dxa" w:w="1361"/>
+          </w:tcPr>
+          <w:p>
+            <w:pPr>
+              <w:keepNext/>
+              <w:spacing w:after="20" w:before="20"/>
+              <w:jc w:val="right"/>
+            </w:pPr>
+            <w:r/>
+            <w:r>
+              <w:rPr>
+                <w:rFonts w:ascii="BIZ UDPゴシック" w:hAnsi="BIZ UDPゴシック" w:eastAsia="BIZ UDPゴシック"/>
+                <w:b w:val="0"/>
+                <w:sz w:val="18"/>
+              </w:rPr>
+              <w:t>0</w:t>
+            </w:r>
+          </w:p>
+        </w:tc>
+        <w:tc>
+          <w:tcPr>
+            <w:tcW w:type="dxa" w:w="1474"/>
+          </w:tcPr>
+          <w:p>
+            <w:pPr>
+              <w:keepNext/>
+              <w:spacing w:after="20" w:before="20"/>
+              <w:jc w:val="right"/>
+            </w:pPr>
+            <w:r/>
+            <w:r>
+              <w:rPr>
+                <w:rFonts w:ascii="BIZ UDPゴシック" w:hAnsi="BIZ UDPゴシック" w:eastAsia="BIZ UDPゴシック"/>
+                <w:b w:val="0"/>
+                <w:sz w:val="18"/>
+              </w:rPr>
+              <w:t>100.0%</w:t>
+            </w:r>
+          </w:p>
+        </w:tc>
+      </w:tr>
+      <w:tr>
+        <w:trPr>
+          <w:cantSplit/>
+        </w:trPr>
+        <w:tc>
+          <w:tcPr>
+            <w:tcW w:type="dxa" w:w="3402"/>
+          </w:tcPr>
+          <w:p>
+            <w:pPr>
+              <w:keepNext/>
+              <w:spacing w:after="20" w:before="20"/>
+            </w:pPr>
+            <w:r/>
+            <w:r>
+              <w:rPr>
+                <w:rFonts w:ascii="BIZ UDPゴシック" w:hAnsi="BIZ UDPゴシック" w:eastAsia="BIZ UDPゴシック"/>
+                <w:b w:val="0"/>
+                <w:sz w:val="18"/>
+              </w:rPr>
+              <w:t>認知症対応型共同生活介護</w:t>
+            </w:r>
+          </w:p>
+        </w:tc>
+        <w:tc>
+          <w:tcPr>
+            <w:tcW w:type="dxa" w:w="1361"/>
+          </w:tcPr>
+          <w:p>
+            <w:pPr>
+              <w:keepNext/>
+              <w:spacing w:after="20" w:before="20"/>
+              <w:jc w:val="right"/>
+            </w:pPr>
+            <w:r/>
+            <w:r>
+              <w:rPr>
+                <w:rFonts w:ascii="BIZ UDPゴシック" w:hAnsi="BIZ UDPゴシック" w:eastAsia="BIZ UDPゴシック"/>
+                <w:b w:val="0"/>
+                <w:sz w:val="18"/>
+              </w:rPr>
+              <w:t>7</w:t>
+            </w:r>
+          </w:p>
+        </w:tc>
+        <w:tc>
+          <w:tcPr>
+            <w:tcW w:type="dxa" w:w="1361"/>
+          </w:tcPr>
+          <w:p>
+            <w:pPr>
+              <w:keepNext/>
+              <w:spacing w:after="20" w:before="20"/>
+              <w:jc w:val="right"/>
+            </w:pPr>
+            <w:r/>
+            <w:r>
+              <w:rPr>
+                <w:rFonts w:ascii="BIZ UDPゴシック" w:hAnsi="BIZ UDPゴシック" w:eastAsia="BIZ UDPゴシック"/>
+                <w:b w:val="0"/>
+                <w:sz w:val="18"/>
+              </w:rPr>
+              <w:t>5</w:t>
+            </w:r>
+          </w:p>
+        </w:tc>
+        <w:tc>
+          <w:tcPr>
+            <w:tcW w:type="dxa" w:w="1361"/>
+          </w:tcPr>
+          <w:p>
+            <w:pPr>
+              <w:keepNext/>
+              <w:spacing w:after="20" w:before="20"/>
+              <w:jc w:val="right"/>
+            </w:pPr>
+            <w:r/>
+            <w:r>
+              <w:rPr>
+                <w:rFonts w:ascii="BIZ UDPゴシック" w:hAnsi="BIZ UDPゴシック" w:eastAsia="BIZ UDPゴシック"/>
+                <w:b w:val="0"/>
+                <w:sz w:val="18"/>
+              </w:rPr>
+              <w:t>2</w:t>
+            </w:r>
+          </w:p>
+        </w:tc>
+        <w:tc>
+          <w:tcPr>
+            <w:tcW w:type="dxa" w:w="1474"/>
+          </w:tcPr>
+          <w:p>
+            <w:pPr>
+              <w:keepNext/>
+              <w:spacing w:after="20" w:before="20"/>
+              <w:jc w:val="right"/>
+            </w:pPr>
+            <w:r/>
+            <w:r>
+              <w:rPr>
+                <w:rFonts w:ascii="BIZ UDPゴシック" w:hAnsi="BIZ UDPゴシック" w:eastAsia="BIZ UDPゴシック"/>
+                <w:b w:val="0"/>
+                <w:sz w:val="18"/>
+              </w:rPr>
+              <w:t>71.4%</w:t>
+            </w:r>
+          </w:p>
+        </w:tc>
+      </w:tr>
+      <w:tr>
+        <w:trPr>
+          <w:cantSplit/>
+        </w:trPr>
+        <w:tc>
+          <w:tcPr>
+            <w:tcW w:type="dxa" w:w="3402"/>
+          </w:tcPr>
+          <w:p>
+            <w:pPr>
+              <w:keepNext/>
+              <w:spacing w:after="20" w:before="20"/>
+            </w:pPr>
+            <w:r/>
+            <w:r>
+              <w:rPr>
+                <w:rFonts w:ascii="BIZ UDPゴシック" w:hAnsi="BIZ UDPゴシック" w:eastAsia="BIZ UDPゴシック"/>
+                <w:b w:val="0"/>
+                <w:sz w:val="18"/>
+              </w:rPr>
+              <w:t>特定施設入居者生活介護</w:t>
+            </w:r>
+          </w:p>
+        </w:tc>
+        <w:tc>
+          <w:tcPr>
+            <w:tcW w:type="dxa" w:w="1361"/>
+          </w:tcPr>
+          <w:p>
+            <w:pPr>
+              <w:keepNext/>
+              <w:spacing w:after="20" w:before="20"/>
+              <w:jc w:val="right"/>
+            </w:pPr>
+            <w:r/>
+            <w:r>
+              <w:rPr>
+                <w:rFonts w:ascii="BIZ UDPゴシック" w:hAnsi="BIZ UDPゴシック" w:eastAsia="BIZ UDPゴシック"/>
+                <w:b w:val="0"/>
+                <w:sz w:val="18"/>
+              </w:rPr>
+              <w:t>3</w:t>
+            </w:r>
+          </w:p>
+        </w:tc>
+        <w:tc>
+          <w:tcPr>
+            <w:tcW w:type="dxa" w:w="1361"/>
+          </w:tcPr>
+          <w:p>
+            <w:pPr>
+              <w:keepNext/>
+              <w:spacing w:after="20" w:before="20"/>
+              <w:jc w:val="right"/>
+            </w:pPr>
+            <w:r/>
+            <w:r>
+              <w:rPr>
+                <w:rFonts w:ascii="BIZ UDPゴシック" w:hAnsi="BIZ UDPゴシック" w:eastAsia="BIZ UDPゴシック"/>
+                <w:b w:val="0"/>
+                <w:sz w:val="18"/>
+              </w:rPr>
+              <w:t>2</w:t>
+            </w:r>
+          </w:p>
+        </w:tc>
+        <w:tc>
+          <w:tcPr>
+            <w:tcW w:type="dxa" w:w="1361"/>
+          </w:tcPr>
+          <w:p>
+            <w:pPr>
+              <w:keepNext/>
+              <w:spacing w:after="20" w:before="20"/>
+              <w:jc w:val="right"/>
+            </w:pPr>
+            <w:r/>
+            <w:r>
+              <w:rPr>
+                <w:rFonts w:ascii="BIZ UDPゴシック" w:hAnsi="BIZ UDPゴシック" w:eastAsia="BIZ UDPゴシック"/>
+                <w:b w:val="0"/>
+                <w:sz w:val="18"/>
+              </w:rPr>
+              <w:t>1</w:t>
+            </w:r>
+          </w:p>
+        </w:tc>
+        <w:tc>
+          <w:tcPr>
+            <w:tcW w:type="dxa" w:w="1474"/>
+          </w:tcPr>
+          <w:p>
+            <w:pPr>
+              <w:keepNext/>
+              <w:spacing w:after="20" w:before="20"/>
+              <w:jc w:val="right"/>
+            </w:pPr>
+            <w:r/>
+            <w:r>
+              <w:rPr>
+                <w:rFonts w:ascii="BIZ UDPゴシック" w:hAnsi="BIZ UDPゴシック" w:eastAsia="BIZ UDPゴシック"/>
+                <w:b w:val="0"/>
+                <w:sz w:val="18"/>
+              </w:rPr>
+              <w:t>66.7%</w:t>
+            </w:r>
+          </w:p>
+        </w:tc>
+      </w:tr>
+      <w:tr>
+        <w:trPr>
+          <w:cantSplit/>
+        </w:trPr>
+        <w:tc>
+          <w:tcPr>
+            <w:tcW w:type="dxa" w:w="3402"/>
+          </w:tcPr>
+          <w:p>
+            <w:pPr>
+              <w:keepNext/>
+              <w:spacing w:after="20" w:before="20"/>
+            </w:pPr>
+            <w:r/>
+            <w:r>
+              <w:rPr>
+                <w:rFonts w:ascii="BIZ UDPゴシック" w:hAnsi="BIZ UDPゴシック" w:eastAsia="BIZ UDPゴシック"/>
+                <w:b w:val="0"/>
+                <w:sz w:val="18"/>
+              </w:rPr>
+              <w:t xml:space="preserve">　指定を受けるもの　小計</w:t>
+            </w:r>
+          </w:p>
+        </w:tc>
+        <w:tc>
+          <w:tcPr>
+            <w:tcW w:type="dxa" w:w="1361"/>
+          </w:tcPr>
+          <w:p>
+            <w:pPr>
+              <w:keepNext/>
+              <w:spacing w:after="20" w:before="20"/>
+              <w:jc w:val="right"/>
+            </w:pPr>
+            <w:r/>
+            <w:r>
+              <w:rPr>
+                <w:rFonts w:ascii="BIZ UDPゴシック" w:hAnsi="BIZ UDPゴシック" w:eastAsia="BIZ UDPゴシック"/>
+                <w:b w:val="0"/>
+                <w:sz w:val="18"/>
+              </w:rPr>
+              <w:t>19</w:t>
+            </w:r>
+          </w:p>
+        </w:tc>
+        <w:tc>
+          <w:tcPr>
+            <w:tcW w:type="dxa" w:w="1361"/>
+          </w:tcPr>
+          <w:p>
+            <w:pPr>
+              <w:keepNext/>
+              <w:spacing w:after="20" w:before="20"/>
+              <w:jc w:val="right"/>
+            </w:pPr>
+            <w:r/>
+            <w:r>
+              <w:rPr>
+                <w:rFonts w:ascii="BIZ UDPゴシック" w:hAnsi="BIZ UDPゴシック" w:eastAsia="BIZ UDPゴシック"/>
+                <w:b w:val="0"/>
+                <w:sz w:val="18"/>
+              </w:rPr>
+              <w:t>14</w:t>
+            </w:r>
+          </w:p>
+        </w:tc>
+        <w:tc>
+          <w:tcPr>
+            <w:tcW w:type="dxa" w:w="1361"/>
+          </w:tcPr>
+          <w:p>
+            <w:pPr>
+              <w:keepNext/>
+              <w:spacing w:after="20" w:before="20"/>
+              <w:jc w:val="right"/>
+            </w:pPr>
+            <w:r/>
+            <w:r>
+              <w:rPr>
+                <w:rFonts w:ascii="BIZ UDPゴシック" w:hAnsi="BIZ UDPゴシック" w:eastAsia="BIZ UDPゴシック"/>
+                <w:b w:val="0"/>
+                <w:sz w:val="18"/>
+              </w:rPr>
+              <w:t>5</w:t>
+            </w:r>
+          </w:p>
+        </w:tc>
+        <w:tc>
+          <w:tcPr>
+            <w:tcW w:type="dxa" w:w="1474"/>
+          </w:tcPr>
+          <w:p>
+            <w:pPr>
+              <w:keepNext/>
+              <w:spacing w:after="20" w:before="20"/>
+              <w:jc w:val="right"/>
+            </w:pPr>
+            <w:r/>
+            <w:r>
+              <w:rPr>
+                <w:rFonts w:ascii="BIZ UDPゴシック" w:hAnsi="BIZ UDPゴシック" w:eastAsia="BIZ UDPゴシック"/>
+                <w:b w:val="0"/>
+                <w:sz w:val="18"/>
+              </w:rPr>
+              <w:t>73.7%</w:t>
+            </w:r>
+          </w:p>
+        </w:tc>
+      </w:tr>
+      <w:tr>
+        <w:trPr>
+          <w:cantSplit/>
+        </w:trPr>
+        <w:tc>
+          <w:tcPr>
+            <w:tcW w:type="dxa" w:w="3402"/>
+          </w:tcPr>
+          <w:p>
+            <w:pPr>
+              <w:keepNext/>
+              <w:spacing w:after="20" w:before="20"/>
+            </w:pPr>
+            <w:r/>
+            <w:r>
+              <w:rPr>
+                <w:rFonts w:ascii="BIZ UDPゴシック" w:hAnsi="BIZ UDPゴシック" w:eastAsia="BIZ UDPゴシック"/>
+                <w:b w:val="0"/>
+                <w:sz w:val="18"/>
+              </w:rPr>
+              <w:t>住宅型有料老人ホーム</w:t>
+            </w:r>
+          </w:p>
+        </w:tc>
+        <w:tc>
+          <w:tcPr>
+            <w:tcW w:type="dxa" w:w="1361"/>
+          </w:tcPr>
+          <w:p>
+            <w:pPr>
+              <w:keepNext/>
+              <w:spacing w:after="20" w:before="20"/>
+              <w:jc w:val="right"/>
+            </w:pPr>
+            <w:r/>
+            <w:r>
+              <w:rPr>
+                <w:rFonts w:ascii="BIZ UDPゴシック" w:hAnsi="BIZ UDPゴシック" w:eastAsia="BIZ UDPゴシック"/>
+                <w:b w:val="0"/>
+                <w:sz w:val="18"/>
+              </w:rPr>
+              <w:t>9</w:t>
+            </w:r>
+          </w:p>
+        </w:tc>
+        <w:tc>
+          <w:tcPr>
+            <w:tcW w:type="dxa" w:w="1361"/>
+          </w:tcPr>
+          <w:p>
+            <w:pPr>
+              <w:keepNext/>
+              <w:spacing w:after="20" w:before="20"/>
+              <w:jc w:val="right"/>
+            </w:pPr>
+            <w:r/>
+            <w:r>
+              <w:rPr>
+                <w:rFonts w:ascii="BIZ UDPゴシック" w:hAnsi="BIZ UDPゴシック" w:eastAsia="BIZ UDPゴシック"/>
+                <w:b w:val="0"/>
+                <w:sz w:val="18"/>
+              </w:rPr>
+              <w:t>3</w:t>
+            </w:r>
+          </w:p>
+        </w:tc>
+        <w:tc>
+          <w:tcPr>
+            <w:tcW w:type="dxa" w:w="1361"/>
+          </w:tcPr>
+          <w:p>
+            <w:pPr>
+              <w:keepNext/>
+              <w:spacing w:after="20" w:before="20"/>
+              <w:jc w:val="right"/>
+            </w:pPr>
+            <w:r/>
+            <w:r>
+              <w:rPr>
+                <w:rFonts w:ascii="BIZ UDPゴシック" w:hAnsi="BIZ UDPゴシック" w:eastAsia="BIZ UDPゴシック"/>
+                <w:b w:val="0"/>
+                <w:sz w:val="18"/>
+              </w:rPr>
+              <w:t>6</w:t>
+            </w:r>
+          </w:p>
+        </w:tc>
+        <w:tc>
+          <w:tcPr>
+            <w:tcW w:type="dxa" w:w="1474"/>
+          </w:tcPr>
+          <w:p>
+            <w:pPr>
+              <w:keepNext/>
+              <w:spacing w:after="20" w:before="20"/>
+              <w:jc w:val="right"/>
+            </w:pPr>
+            <w:r/>
+            <w:r>
+              <w:rPr>
+                <w:rFonts w:ascii="BIZ UDPゴシック" w:hAnsi="BIZ UDPゴシック" w:eastAsia="BIZ UDPゴシック"/>
+                <w:b w:val="0"/>
+                <w:sz w:val="18"/>
+              </w:rPr>
+              <w:t>33.3%</w:t>
+            </w:r>
+          </w:p>
+        </w:tc>
+      </w:tr>
+      <w:tr>
+        <w:trPr>
+          <w:cantSplit/>
+        </w:trPr>
+        <w:tc>
+          <w:tcPr>
+            <w:tcW w:type="dxa" w:w="3402"/>
+          </w:tcPr>
+          <w:p>
+            <w:pPr>
+              <w:keepNext/>
+              <w:spacing w:after="20" w:before="20"/>
+            </w:pPr>
+            <w:r/>
+            <w:r>
+              <w:rPr>
+                <w:rFonts w:ascii="BIZ UDPゴシック" w:hAnsi="BIZ UDPゴシック" w:eastAsia="BIZ UDPゴシック"/>
+                <w:b w:val="0"/>
+                <w:sz w:val="18"/>
+              </w:rPr>
+              <w:t>サービス付き高齢者向け住宅</w:t>
+            </w:r>
+          </w:p>
+        </w:tc>
+        <w:tc>
+          <w:tcPr>
+            <w:tcW w:type="dxa" w:w="1361"/>
+          </w:tcPr>
+          <w:p>
+            <w:pPr>
+              <w:keepNext/>
+              <w:spacing w:after="20" w:before="20"/>
+              <w:jc w:val="right"/>
+            </w:pPr>
+            <w:r/>
+            <w:r>
+              <w:rPr>
+                <w:rFonts w:ascii="BIZ UDPゴシック" w:hAnsi="BIZ UDPゴシック" w:eastAsia="BIZ UDPゴシック"/>
+                <w:b w:val="0"/>
+                <w:sz w:val="18"/>
+              </w:rPr>
+              <w:t>2</w:t>
+            </w:r>
+          </w:p>
+        </w:tc>
+        <w:tc>
+          <w:tcPr>
+            <w:tcW w:type="dxa" w:w="1361"/>
+          </w:tcPr>
+          <w:p>
+            <w:pPr>
+              <w:keepNext/>
+              <w:spacing w:after="20" w:before="20"/>
+              <w:jc w:val="right"/>
+            </w:pPr>
+            <w:r/>
+            <w:r>
+              <w:rPr>
+                <w:rFonts w:ascii="BIZ UDPゴシック" w:hAnsi="BIZ UDPゴシック" w:eastAsia="BIZ UDPゴシック"/>
+                <w:b w:val="0"/>
+                <w:sz w:val="18"/>
+              </w:rPr>
+              <w:t>1</w:t>
+            </w:r>
+          </w:p>
+        </w:tc>
+        <w:tc>
+          <w:tcPr>
+            <w:tcW w:type="dxa" w:w="1361"/>
+          </w:tcPr>
+          <w:p>
+            <w:pPr>
+              <w:keepNext/>
+              <w:spacing w:after="20" w:before="20"/>
+              <w:jc w:val="right"/>
+            </w:pPr>
+            <w:r/>
+            <w:r>
+              <w:rPr>
+                <w:rFonts w:ascii="BIZ UDPゴシック" w:hAnsi="BIZ UDPゴシック" w:eastAsia="BIZ UDPゴシック"/>
+                <w:b w:val="0"/>
+                <w:sz w:val="18"/>
+              </w:rPr>
+              <w:t>1</w:t>
+            </w:r>
+          </w:p>
+        </w:tc>
+        <w:tc>
+          <w:tcPr>
+            <w:tcW w:type="dxa" w:w="1474"/>
+          </w:tcPr>
+          <w:p>
+            <w:pPr>
+              <w:keepNext/>
+              <w:spacing w:after="20" w:before="20"/>
+              <w:jc w:val="right"/>
+            </w:pPr>
+            <w:r/>
+            <w:r>
+              <w:rPr>
+                <w:rFonts w:ascii="BIZ UDPゴシック" w:hAnsi="BIZ UDPゴシック" w:eastAsia="BIZ UDPゴシック"/>
+                <w:b w:val="0"/>
+                <w:sz w:val="18"/>
+              </w:rPr>
+              <w:t>50.0%</w:t>
+            </w:r>
+          </w:p>
+        </w:tc>
+      </w:tr>
+      <w:tr>
+        <w:trPr>
+          <w:cantSplit/>
+        </w:trPr>
+        <w:tc>
+          <w:tcPr>
+            <w:tcW w:type="dxa" w:w="3402"/>
+          </w:tcPr>
+          <w:p>
+            <w:pPr>
+              <w:keepNext/>
+              <w:spacing w:after="20" w:before="20"/>
+            </w:pPr>
+            <w:r/>
+            <w:r>
+              <w:rPr>
+                <w:rFonts w:ascii="BIZ UDPゴシック" w:hAnsi="BIZ UDPゴシック" w:eastAsia="BIZ UDPゴシック"/>
+                <w:b w:val="0"/>
+                <w:sz w:val="18"/>
+              </w:rPr>
+              <w:t>軽費老人ホーム</w:t>
+            </w:r>
+          </w:p>
+        </w:tc>
+        <w:tc>
+          <w:tcPr>
+            <w:tcW w:type="dxa" w:w="1361"/>
+          </w:tcPr>
+          <w:p>
+            <w:pPr>
+              <w:keepNext/>
+              <w:spacing w:after="20" w:before="20"/>
+              <w:jc w:val="right"/>
+            </w:pPr>
+            <w:r/>
+            <w:r>
+              <w:rPr>
+                <w:rFonts w:ascii="BIZ UDPゴシック" w:hAnsi="BIZ UDPゴシック" w:eastAsia="BIZ UDPゴシック"/>
+                <w:b w:val="0"/>
+                <w:sz w:val="18"/>
+              </w:rPr>
+              <w:t>1</w:t>
+            </w:r>
+          </w:p>
+        </w:tc>
+        <w:tc>
+          <w:tcPr>
+            <w:tcW w:type="dxa" w:w="1361"/>
+          </w:tcPr>
+          <w:p>
+            <w:pPr>
+              <w:keepNext/>
+              <w:spacing w:after="20" w:before="20"/>
+              <w:jc w:val="right"/>
+            </w:pPr>
+            <w:r/>
+            <w:r>
+              <w:rPr>
+                <w:rFonts w:ascii="BIZ UDPゴシック" w:hAnsi="BIZ UDPゴシック" w:eastAsia="BIZ UDPゴシック"/>
+                <w:b w:val="0"/>
+                <w:sz w:val="18"/>
+              </w:rPr>
+              <w:t>0</w:t>
+            </w:r>
+          </w:p>
+        </w:tc>
+        <w:tc>
+          <w:tcPr>
+            <w:tcW w:type="dxa" w:w="1361"/>
+          </w:tcPr>
+          <w:p>
+            <w:pPr>
+              <w:keepNext/>
+              <w:spacing w:after="20" w:before="20"/>
+              <w:jc w:val="right"/>
+            </w:pPr>
+            <w:r/>
+            <w:r>
+              <w:rPr>
+                <w:rFonts w:ascii="BIZ UDPゴシック" w:hAnsi="BIZ UDPゴシック" w:eastAsia="BIZ UDPゴシック"/>
+                <w:b w:val="0"/>
+                <w:sz w:val="18"/>
+              </w:rPr>
+              <w:t>1</w:t>
+            </w:r>
+          </w:p>
+        </w:tc>
+        <w:tc>
+          <w:tcPr>
+            <w:tcW w:type="dxa" w:w="1474"/>
+          </w:tcPr>
+          <w:p>
+            <w:pPr>
+              <w:keepNext/>
+              <w:spacing w:after="20" w:before="20"/>
+              <w:jc w:val="right"/>
+            </w:pPr>
+            <w:r/>
+            <w:r>
+              <w:rPr>
+                <w:rFonts w:ascii="BIZ UDPゴシック" w:hAnsi="BIZ UDPゴシック" w:eastAsia="BIZ UDPゴシック"/>
+                <w:b w:val="0"/>
+                <w:sz w:val="18"/>
+              </w:rPr>
+              <w:t>0.0%</w:t>
+            </w:r>
+          </w:p>
+        </w:tc>
+      </w:tr>
+      <w:tr>
+        <w:trPr>
+          <w:cantSplit/>
+        </w:trPr>
+        <w:tc>
+          <w:tcPr>
+            <w:tcW w:type="dxa" w:w="3402"/>
+          </w:tcPr>
+          <w:p>
+            <w:pPr>
+              <w:keepNext/>
+              <w:spacing w:after="20" w:before="20"/>
+            </w:pPr>
+            <w:r/>
+            <w:r>
+              <w:rPr>
+                <w:rFonts w:ascii="BIZ UDPゴシック" w:hAnsi="BIZ UDPゴシック" w:eastAsia="BIZ UDPゴシック"/>
+                <w:b w:val="0"/>
+                <w:sz w:val="18"/>
+              </w:rPr>
+              <w:t xml:space="preserve">　指定を受けないもの　小計</w:t>
+            </w:r>
+          </w:p>
+        </w:tc>
+        <w:tc>
+          <w:tcPr>
+            <w:tcW w:type="dxa" w:w="1361"/>
+          </w:tcPr>
+          <w:p>
+            <w:pPr>
+              <w:keepNext/>
+              <w:spacing w:after="20" w:before="20"/>
+              <w:jc w:val="right"/>
+            </w:pPr>
+            <w:r/>
+            <w:r>
+              <w:rPr>
+                <w:rFonts w:ascii="BIZ UDPゴシック" w:hAnsi="BIZ UDPゴシック" w:eastAsia="BIZ UDPゴシック"/>
+                <w:b w:val="0"/>
+                <w:sz w:val="18"/>
+              </w:rPr>
+              <w:t>12</w:t>
+            </w:r>
+          </w:p>
+        </w:tc>
+        <w:tc>
+          <w:tcPr>
+            <w:tcW w:type="dxa" w:w="1361"/>
+          </w:tcPr>
+          <w:p>
+            <w:pPr>
+              <w:keepNext/>
+              <w:spacing w:after="20" w:before="20"/>
+              <w:jc w:val="right"/>
+            </w:pPr>
+            <w:r/>
+            <w:r>
+              <w:rPr>
+                <w:rFonts w:ascii="BIZ UDPゴシック" w:hAnsi="BIZ UDPゴシック" w:eastAsia="BIZ UDPゴシック"/>
+                <w:b w:val="0"/>
+                <w:sz w:val="18"/>
+              </w:rPr>
+              <w:t>4</w:t>
+            </w:r>
+          </w:p>
+        </w:tc>
+        <w:tc>
+          <w:tcPr>
+            <w:tcW w:type="dxa" w:w="1361"/>
+          </w:tcPr>
+          <w:p>
+            <w:pPr>
+              <w:keepNext/>
+              <w:spacing w:after="20" w:before="20"/>
+              <w:jc w:val="right"/>
+            </w:pPr>
+            <w:r/>
+            <w:r>
+              <w:rPr>
+                <w:rFonts w:ascii="BIZ UDPゴシック" w:hAnsi="BIZ UDPゴシック" w:eastAsia="BIZ UDPゴシック"/>
+                <w:b w:val="0"/>
+                <w:sz w:val="18"/>
+              </w:rPr>
+              <w:t>8</w:t>
+            </w:r>
+          </w:p>
+        </w:tc>
+        <w:tc>
+          <w:tcPr>
+            <w:tcW w:type="dxa" w:w="1474"/>
+          </w:tcPr>
+          <w:p>
+            <w:pPr>
+              <w:keepNext/>
+              <w:spacing w:after="20" w:before="20"/>
+              <w:jc w:val="right"/>
+            </w:pPr>
+            <w:r/>
+            <w:r>
+              <w:rPr>
+                <w:rFonts w:ascii="BIZ UDPゴシック" w:hAnsi="BIZ UDPゴシック" w:eastAsia="BIZ UDPゴシック"/>
+                <w:b w:val="0"/>
+                <w:sz w:val="18"/>
+              </w:rPr>
+              <w:t>33.3%</w:t>
+            </w:r>
+          </w:p>
+        </w:tc>
+      </w:tr>
+      <w:tr>
+        <w:trPr>
+          <w:cantSplit/>
+        </w:trPr>
+        <w:tc>
+          <w:tcPr>
+            <w:tcW w:type="dxa" w:w="3402"/>
+          </w:tcPr>
+          <w:p>
+            <w:pPr>
+              <w:spacing w:after="20" w:before="20"/>
+            </w:pPr>
+            <w:r/>
+            <w:r>
+              <w:rPr>
+                <w:rFonts w:ascii="BIZ UDPゴシック" w:hAnsi="BIZ UDPゴシック" w:eastAsia="BIZ UDPゴシック"/>
+                <w:b w:val="0"/>
+                <w:sz w:val="18"/>
+              </w:rPr>
+              <w:t>合計</w:t>
+            </w:r>
+          </w:p>
+        </w:tc>
+        <w:tc>
+          <w:tcPr>
+            <w:tcW w:type="dxa" w:w="1361"/>
+          </w:tcPr>
+          <w:p>
+            <w:pPr>
+              <w:spacing w:after="20" w:before="20"/>
+              <w:jc w:val="right"/>
+            </w:pPr>
+            <w:r/>
+            <w:r>
+              <w:rPr>
+                <w:rFonts w:ascii="BIZ UDPゴシック" w:hAnsi="BIZ UDPゴシック" w:eastAsia="BIZ UDPゴシック"/>
+                <w:b w:val="0"/>
+                <w:sz w:val="18"/>
+              </w:rPr>
+              <w:t>31</w:t>
+            </w:r>
+          </w:p>
+        </w:tc>
+        <w:tc>
+          <w:tcPr>
+            <w:tcW w:type="dxa" w:w="1361"/>
+          </w:tcPr>
+          <w:p>
+            <w:pPr>
+              <w:spacing w:after="20" w:before="20"/>
+              <w:jc w:val="right"/>
+            </w:pPr>
+            <w:r/>
+            <w:r>
+              <w:rPr>
+                <w:rFonts w:ascii="BIZ UDPゴシック" w:hAnsi="BIZ UDPゴシック" w:eastAsia="BIZ UDPゴシック"/>
+                <w:b w:val="0"/>
+                <w:sz w:val="18"/>
+              </w:rPr>
+              <w:t>18</w:t>
+            </w:r>
+          </w:p>
+        </w:tc>
+        <w:tc>
+          <w:tcPr>
+            <w:tcW w:type="dxa" w:w="1361"/>
+          </w:tcPr>
+          <w:p>
+            <w:pPr>
+              <w:spacing w:after="20" w:before="20"/>
+              <w:jc w:val="right"/>
+            </w:pPr>
+            <w:r/>
+            <w:r>
+              <w:rPr>
+                <w:rFonts w:ascii="BIZ UDPゴシック" w:hAnsi="BIZ UDPゴシック" w:eastAsia="BIZ UDPゴシック"/>
+                <w:b w:val="0"/>
+                <w:sz w:val="18"/>
+              </w:rPr>
+              <w:t>13</w:t>
+            </w:r>
+          </w:p>
+        </w:tc>
+        <w:tc>
+          <w:tcPr>
+            <w:tcW w:type="dxa" w:w="1474"/>
+          </w:tcPr>
+          <w:p>
+            <w:pPr>
+              <w:spacing w:after="20" w:before="20"/>
+              <w:jc w:val="right"/>
+            </w:pPr>
+            <w:r/>
+            <w:r>
+              <w:rPr>
+                <w:rFonts w:ascii="BIZ UDPゴシック" w:hAnsi="BIZ UDPゴシック" w:eastAsia="BIZ UDPゴシック"/>
+                <w:b w:val="0"/>
+                <w:sz w:val="18"/>
+              </w:rPr>
+              <w:t>58.1%</w:t>
+            </w:r>
+          </w:p>
+        </w:tc>
+      </w:tr>
+    </w:tbl>
+    <w:p>
+      <w:pPr>
+        <w:spacing w:after="80" w:before="0"/>
+      </w:pPr>
+    </w:p>
+    <w:p>
+      <w:pPr>
+        <w:pStyle w:val="note"/>
+        <w:spacing w:after="80" w:line="276" w:lineRule="auto"/>
+      </w:pPr>
+      <w:r>
+        <w:rPr>
+          <w:b w:val="0"/>
+        </w:rPr>
+        <w:t>未回答13施設のうち8施設は介護保険の指定を受けない住まいです。指定を受けるものでは、東神楽町特別養護老人ホームアゼリアハイツ（広域型・ユニット型の2件）、グループホームファミリー、グループホームくるみの郷、さわやか東神楽館（特定施設・区域内最大）が未回答です。定員による把握率は、指定を受けるものが61.1%（717人中438人）です。</w:t>
       </w:r>
     </w:p>
     <w:p>
@@ -12255,6 +14184,663 @@
         <w:t>特定施設入居者生活介護の入居者の要介護度</w:t>
       </w:r>
     </w:p>
+    <w:p>
+      <w:pPr>
+        <w:spacing w:after="120" w:line="276" w:lineRule="auto"/>
+      </w:pPr>
+      <w:r>
+        <w:rPr>
+          <w:rFonts w:ascii="BIZ UDPゴシック" w:hAnsi="BIZ UDPゴシック" w:eastAsia="BIZ UDPゴシック"/>
+          <w:b w:val="0"/>
+        </w:rPr>
+        <w:t>特定施設は区域内3施設のうち2施設が回答しています。回答した2施設（57人）の要介護度は次のとおりです。</w:t>
+      </w:r>
+    </w:p>
+    <w:tbl>
+      <w:tblPr>
+        <w:tblStyle w:val="TableGrid"/>
+        <w:tblW w:type="auto" w:w="0"/>
+        <w:jc w:val="center"/>
+        <w:tblLook w:firstColumn="1" w:firstRow="1" w:lastColumn="0" w:lastRow="0" w:noHBand="0" w:noVBand="1" w:val="04A0"/>
+      </w:tblPr>
+      <w:tblGrid>
+        <w:gridCol w:w="3364"/>
+        <w:gridCol w:w="3364"/>
+        <w:gridCol w:w="3364"/>
+      </w:tblGrid>
+      <w:tr>
+        <w:trPr>
+          <w:cantSplit/>
+        </w:trPr>
+        <w:tc>
+          <w:tcPr>
+            <w:tcW w:type="dxa" w:w="4535"/>
+            <w:shd w:val="clear" w:fill="F2F2F2"/>
+          </w:tcPr>
+          <w:p>
+            <w:pPr>
+              <w:keepNext/>
+              <w:spacing w:after="20" w:before="20"/>
+              <w:jc w:val="center"/>
+            </w:pPr>
+            <w:r/>
+            <w:r>
+              <w:rPr>
+                <w:rFonts w:ascii="BIZ UDPゴシック" w:hAnsi="BIZ UDPゴシック" w:eastAsia="BIZ UDPゴシック"/>
+                <w:b/>
+                <w:sz w:val="18"/>
+              </w:rPr>
+              <w:t>要介護度</w:t>
+            </w:r>
+          </w:p>
+        </w:tc>
+        <w:tc>
+          <w:tcPr>
+            <w:tcW w:type="dxa" w:w="1701"/>
+            <w:shd w:val="clear" w:fill="F2F2F2"/>
+          </w:tcPr>
+          <w:p>
+            <w:pPr>
+              <w:keepNext/>
+              <w:spacing w:after="20" w:before="20"/>
+              <w:jc w:val="center"/>
+            </w:pPr>
+            <w:r/>
+            <w:r>
+              <w:rPr>
+                <w:rFonts w:ascii="BIZ UDPゴシック" w:hAnsi="BIZ UDPゴシック" w:eastAsia="BIZ UDPゴシック"/>
+                <w:b/>
+                <w:sz w:val="18"/>
+              </w:rPr>
+              <w:t>人数</w:t>
+            </w:r>
+          </w:p>
+        </w:tc>
+        <w:tc>
+          <w:tcPr>
+            <w:tcW w:type="dxa" w:w="1701"/>
+            <w:shd w:val="clear" w:fill="F2F2F2"/>
+          </w:tcPr>
+          <w:p>
+            <w:pPr>
+              <w:keepNext/>
+              <w:spacing w:after="20" w:before="20"/>
+              <w:jc w:val="center"/>
+            </w:pPr>
+            <w:r/>
+            <w:r>
+              <w:rPr>
+                <w:rFonts w:ascii="BIZ UDPゴシック" w:hAnsi="BIZ UDPゴシック" w:eastAsia="BIZ UDPゴシック"/>
+                <w:b/>
+                <w:sz w:val="18"/>
+              </w:rPr>
+              <w:t>割合</w:t>
+            </w:r>
+          </w:p>
+        </w:tc>
+      </w:tr>
+      <w:tr>
+        <w:trPr>
+          <w:cantSplit/>
+        </w:trPr>
+        <w:tc>
+          <w:tcPr>
+            <w:tcW w:type="dxa" w:w="4535"/>
+          </w:tcPr>
+          <w:p>
+            <w:pPr>
+              <w:keepNext/>
+              <w:spacing w:after="20" w:before="20"/>
+            </w:pPr>
+            <w:r/>
+            <w:r>
+              <w:rPr>
+                <w:rFonts w:ascii="BIZ UDPゴシック" w:hAnsi="BIZ UDPゴシック" w:eastAsia="BIZ UDPゴシック"/>
+                <w:b w:val="0"/>
+                <w:sz w:val="18"/>
+              </w:rPr>
+              <w:t>要支援1</w:t>
+            </w:r>
+          </w:p>
+        </w:tc>
+        <w:tc>
+          <w:tcPr>
+            <w:tcW w:type="dxa" w:w="1701"/>
+          </w:tcPr>
+          <w:p>
+            <w:pPr>
+              <w:keepNext/>
+              <w:spacing w:after="20" w:before="20"/>
+              <w:jc w:val="right"/>
+            </w:pPr>
+            <w:r/>
+            <w:r>
+              <w:rPr>
+                <w:rFonts w:ascii="BIZ UDPゴシック" w:hAnsi="BIZ UDPゴシック" w:eastAsia="BIZ UDPゴシック"/>
+                <w:b w:val="0"/>
+                <w:sz w:val="18"/>
+              </w:rPr>
+              <w:t>2</w:t>
+            </w:r>
+          </w:p>
+        </w:tc>
+        <w:tc>
+          <w:tcPr>
+            <w:tcW w:type="dxa" w:w="1701"/>
+          </w:tcPr>
+          <w:p>
+            <w:pPr>
+              <w:keepNext/>
+              <w:spacing w:after="20" w:before="20"/>
+              <w:jc w:val="right"/>
+            </w:pPr>
+            <w:r/>
+            <w:r>
+              <w:rPr>
+                <w:rFonts w:ascii="BIZ UDPゴシック" w:hAnsi="BIZ UDPゴシック" w:eastAsia="BIZ UDPゴシック"/>
+                <w:b w:val="0"/>
+                <w:sz w:val="18"/>
+              </w:rPr>
+              <w:t>3.5%</w:t>
+            </w:r>
+          </w:p>
+        </w:tc>
+      </w:tr>
+      <w:tr>
+        <w:trPr>
+          <w:cantSplit/>
+        </w:trPr>
+        <w:tc>
+          <w:tcPr>
+            <w:tcW w:type="dxa" w:w="4535"/>
+          </w:tcPr>
+          <w:p>
+            <w:pPr>
+              <w:keepNext/>
+              <w:spacing w:after="20" w:before="20"/>
+            </w:pPr>
+            <w:r/>
+            <w:r>
+              <w:rPr>
+                <w:rFonts w:ascii="BIZ UDPゴシック" w:hAnsi="BIZ UDPゴシック" w:eastAsia="BIZ UDPゴシック"/>
+                <w:b w:val="0"/>
+                <w:sz w:val="18"/>
+              </w:rPr>
+              <w:t>要支援2</w:t>
+            </w:r>
+          </w:p>
+        </w:tc>
+        <w:tc>
+          <w:tcPr>
+            <w:tcW w:type="dxa" w:w="1701"/>
+          </w:tcPr>
+          <w:p>
+            <w:pPr>
+              <w:keepNext/>
+              <w:spacing w:after="20" w:before="20"/>
+              <w:jc w:val="right"/>
+            </w:pPr>
+            <w:r/>
+            <w:r>
+              <w:rPr>
+                <w:rFonts w:ascii="BIZ UDPゴシック" w:hAnsi="BIZ UDPゴシック" w:eastAsia="BIZ UDPゴシック"/>
+                <w:b w:val="0"/>
+                <w:sz w:val="18"/>
+              </w:rPr>
+              <w:t>2</w:t>
+            </w:r>
+          </w:p>
+        </w:tc>
+        <w:tc>
+          <w:tcPr>
+            <w:tcW w:type="dxa" w:w="1701"/>
+          </w:tcPr>
+          <w:p>
+            <w:pPr>
+              <w:keepNext/>
+              <w:spacing w:after="20" w:before="20"/>
+              <w:jc w:val="right"/>
+            </w:pPr>
+            <w:r/>
+            <w:r>
+              <w:rPr>
+                <w:rFonts w:ascii="BIZ UDPゴシック" w:hAnsi="BIZ UDPゴシック" w:eastAsia="BIZ UDPゴシック"/>
+                <w:b w:val="0"/>
+                <w:sz w:val="18"/>
+              </w:rPr>
+              <w:t>3.5%</w:t>
+            </w:r>
+          </w:p>
+        </w:tc>
+      </w:tr>
+      <w:tr>
+        <w:trPr>
+          <w:cantSplit/>
+        </w:trPr>
+        <w:tc>
+          <w:tcPr>
+            <w:tcW w:type="dxa" w:w="4535"/>
+          </w:tcPr>
+          <w:p>
+            <w:pPr>
+              <w:keepNext/>
+              <w:spacing w:after="20" w:before="20"/>
+            </w:pPr>
+            <w:r/>
+            <w:r>
+              <w:rPr>
+                <w:rFonts w:ascii="BIZ UDPゴシック" w:hAnsi="BIZ UDPゴシック" w:eastAsia="BIZ UDPゴシック"/>
+                <w:b w:val="0"/>
+                <w:sz w:val="18"/>
+              </w:rPr>
+              <w:t>要介護1</w:t>
+            </w:r>
+          </w:p>
+        </w:tc>
+        <w:tc>
+          <w:tcPr>
+            <w:tcW w:type="dxa" w:w="1701"/>
+          </w:tcPr>
+          <w:p>
+            <w:pPr>
+              <w:keepNext/>
+              <w:spacing w:after="20" w:before="20"/>
+              <w:jc w:val="right"/>
+            </w:pPr>
+            <w:r/>
+            <w:r>
+              <w:rPr>
+                <w:rFonts w:ascii="BIZ UDPゴシック" w:hAnsi="BIZ UDPゴシック" w:eastAsia="BIZ UDPゴシック"/>
+                <w:b w:val="0"/>
+                <w:sz w:val="18"/>
+              </w:rPr>
+              <w:t>14</w:t>
+            </w:r>
+          </w:p>
+        </w:tc>
+        <w:tc>
+          <w:tcPr>
+            <w:tcW w:type="dxa" w:w="1701"/>
+          </w:tcPr>
+          <w:p>
+            <w:pPr>
+              <w:keepNext/>
+              <w:spacing w:after="20" w:before="20"/>
+              <w:jc w:val="right"/>
+            </w:pPr>
+            <w:r/>
+            <w:r>
+              <w:rPr>
+                <w:rFonts w:ascii="BIZ UDPゴシック" w:hAnsi="BIZ UDPゴシック" w:eastAsia="BIZ UDPゴシック"/>
+                <w:b w:val="0"/>
+                <w:sz w:val="18"/>
+              </w:rPr>
+              <w:t>24.6%</w:t>
+            </w:r>
+          </w:p>
+        </w:tc>
+      </w:tr>
+      <w:tr>
+        <w:trPr>
+          <w:cantSplit/>
+        </w:trPr>
+        <w:tc>
+          <w:tcPr>
+            <w:tcW w:type="dxa" w:w="4535"/>
+          </w:tcPr>
+          <w:p>
+            <w:pPr>
+              <w:keepNext/>
+              <w:spacing w:after="20" w:before="20"/>
+            </w:pPr>
+            <w:r/>
+            <w:r>
+              <w:rPr>
+                <w:rFonts w:ascii="BIZ UDPゴシック" w:hAnsi="BIZ UDPゴシック" w:eastAsia="BIZ UDPゴシック"/>
+                <w:b w:val="0"/>
+                <w:sz w:val="18"/>
+              </w:rPr>
+              <w:t>要介護2</w:t>
+            </w:r>
+          </w:p>
+        </w:tc>
+        <w:tc>
+          <w:tcPr>
+            <w:tcW w:type="dxa" w:w="1701"/>
+          </w:tcPr>
+          <w:p>
+            <w:pPr>
+              <w:keepNext/>
+              <w:spacing w:after="20" w:before="20"/>
+              <w:jc w:val="right"/>
+            </w:pPr>
+            <w:r/>
+            <w:r>
+              <w:rPr>
+                <w:rFonts w:ascii="BIZ UDPゴシック" w:hAnsi="BIZ UDPゴシック" w:eastAsia="BIZ UDPゴシック"/>
+                <w:b w:val="0"/>
+                <w:sz w:val="18"/>
+              </w:rPr>
+              <w:t>12</w:t>
+            </w:r>
+          </w:p>
+        </w:tc>
+        <w:tc>
+          <w:tcPr>
+            <w:tcW w:type="dxa" w:w="1701"/>
+          </w:tcPr>
+          <w:p>
+            <w:pPr>
+              <w:keepNext/>
+              <w:spacing w:after="20" w:before="20"/>
+              <w:jc w:val="right"/>
+            </w:pPr>
+            <w:r/>
+            <w:r>
+              <w:rPr>
+                <w:rFonts w:ascii="BIZ UDPゴシック" w:hAnsi="BIZ UDPゴシック" w:eastAsia="BIZ UDPゴシック"/>
+                <w:b w:val="0"/>
+                <w:sz w:val="18"/>
+              </w:rPr>
+              <w:t>21.1%</w:t>
+            </w:r>
+          </w:p>
+        </w:tc>
+      </w:tr>
+      <w:tr>
+        <w:trPr>
+          <w:cantSplit/>
+        </w:trPr>
+        <w:tc>
+          <w:tcPr>
+            <w:tcW w:type="dxa" w:w="4535"/>
+          </w:tcPr>
+          <w:p>
+            <w:pPr>
+              <w:keepNext/>
+              <w:spacing w:after="20" w:before="20"/>
+            </w:pPr>
+            <w:r/>
+            <w:r>
+              <w:rPr>
+                <w:rFonts w:ascii="BIZ UDPゴシック" w:hAnsi="BIZ UDPゴシック" w:eastAsia="BIZ UDPゴシック"/>
+                <w:b w:val="0"/>
+                <w:sz w:val="18"/>
+              </w:rPr>
+              <w:t>要介護3</w:t>
+            </w:r>
+          </w:p>
+        </w:tc>
+        <w:tc>
+          <w:tcPr>
+            <w:tcW w:type="dxa" w:w="1701"/>
+          </w:tcPr>
+          <w:p>
+            <w:pPr>
+              <w:keepNext/>
+              <w:spacing w:after="20" w:before="20"/>
+              <w:jc w:val="right"/>
+            </w:pPr>
+            <w:r/>
+            <w:r>
+              <w:rPr>
+                <w:rFonts w:ascii="BIZ UDPゴシック" w:hAnsi="BIZ UDPゴシック" w:eastAsia="BIZ UDPゴシック"/>
+                <w:b w:val="0"/>
+                <w:sz w:val="18"/>
+              </w:rPr>
+              <w:t>9</w:t>
+            </w:r>
+          </w:p>
+        </w:tc>
+        <w:tc>
+          <w:tcPr>
+            <w:tcW w:type="dxa" w:w="1701"/>
+          </w:tcPr>
+          <w:p>
+            <w:pPr>
+              <w:keepNext/>
+              <w:spacing w:after="20" w:before="20"/>
+              <w:jc w:val="right"/>
+            </w:pPr>
+            <w:r/>
+            <w:r>
+              <w:rPr>
+                <w:rFonts w:ascii="BIZ UDPゴシック" w:hAnsi="BIZ UDPゴシック" w:eastAsia="BIZ UDPゴシック"/>
+                <w:b w:val="0"/>
+                <w:sz w:val="18"/>
+              </w:rPr>
+              <w:t>15.8%</w:t>
+            </w:r>
+          </w:p>
+        </w:tc>
+      </w:tr>
+      <w:tr>
+        <w:trPr>
+          <w:cantSplit/>
+        </w:trPr>
+        <w:tc>
+          <w:tcPr>
+            <w:tcW w:type="dxa" w:w="4535"/>
+          </w:tcPr>
+          <w:p>
+            <w:pPr>
+              <w:keepNext/>
+              <w:spacing w:after="20" w:before="20"/>
+            </w:pPr>
+            <w:r/>
+            <w:r>
+              <w:rPr>
+                <w:rFonts w:ascii="BIZ UDPゴシック" w:hAnsi="BIZ UDPゴシック" w:eastAsia="BIZ UDPゴシック"/>
+                <w:b w:val="0"/>
+                <w:sz w:val="18"/>
+              </w:rPr>
+              <w:t>要介護4</w:t>
+            </w:r>
+          </w:p>
+        </w:tc>
+        <w:tc>
+          <w:tcPr>
+            <w:tcW w:type="dxa" w:w="1701"/>
+          </w:tcPr>
+          <w:p>
+            <w:pPr>
+              <w:keepNext/>
+              <w:spacing w:after="20" w:before="20"/>
+              <w:jc w:val="right"/>
+            </w:pPr>
+            <w:r/>
+            <w:r>
+              <w:rPr>
+                <w:rFonts w:ascii="BIZ UDPゴシック" w:hAnsi="BIZ UDPゴシック" w:eastAsia="BIZ UDPゴシック"/>
+                <w:b w:val="0"/>
+                <w:sz w:val="18"/>
+              </w:rPr>
+              <w:t>7</w:t>
+            </w:r>
+          </w:p>
+        </w:tc>
+        <w:tc>
+          <w:tcPr>
+            <w:tcW w:type="dxa" w:w="1701"/>
+          </w:tcPr>
+          <w:p>
+            <w:pPr>
+              <w:keepNext/>
+              <w:spacing w:after="20" w:before="20"/>
+              <w:jc w:val="right"/>
+            </w:pPr>
+            <w:r/>
+            <w:r>
+              <w:rPr>
+                <w:rFonts w:ascii="BIZ UDPゴシック" w:hAnsi="BIZ UDPゴシック" w:eastAsia="BIZ UDPゴシック"/>
+                <w:b w:val="0"/>
+                <w:sz w:val="18"/>
+              </w:rPr>
+              <w:t>12.3%</w:t>
+            </w:r>
+          </w:p>
+        </w:tc>
+      </w:tr>
+      <w:tr>
+        <w:trPr>
+          <w:cantSplit/>
+        </w:trPr>
+        <w:tc>
+          <w:tcPr>
+            <w:tcW w:type="dxa" w:w="4535"/>
+          </w:tcPr>
+          <w:p>
+            <w:pPr>
+              <w:keepNext/>
+              <w:spacing w:after="20" w:before="20"/>
+            </w:pPr>
+            <w:r/>
+            <w:r>
+              <w:rPr>
+                <w:rFonts w:ascii="BIZ UDPゴシック" w:hAnsi="BIZ UDPゴシック" w:eastAsia="BIZ UDPゴシック"/>
+                <w:b w:val="0"/>
+                <w:sz w:val="18"/>
+              </w:rPr>
+              <w:t>要介護5</w:t>
+            </w:r>
+          </w:p>
+        </w:tc>
+        <w:tc>
+          <w:tcPr>
+            <w:tcW w:type="dxa" w:w="1701"/>
+          </w:tcPr>
+          <w:p>
+            <w:pPr>
+              <w:keepNext/>
+              <w:spacing w:after="20" w:before="20"/>
+              <w:jc w:val="right"/>
+            </w:pPr>
+            <w:r/>
+            <w:r>
+              <w:rPr>
+                <w:rFonts w:ascii="BIZ UDPゴシック" w:hAnsi="BIZ UDPゴシック" w:eastAsia="BIZ UDPゴシック"/>
+                <w:b w:val="0"/>
+                <w:sz w:val="18"/>
+              </w:rPr>
+              <w:t>11</w:t>
+            </w:r>
+          </w:p>
+        </w:tc>
+        <w:tc>
+          <w:tcPr>
+            <w:tcW w:type="dxa" w:w="1701"/>
+          </w:tcPr>
+          <w:p>
+            <w:pPr>
+              <w:keepNext/>
+              <w:spacing w:after="20" w:before="20"/>
+              <w:jc w:val="right"/>
+            </w:pPr>
+            <w:r/>
+            <w:r>
+              <w:rPr>
+                <w:rFonts w:ascii="BIZ UDPゴシック" w:hAnsi="BIZ UDPゴシック" w:eastAsia="BIZ UDPゴシック"/>
+                <w:b w:val="0"/>
+                <w:sz w:val="18"/>
+              </w:rPr>
+              <w:t>19.3%</w:t>
+            </w:r>
+          </w:p>
+        </w:tc>
+      </w:tr>
+      <w:tr>
+        <w:trPr>
+          <w:cantSplit/>
+        </w:trPr>
+        <w:tc>
+          <w:tcPr>
+            <w:tcW w:type="dxa" w:w="4535"/>
+          </w:tcPr>
+          <w:p>
+            <w:pPr>
+              <w:spacing w:after="20" w:before="20"/>
+            </w:pPr>
+            <w:r/>
+            <w:r>
+              <w:rPr>
+                <w:rFonts w:ascii="BIZ UDPゴシック" w:hAnsi="BIZ UDPゴシック" w:eastAsia="BIZ UDPゴシック"/>
+                <w:b w:val="0"/>
+                <w:sz w:val="18"/>
+              </w:rPr>
+              <w:t>合計（n=57）</w:t>
+            </w:r>
+          </w:p>
+        </w:tc>
+        <w:tc>
+          <w:tcPr>
+            <w:tcW w:type="dxa" w:w="1701"/>
+          </w:tcPr>
+          <w:p>
+            <w:pPr>
+              <w:spacing w:after="20" w:before="20"/>
+              <w:jc w:val="right"/>
+            </w:pPr>
+            <w:r/>
+            <w:r>
+              <w:rPr>
+                <w:rFonts w:ascii="BIZ UDPゴシック" w:hAnsi="BIZ UDPゴシック" w:eastAsia="BIZ UDPゴシック"/>
+                <w:b w:val="0"/>
+                <w:sz w:val="18"/>
+              </w:rPr>
+              <w:t>57</w:t>
+            </w:r>
+          </w:p>
+        </w:tc>
+        <w:tc>
+          <w:tcPr>
+            <w:tcW w:type="dxa" w:w="1701"/>
+          </w:tcPr>
+          <w:p>
+            <w:pPr>
+              <w:spacing w:after="20" w:before="20"/>
+              <w:jc w:val="right"/>
+            </w:pPr>
+            <w:r/>
+            <w:r>
+              <w:rPr>
+                <w:rFonts w:ascii="BIZ UDPゴシック" w:hAnsi="BIZ UDPゴシック" w:eastAsia="BIZ UDPゴシック"/>
+                <w:b w:val="0"/>
+                <w:sz w:val="18"/>
+              </w:rPr>
+              <w:t>100.0%</w:t>
+            </w:r>
+          </w:p>
+        </w:tc>
+      </w:tr>
+    </w:tbl>
+    <w:p>
+      <w:pPr>
+        <w:spacing w:after="80" w:before="0"/>
+      </w:pPr>
+    </w:p>
+    <w:p>
+      <w:pPr>
+        <w:spacing w:after="120" w:line="276" w:lineRule="auto"/>
+      </w:pPr>
+      <w:r>
+        <w:rPr>
+          <w:rFonts w:ascii="BIZ UDPゴシック" w:hAnsi="BIZ UDPゴシック" w:eastAsia="BIZ UDPゴシック"/>
+          <w:b w:val="0"/>
+        </w:rPr>
+      </w:r>
+    </w:p>
+    <w:p>
+      <w:pPr>
+        <w:spacing w:after="120" w:line="276" w:lineRule="auto"/>
+      </w:pPr>
+      <w:r>
+        <w:rPr>
+          <w:rFonts w:ascii="BIZ UDPゴシック" w:hAnsi="BIZ UDPゴシック" w:eastAsia="BIZ UDPゴシック"/>
+          <w:b w:val="0"/>
+        </w:rPr>
+        <w:t>未回答のさわやか東神楽館（定員100人）については、介護サービス情報公表システムの個別公表画面（記入日 令和7年10月6日）に97人分の要介護度別の内訳が掲載されています。調査（令和7年4月1日現在）とは6か月以上の時点差があるため、次表は参考集計として示します。</w:t>
+      </w:r>
+    </w:p>
     <w:tbl>
       <w:tblPr>
         <w:tblStyle w:val="TableGrid"/>
@@ -12946,7 +15532,7 @@
         <w:rPr>
           <w:b w:val="0"/>
         </w:rPr>
-        <w:t>居所変更実態調査に回答した２施設（57人）と、介護サービス情報公表システムの個別公表画面による１施設（さわやか東神楽館・97人、記入日 令和７年10月６日）を合わせたものです。時点が異なります。</w:t>
+        <w:t>【参考集計】居所変更実態調査に回答した２施設（57人・令和7年4月1日現在）と、介護サービス情報公表システムの個別公表画面による１施設（さわやか東神楽館・97人・令和7年10月6日現在）を合わせたものです。時点が異なり、1施設が全体の63.0%を占めるため、区域全体の要介護度構成を示すものではありません。計画判断には同一時点のデータへの更新を要します。</w:t>
       </w:r>
     </w:p>
     <w:p>
@@ -12958,7 +15544,7 @@
           <w:rFonts w:ascii="BIZ UDPゴシック" w:hAnsi="BIZ UDPゴシック" w:eastAsia="BIZ UDPゴシック"/>
           <w:b w:val="0"/>
         </w:rPr>
-        <w:t>要介護1が56人（36.4%）と最も多く、要支援1・2の30人（19.5%）を合わせると、要支援1から要介護1までが86人（55.8%）と半数を超えます。要介護4・5は27人（17.5%）です。特定施設が重度者の受け皿として機能しているとは限らないことに留意が必要です。</w:t>
+        <w:t>参考集計では、要介護1が56人（36.4%）と最も多く、要支援1・2の30人（19.5%）を合わせると、要支援1から要介護1までが86人（55.8%）と半数を超えます。要介護4・5は27人（17.5%）です。回答した2施設のみでみても、要支援1〜要介護1が18人（31.6%）、要介護4・5が18人（31.6%）です。軽度者の割合が高いことは両者に共通しますが、その程度は資料により異なります。特定施設が重度者の受け皿として機能しているかどうかの判断には、同一時点の3施設のデータを要します。</w:t>
       </w:r>
     </w:p>
     <w:p>
@@ -13607,7 +16193,19 @@
           <w:rFonts w:ascii="BIZ UDPゴシック" w:hAnsi="BIZ UDPゴシック" w:eastAsia="BIZ UDPゴシック"/>
           <w:b w:val="0"/>
         </w:rPr>
-        <w:t>新規入所者335人のうち、病院・診療所からの入所が191人（57.0%）と最も多く、自宅からが92人（27.5%）です。施設・居住系への入所の主要な経路は医療機関にあり、医療と介護の連携が入所の流れを左右しています。</w:t>
+        <w:t>新規入所者335人のうち、病院・診療所からの入所が191人（57.0%）と最も多く、自宅からが92人（27.5%）です。回答した18施設では、医療機関を経由する入所が半数を超えており、医療と介護の連携の重要性が示唆されます。</w:t>
+      </w:r>
+    </w:p>
+    <w:p>
+      <w:pPr>
+        <w:pStyle w:val="note"/>
+        <w:spacing w:after="80" w:line="276" w:lineRule="auto"/>
+      </w:pPr>
+      <w:r>
+        <w:rPr>
+          <w:b w:val="0"/>
+        </w:rPr>
+        <w:t>本調査は入所前の居場所を記述したものであり、連携の有無や質が入所の流れを左右したかどうかは測定していません。退院調整の実態、受入れを断った理由、待機期間の把握には別の調査又は聞き取りを要します。</w:t>
       </w:r>
     </w:p>
     <w:p>
@@ -15585,7 +18183,7 @@
           <w:rFonts w:ascii="BIZ UDPゴシック" w:hAnsi="BIZ UDPゴシック" w:eastAsia="BIZ UDPゴシック"/>
           <w:b w:val="0"/>
         </w:rPr>
-        <w:t>退去先は病院・診療所が164人（47.0%）と最も多く、死亡が95人（27.2%）です。自宅へ戻った方は43人（12.3%）にとどまります。退去理由では医療的ケアが16件と最も多く、医療的な対応が必要になった段階で施設から医療機関へ移る流れがうかがえます。</w:t>
+        <w:t>退去先は病院・診療所が164人（47.0%）と最も多く、死亡が95人（27.2%）です。自宅へ戻った方は43人（12.3%）にとどまります。退去理由では医療的ケアが16件と最も多くなっています。医療的な対応の必要性と医療機関への退去がいずれも上位にあることは関連が示唆されますが、施設別のクロス集計ができていないため、同一の事例であるかどうかは確かめられていません。</w:t>
       </w:r>
     </w:p>
     <w:p>
@@ -15606,7 +18204,7 @@
           <w:rFonts w:ascii="BIZ UDPゴシック" w:hAnsi="BIZ UDPゴシック" w:eastAsia="BIZ UDPゴシック"/>
           <w:b w:val="0"/>
         </w:rPr>
-        <w:t>特別養護老人ホームの待機者は137人と回答されています。ただし同一法人の２施設で同数が計上されており、重複を除くと82人となります。施設に入所中で特別養護老人ホームを待機している方は16人です。</w:t>
+        <w:t>特別養護老人ホームの待機者は、延べ137人と回答されています。同一法人の２施設で同数が計上されており、これを重複として除くと82人となります。個人単位の照合ができていないため、本報告書では延べ137人・最小82人の範囲で示します。施設に入所中で特別養護老人ホームを待機している方は16人です。</w:t>
       </w:r>
     </w:p>
     <w:p>
@@ -15618,7 +18216,7 @@
         <w:rPr>
           <w:b w:val="0"/>
         </w:rPr>
-        <w:t>待機者数の重複の取扱いは確定していません。137人と82人では整備の必要量の判断が変わるため、確認のうえ確定します（第８章第３節）。</w:t>
+        <w:t>待機者数は整備の必要量の判断に直結します。実人数を確定するには、匿名化した申込者の照合キー、申込日、現在の居所により名寄せを行い、施設に入所中の待機者と在宅の待機者を分ける必要があります。申込の継続意思が確認されていない者が含まれている可能性もあります（第８章第３節）。</w:t>
       </w:r>
     </w:p>
     <w:p>
@@ -18002,16 +20600,17 @@
           </w:tcPr>
           <w:p>
             <w:pPr>
-              <w:spacing w:after="20" w:before="20"/>
-            </w:pPr>
-            <w:r/>
-            <w:r>
-              <w:rPr>
-                <w:rFonts w:ascii="BIZ UDPゴシック" w:hAnsi="BIZ UDPゴシック" w:eastAsia="BIZ UDPゴシック"/>
-                <w:b w:val="0"/>
-                <w:sz w:val="18"/>
-              </w:rPr>
-              <w:t>重複を除く</w:t>
+              <w:keepNext/>
+              <w:spacing w:after="20" w:before="20"/>
+            </w:pPr>
+            <w:r/>
+            <w:r>
+              <w:rPr>
+                <w:rFonts w:ascii="BIZ UDPゴシック" w:hAnsi="BIZ UDPゴシック" w:eastAsia="BIZ UDPゴシック"/>
+                <w:b w:val="0"/>
+                <w:sz w:val="18"/>
+              </w:rPr>
+              <w:t>重複を除いた場合</w:t>
             </w:r>
           </w:p>
         </w:tc>
@@ -18021,6 +20620,7 @@
           </w:tcPr>
           <w:p>
             <w:pPr>
+              <w:keepNext/>
               <w:spacing w:after="20" w:before="20"/>
               <w:jc w:val="right"/>
             </w:pPr>
@@ -18032,6 +20632,92 @@
                 <w:sz w:val="18"/>
               </w:rPr>
               <w:t>348</w:t>
+            </w:r>
+          </w:p>
+        </w:tc>
+        <w:tc>
+          <w:tcPr>
+            <w:tcW w:type="dxa" w:w="1361"/>
+          </w:tcPr>
+          <w:p>
+            <w:pPr>
+              <w:keepNext/>
+              <w:spacing w:after="20" w:before="20"/>
+              <w:jc w:val="right"/>
+            </w:pPr>
+            <w:r/>
+            <w:r>
+              <w:rPr>
+                <w:rFonts w:ascii="BIZ UDPゴシック" w:hAnsi="BIZ UDPゴシック" w:eastAsia="BIZ UDPゴシック"/>
+                <w:b w:val="0"/>
+                <w:sz w:val="18"/>
+              </w:rPr>
+              <w:t>―</w:t>
+            </w:r>
+          </w:p>
+        </w:tc>
+        <w:tc>
+          <w:tcPr>
+            <w:tcW w:type="dxa" w:w="1361"/>
+          </w:tcPr>
+          <w:p>
+            <w:pPr>
+              <w:keepNext/>
+              <w:spacing w:after="20" w:before="20"/>
+              <w:jc w:val="right"/>
+            </w:pPr>
+            <w:r/>
+            <w:r>
+              <w:rPr>
+                <w:rFonts w:ascii="BIZ UDPゴシック" w:hAnsi="BIZ UDPゴシック" w:eastAsia="BIZ UDPゴシック"/>
+                <w:b w:val="0"/>
+                <w:sz w:val="18"/>
+              </w:rPr>
+              <w:t>―</w:t>
+            </w:r>
+          </w:p>
+        </w:tc>
+      </w:tr>
+      <w:tr>
+        <w:trPr>
+          <w:cantSplit/>
+        </w:trPr>
+        <w:tc>
+          <w:tcPr>
+            <w:tcW w:type="dxa" w:w="3402"/>
+          </w:tcPr>
+          <w:p>
+            <w:pPr>
+              <w:spacing w:after="20" w:before="20"/>
+            </w:pPr>
+            <w:r/>
+            <w:r>
+              <w:rPr>
+                <w:rFonts w:ascii="BIZ UDPゴシック" w:hAnsi="BIZ UDPゴシック" w:eastAsia="BIZ UDPゴシック"/>
+                <w:b w:val="0"/>
+                <w:sz w:val="18"/>
+              </w:rPr>
+              <w:t>確定していない範囲</w:t>
+            </w:r>
+          </w:p>
+        </w:tc>
+        <w:tc>
+          <w:tcPr>
+            <w:tcW w:type="dxa" w:w="1701"/>
+          </w:tcPr>
+          <w:p>
+            <w:pPr>
+              <w:spacing w:after="20" w:before="20"/>
+              <w:jc w:val="right"/>
+            </w:pPr>
+            <w:r/>
+            <w:r>
+              <w:rPr>
+                <w:rFonts w:ascii="BIZ UDPゴシック" w:hAnsi="BIZ UDPゴシック" w:eastAsia="BIZ UDPゴシック"/>
+                <w:b w:val="0"/>
+                <w:sz w:val="18"/>
+              </w:rPr>
+              <w:t>348〜361</w:t>
             </w:r>
           </w:p>
         </w:tc>
@@ -18159,7 +20845,7 @@
           <w:rFonts w:ascii="BIZ UDPゴシック" w:hAnsi="BIZ UDPゴシック" w:eastAsia="BIZ UDPゴシック"/>
           <w:b w:val="0"/>
         </w:rPr>
-        <w:t>施設・通所系24事業所の介護職員は319人、訪問系３事業所は42人で、単純合計は361人です。ただし、同一法人が施設・通所系と訪問系の両方の事業所票に同一の職員13人を記入しているため、単純に合計すると13人が二重に計上されます。重複を除くと348人となります。</w:t>
+        <w:t>施設・通所系24事業所の介護職員は319人、訪問系３事業所は42人で、単純合計は361人です。ただし、同一法人が施設・通所系と訪問系の両方の事業所票に同一の職員13人を記入しているため、単純に合計すると13人が二重に計上されている可能性があります。同一人物であるかどうかは職員個票等による照合ができておらず、確定していません。本報告書では介護職員数を348〜361人の範囲で示し、受託者の案（348人）を用いる場合はその旨を明記します。</w:t>
       </w:r>
     </w:p>
     <w:p>
@@ -18270,7 +20956,7 @@
         </w:tc>
         <w:tc>
           <w:tcPr>
-            <w:tcW w:type="dxa" w:w="1701"/>
+            <w:tcW w:type="dxa" w:w="1928"/>
             <w:shd w:val="clear" w:fill="F2F2F2"/>
           </w:tcPr>
           <w:p>
@@ -18292,7 +20978,7 @@
         </w:tc>
         <w:tc>
           <w:tcPr>
-            <w:tcW w:type="dxa" w:w="2268"/>
+            <w:tcW w:type="dxa" w:w="2494"/>
             <w:shd w:val="clear" w:fill="F2F2F2"/>
           </w:tcPr>
           <w:p>
@@ -18339,43 +21025,43 @@
         </w:tc>
         <w:tc>
           <w:tcPr>
-            <w:tcW w:type="dxa" w:w="1701"/>
-          </w:tcPr>
-          <w:p>
-            <w:pPr>
-              <w:keepNext/>
-              <w:spacing w:after="20" w:before="20"/>
-              <w:jc w:val="right"/>
-            </w:pPr>
-            <w:r/>
-            <w:r>
-              <w:rPr>
-                <w:rFonts w:ascii="BIZ UDPゴシック" w:hAnsi="BIZ UDPゴシック" w:eastAsia="BIZ UDPゴシック"/>
-                <w:b w:val="0"/>
-                <w:sz w:val="18"/>
-              </w:rPr>
-              <w:t>83</w:t>
-            </w:r>
-          </w:p>
-        </w:tc>
-        <w:tc>
-          <w:tcPr>
-            <w:tcW w:type="dxa" w:w="2268"/>
-          </w:tcPr>
-          <w:p>
-            <w:pPr>
-              <w:keepNext/>
-              <w:spacing w:after="20" w:before="20"/>
-              <w:jc w:val="right"/>
-            </w:pPr>
-            <w:r/>
-            <w:r>
-              <w:rPr>
-                <w:rFonts w:ascii="BIZ UDPゴシック" w:hAnsi="BIZ UDPゴシック" w:eastAsia="BIZ UDPゴシック"/>
-                <w:b w:val="0"/>
-                <w:sz w:val="18"/>
-              </w:rPr>
-              <w:t>23.9%</w:t>
+            <w:tcW w:type="dxa" w:w="1928"/>
+          </w:tcPr>
+          <w:p>
+            <w:pPr>
+              <w:keepNext/>
+              <w:spacing w:after="20" w:before="20"/>
+              <w:jc w:val="right"/>
+            </w:pPr>
+            <w:r/>
+            <w:r>
+              <w:rPr>
+                <w:rFonts w:ascii="BIZ UDPゴシック" w:hAnsi="BIZ UDPゴシック" w:eastAsia="BIZ UDPゴシック"/>
+                <w:b w:val="0"/>
+                <w:sz w:val="18"/>
+              </w:rPr>
+              <w:t>83〜90</w:t>
+            </w:r>
+          </w:p>
+        </w:tc>
+        <w:tc>
+          <w:tcPr>
+            <w:tcW w:type="dxa" w:w="2494"/>
+          </w:tcPr>
+          <w:p>
+            <w:pPr>
+              <w:keepNext/>
+              <w:spacing w:after="20" w:before="20"/>
+              <w:jc w:val="right"/>
+            </w:pPr>
+            <w:r/>
+            <w:r>
+              <w:rPr>
+                <w:rFonts w:ascii="BIZ UDPゴシック" w:hAnsi="BIZ UDPゴシック" w:eastAsia="BIZ UDPゴシック"/>
+                <w:b w:val="0"/>
+                <w:sz w:val="18"/>
+              </w:rPr>
+              <w:t>23.0〜25.9%</w:t>
             </w:r>
           </w:p>
         </w:tc>
@@ -18406,43 +21092,43 @@
         </w:tc>
         <w:tc>
           <w:tcPr>
-            <w:tcW w:type="dxa" w:w="1701"/>
-          </w:tcPr>
-          <w:p>
-            <w:pPr>
-              <w:keepNext/>
-              <w:spacing w:after="20" w:before="20"/>
-              <w:jc w:val="right"/>
-            </w:pPr>
-            <w:r/>
-            <w:r>
-              <w:rPr>
-                <w:rFonts w:ascii="BIZ UDPゴシック" w:hAnsi="BIZ UDPゴシック" w:eastAsia="BIZ UDPゴシック"/>
-                <w:b w:val="0"/>
-                <w:sz w:val="18"/>
-              </w:rPr>
-              <w:t>65</w:t>
-            </w:r>
-          </w:p>
-        </w:tc>
-        <w:tc>
-          <w:tcPr>
-            <w:tcW w:type="dxa" w:w="2268"/>
-          </w:tcPr>
-          <w:p>
-            <w:pPr>
-              <w:keepNext/>
-              <w:spacing w:after="20" w:before="20"/>
-              <w:jc w:val="right"/>
-            </w:pPr>
-            <w:r/>
-            <w:r>
-              <w:rPr>
-                <w:rFonts w:ascii="BIZ UDPゴシック" w:hAnsi="BIZ UDPゴシック" w:eastAsia="BIZ UDPゴシック"/>
-                <w:b w:val="0"/>
-                <w:sz w:val="18"/>
-              </w:rPr>
-              <w:t>18.7%</w:t>
+            <w:tcW w:type="dxa" w:w="1928"/>
+          </w:tcPr>
+          <w:p>
+            <w:pPr>
+              <w:keepNext/>
+              <w:spacing w:after="20" w:before="20"/>
+              <w:jc w:val="right"/>
+            </w:pPr>
+            <w:r/>
+            <w:r>
+              <w:rPr>
+                <w:rFonts w:ascii="BIZ UDPゴシック" w:hAnsi="BIZ UDPゴシック" w:eastAsia="BIZ UDPゴシック"/>
+                <w:b w:val="0"/>
+                <w:sz w:val="18"/>
+              </w:rPr>
+              <w:t>65〜67</w:t>
+            </w:r>
+          </w:p>
+        </w:tc>
+        <w:tc>
+          <w:tcPr>
+            <w:tcW w:type="dxa" w:w="2494"/>
+          </w:tcPr>
+          <w:p>
+            <w:pPr>
+              <w:keepNext/>
+              <w:spacing w:after="20" w:before="20"/>
+              <w:jc w:val="right"/>
+            </w:pPr>
+            <w:r/>
+            <w:r>
+              <w:rPr>
+                <w:rFonts w:ascii="BIZ UDPゴシック" w:hAnsi="BIZ UDPゴシック" w:eastAsia="BIZ UDPゴシック"/>
+                <w:b w:val="0"/>
+                <w:sz w:val="18"/>
+              </w:rPr>
+              <w:t>18.0〜19.3%</w:t>
             </w:r>
           </w:p>
         </w:tc>
@@ -18473,28 +21159,28 @@
         </w:tc>
         <w:tc>
           <w:tcPr>
-            <w:tcW w:type="dxa" w:w="1701"/>
-          </w:tcPr>
-          <w:p>
-            <w:pPr>
-              <w:keepNext/>
-              <w:spacing w:after="20" w:before="20"/>
-              <w:jc w:val="right"/>
-            </w:pPr>
-            <w:r/>
-            <w:r>
-              <w:rPr>
-                <w:rFonts w:ascii="BIZ UDPゴシック" w:hAnsi="BIZ UDPゴシック" w:eastAsia="BIZ UDPゴシック"/>
-                <w:b w:val="0"/>
-                <w:sz w:val="18"/>
-              </w:rPr>
-              <w:t>+18</w:t>
-            </w:r>
-          </w:p>
-        </w:tc>
-        <w:tc>
-          <w:tcPr>
-            <w:tcW w:type="dxa" w:w="2268"/>
+            <w:tcW w:type="dxa" w:w="1928"/>
+          </w:tcPr>
+          <w:p>
+            <w:pPr>
+              <w:keepNext/>
+              <w:spacing w:after="20" w:before="20"/>
+              <w:jc w:val="right"/>
+            </w:pPr>
+            <w:r/>
+            <w:r>
+              <w:rPr>
+                <w:rFonts w:ascii="BIZ UDPゴシック" w:hAnsi="BIZ UDPゴシック" w:eastAsia="BIZ UDPゴシック"/>
+                <w:b w:val="0"/>
+                <w:sz w:val="18"/>
+              </w:rPr>
+              <w:t>+18〜+23</w:t>
+            </w:r>
+          </w:p>
+        </w:tc>
+        <w:tc>
+          <w:tcPr>
+            <w:tcW w:type="dxa" w:w="2494"/>
           </w:tcPr>
           <w:p>
             <w:pPr>
@@ -18586,7 +21272,7 @@
           <w:rFonts w:ascii="BIZ UDPゴシック" w:hAnsi="BIZ UDPゴシック" w:eastAsia="BIZ UDPゴシック"/>
           <w:b w:val="0"/>
         </w:rPr>
-        <w:t>令和６年度の採用者数は83人、離職者数は65人で、差は+18人です。採用が離職を上回っていますが、介護職員348人に対する離職者の割合は18.7%であり、毎年２割近くが入れ替わっている計算になります。</w:t>
+        <w:t>令和６年度の採用者数は83〜90人、離職者数は65〜67人で、差は＋18人から＋23人です。採用が離職を上回っていますが、介護職員数に対する離職者の割合は18.0〜18.7%であり、毎年２割近くが入れ替わっている計算になります。</w:t>
       </w:r>
     </w:p>
     <w:p>
@@ -18598,7 +21284,7 @@
         <w:rPr>
           <w:b w:val="0"/>
         </w:rPr>
-        <w:t>単純合計では採用90人・離職67人ですが、有料老人ホーム華とヘルパーステーションフラワーが同一の採用７人・離職２人を計上しているため、介護職員数と同じ考え方により有料老人ホーム側を除いています。内訳は、施設・通所系が採用69人・離職58人、訪問系が採用14人・離職７人です。</w:t>
+        <w:t>単純合計では採用90人・離職67人です。有料老人ホーム華とヘルパーステーションフラワーが同一の採用７人・離職２人を計上している可能性があり、これを重複として除くと採用83人・離職65人となります。同一であるかどうかは確定していないため範囲で示しています。内訳は、施設・通所系が採用76人・離職60人、訪問系が採用14人・離職７人です。</w:t>
       </w:r>
     </w:p>
     <w:p>
@@ -18610,7 +21296,7 @@
         <w:rPr>
           <w:b w:val="0"/>
         </w:rPr>
-        <w:t>北海道の評価指標及び代表KPIは「採用率と離職率の差」を用いますが、その算定には各年９月30日現在の在籍者数を要します。本調査は令和７年４月１日現在であるため、そのままでは算定できません。</w:t>
+        <w:t>北海道の評価指標及び代表KPIが用いる「採用率と離職率の差」は、各年9月30日現在の在籍者数を分母とします。本調査は令和7年4月1日現在であり、分母の時点が異なるため、上記の割合はこれとは別のものです。</w:t>
       </w:r>
     </w:p>
     <w:p>
@@ -20897,7 +23583,19 @@
           <w:rFonts w:ascii="BIZ UDPゴシック" w:hAnsi="BIZ UDPゴシック" w:eastAsia="BIZ UDPゴシック"/>
           <w:b w:val="0"/>
         </w:rPr>
-        <w:t>40代が77人（24.4%）と最も多く、20代66人（20.9%）、50代61人（19.3%）、30代59人（18.7%）と続きます。60代以上は42人（13.3%）です。今後10年の間に退職が見込まれる層が１割を超えており、人材確保の時間軸を示しています。</w:t>
+        <w:t>40代が77人（24.4%）と最も多く、20代66人（20.9%）、50代61人（19.3%）、30代59人（18.7%）と続きます。60代以上は42人（13.3%）です。</w:t>
+      </w:r>
+    </w:p>
+    <w:p>
+      <w:pPr>
+        <w:pStyle w:val="note"/>
+        <w:spacing w:after="80" w:line="276" w:lineRule="auto"/>
+      </w:pPr>
+      <w:r>
+        <w:rPr>
+          <w:b w:val="0"/>
+        </w:rPr>
+        <w:t>本調査では勤務継続の意向及び定年の定めを把握していないため、年齢構成から退職の時期を推定することはできません。将来の需給を検討するには、勤務継続意向と定年後の再雇用の状況を別途把握する必要があります。</w:t>
       </w:r>
     </w:p>
     <w:p>
@@ -23269,7 +25967,7 @@
         <w:rPr>
           <w:b w:val="0"/>
         </w:rPr>
-        <w:t>本章では、65歳以上の一般高齢者及び総合事業対象者4,729人にご回答いただいた内容の要約を示します。詳細は別冊「調査クロス集計・分析」（24シート）によります。本調査は要支援・要介護認定者を含まないため、第２章から第５章の各調査とは母集団が異なります。</w:t>
+        <w:t>本章では、健康とくらしの調査の分析対象4,729票の要約を示します。回収は4,798票で、所定の除外を行った4,729票が分析対象です。設問により無回答の数が異なるため、分母（n）は設問ごとに異なります。本章では各指標にnを併記します。詳細は別冊「調査クロス集計・分析」（24シート）によります。本調査は要支援・要介護認定者を含まないため、第２章から第５章の各調査とは母集団が異なります。</w:t>
       </w:r>
     </w:p>
     <w:p>
@@ -23289,10 +25987,11 @@
         <w:tblLook w:firstColumn="1" w:firstRow="1" w:lastColumn="0" w:lastRow="0" w:noHBand="0" w:noVBand="1" w:val="04A0"/>
       </w:tblPr>
       <w:tblGrid>
-        <w:gridCol w:w="2523"/>
-        <w:gridCol w:w="2523"/>
-        <w:gridCol w:w="2523"/>
-        <w:gridCol w:w="2523"/>
+        <w:gridCol w:w="2018"/>
+        <w:gridCol w:w="2018"/>
+        <w:gridCol w:w="2018"/>
+        <w:gridCol w:w="2018"/>
+        <w:gridCol w:w="2018"/>
       </w:tblGrid>
       <w:tr>
         <w:trPr>
@@ -23300,7 +25999,7 @@
         </w:trPr>
         <w:tc>
           <w:tcPr>
-            <w:tcW w:type="dxa" w:w="3628"/>
+            <w:tcW w:type="dxa" w:w="2835"/>
             <w:shd w:val="clear" w:fill="F2F2F2"/>
           </w:tcPr>
           <w:p>
@@ -23338,13 +26037,35 @@
                 <w:b/>
                 <w:sz w:val="18"/>
               </w:rPr>
+              <w:t>該当数／n</w:t>
+            </w:r>
+          </w:p>
+        </w:tc>
+        <w:tc>
+          <w:tcPr>
+            <w:tcW w:type="dxa" w:w="1587"/>
+            <w:shd w:val="clear" w:fill="F2F2F2"/>
+          </w:tcPr>
+          <w:p>
+            <w:pPr>
+              <w:keepNext/>
+              <w:spacing w:after="20" w:before="20"/>
+              <w:jc w:val="center"/>
+            </w:pPr>
+            <w:r/>
+            <w:r>
+              <w:rPr>
+                <w:rFonts w:ascii="BIZ UDPゴシック" w:hAnsi="BIZ UDPゴシック" w:eastAsia="BIZ UDPゴシック"/>
+                <w:b/>
+                <w:sz w:val="18"/>
+              </w:rPr>
               <w:t>本広域連合</w:t>
             </w:r>
           </w:p>
         </w:tc>
         <w:tc>
           <w:tcPr>
-            <w:tcW w:type="dxa" w:w="1928"/>
+            <w:tcW w:type="dxa" w:w="1701"/>
             <w:shd w:val="clear" w:fill="F2F2F2"/>
           </w:tcPr>
           <w:p>
@@ -23366,7 +26087,7 @@
         </w:tc>
         <w:tc>
           <w:tcPr>
-            <w:tcW w:type="dxa" w:w="1361"/>
+            <w:tcW w:type="dxa" w:w="1247"/>
             <w:shd w:val="clear" w:fill="F2F2F2"/>
           </w:tcPr>
           <w:p>
@@ -23393,7 +26114,7 @@
         </w:trPr>
         <w:tc>
           <w:tcPr>
-            <w:tcW w:type="dxa" w:w="3628"/>
+            <w:tcW w:type="dxa" w:w="2835"/>
           </w:tcPr>
           <w:p>
             <w:pPr>
@@ -23428,13 +26149,34 @@
                 <w:b w:val="0"/>
                 <w:sz w:val="18"/>
               </w:rPr>
+              <w:t>903／4,719</w:t>
+            </w:r>
+          </w:p>
+        </w:tc>
+        <w:tc>
+          <w:tcPr>
+            <w:tcW w:type="dxa" w:w="1587"/>
+          </w:tcPr>
+          <w:p>
+            <w:pPr>
+              <w:keepNext/>
+              <w:spacing w:after="20" w:before="20"/>
+              <w:jc w:val="right"/>
+            </w:pPr>
+            <w:r/>
+            <w:r>
+              <w:rPr>
+                <w:rFonts w:ascii="BIZ UDPゴシック" w:hAnsi="BIZ UDPゴシック" w:eastAsia="BIZ UDPゴシック"/>
+                <w:b w:val="0"/>
+                <w:sz w:val="18"/>
+              </w:rPr>
               <w:t>19.1%</w:t>
             </w:r>
           </w:p>
         </w:tc>
         <w:tc>
           <w:tcPr>
-            <w:tcW w:type="dxa" w:w="1928"/>
+            <w:tcW w:type="dxa" w:w="1701"/>
           </w:tcPr>
           <w:p>
             <w:pPr>
@@ -23455,7 +26197,7 @@
         </w:tc>
         <w:tc>
           <w:tcPr>
-            <w:tcW w:type="dxa" w:w="1361"/>
+            <w:tcW w:type="dxa" w:w="1247"/>
           </w:tcPr>
           <w:p>
             <w:pPr>
@@ -23481,7 +26223,7 @@
         </w:trPr>
         <w:tc>
           <w:tcPr>
-            <w:tcW w:type="dxa" w:w="3628"/>
+            <w:tcW w:type="dxa" w:w="2835"/>
           </w:tcPr>
           <w:p>
             <w:pPr>
@@ -23516,13 +26258,34 @@
                 <w:b w:val="0"/>
                 <w:sz w:val="18"/>
               </w:rPr>
+              <w:t>1,651／4,656</w:t>
+            </w:r>
+          </w:p>
+        </w:tc>
+        <w:tc>
+          <w:tcPr>
+            <w:tcW w:type="dxa" w:w="1587"/>
+          </w:tcPr>
+          <w:p>
+            <w:pPr>
+              <w:keepNext/>
+              <w:spacing w:after="20" w:before="20"/>
+              <w:jc w:val="right"/>
+            </w:pPr>
+            <w:r/>
+            <w:r>
+              <w:rPr>
+                <w:rFonts w:ascii="BIZ UDPゴシック" w:hAnsi="BIZ UDPゴシック" w:eastAsia="BIZ UDPゴシック"/>
+                <w:b w:val="0"/>
+                <w:sz w:val="18"/>
+              </w:rPr>
               <w:t>35.5%</w:t>
             </w:r>
           </w:p>
         </w:tc>
         <w:tc>
           <w:tcPr>
-            <w:tcW w:type="dxa" w:w="1928"/>
+            <w:tcW w:type="dxa" w:w="1701"/>
           </w:tcPr>
           <w:p>
             <w:pPr>
@@ -23543,7 +26306,7 @@
         </w:tc>
         <w:tc>
           <w:tcPr>
-            <w:tcW w:type="dxa" w:w="1361"/>
+            <w:tcW w:type="dxa" w:w="1247"/>
           </w:tcPr>
           <w:p>
             <w:pPr>
@@ -23569,7 +26332,7 @@
         </w:trPr>
         <w:tc>
           <w:tcPr>
-            <w:tcW w:type="dxa" w:w="3628"/>
+            <w:tcW w:type="dxa" w:w="2835"/>
           </w:tcPr>
           <w:p>
             <w:pPr>
@@ -23604,13 +26367,34 @@
                 <w:b w:val="0"/>
                 <w:sz w:val="18"/>
               </w:rPr>
+              <w:t>1,153／4,671</w:t>
+            </w:r>
+          </w:p>
+        </w:tc>
+        <w:tc>
+          <w:tcPr>
+            <w:tcW w:type="dxa" w:w="1587"/>
+          </w:tcPr>
+          <w:p>
+            <w:pPr>
+              <w:keepNext/>
+              <w:spacing w:after="20" w:before="20"/>
+              <w:jc w:val="right"/>
+            </w:pPr>
+            <w:r/>
+            <w:r>
+              <w:rPr>
+                <w:rFonts w:ascii="BIZ UDPゴシック" w:hAnsi="BIZ UDPゴシック" w:eastAsia="BIZ UDPゴシック"/>
+                <w:b w:val="0"/>
+                <w:sz w:val="18"/>
+              </w:rPr>
               <w:t>24.7%</w:t>
             </w:r>
           </w:p>
         </w:tc>
         <w:tc>
           <w:tcPr>
-            <w:tcW w:type="dxa" w:w="1928"/>
+            <w:tcW w:type="dxa" w:w="1701"/>
           </w:tcPr>
           <w:p>
             <w:pPr>
@@ -23631,7 +26415,7 @@
         </w:tc>
         <w:tc>
           <w:tcPr>
-            <w:tcW w:type="dxa" w:w="1361"/>
+            <w:tcW w:type="dxa" w:w="1247"/>
           </w:tcPr>
           <w:p>
             <w:pPr>
@@ -23723,7 +26507,7 @@
           <w:rFonts w:ascii="BIZ UDPゴシック" w:hAnsi="BIZ UDPゴシック" w:eastAsia="BIZ UDPゴシック"/>
           <w:b w:val="0"/>
         </w:rPr>
-        <w:t>フレイル該当割合は19.1%です。町別では美瑛町21.6%、東神楽町17.0%と差がありますが、美瑛町は回答者に占める75歳以上の割合が高く、年齢調整後は差が縮まります。町間の比較は年齢調整後の値によることとします。</w:t>
+        <w:t>フレイル該当割合は903人／4,719人（19.1%）です。町別では美瑛町21.6%、東神楽町17.0%と差がありますが、美瑛町は回答者に占める75歳以上の割合が高く、年齢調整後は差が縮まります。町間の比較は年齢調整後の値によることとします。</w:t>
       </w:r>
     </w:p>
     <w:p>
@@ -23735,7 +26519,19 @@
           <w:rFonts w:ascii="BIZ UDPゴシック" w:hAnsi="BIZ UDPゴシック" w:eastAsia="BIZ UDPゴシック"/>
           <w:b w:val="0"/>
         </w:rPr>
-        <w:t>転倒と口腔機能低下は、人口５万人未満の同規模保険者40と比べて明確に高くなっています。転倒は65～69歳で同規模を9.6ポイント上回り、若い年齢層で顕著です。</w:t>
+        <w:t>転倒と口腔機能低下は、人口５万人未満の同規模保険者40と比べ、年齢調整を行わない記述比較では高い値となっています。転倒は65～69歳で同規模を9.6ポイント上回っています。</w:t>
+      </w:r>
+    </w:p>
+    <w:p>
+      <w:pPr>
+        <w:pStyle w:val="note"/>
+        <w:spacing w:after="80" w:line="276" w:lineRule="auto"/>
+      </w:pPr>
+      <w:r>
+        <w:rPr>
+          <w:b w:val="0"/>
+        </w:rPr>
+        <w:t>比較対象40保険者のうち31（77.5%）は要支援者を調査対象に含んでおり、本広域連合は含みません。母集団の定義が異なります。要支援者を含む集団の方が指標は不良側に出やすいため、本広域連合が上回る指標（転倒・口腔機能低下）はこの偏りを踏まえてもなお高いといえますが、年齢調整は行っていません。</w:t>
       </w:r>
     </w:p>
     <w:p>
@@ -23756,7 +26552,7 @@
           <w:rFonts w:ascii="BIZ UDPゴシック" w:hAnsi="BIZ UDPゴシック" w:eastAsia="BIZ UDPゴシック"/>
           <w:b w:val="0"/>
         </w:rPr>
-        <w:t>友人知人と会う頻度が高い方の割合は63.0%で、同規模保険者40の71.2%を8.2ポイント下回ります。外出と社会参加が、他団体との比較における最大の課題です。</w:t>
+        <w:t>友人知人と会う頻度が高い方の割合は2,898人／4,602人（63.0%）で、同規模保険者40の71.2%を8.2ポイント下回ります。未調整の記述比較では、外出と社会参加が最も差の大きい領域です。</w:t>
       </w:r>
     </w:p>
     <w:p>
@@ -23789,7 +26585,7 @@
           <w:rFonts w:ascii="BIZ UDPゴシック" w:hAnsi="BIZ UDPゴシック" w:eastAsia="BIZ UDPゴシック"/>
           <w:b w:val="0"/>
         </w:rPr>
-        <w:t>生活動作の困りごとのうち、除雪が24.3%と最も多くなっています。除雪は介護保険の給付対象外であり、生活支援体制整備事業及び構成３町の施策で対応します。</w:t>
+        <w:t>生活動作の困りごとのうち、除雪が1,002人／4,128人（24.3%）と最も多くなっています。除雪は介護保険の給付対象外であり、生活支援体制整備事業及び構成３町の施策で対応します。</w:t>
       </w:r>
     </w:p>
     <w:p>
@@ -23813,7 +26609,7 @@
           <w:rFonts w:ascii="BIZ UDPゴシック" w:hAnsi="BIZ UDPゴシック" w:eastAsia="BIZ UDPゴシック"/>
           <w:b w:val="0"/>
         </w:rPr>
-        <w:t>何らかの介護・介助が必要だが現在は受けていないと回答した方は7.0%です。認定を受けながらサービスを利用していない方とは別の集団であり、合算することはできません。</w:t>
+        <w:t>何らかの介護・介助が必要だが現在は受けていないと回答した方は323人／4,645人（7.0%）です。認定を受けながらサービスを利用していない方とは別の集団であり、合算することはできません。</w:t>
       </w:r>
     </w:p>
     <w:p>
@@ -23834,7 +26630,7 @@
           <w:rFonts w:ascii="BIZ UDPゴシック" w:hAnsi="BIZ UDPゴシック" w:eastAsia="BIZ UDPゴシック"/>
           <w:b w:val="0"/>
         </w:rPr>
-        <w:t>日常的に支障が生じた場合に世話をしてくれる人が「いない」と回答した方は8.7%、独居の方では32.4%です。身寄りのない高齢者の入居・入所、保証、死後事務等の支援体制の対象規模を示しています。</w:t>
+        <w:t>日常的に支障が生じた場合に世話をしてくれる人が「いない」と回答した方は401人／4,599人（8.7%）、独居の方では32.4%です。身寄りのない高齢者の入居・入所、保証、死後事務等の支援体制の対象規模を示しています。</w:t>
       </w:r>
     </w:p>
     <w:p>
@@ -23846,7 +26642,7 @@
           <w:rFonts w:ascii="BIZ UDPゴシック" w:hAnsi="BIZ UDPゴシック" w:eastAsia="BIZ UDPゴシック"/>
           <w:b w:val="0"/>
         </w:rPr>
-        <w:t>介護が必要になった場合に自宅での介護を希望する方は49.2%です。一方で、24時間対応の３サービスが区域内に存在しないことと合わせて考える必要があります。</w:t>
+        <w:t>介護が必要になった場合に自宅での介護を希望する方は2,279人／4,634人（49.2%）です。一方で、24時間対応の３サービスが区域内に存在しないことと合わせて考える必要があります。</w:t>
       </w:r>
     </w:p>
     <w:p>
@@ -23858,7 +26654,7 @@
           <w:rFonts w:ascii="BIZ UDPゴシック" w:hAnsi="BIZ UDPゴシック" w:eastAsia="BIZ UDPゴシック"/>
           <w:b w:val="0"/>
         </w:rPr>
-        <w:t>認知症に関する相談窓口を「知らない」と回答した方は64.3%です。本人又は家族に認知症の症状がある方に限っても47.3%が知らないと回答しています。</w:t>
+        <w:t>認知症に関する相談窓口を「知らない」と回答した方は2,981人／4,639人（64.3%）です。本人又は家族に認知症の症状がある方に限っても47.3%が知らないと回答しています。</w:t>
       </w:r>
     </w:p>
     <w:p>
@@ -26677,12 +29473,195 @@
           </w:p>
         </w:tc>
       </w:tr>
+      <w:tr>
+        <w:trPr>
+          <w:cantSplit/>
+        </w:trPr>
+        <w:tc>
+          <w:tcPr>
+            <w:tcW w:type="dxa" w:w="4309"/>
+          </w:tcPr>
+          <w:p>
+            <w:pPr>
+              <w:keepNext/>
+              <w:spacing w:after="20" w:before="20"/>
+            </w:pPr>
+            <w:r/>
+            <w:r>
+              <w:rPr>
+                <w:rFonts w:ascii="BIZ UDPゴシック" w:hAnsi="BIZ UDPゴシック" w:eastAsia="BIZ UDPゴシック"/>
+                <w:b w:val="0"/>
+                <w:sz w:val="18"/>
+              </w:rPr>
+              <w:t>医療法人 回生会</w:t>
+            </w:r>
+          </w:p>
+        </w:tc>
+        <w:tc>
+          <w:tcPr>
+            <w:tcW w:type="dxa" w:w="1361"/>
+          </w:tcPr>
+          <w:p>
+            <w:pPr>
+              <w:keepNext/>
+              <w:spacing w:after="20" w:before="20"/>
+              <w:jc w:val="right"/>
+            </w:pPr>
+            <w:r/>
+            <w:r>
+              <w:rPr>
+                <w:rFonts w:ascii="BIZ UDPゴシック" w:hAnsi="BIZ UDPゴシック" w:eastAsia="BIZ UDPゴシック"/>
+                <w:b w:val="0"/>
+                <w:sz w:val="18"/>
+              </w:rPr>
+              <w:t>3</w:t>
+            </w:r>
+          </w:p>
+        </w:tc>
+        <w:tc>
+          <w:tcPr>
+            <w:tcW w:type="dxa" w:w="1361"/>
+          </w:tcPr>
+          <w:p>
+            <w:pPr>
+              <w:keepNext/>
+              <w:spacing w:after="20" w:before="20"/>
+              <w:jc w:val="right"/>
+            </w:pPr>
+            <w:r/>
+            <w:r>
+              <w:rPr>
+                <w:rFonts w:ascii="BIZ UDPゴシック" w:hAnsi="BIZ UDPゴシック" w:eastAsia="BIZ UDPゴシック"/>
+                <w:b w:val="0"/>
+                <w:sz w:val="18"/>
+              </w:rPr>
+              <w:t>4.0%</w:t>
+            </w:r>
+          </w:p>
+        </w:tc>
+        <w:tc>
+          <w:tcPr>
+            <w:tcW w:type="dxa" w:w="1361"/>
+          </w:tcPr>
+          <w:p>
+            <w:pPr>
+              <w:keepNext/>
+              <w:spacing w:after="20" w:before="20"/>
+              <w:jc w:val="right"/>
+            </w:pPr>
+            <w:r/>
+            <w:r>
+              <w:rPr>
+                <w:rFonts w:ascii="BIZ UDPゴシック" w:hAnsi="BIZ UDPゴシック" w:eastAsia="BIZ UDPゴシック"/>
+                <w:b w:val="0"/>
+                <w:sz w:val="18"/>
+              </w:rPr>
+              <w:t>56.0%</w:t>
+            </w:r>
+          </w:p>
+        </w:tc>
+      </w:tr>
+      <w:tr>
+        <w:trPr>
+          <w:cantSplit/>
+        </w:trPr>
+        <w:tc>
+          <w:tcPr>
+            <w:tcW w:type="dxa" w:w="4309"/>
+          </w:tcPr>
+          <w:p>
+            <w:pPr>
+              <w:spacing w:after="20" w:before="20"/>
+            </w:pPr>
+            <w:r/>
+            <w:r>
+              <w:rPr>
+                <w:rFonts w:ascii="BIZ UDPゴシック" w:hAnsi="BIZ UDPゴシック" w:eastAsia="BIZ UDPゴシック"/>
+                <w:b w:val="0"/>
+                <w:sz w:val="18"/>
+              </w:rPr>
+              <w:t>株式会社 龍空</w:t>
+            </w:r>
+          </w:p>
+        </w:tc>
+        <w:tc>
+          <w:tcPr>
+            <w:tcW w:type="dxa" w:w="1361"/>
+          </w:tcPr>
+          <w:p>
+            <w:pPr>
+              <w:spacing w:after="20" w:before="20"/>
+              <w:jc w:val="right"/>
+            </w:pPr>
+            <w:r/>
+            <w:r>
+              <w:rPr>
+                <w:rFonts w:ascii="BIZ UDPゴシック" w:hAnsi="BIZ UDPゴシック" w:eastAsia="BIZ UDPゴシック"/>
+                <w:b w:val="0"/>
+                <w:sz w:val="18"/>
+              </w:rPr>
+              <w:t>3</w:t>
+            </w:r>
+          </w:p>
+        </w:tc>
+        <w:tc>
+          <w:tcPr>
+            <w:tcW w:type="dxa" w:w="1361"/>
+          </w:tcPr>
+          <w:p>
+            <w:pPr>
+              <w:spacing w:after="20" w:before="20"/>
+              <w:jc w:val="right"/>
+            </w:pPr>
+            <w:r/>
+            <w:r>
+              <w:rPr>
+                <w:rFonts w:ascii="BIZ UDPゴシック" w:hAnsi="BIZ UDPゴシック" w:eastAsia="BIZ UDPゴシック"/>
+                <w:b w:val="0"/>
+                <w:sz w:val="18"/>
+              </w:rPr>
+              <w:t>4.0%</w:t>
+            </w:r>
+          </w:p>
+        </w:tc>
+        <w:tc>
+          <w:tcPr>
+            <w:tcW w:type="dxa" w:w="1361"/>
+          </w:tcPr>
+          <w:p>
+            <w:pPr>
+              <w:spacing w:after="20" w:before="20"/>
+              <w:jc w:val="right"/>
+            </w:pPr>
+            <w:r/>
+            <w:r>
+              <w:rPr>
+                <w:rFonts w:ascii="BIZ UDPゴシック" w:hAnsi="BIZ UDPゴシック" w:eastAsia="BIZ UDPゴシック"/>
+                <w:b w:val="0"/>
+                <w:sz w:val="18"/>
+              </w:rPr>
+              <w:t>60.0%</w:t>
+            </w:r>
+          </w:p>
+        </w:tc>
+      </w:tr>
     </w:tbl>
     <w:p>
       <w:pPr>
-        <w:keepNext/>
         <w:spacing w:after="80" w:before="0"/>
       </w:pPr>
+    </w:p>
+    <w:p>
+      <w:pPr>
+        <w:pStyle w:val="note"/>
+        <w:spacing w:after="80" w:line="276" w:lineRule="auto"/>
+      </w:pPr>
+      <w:r>
+        <w:rPr>
+          <w:b w:val="0"/>
+        </w:rPr>
+        <w:t>上位8法人を示しています。7位・8位は同数（3事業所）です。本文の「上位6法人が39事業所（52.0%）」は表の累積欄によります。</w:t>
+      </w:r>
     </w:p>
     <w:p>
       <w:pPr>
@@ -28428,7 +31407,7 @@
           <w:rFonts w:ascii="BIZ UDPゴシック" w:hAnsi="BIZ UDPゴシック" w:eastAsia="BIZ UDPゴシック"/>
           <w:b w:val="0"/>
         </w:rPr>
-        <w:t>在宅生活の継続を困難にしているのは、本人の状態の変化だけではありません。介護者の不安・負担量の増大が50件（50.5%）と最も多く、支える側の状況が大きく関わっています。必要とされる生活支援は外出同行が51件（51.5%）と最も多く、移送サービスを含めると移動に関する支援が上位を占めます。見守り・声かけ、通いの場と合わせ、介護保険の給付では担いにくい支援が求められています。</w:t>
+        <w:t>本調査で抽出された課題事例99件でみると、在宅生活の継続を困難にしているのは本人の状態の変化だけではありません。介護者の不安・負担量の増大が50件（50.5%）と最も多く、支える側の状況が大きく関わっています。必要とされる生活支援は外出同行が51件（51.5%）と最も多く、移送サービスを含めると移動に関する支援が上位を占めます。見守り・声かけ、通いの場と合わせ、介護保険の給付では担いにくい支援が求められています。</w:t>
       </w:r>
     </w:p>
     <w:p>
@@ -28463,7 +31442,7 @@
           <w:rFonts w:ascii="BIZ UDPゴシック" w:hAnsi="BIZ UDPゴシック" w:eastAsia="BIZ UDPゴシック"/>
           <w:b w:val="0"/>
         </w:rPr>
-        <w:t>新規入所の57.0%、退去先の47.0%が病院・診療所です。施設・居住系への入退所は医療機関との間で生じており、医療と介護の連携が流れを左右しています。医療依存度の高い方を受け入れられる施設は限られており、対応可能な医療処置がないと回答した施設が２施設あります。</w:t>
+        <w:t>回答した18施設では、新規入所の57.0%、退去先の47.0%が病院・診療所です。施設・居住系への入退所の多くが医療機関との間で生じており、医療と介護の連携の重要性が示唆されます。医療依存度の高い方を受け入れられる施設は限られており、対応可能な医療処置がないと回答した施設が２施設あります。</w:t>
       </w:r>
     </w:p>
     <w:p>
@@ -28498,7 +31477,7 @@
           <w:rFonts w:ascii="BIZ UDPゴシック" w:hAnsi="BIZ UDPゴシック" w:eastAsia="BIZ UDPゴシック"/>
           <w:b w:val="0"/>
         </w:rPr>
-        <w:t>介護職員348人（重複を除く）のうち、職員個票に回答した施設・通所系の316人でみると、介護福祉士が67.1%を占め、資格水準は高い状況にあります。一方、勤続１年未満が19.9%、令和６年度の離職者が65人であり、毎年およそ５人に１人が入れ替わっています。60歳以上の職員は13.3%で、今後10年の間に退職が見込まれる層が１割を超えています。</w:t>
+        <w:t>介護職員は348〜361人です（重複の取扱いにより変わります）。施設・通所系の職員個票317件のうち有効回答316件でみると、介護福祉士が67.1%を占め、資格水準は高い状況にあります。一方、勤続１年未満が19.9%、令和６年度の離職者が65〜67人であり、毎年２割近くが入れ替わっています。60歳以上の職員は13.3%です。勤務継続の意向は把握していないため、将来の退職見込みは別途確認を要します。</w:t>
       </w:r>
     </w:p>
     <w:p>
@@ -28555,6 +31534,1052 @@
       </w:pPr>
       <w:r>
         <w:t>第２節　第10期計画への反映</w:t>
+      </w:r>
+    </w:p>
+    <w:p>
+      <w:pPr>
+        <w:spacing w:after="60" w:line="276" w:lineRule="auto"/>
+      </w:pPr>
+      <w:r>
+        <w:rPr>
+          <w:rFonts w:ascii="BIZ UDPゴシック" w:hAnsi="BIZ UDPゴシック" w:eastAsia="BIZ UDPゴシック"/>
+          <w:b/>
+        </w:rPr>
+        <w:t>（１） 調査結果とサービス見込量の関係</w:t>
+      </w:r>
+    </w:p>
+    <w:p>
+      <w:pPr>
+        <w:spacing w:after="120" w:line="276" w:lineRule="auto"/>
+      </w:pPr>
+      <w:r>
+        <w:rPr>
+          <w:rFonts w:ascii="BIZ UDPゴシック" w:hAnsi="BIZ UDPゴシック" w:eastAsia="BIZ UDPゴシック"/>
+          <w:b w:val="0"/>
+        </w:rPr>
+        <w:t>サービス見込量は、要介護度別の認定者数に給付実績から求めた利用率と受給者1人当たりの利用日数・回数を乗じて算定します。本報告書の調査結果は、この算定の入力値ではありません。調査で得られた件数をそのまま需要人数や必要整備量に読み替えることはしません。</w:t>
+      </w:r>
+    </w:p>
+    <w:tbl>
+      <w:tblPr>
+        <w:tblStyle w:val="TableGrid"/>
+        <w:tblW w:type="auto" w:w="0"/>
+        <w:jc w:val="center"/>
+        <w:tblLook w:firstColumn="1" w:firstRow="1" w:lastColumn="0" w:lastRow="0" w:noHBand="0" w:noVBand="1" w:val="04A0"/>
+      </w:tblPr>
+      <w:tblGrid>
+        <w:gridCol w:w="3364"/>
+        <w:gridCol w:w="3364"/>
+        <w:gridCol w:w="3364"/>
+      </w:tblGrid>
+      <w:tr>
+        <w:trPr>
+          <w:cantSplit/>
+        </w:trPr>
+        <w:tc>
+          <w:tcPr>
+            <w:tcW w:type="dxa" w:w="2608"/>
+            <w:shd w:val="clear" w:fill="F2F2F2"/>
+          </w:tcPr>
+          <w:p>
+            <w:pPr>
+              <w:keepNext/>
+              <w:spacing w:after="20" w:before="20"/>
+              <w:jc w:val="center"/>
+            </w:pPr>
+            <w:r/>
+            <w:r>
+              <w:rPr>
+                <w:rFonts w:ascii="BIZ UDPゴシック" w:hAnsi="BIZ UDPゴシック" w:eastAsia="BIZ UDPゴシック"/>
+                <w:b/>
+                <w:sz w:val="18"/>
+              </w:rPr>
+              <w:t>段階</w:t>
+            </w:r>
+          </w:p>
+        </w:tc>
+        <w:tc>
+          <w:tcPr>
+            <w:tcW w:type="dxa" w:w="3628"/>
+            <w:shd w:val="clear" w:fill="F2F2F2"/>
+          </w:tcPr>
+          <w:p>
+            <w:pPr>
+              <w:keepNext/>
+              <w:spacing w:after="20" w:before="20"/>
+              <w:jc w:val="center"/>
+            </w:pPr>
+            <w:r/>
+            <w:r>
+              <w:rPr>
+                <w:rFonts w:ascii="BIZ UDPゴシック" w:hAnsi="BIZ UDPゴシック" w:eastAsia="BIZ UDPゴシック"/>
+                <w:b/>
+                <w:sz w:val="18"/>
+              </w:rPr>
+              <w:t>用いる資料</w:t>
+            </w:r>
+          </w:p>
+        </w:tc>
+        <w:tc>
+          <w:tcPr>
+            <w:tcW w:type="dxa" w:w="3402"/>
+            <w:shd w:val="clear" w:fill="F2F2F2"/>
+          </w:tcPr>
+          <w:p>
+            <w:pPr>
+              <w:keepNext/>
+              <w:spacing w:after="20" w:before="20"/>
+              <w:jc w:val="center"/>
+            </w:pPr>
+            <w:r/>
+            <w:r>
+              <w:rPr>
+                <w:rFonts w:ascii="BIZ UDPゴシック" w:hAnsi="BIZ UDPゴシック" w:eastAsia="BIZ UDPゴシック"/>
+                <w:b/>
+                <w:sz w:val="18"/>
+              </w:rPr>
+              <w:t>本報告書の位置づけ</w:t>
+            </w:r>
+          </w:p>
+        </w:tc>
+      </w:tr>
+      <w:tr>
+        <w:trPr>
+          <w:cantSplit/>
+        </w:trPr>
+        <w:tc>
+          <w:tcPr>
+            <w:tcW w:type="dxa" w:w="2608"/>
+          </w:tcPr>
+          <w:p>
+            <w:pPr>
+              <w:keepNext/>
+              <w:spacing w:after="20" w:before="20"/>
+            </w:pPr>
+            <w:r/>
+            <w:r>
+              <w:rPr>
+                <w:rFonts w:ascii="BIZ UDPゴシック" w:hAnsi="BIZ UDPゴシック" w:eastAsia="BIZ UDPゴシック"/>
+                <w:b w:val="0"/>
+                <w:sz w:val="18"/>
+              </w:rPr>
+              <w:t>①認定者数の見込み</w:t>
+            </w:r>
+          </w:p>
+        </w:tc>
+        <w:tc>
+          <w:tcPr>
+            <w:tcW w:type="dxa" w:w="3628"/>
+          </w:tcPr>
+          <w:p>
+            <w:pPr>
+              <w:keepNext/>
+              <w:spacing w:after="20" w:before="20"/>
+            </w:pPr>
+            <w:r/>
+            <w:r>
+              <w:rPr>
+                <w:rFonts w:ascii="BIZ UDPゴシック" w:hAnsi="BIZ UDPゴシック" w:eastAsia="BIZ UDPゴシック"/>
+                <w:b w:val="0"/>
+                <w:sz w:val="18"/>
+              </w:rPr>
+              <w:t>見える化B3系列（要介護度別認定者数）と人口推計</w:t>
+            </w:r>
+          </w:p>
+        </w:tc>
+        <w:tc>
+          <w:tcPr>
+            <w:tcW w:type="dxa" w:w="3402"/>
+          </w:tcPr>
+          <w:p>
+            <w:pPr>
+              <w:keepNext/>
+              <w:spacing w:after="20" w:before="20"/>
+            </w:pPr>
+            <w:r/>
+            <w:r>
+              <w:rPr>
+                <w:rFonts w:ascii="BIZ UDPゴシック" w:hAnsi="BIZ UDPゴシック" w:eastAsia="BIZ UDPゴシック"/>
+                <w:b w:val="0"/>
+                <w:sz w:val="18"/>
+              </w:rPr>
+              <w:t>用いない</w:t>
+            </w:r>
+          </w:p>
+        </w:tc>
+      </w:tr>
+      <w:tr>
+        <w:trPr>
+          <w:cantSplit/>
+        </w:trPr>
+        <w:tc>
+          <w:tcPr>
+            <w:tcW w:type="dxa" w:w="2608"/>
+          </w:tcPr>
+          <w:p>
+            <w:pPr>
+              <w:keepNext/>
+              <w:spacing w:after="20" w:before="20"/>
+            </w:pPr>
+            <w:r/>
+            <w:r>
+              <w:rPr>
+                <w:rFonts w:ascii="BIZ UDPゴシック" w:hAnsi="BIZ UDPゴシック" w:eastAsia="BIZ UDPゴシック"/>
+                <w:b w:val="0"/>
+                <w:sz w:val="18"/>
+              </w:rPr>
+              <w:t>②利用率</w:t>
+            </w:r>
+          </w:p>
+        </w:tc>
+        <w:tc>
+          <w:tcPr>
+            <w:tcW w:type="dxa" w:w="3628"/>
+          </w:tcPr>
+          <w:p>
+            <w:pPr>
+              <w:keepNext/>
+              <w:spacing w:after="20" w:before="20"/>
+            </w:pPr>
+            <w:r/>
+            <w:r>
+              <w:rPr>
+                <w:rFonts w:ascii="BIZ UDPゴシック" w:hAnsi="BIZ UDPゴシック" w:eastAsia="BIZ UDPゴシック"/>
+                <w:b w:val="0"/>
+                <w:sz w:val="18"/>
+              </w:rPr>
+              <w:t>見える化D45・D46系列（給付実績）</w:t>
+            </w:r>
+          </w:p>
+        </w:tc>
+        <w:tc>
+          <w:tcPr>
+            <w:tcW w:type="dxa" w:w="3402"/>
+          </w:tcPr>
+          <w:p>
+            <w:pPr>
+              <w:keepNext/>
+              <w:spacing w:after="20" w:before="20"/>
+            </w:pPr>
+            <w:r/>
+            <w:r>
+              <w:rPr>
+                <w:rFonts w:ascii="BIZ UDPゴシック" w:hAnsi="BIZ UDPゴシック" w:eastAsia="BIZ UDPゴシック"/>
+                <w:b w:val="0"/>
+                <w:sz w:val="18"/>
+              </w:rPr>
+              <w:t>用いない</w:t>
+            </w:r>
+          </w:p>
+        </w:tc>
+      </w:tr>
+      <w:tr>
+        <w:trPr>
+          <w:cantSplit/>
+        </w:trPr>
+        <w:tc>
+          <w:tcPr>
+            <w:tcW w:type="dxa" w:w="2608"/>
+          </w:tcPr>
+          <w:p>
+            <w:pPr>
+              <w:keepNext/>
+              <w:spacing w:after="20" w:before="20"/>
+            </w:pPr>
+            <w:r/>
+            <w:r>
+              <w:rPr>
+                <w:rFonts w:ascii="BIZ UDPゴシック" w:hAnsi="BIZ UDPゴシック" w:eastAsia="BIZ UDPゴシック"/>
+                <w:b w:val="0"/>
+                <w:sz w:val="18"/>
+              </w:rPr>
+              <w:t>③1人当たり利用日数・回数</w:t>
+            </w:r>
+          </w:p>
+        </w:tc>
+        <w:tc>
+          <w:tcPr>
+            <w:tcW w:type="dxa" w:w="3628"/>
+          </w:tcPr>
+          <w:p>
+            <w:pPr>
+              <w:keepNext/>
+              <w:spacing w:after="20" w:before="20"/>
+            </w:pPr>
+            <w:r/>
+            <w:r>
+              <w:rPr>
+                <w:rFonts w:ascii="BIZ UDPゴシック" w:hAnsi="BIZ UDPゴシック" w:eastAsia="BIZ UDPゴシック"/>
+                <w:b w:val="0"/>
+                <w:sz w:val="18"/>
+              </w:rPr>
+              <w:t>見える化D系列（給付実績）</w:t>
+            </w:r>
+          </w:p>
+        </w:tc>
+        <w:tc>
+          <w:tcPr>
+            <w:tcW w:type="dxa" w:w="3402"/>
+          </w:tcPr>
+          <w:p>
+            <w:pPr>
+              <w:keepNext/>
+              <w:spacing w:after="20" w:before="20"/>
+            </w:pPr>
+            <w:r/>
+            <w:r>
+              <w:rPr>
+                <w:rFonts w:ascii="BIZ UDPゴシック" w:hAnsi="BIZ UDPゴシック" w:eastAsia="BIZ UDPゴシック"/>
+                <w:b w:val="0"/>
+                <w:sz w:val="18"/>
+              </w:rPr>
+              <w:t>用いない</w:t>
+            </w:r>
+          </w:p>
+        </w:tc>
+      </w:tr>
+      <w:tr>
+        <w:trPr>
+          <w:cantSplit/>
+        </w:trPr>
+        <w:tc>
+          <w:tcPr>
+            <w:tcW w:type="dxa" w:w="2608"/>
+          </w:tcPr>
+          <w:p>
+            <w:pPr>
+              <w:keepNext/>
+              <w:spacing w:after="20" w:before="20"/>
+            </w:pPr>
+            <w:r/>
+            <w:r>
+              <w:rPr>
+                <w:rFonts w:ascii="BIZ UDPゴシック" w:hAnsi="BIZ UDPゴシック" w:eastAsia="BIZ UDPゴシック"/>
+                <w:b w:val="0"/>
+                <w:sz w:val="18"/>
+              </w:rPr>
+              <w:t>④見込量＝①×②×③</w:t>
+            </w:r>
+          </w:p>
+        </w:tc>
+        <w:tc>
+          <w:tcPr>
+            <w:tcW w:type="dxa" w:w="3628"/>
+          </w:tcPr>
+          <w:p>
+            <w:pPr>
+              <w:keepNext/>
+              <w:spacing w:after="20" w:before="20"/>
+            </w:pPr>
+            <w:r/>
+            <w:r>
+              <w:rPr>
+                <w:rFonts w:ascii="BIZ UDPゴシック" w:hAnsi="BIZ UDPゴシック" w:eastAsia="BIZ UDPゴシック"/>
+                <w:b w:val="0"/>
+                <w:sz w:val="18"/>
+              </w:rPr>
+              <w:t>上記の積</w:t>
+            </w:r>
+          </w:p>
+        </w:tc>
+        <w:tc>
+          <w:tcPr>
+            <w:tcW w:type="dxa" w:w="3402"/>
+          </w:tcPr>
+          <w:p>
+            <w:pPr>
+              <w:keepNext/>
+              <w:spacing w:after="20" w:before="20"/>
+            </w:pPr>
+            <w:r/>
+            <w:r>
+              <w:rPr>
+                <w:rFonts w:ascii="BIZ UDPゴシック" w:hAnsi="BIZ UDPゴシック" w:eastAsia="BIZ UDPゴシック"/>
+                <w:b w:val="0"/>
+                <w:sz w:val="18"/>
+              </w:rPr>
+              <w:t>用いない</w:t>
+            </w:r>
+          </w:p>
+        </w:tc>
+      </w:tr>
+      <w:tr>
+        <w:trPr>
+          <w:cantSplit/>
+        </w:trPr>
+        <w:tc>
+          <w:tcPr>
+            <w:tcW w:type="dxa" w:w="2608"/>
+          </w:tcPr>
+          <w:p>
+            <w:pPr>
+              <w:keepNext/>
+              <w:spacing w:after="20" w:before="20"/>
+            </w:pPr>
+            <w:r/>
+            <w:r>
+              <w:rPr>
+                <w:rFonts w:ascii="BIZ UDPゴシック" w:hAnsi="BIZ UDPゴシック" w:eastAsia="BIZ UDPゴシック"/>
+                <w:b w:val="0"/>
+                <w:sz w:val="18"/>
+              </w:rPr>
+              <w:t>⑤施策の必要性の根拠</w:t>
+            </w:r>
+          </w:p>
+        </w:tc>
+        <w:tc>
+          <w:tcPr>
+            <w:tcW w:type="dxa" w:w="3628"/>
+          </w:tcPr>
+          <w:p>
+            <w:pPr>
+              <w:keepNext/>
+              <w:spacing w:after="20" w:before="20"/>
+            </w:pPr>
+            <w:r/>
+            <w:r>
+              <w:rPr>
+                <w:rFonts w:ascii="BIZ UDPゴシック" w:hAnsi="BIZ UDPゴシック" w:eastAsia="BIZ UDPゴシック"/>
+                <w:b w:val="0"/>
+                <w:sz w:val="18"/>
+              </w:rPr>
+              <w:t>本報告書の第2〜6章</w:t>
+            </w:r>
+          </w:p>
+        </w:tc>
+        <w:tc>
+          <w:tcPr>
+            <w:tcW w:type="dxa" w:w="3402"/>
+          </w:tcPr>
+          <w:p>
+            <w:pPr>
+              <w:keepNext/>
+              <w:spacing w:after="20" w:before="20"/>
+            </w:pPr>
+            <w:r/>
+            <w:r>
+              <w:rPr>
+                <w:rFonts w:ascii="BIZ UDPゴシック" w:hAnsi="BIZ UDPゴシック" w:eastAsia="BIZ UDPゴシック"/>
+                <w:b w:val="0"/>
+                <w:sz w:val="18"/>
+              </w:rPr>
+              <w:t>用いる（件数を需要量に換算しない）</w:t>
+            </w:r>
+          </w:p>
+        </w:tc>
+      </w:tr>
+      <w:tr>
+        <w:trPr>
+          <w:cantSplit/>
+        </w:trPr>
+        <w:tc>
+          <w:tcPr>
+            <w:tcW w:type="dxa" w:w="2608"/>
+          </w:tcPr>
+          <w:p>
+            <w:pPr>
+              <w:keepNext/>
+              <w:spacing w:after="20" w:before="20"/>
+            </w:pPr>
+            <w:r/>
+            <w:r>
+              <w:rPr>
+                <w:rFonts w:ascii="BIZ UDPゴシック" w:hAnsi="BIZ UDPゴシック" w:eastAsia="BIZ UDPゴシック"/>
+                <w:b w:val="0"/>
+                <w:sz w:val="18"/>
+              </w:rPr>
+              <w:t>⑥見込量の上振れ・下振れの検討</w:t>
+            </w:r>
+          </w:p>
+        </w:tc>
+        <w:tc>
+          <w:tcPr>
+            <w:tcW w:type="dxa" w:w="3628"/>
+          </w:tcPr>
+          <w:p>
+            <w:pPr>
+              <w:keepNext/>
+              <w:spacing w:after="20" w:before="20"/>
+            </w:pPr>
+            <w:r/>
+            <w:r>
+              <w:rPr>
+                <w:rFonts w:ascii="BIZ UDPゴシック" w:hAnsi="BIZ UDPゴシック" w:eastAsia="BIZ UDPゴシック"/>
+                <w:b w:val="0"/>
+                <w:sz w:val="18"/>
+              </w:rPr>
+              <w:t>本報告書の第2・3・7章</w:t>
+            </w:r>
+          </w:p>
+        </w:tc>
+        <w:tc>
+          <w:tcPr>
+            <w:tcW w:type="dxa" w:w="3402"/>
+          </w:tcPr>
+          <w:p>
+            <w:pPr>
+              <w:keepNext/>
+              <w:spacing w:after="20" w:before="20"/>
+            </w:pPr>
+            <w:r/>
+            <w:r>
+              <w:rPr>
+                <w:rFonts w:ascii="BIZ UDPゴシック" w:hAnsi="BIZ UDPゴシック" w:eastAsia="BIZ UDPゴシック"/>
+                <w:b w:val="0"/>
+                <w:sz w:val="18"/>
+              </w:rPr>
+              <w:t>用いる（シナリオの材料）</w:t>
+            </w:r>
+          </w:p>
+        </w:tc>
+      </w:tr>
+      <w:tr>
+        <w:trPr>
+          <w:cantSplit/>
+        </w:trPr>
+        <w:tc>
+          <w:tcPr>
+            <w:tcW w:type="dxa" w:w="2608"/>
+          </w:tcPr>
+          <w:p>
+            <w:pPr>
+              <w:keepNext/>
+              <w:spacing w:after="20" w:before="20"/>
+            </w:pPr>
+            <w:r/>
+            <w:r>
+              <w:rPr>
+                <w:rFonts w:ascii="BIZ UDPゴシック" w:hAnsi="BIZ UDPゴシック" w:eastAsia="BIZ UDPゴシック"/>
+                <w:b w:val="0"/>
+                <w:sz w:val="18"/>
+              </w:rPr>
+              <w:t>⑦代表KPIの基準値</w:t>
+            </w:r>
+          </w:p>
+        </w:tc>
+        <w:tc>
+          <w:tcPr>
+            <w:tcW w:type="dxa" w:w="3628"/>
+          </w:tcPr>
+          <w:p>
+            <w:pPr>
+              <w:keepNext/>
+              <w:spacing w:after="20" w:before="20"/>
+            </w:pPr>
+            <w:r/>
+            <w:r>
+              <w:rPr>
+                <w:rFonts w:ascii="BIZ UDPゴシック" w:hAnsi="BIZ UDPゴシック" w:eastAsia="BIZ UDPゴシック"/>
+                <w:b w:val="0"/>
+                <w:sz w:val="18"/>
+              </w:rPr>
+              <w:t>本報告書の第2・5・6章</w:t>
+            </w:r>
+          </w:p>
+        </w:tc>
+        <w:tc>
+          <w:tcPr>
+            <w:tcW w:type="dxa" w:w="3402"/>
+          </w:tcPr>
+          <w:p>
+            <w:pPr>
+              <w:keepNext/>
+              <w:spacing w:after="20" w:before="20"/>
+            </w:pPr>
+            <w:r/>
+            <w:r>
+              <w:rPr>
+                <w:rFonts w:ascii="BIZ UDPゴシック" w:hAnsi="BIZ UDPゴシック" w:eastAsia="BIZ UDPゴシック"/>
+                <w:b w:val="0"/>
+                <w:sz w:val="18"/>
+              </w:rPr>
+              <w:t>用いる</w:t>
+            </w:r>
+          </w:p>
+        </w:tc>
+      </w:tr>
+      <w:tr>
+        <w:trPr>
+          <w:cantSplit/>
+        </w:trPr>
+        <w:tc>
+          <w:tcPr>
+            <w:tcW w:type="dxa" w:w="2608"/>
+          </w:tcPr>
+          <w:p>
+            <w:pPr>
+              <w:spacing w:after="20" w:before="20"/>
+            </w:pPr>
+            <w:r/>
+            <w:r>
+              <w:rPr>
+                <w:rFonts w:ascii="BIZ UDPゴシック" w:hAnsi="BIZ UDPゴシック" w:eastAsia="BIZ UDPゴシック"/>
+                <w:b w:val="0"/>
+                <w:sz w:val="18"/>
+              </w:rPr>
+              <w:t>⑧供給制約の確認</w:t>
+            </w:r>
+          </w:p>
+        </w:tc>
+        <w:tc>
+          <w:tcPr>
+            <w:tcW w:type="dxa" w:w="3628"/>
+          </w:tcPr>
+          <w:p>
+            <w:pPr>
+              <w:spacing w:after="20" w:before="20"/>
+            </w:pPr>
+            <w:r/>
+            <w:r>
+              <w:rPr>
+                <w:rFonts w:ascii="BIZ UDPゴシック" w:hAnsi="BIZ UDPゴシック" w:eastAsia="BIZ UDPゴシック"/>
+                <w:b w:val="0"/>
+                <w:sz w:val="18"/>
+              </w:rPr>
+              <w:t>本報告書の第7章（定員・実施地域）</w:t>
+            </w:r>
+          </w:p>
+        </w:tc>
+        <w:tc>
+          <w:tcPr>
+            <w:tcW w:type="dxa" w:w="3402"/>
+          </w:tcPr>
+          <w:p>
+            <w:pPr>
+              <w:spacing w:after="20" w:before="20"/>
+            </w:pPr>
+            <w:r/>
+            <w:r>
+              <w:rPr>
+                <w:rFonts w:ascii="BIZ UDPゴシック" w:hAnsi="BIZ UDPゴシック" w:eastAsia="BIZ UDPゴシック"/>
+                <w:b w:val="0"/>
+                <w:sz w:val="18"/>
+              </w:rPr>
+              <w:t>用いる</w:t>
+            </w:r>
+          </w:p>
+        </w:tc>
+      </w:tr>
+    </w:tbl>
+    <w:p>
+      <w:pPr>
+        <w:spacing w:after="80" w:before="0"/>
+      </w:pPr>
+    </w:p>
+    <w:p>
+      <w:pPr>
+        <w:spacing w:after="120" w:line="276" w:lineRule="auto"/>
+      </w:pPr>
+      <w:r>
+        <w:rPr>
+          <w:rFonts w:ascii="BIZ UDPゴシック" w:hAnsi="BIZ UDPゴシック" w:eastAsia="BIZ UDPゴシック"/>
+          <w:b w:val="0"/>
+        </w:rPr>
+      </w:r>
+    </w:p>
+    <w:p>
+      <w:pPr>
+        <w:spacing w:after="60" w:line="276" w:lineRule="auto"/>
+      </w:pPr>
+      <w:r>
+        <w:rPr>
+          <w:rFonts w:ascii="BIZ UDPゴシック" w:hAnsi="BIZ UDPゴシック" w:eastAsia="BIZ UDPゴシック"/>
+          <w:b/>
+        </w:rPr>
+        <w:t>（２） 需要シナリオの算定に要する補正</w:t>
+      </w:r>
+    </w:p>
+    <w:p>
+      <w:pPr>
+        <w:spacing w:after="120" w:line="276" w:lineRule="auto"/>
+      </w:pPr>
+      <w:r>
+        <w:rPr>
+          <w:rFonts w:ascii="BIZ UDPゴシック" w:hAnsi="BIZ UDPゴシック" w:eastAsia="BIZ UDPゴシック"/>
+          <w:b w:val="0"/>
+        </w:rPr>
+        <w:t>調査で得られた件数を需要量として用いるには、次の補正が必要です。本報告書ではこの補正を行っていません。点検事項の取扱いが決まった後に、低位・標準・高位の3シナリオとして別途算定します。</w:t>
+      </w:r>
+    </w:p>
+    <w:tbl>
+      <w:tblPr>
+        <w:tblStyle w:val="TableGrid"/>
+        <w:tblW w:type="auto" w:w="0"/>
+        <w:jc w:val="center"/>
+        <w:tblLook w:firstColumn="1" w:firstRow="1" w:lastColumn="0" w:lastRow="0" w:noHBand="0" w:noVBand="1" w:val="04A0"/>
+      </w:tblPr>
+      <w:tblGrid>
+        <w:gridCol w:w="3364"/>
+        <w:gridCol w:w="3364"/>
+        <w:gridCol w:w="3364"/>
+      </w:tblGrid>
+      <w:tr>
+        <w:trPr>
+          <w:cantSplit/>
+        </w:trPr>
+        <w:tc>
+          <w:tcPr>
+            <w:tcW w:type="dxa" w:w="2608"/>
+            <w:shd w:val="clear" w:fill="F2F2F2"/>
+          </w:tcPr>
+          <w:p>
+            <w:pPr>
+              <w:keepNext/>
+              <w:spacing w:after="20" w:before="20"/>
+              <w:jc w:val="center"/>
+            </w:pPr>
+            <w:r/>
+            <w:r>
+              <w:rPr>
+                <w:rFonts w:ascii="BIZ UDPゴシック" w:hAnsi="BIZ UDPゴシック" w:eastAsia="BIZ UDPゴシック"/>
+                <w:b/>
+                <w:sz w:val="18"/>
+              </w:rPr>
+              <w:t>調査結果</w:t>
+            </w:r>
+          </w:p>
+        </w:tc>
+        <w:tc>
+          <w:tcPr>
+            <w:tcW w:type="dxa" w:w="3628"/>
+            <w:shd w:val="clear" w:fill="F2F2F2"/>
+          </w:tcPr>
+          <w:p>
+            <w:pPr>
+              <w:keepNext/>
+              <w:spacing w:after="20" w:before="20"/>
+              <w:jc w:val="center"/>
+            </w:pPr>
+            <w:r/>
+            <w:r>
+              <w:rPr>
+                <w:rFonts w:ascii="BIZ UDPゴシック" w:hAnsi="BIZ UDPゴシック" w:eastAsia="BIZ UDPゴシック"/>
+                <w:b/>
+                <w:sz w:val="18"/>
+              </w:rPr>
+              <w:t>必要な補正</w:t>
+            </w:r>
+          </w:p>
+        </w:tc>
+        <w:tc>
+          <w:tcPr>
+            <w:tcW w:type="dxa" w:w="3402"/>
+            <w:shd w:val="clear" w:fill="F2F2F2"/>
+          </w:tcPr>
+          <w:p>
+            <w:pPr>
+              <w:keepNext/>
+              <w:spacing w:after="20" w:before="20"/>
+              <w:jc w:val="center"/>
+            </w:pPr>
+            <w:r/>
+            <w:r>
+              <w:rPr>
+                <w:rFonts w:ascii="BIZ UDPゴシック" w:hAnsi="BIZ UDPゴシック" w:eastAsia="BIZ UDPゴシック"/>
+                <w:b/>
+                <w:sz w:val="18"/>
+              </w:rPr>
+              <w:t>補正に要する資料</w:t>
+            </w:r>
+          </w:p>
+        </w:tc>
+      </w:tr>
+      <w:tr>
+        <w:trPr>
+          <w:cantSplit/>
+        </w:trPr>
+        <w:tc>
+          <w:tcPr>
+            <w:tcW w:type="dxa" w:w="2608"/>
+          </w:tcPr>
+          <w:p>
+            <w:pPr>
+              <w:keepNext/>
+              <w:spacing w:after="20" w:before="20"/>
+            </w:pPr>
+            <w:r/>
+            <w:r>
+              <w:rPr>
+                <w:rFonts w:ascii="BIZ UDPゴシック" w:hAnsi="BIZ UDPゴシック" w:eastAsia="BIZ UDPゴシック"/>
+                <w:b w:val="0"/>
+                <w:sz w:val="18"/>
+              </w:rPr>
+              <w:t>より適切と思われるサービス（小規模多機能44件等）</w:t>
+            </w:r>
+          </w:p>
+        </w:tc>
+        <w:tc>
+          <w:tcPr>
+            <w:tcW w:type="dxa" w:w="3628"/>
+          </w:tcPr>
+          <w:p>
+            <w:pPr>
+              <w:keepNext/>
+              <w:spacing w:after="20" w:before="20"/>
+            </w:pPr>
+            <w:r/>
+            <w:r>
+              <w:rPr>
+                <w:rFonts w:ascii="BIZ UDPゴシック" w:hAnsi="BIZ UDPゴシック" w:eastAsia="BIZ UDPゴシック"/>
+                <w:b w:val="0"/>
+                <w:sz w:val="18"/>
+              </w:rPr>
+              <w:t>回答事業所の構成による偏りの補正、重複の除去、現に利用しているサービスとの重なりの整理、利用意向の確認</w:t>
+            </w:r>
+          </w:p>
+        </w:tc>
+        <w:tc>
+          <w:tcPr>
+            <w:tcW w:type="dxa" w:w="3402"/>
+          </w:tcPr>
+          <w:p>
+            <w:pPr>
+              <w:keepNext/>
+              <w:spacing w:after="20" w:before="20"/>
+            </w:pPr>
+            <w:r/>
+            <w:r>
+              <w:rPr>
+                <w:rFonts w:ascii="BIZ UDPゴシック" w:hAnsi="BIZ UDPゴシック" w:eastAsia="BIZ UDPゴシック"/>
+                <w:b w:val="0"/>
+                <w:sz w:val="18"/>
+              </w:rPr>
+              <w:t>提出元別の集計（実施済み）、給付実績、町別の登録枠と稼働状況</w:t>
+            </w:r>
+          </w:p>
+        </w:tc>
+      </w:tr>
+      <w:tr>
+        <w:trPr>
+          <w:cantSplit/>
+        </w:trPr>
+        <w:tc>
+          <w:tcPr>
+            <w:tcW w:type="dxa" w:w="2608"/>
+          </w:tcPr>
+          <w:p>
+            <w:pPr>
+              <w:keepNext/>
+              <w:spacing w:after="20" w:before="20"/>
+            </w:pPr>
+            <w:r/>
+            <w:r>
+              <w:rPr>
+                <w:rFonts w:ascii="BIZ UDPゴシック" w:hAnsi="BIZ UDPゴシック" w:eastAsia="BIZ UDPゴシック"/>
+                <w:b w:val="0"/>
+                <w:sz w:val="18"/>
+              </w:rPr>
+              <w:t>24時間対応の3サービス（延べ26件）</w:t>
+            </w:r>
+          </w:p>
+        </w:tc>
+        <w:tc>
+          <w:tcPr>
+            <w:tcW w:type="dxa" w:w="3628"/>
+          </w:tcPr>
+          <w:p>
+            <w:pPr>
+              <w:keepNext/>
+              <w:spacing w:after="20" w:before="20"/>
+            </w:pPr>
+            <w:r/>
+            <w:r>
+              <w:rPr>
+                <w:rFonts w:ascii="BIZ UDPゴシック" w:hAnsi="BIZ UDPゴシック" w:eastAsia="BIZ UDPゴシック"/>
+                <w:b w:val="0"/>
+                <w:sz w:val="18"/>
+              </w:rPr>
+              <w:t>実人数への換算（複数回答のため）、現在利用しているサービスとの重なり、夜間の要請頻度</w:t>
+            </w:r>
+          </w:p>
+        </w:tc>
+        <w:tc>
+          <w:tcPr>
+            <w:tcW w:type="dxa" w:w="3402"/>
+          </w:tcPr>
+          <w:p>
+            <w:pPr>
+              <w:keepNext/>
+              <w:spacing w:after="20" w:before="20"/>
+            </w:pPr>
+            <w:r/>
+            <w:r>
+              <w:rPr>
+                <w:rFonts w:ascii="BIZ UDPゴシック" w:hAnsi="BIZ UDPゴシック" w:eastAsia="BIZ UDPゴシック"/>
+                <w:b w:val="0"/>
+                <w:sz w:val="18"/>
+              </w:rPr>
+              <w:t>利用者票の再集計、給付実績、事業所への聞き取り</w:t>
+            </w:r>
+          </w:p>
+        </w:tc>
+      </w:tr>
+      <w:tr>
+        <w:trPr>
+          <w:cantSplit/>
+        </w:trPr>
+        <w:tc>
+          <w:tcPr>
+            <w:tcW w:type="dxa" w:w="2608"/>
+          </w:tcPr>
+          <w:p>
+            <w:pPr>
+              <w:keepNext/>
+              <w:spacing w:after="20" w:before="20"/>
+            </w:pPr>
+            <w:r/>
+            <w:r>
+              <w:rPr>
+                <w:rFonts w:ascii="BIZ UDPゴシック" w:hAnsi="BIZ UDPゴシック" w:eastAsia="BIZ UDPゴシック"/>
+                <w:b w:val="0"/>
+                <w:sz w:val="18"/>
+              </w:rPr>
+              <w:t>特別養護老人ホームの待機者（82〜137人）</w:t>
+            </w:r>
+          </w:p>
+        </w:tc>
+        <w:tc>
+          <w:tcPr>
+            <w:tcW w:type="dxa" w:w="3628"/>
+          </w:tcPr>
+          <w:p>
+            <w:pPr>
+              <w:keepNext/>
+              <w:spacing w:after="20" w:before="20"/>
+            </w:pPr>
+            <w:r/>
+            <w:r>
+              <w:rPr>
+                <w:rFonts w:ascii="BIZ UDPゴシック" w:hAnsi="BIZ UDPゴシック" w:eastAsia="BIZ UDPゴシック"/>
+                <w:b w:val="0"/>
+                <w:sz w:val="18"/>
+              </w:rPr>
+              <w:t>個人単位の名寄せ、申込の継続意思の確認、施設入所中の待機者と在宅の待機者の区分</w:t>
+            </w:r>
+          </w:p>
+        </w:tc>
+        <w:tc>
+          <w:tcPr>
+            <w:tcW w:type="dxa" w:w="3402"/>
+          </w:tcPr>
+          <w:p>
+            <w:pPr>
+              <w:keepNext/>
+              <w:spacing w:after="20" w:before="20"/>
+            </w:pPr>
+            <w:r/>
+            <w:r>
+              <w:rPr>
+                <w:rFonts w:ascii="BIZ UDPゴシック" w:hAnsi="BIZ UDPゴシック" w:eastAsia="BIZ UDPゴシック"/>
+                <w:b w:val="0"/>
+                <w:sz w:val="18"/>
+              </w:rPr>
+              <w:t>匿名化した申込者の照合キー、申込日、現在の居所</w:t>
+            </w:r>
+          </w:p>
+        </w:tc>
+      </w:tr>
+      <w:tr>
+        <w:trPr>
+          <w:cantSplit/>
+        </w:trPr>
+        <w:tc>
+          <w:tcPr>
+            <w:tcW w:type="dxa" w:w="2608"/>
+          </w:tcPr>
+          <w:p>
+            <w:pPr>
+              <w:spacing w:after="20" w:before="20"/>
+            </w:pPr>
+            <w:r/>
+            <w:r>
+              <w:rPr>
+                <w:rFonts w:ascii="BIZ UDPゴシック" w:hAnsi="BIZ UDPゴシック" w:eastAsia="BIZ UDPゴシック"/>
+                <w:b w:val="0"/>
+                <w:sz w:val="18"/>
+              </w:rPr>
+              <w:t>介護職員の需給</w:t>
+            </w:r>
+          </w:p>
+        </w:tc>
+        <w:tc>
+          <w:tcPr>
+            <w:tcW w:type="dxa" w:w="3628"/>
+          </w:tcPr>
+          <w:p>
+            <w:pPr>
+              <w:spacing w:after="20" w:before="20"/>
+            </w:pPr>
+            <w:r/>
+            <w:r>
+              <w:rPr>
+                <w:rFonts w:ascii="BIZ UDPゴシック" w:hAnsi="BIZ UDPゴシック" w:eastAsia="BIZ UDPゴシック"/>
+                <w:b w:val="0"/>
+                <w:sz w:val="18"/>
+              </w:rPr>
+              <w:t>重複の確定、勤務継続意向、職種別・サービス別の必要配置</w:t>
+            </w:r>
+          </w:p>
+        </w:tc>
+        <w:tc>
+          <w:tcPr>
+            <w:tcW w:type="dxa" w:w="3402"/>
+          </w:tcPr>
+          <w:p>
+            <w:pPr>
+              <w:spacing w:after="20" w:before="20"/>
+            </w:pPr>
+            <w:r/>
+            <w:r>
+              <w:rPr>
+                <w:rFonts w:ascii="BIZ UDPゴシック" w:hAnsi="BIZ UDPゴシック" w:eastAsia="BIZ UDPゴシック"/>
+                <w:b w:val="0"/>
+                <w:sz w:val="18"/>
+              </w:rPr>
+              <w:t>職員個票の照合、追加の意向調査、人員配置基準</w:t>
+            </w:r>
+          </w:p>
+        </w:tc>
+      </w:tr>
+    </w:tbl>
+    <w:p>
+      <w:pPr>
+        <w:spacing w:after="80" w:before="0"/>
+      </w:pPr>
+    </w:p>
+    <w:p>
+      <w:pPr>
+        <w:pStyle w:val="note"/>
+        <w:spacing w:after="80" w:line="276" w:lineRule="auto"/>
+      </w:pPr>
+      <w:r>
+        <w:rPr>
+          <w:b w:val="0"/>
+        </w:rPr>
+        <w:t>上記の補正が済むまでは、本報告書の件数を整備量の根拠として用いないでください。</w:t>
+      </w:r>
+    </w:p>
+    <w:p>
+      <w:pPr>
+        <w:spacing w:after="120" w:line="276" w:lineRule="auto"/>
+      </w:pPr>
+      <w:r>
+        <w:rPr>
+          <w:rFonts w:ascii="BIZ UDPゴシック" w:hAnsi="BIZ UDPゴシック" w:eastAsia="BIZ UDPゴシック"/>
+          <w:b w:val="0"/>
+        </w:rPr>
+      </w:r>
+    </w:p>
+    <w:p>
+      <w:pPr>
+        <w:spacing w:after="60" w:line="276" w:lineRule="auto"/>
+      </w:pPr>
+      <w:r>
+        <w:rPr>
+          <w:rFonts w:ascii="BIZ UDPゴシック" w:hAnsi="BIZ UDPゴシック" w:eastAsia="BIZ UDPゴシック"/>
+          <w:b/>
+        </w:rPr>
+        <w:t>（３） 調査結果と計画項目の対応</w:t>
       </w:r>
     </w:p>
     <w:tbl>
@@ -29424,7 +33449,7 @@
           <w:rFonts w:ascii="BIZ UDPゴシック" w:hAnsi="BIZ UDPゴシック" w:eastAsia="BIZ UDPゴシック"/>
           <w:b w:val="0"/>
         </w:rPr>
-        <w:t>④ 居所変更実態調査は９施設が未回答です。とくに区域内最大の特定施設が回答していないため、入所前の居場所と退去先の集計は定員56人分の２施設に基づいています。</w:t>
+        <w:t>④ 居所変更実態調査は、区域内31施設のうち13施設が未回答です（把握率58.1%）。とくに区域内最大の特定施設が回答していないため、入所前の居場所と退去先の集計は定員56人分の２施設に基づいています。定員による把握率は、指定を受ける施設・居住系で61.1%です。</w:t>
       </w:r>
     </w:p>
     <w:p>
@@ -29460,7 +33485,7 @@
           <w:rFonts w:ascii="BIZ UDPゴシック" w:hAnsi="BIZ UDPゴシック" w:eastAsia="BIZ UDPゴシック"/>
           <w:b w:val="0"/>
         </w:rPr>
-        <w:t>⑦ 第７章の供給構造の分析は、個票を突き合わせたものではありません。調査結果と供給構造の対応は関連の指摘であって、因果関係を示すものではありません。</w:t>
+        <w:t>⑦ 介護職員数、採用者数、離職者数及び特別養護老人ホームの待機者数は、個人単位の照合ができておらず、重複の有無が確定していません。本報告書では範囲（職員348〜361人、採用83〜90人、離職65〜67人、待機者82〜137人）で示しています。</w:t>
       </w:r>
     </w:p>
     <w:p>
@@ -29472,7 +33497,7 @@
           <w:rFonts w:ascii="BIZ UDPゴシック" w:hAnsi="BIZ UDPゴシック" w:eastAsia="BIZ UDPゴシック"/>
           <w:b w:val="0"/>
         </w:rPr>
-        <w:t>⑧ 単数回答の設問は無回答を除いた有効回答数（n）を分母とし、複数回答の設問は回答票数を分母としています。同じ調査でも設問により分母が異なります。</w:t>
+        <w:t>⑧ 第７章の供給構造の分析は、個票を突き合わせたものではありません。調査結果と供給構造の対応は関連の指摘であって、因果関係を示すものではありません。</w:t>
       </w:r>
     </w:p>
     <w:p>
@@ -29484,7 +33509,7 @@
           <w:rFonts w:ascii="BIZ UDPゴシック" w:hAnsi="BIZ UDPゴシック" w:eastAsia="BIZ UDPゴシック"/>
           <w:b w:val="0"/>
         </w:rPr>
-        <w:t>⑨ 居所変更実態調査の要介護度別の内訳は、問１の入所者数と一致しない種別があります。介護老人保健施設は206人に対し201人です。</w:t>
+        <w:t>⑨ 単数回答の設問は無回答を除いた有効回答数（n）を分母とし、複数回答の設問は回答票数を分母としています。同じ調査でも設問により分母が異なります。</w:t>
       </w:r>
     </w:p>
     <w:p>
@@ -29496,7 +33521,19 @@
           <w:rFonts w:ascii="BIZ UDPゴシック" w:hAnsi="BIZ UDPゴシック" w:eastAsia="BIZ UDPゴシック"/>
           <w:b w:val="0"/>
         </w:rPr>
-        <w:t>⑩ 北海道の名簿は令和８年６月30日から７月１日現在、調査は令和７年４月１日現在、見える化システムは令和６年度の値であり、時点が異なります。</w:t>
+        <w:t>⑩ 居所変更実態調査の要介護度別の内訳は、問１の入所者数と一致しない種別があります。介護老人保健施設は206人に対し201人です。</w:t>
+      </w:r>
+    </w:p>
+    <w:p>
+      <w:pPr>
+        <w:spacing w:after="120" w:line="276" w:lineRule="auto"/>
+      </w:pPr>
+      <w:r>
+        <w:rPr>
+          <w:rFonts w:ascii="BIZ UDPゴシック" w:hAnsi="BIZ UDPゴシック" w:eastAsia="BIZ UDPゴシック"/>
+          <w:b w:val="0"/>
+        </w:rPr>
+        <w:t>⑪ 北海道の名簿は令和８年６月30日から７月１日現在、調査は令和７年４月１日現在、見える化システムは令和６年度の値であり、時点が異なります。</w:t>
       </w:r>
     </w:p>
     <w:p>
@@ -29530,9 +33567,10 @@
         <w:tblLook w:firstColumn="1" w:firstRow="1" w:lastColumn="0" w:lastRow="0" w:noHBand="0" w:noVBand="1" w:val="04A0"/>
       </w:tblPr>
       <w:tblGrid>
-        <w:gridCol w:w="3364"/>
-        <w:gridCol w:w="3364"/>
-        <w:gridCol w:w="3364"/>
+        <w:gridCol w:w="2523"/>
+        <w:gridCol w:w="2523"/>
+        <w:gridCol w:w="2523"/>
+        <w:gridCol w:w="2523"/>
       </w:tblGrid>
       <w:tr>
         <w:trPr>
@@ -29540,7 +33578,7 @@
         </w:trPr>
         <w:tc>
           <w:tcPr>
-            <w:tcW w:type="dxa" w:w="2041"/>
+            <w:tcW w:type="dxa" w:w="1701"/>
             <w:shd w:val="clear" w:fill="F2F2F2"/>
           </w:tcPr>
           <w:p>
@@ -29562,7 +33600,7 @@
         </w:tc>
         <w:tc>
           <w:tcPr>
-            <w:tcW w:type="dxa" w:w="4195"/>
+            <w:tcW w:type="dxa" w:w="3628"/>
             <w:shd w:val="clear" w:fill="F2F2F2"/>
           </w:tcPr>
           <w:p>
@@ -29584,7 +33622,7 @@
         </w:tc>
         <w:tc>
           <w:tcPr>
-            <w:tcW w:type="dxa" w:w="3288"/>
+            <w:tcW w:type="dxa" w:w="2721"/>
             <w:shd w:val="clear" w:fill="F2F2F2"/>
           </w:tcPr>
           <w:p>
@@ -29601,6 +33639,28 @@
                 <w:sz w:val="18"/>
               </w:rPr>
               <w:t>確定しないと決まらないこと</w:t>
+            </w:r>
+          </w:p>
+        </w:tc>
+        <w:tc>
+          <w:tcPr>
+            <w:tcW w:type="dxa" w:w="1474"/>
+            <w:shd w:val="clear" w:fill="F2F2F2"/>
+          </w:tcPr>
+          <w:p>
+            <w:pPr>
+              <w:keepNext/>
+              <w:spacing w:after="20" w:before="20"/>
+              <w:jc w:val="center"/>
+            </w:pPr>
+            <w:r/>
+            <w:r>
+              <w:rPr>
+                <w:rFonts w:ascii="BIZ UDPゴシック" w:hAnsi="BIZ UDPゴシック" w:eastAsia="BIZ UDPゴシック"/>
+                <w:b/>
+                <w:sz w:val="18"/>
+              </w:rPr>
+              <w:t>計画での使用</w:t>
             </w:r>
           </w:p>
         </w:tc>
@@ -29611,7 +33671,7 @@
         </w:trPr>
         <w:tc>
           <w:tcPr>
-            <w:tcW w:type="dxa" w:w="2041"/>
+            <w:tcW w:type="dxa" w:w="1701"/>
           </w:tcPr>
           <w:p>
             <w:pPr>
@@ -29631,27 +33691,27 @@
         </w:tc>
         <w:tc>
           <w:tcPr>
-            <w:tcW w:type="dxa" w:w="4195"/>
-          </w:tcPr>
-          <w:p>
-            <w:pPr>
-              <w:keepNext/>
-              <w:spacing w:after="20" w:before="20"/>
-            </w:pPr>
-            <w:r/>
-            <w:r>
-              <w:rPr>
-                <w:rFonts w:ascii="BIZ UDPゴシック" w:hAnsi="BIZ UDPゴシック" w:eastAsia="BIZ UDPゴシック"/>
-                <w:b w:val="0"/>
-                <w:sz w:val="18"/>
-              </w:rPr>
-              <w:t>同一法人が施設・通所系と訪問系の両方に同一の職員13人を記入している</w:t>
-            </w:r>
-          </w:p>
-        </w:tc>
-        <w:tc>
-          <w:tcPr>
-            <w:tcW w:type="dxa" w:w="3288"/>
+            <w:tcW w:type="dxa" w:w="3628"/>
+          </w:tcPr>
+          <w:p>
+            <w:pPr>
+              <w:keepNext/>
+              <w:spacing w:after="20" w:before="20"/>
+            </w:pPr>
+            <w:r/>
+            <w:r>
+              <w:rPr>
+                <w:rFonts w:ascii="BIZ UDPゴシック" w:hAnsi="BIZ UDPゴシック" w:eastAsia="BIZ UDPゴシック"/>
+                <w:b w:val="0"/>
+                <w:sz w:val="18"/>
+              </w:rPr>
+              <w:t>同一法人が施設・通所系と訪問系の両方に同一の職員13人を記入している。個人単位の照合ができていない</w:t>
+            </w:r>
+          </w:p>
+        </w:tc>
+        <w:tc>
+          <w:tcPr>
+            <w:tcW w:type="dxa" w:w="2721"/>
           </w:tcPr>
           <w:p>
             <w:pPr>
@@ -29666,6 +33726,26 @@
                 <w:sz w:val="18"/>
               </w:rPr>
               <w:t>介護職員の総数が348人か361人か</w:t>
+            </w:r>
+          </w:p>
+        </w:tc>
+        <w:tc>
+          <w:tcPr>
+            <w:tcW w:type="dxa" w:w="1474"/>
+          </w:tcPr>
+          <w:p>
+            <w:pPr>
+              <w:keepNext/>
+              <w:spacing w:after="20" w:before="20"/>
+            </w:pPr>
+            <w:r/>
+            <w:r>
+              <w:rPr>
+                <w:rFonts w:ascii="BIZ UDPゴシック" w:hAnsi="BIZ UDPゴシック" w:eastAsia="BIZ UDPゴシック"/>
+                <w:b w:val="0"/>
+                <w:sz w:val="18"/>
+              </w:rPr>
+              <w:t>範囲で記述</w:t>
             </w:r>
           </w:p>
         </w:tc>
@@ -29676,61 +33756,81 @@
         </w:trPr>
         <w:tc>
           <w:tcPr>
-            <w:tcW w:type="dxa" w:w="2041"/>
-          </w:tcPr>
-          <w:p>
-            <w:pPr>
-              <w:keepNext/>
-              <w:spacing w:after="20" w:before="20"/>
-            </w:pPr>
-            <w:r/>
-            <w:r>
-              <w:rPr>
-                <w:rFonts w:ascii="BIZ UDPゴシック" w:hAnsi="BIZ UDPゴシック" w:eastAsia="BIZ UDPゴシック"/>
-                <w:b w:val="0"/>
-                <w:sz w:val="18"/>
-              </w:rPr>
-              <w:t>利用者票の回答の偏り</w:t>
-            </w:r>
-          </w:p>
-        </w:tc>
-        <w:tc>
-          <w:tcPr>
-            <w:tcW w:type="dxa" w:w="4195"/>
-          </w:tcPr>
-          <w:p>
-            <w:pPr>
-              <w:keepNext/>
-              <w:spacing w:after="20" w:before="20"/>
-            </w:pPr>
-            <w:r/>
-            <w:r>
-              <w:rPr>
-                <w:rFonts w:ascii="BIZ UDPゴシック" w:hAnsi="BIZ UDPゴシック" w:eastAsia="BIZ UDPゴシック"/>
-                <w:b w:val="0"/>
-                <w:sz w:val="18"/>
-              </w:rPr>
-              <w:t>99票のうち36票が同一法人の小規模多機能2事業所からの提出であり、「小規模多機能がより適切」44件のうち31件を占める</w:t>
-            </w:r>
-          </w:p>
-        </w:tc>
-        <w:tc>
-          <w:tcPr>
-            <w:tcW w:type="dxa" w:w="3288"/>
-          </w:tcPr>
-          <w:p>
-            <w:pPr>
-              <w:keepNext/>
-              <w:spacing w:after="20" w:before="20"/>
-            </w:pPr>
-            <w:r/>
-            <w:r>
-              <w:rPr>
-                <w:rFonts w:ascii="BIZ UDPゴシック" w:hAnsi="BIZ UDPゴシック" w:eastAsia="BIZ UDPゴシック"/>
-                <w:b w:val="0"/>
-                <w:sz w:val="18"/>
-              </w:rPr>
-              <w:t>小規模多機能の見込量の根拠が44件か13件か</w:t>
+            <w:tcW w:type="dxa" w:w="1701"/>
+          </w:tcPr>
+          <w:p>
+            <w:pPr>
+              <w:keepNext/>
+              <w:spacing w:after="20" w:before="20"/>
+            </w:pPr>
+            <w:r/>
+            <w:r>
+              <w:rPr>
+                <w:rFonts w:ascii="BIZ UDPゴシック" w:hAnsi="BIZ UDPゴシック" w:eastAsia="BIZ UDPゴシック"/>
+                <w:b w:val="0"/>
+                <w:sz w:val="18"/>
+              </w:rPr>
+              <w:t>採用者数・離職者数の重複</w:t>
+            </w:r>
+          </w:p>
+        </w:tc>
+        <w:tc>
+          <w:tcPr>
+            <w:tcW w:type="dxa" w:w="3628"/>
+          </w:tcPr>
+          <w:p>
+            <w:pPr>
+              <w:keepNext/>
+              <w:spacing w:after="20" w:before="20"/>
+            </w:pPr>
+            <w:r/>
+            <w:r>
+              <w:rPr>
+                <w:rFonts w:ascii="BIZ UDPゴシック" w:hAnsi="BIZ UDPゴシック" w:eastAsia="BIZ UDPゴシック"/>
+                <w:b w:val="0"/>
+                <w:sz w:val="18"/>
+              </w:rPr>
+              <w:t>上記と同じ2事業所が同一の採用7人・離職2人を計上している</w:t>
+            </w:r>
+          </w:p>
+        </w:tc>
+        <w:tc>
+          <w:tcPr>
+            <w:tcW w:type="dxa" w:w="2721"/>
+          </w:tcPr>
+          <w:p>
+            <w:pPr>
+              <w:keepNext/>
+              <w:spacing w:after="20" w:before="20"/>
+            </w:pPr>
+            <w:r/>
+            <w:r>
+              <w:rPr>
+                <w:rFonts w:ascii="BIZ UDPゴシック" w:hAnsi="BIZ UDPゴシック" w:eastAsia="BIZ UDPゴシック"/>
+                <w:b w:val="0"/>
+                <w:sz w:val="18"/>
+              </w:rPr>
+              <w:t>採用83〜90人・離職65〜67人の別</w:t>
+            </w:r>
+          </w:p>
+        </w:tc>
+        <w:tc>
+          <w:tcPr>
+            <w:tcW w:type="dxa" w:w="1474"/>
+          </w:tcPr>
+          <w:p>
+            <w:pPr>
+              <w:keepNext/>
+              <w:spacing w:after="20" w:before="20"/>
+            </w:pPr>
+            <w:r/>
+            <w:r>
+              <w:rPr>
+                <w:rFonts w:ascii="BIZ UDPゴシック" w:hAnsi="BIZ UDPゴシック" w:eastAsia="BIZ UDPゴシック"/>
+                <w:b w:val="0"/>
+                <w:sz w:val="18"/>
+              </w:rPr>
+              <w:t>範囲で記述</w:t>
             </w:r>
           </w:p>
         </w:tc>
@@ -29741,61 +33841,81 @@
         </w:trPr>
         <w:tc>
           <w:tcPr>
-            <w:tcW w:type="dxa" w:w="2041"/>
-          </w:tcPr>
-          <w:p>
-            <w:pPr>
-              <w:keepNext/>
-              <w:spacing w:after="20" w:before="20"/>
-            </w:pPr>
-            <w:r/>
-            <w:r>
-              <w:rPr>
-                <w:rFonts w:ascii="BIZ UDPゴシック" w:hAnsi="BIZ UDPゴシック" w:eastAsia="BIZ UDPゴシック"/>
-                <w:b w:val="0"/>
-                <w:sz w:val="18"/>
-              </w:rPr>
-              <w:t>利用者の所在地区</w:t>
-            </w:r>
-          </w:p>
-        </w:tc>
-        <w:tc>
-          <w:tcPr>
-            <w:tcW w:type="dxa" w:w="4195"/>
-          </w:tcPr>
-          <w:p>
-            <w:pPr>
-              <w:keepNext/>
-              <w:spacing w:after="20" w:before="20"/>
-            </w:pPr>
-            <w:r/>
-            <w:r>
-              <w:rPr>
-                <w:rFonts w:ascii="BIZ UDPゴシック" w:hAnsi="BIZ UDPゴシック" w:eastAsia="BIZ UDPゴシック"/>
-                <w:b w:val="0"/>
-                <w:sz w:val="18"/>
-              </w:rPr>
-              <w:t>記入形式が9種類に分かれ、地区別の集計ができない</w:t>
-            </w:r>
-          </w:p>
-        </w:tc>
-        <w:tc>
-          <w:tcPr>
-            <w:tcW w:type="dxa" w:w="3288"/>
-          </w:tcPr>
-          <w:p>
-            <w:pPr>
-              <w:keepNext/>
-              <w:spacing w:after="20" w:before="20"/>
-            </w:pPr>
-            <w:r/>
-            <w:r>
-              <w:rPr>
-                <w:rFonts w:ascii="BIZ UDPゴシック" w:hAnsi="BIZ UDPゴシック" w:eastAsia="BIZ UDPゴシック"/>
-                <w:b w:val="0"/>
-                <w:sz w:val="18"/>
-              </w:rPr>
-              <w:t>地区別・日常生活圏域別の分析の可否</w:t>
+            <w:tcW w:type="dxa" w:w="1701"/>
+          </w:tcPr>
+          <w:p>
+            <w:pPr>
+              <w:keepNext/>
+              <w:spacing w:after="20" w:before="20"/>
+            </w:pPr>
+            <w:r/>
+            <w:r>
+              <w:rPr>
+                <w:rFonts w:ascii="BIZ UDPゴシック" w:hAnsi="BIZ UDPゴシック" w:eastAsia="BIZ UDPゴシック"/>
+                <w:b w:val="0"/>
+                <w:sz w:val="18"/>
+              </w:rPr>
+              <w:t>利用者票の回答の偏り</w:t>
+            </w:r>
+          </w:p>
+        </w:tc>
+        <w:tc>
+          <w:tcPr>
+            <w:tcW w:type="dxa" w:w="3628"/>
+          </w:tcPr>
+          <w:p>
+            <w:pPr>
+              <w:keepNext/>
+              <w:spacing w:after="20" w:before="20"/>
+            </w:pPr>
+            <w:r/>
+            <w:r>
+              <w:rPr>
+                <w:rFonts w:ascii="BIZ UDPゴシック" w:hAnsi="BIZ UDPゴシック" w:eastAsia="BIZ UDPゴシック"/>
+                <w:b w:val="0"/>
+                <w:sz w:val="18"/>
+              </w:rPr>
+              <w:t>99票のうち36票が同一法人の小規模多機能2事業所からの提出であり、「小規模多機能がより適切」44件のうち31件を占める</w:t>
+            </w:r>
+          </w:p>
+        </w:tc>
+        <w:tc>
+          <w:tcPr>
+            <w:tcW w:type="dxa" w:w="2721"/>
+          </w:tcPr>
+          <w:p>
+            <w:pPr>
+              <w:keepNext/>
+              <w:spacing w:after="20" w:before="20"/>
+            </w:pPr>
+            <w:r/>
+            <w:r>
+              <w:rPr>
+                <w:rFonts w:ascii="BIZ UDPゴシック" w:hAnsi="BIZ UDPゴシック" w:eastAsia="BIZ UDPゴシック"/>
+                <w:b w:val="0"/>
+                <w:sz w:val="18"/>
+              </w:rPr>
+              <w:t>小規模多機能の需要の大きさ</w:t>
+            </w:r>
+          </w:p>
+        </w:tc>
+        <w:tc>
+          <w:tcPr>
+            <w:tcW w:type="dxa" w:w="1474"/>
+          </w:tcPr>
+          <w:p>
+            <w:pPr>
+              <w:keepNext/>
+              <w:spacing w:after="20" w:before="20"/>
+            </w:pPr>
+            <w:r/>
+            <w:r>
+              <w:rPr>
+                <w:rFonts w:ascii="BIZ UDPゴシック" w:hAnsi="BIZ UDPゴシック" w:eastAsia="BIZ UDPゴシック"/>
+                <w:b w:val="0"/>
+                <w:sz w:val="18"/>
+              </w:rPr>
+              <w:t>使用しない</w:t>
             </w:r>
           </w:p>
         </w:tc>
@@ -29806,61 +33926,81 @@
         </w:trPr>
         <w:tc>
           <w:tcPr>
-            <w:tcW w:type="dxa" w:w="2041"/>
-          </w:tcPr>
-          <w:p>
-            <w:pPr>
-              <w:keepNext/>
-              <w:spacing w:after="20" w:before="20"/>
-            </w:pPr>
-            <w:r/>
-            <w:r>
-              <w:rPr>
-                <w:rFonts w:ascii="BIZ UDPゴシック" w:hAnsi="BIZ UDPゴシック" w:eastAsia="BIZ UDPゴシック"/>
-                <w:b w:val="0"/>
-                <w:sz w:val="18"/>
-              </w:rPr>
-              <w:t>老健・通所リハの介護職員数</w:t>
-            </w:r>
-          </w:p>
-        </w:tc>
-        <w:tc>
-          <w:tcPr>
-            <w:tcW w:type="dxa" w:w="4195"/>
-          </w:tcPr>
-          <w:p>
-            <w:pPr>
-              <w:keepNext/>
-              <w:spacing w:after="20" w:before="20"/>
-            </w:pPr>
-            <w:r/>
-            <w:r>
-              <w:rPr>
-                <w:rFonts w:ascii="BIZ UDPゴシック" w:hAnsi="BIZ UDPゴシック" w:eastAsia="BIZ UDPゴシック"/>
-                <w:b w:val="0"/>
-                <w:sz w:val="18"/>
-              </w:rPr>
-              <w:t>調査77人に対し見える化システムは59人。全施設が回答したうえで差が生じている</w:t>
-            </w:r>
-          </w:p>
-        </w:tc>
-        <w:tc>
-          <w:tcPr>
-            <w:tcW w:type="dxa" w:w="3288"/>
-          </w:tcPr>
-          <w:p>
-            <w:pPr>
-              <w:keepNext/>
-              <w:spacing w:after="20" w:before="20"/>
-            </w:pPr>
-            <w:r/>
-            <w:r>
-              <w:rPr>
-                <w:rFonts w:ascii="BIZ UDPゴシック" w:hAnsi="BIZ UDPゴシック" w:eastAsia="BIZ UDPゴシック"/>
-                <w:b w:val="0"/>
-                <w:sz w:val="18"/>
-              </w:rPr>
-              <w:t>従事者数の推移を見える化システムで記述できるか</w:t>
+            <w:tcW w:type="dxa" w:w="1701"/>
+          </w:tcPr>
+          <w:p>
+            <w:pPr>
+              <w:keepNext/>
+              <w:spacing w:after="20" w:before="20"/>
+            </w:pPr>
+            <w:r/>
+            <w:r>
+              <w:rPr>
+                <w:rFonts w:ascii="BIZ UDPゴシック" w:hAnsi="BIZ UDPゴシック" w:eastAsia="BIZ UDPゴシック"/>
+                <w:b w:val="0"/>
+                <w:sz w:val="18"/>
+              </w:rPr>
+              <w:t>利用者の所在地区</w:t>
+            </w:r>
+          </w:p>
+        </w:tc>
+        <w:tc>
+          <w:tcPr>
+            <w:tcW w:type="dxa" w:w="3628"/>
+          </w:tcPr>
+          <w:p>
+            <w:pPr>
+              <w:keepNext/>
+              <w:spacing w:after="20" w:before="20"/>
+            </w:pPr>
+            <w:r/>
+            <w:r>
+              <w:rPr>
+                <w:rFonts w:ascii="BIZ UDPゴシック" w:hAnsi="BIZ UDPゴシック" w:eastAsia="BIZ UDPゴシック"/>
+                <w:b w:val="0"/>
+                <w:sz w:val="18"/>
+              </w:rPr>
+              <w:t>記入形式が9種類に分かれ、地区別の集計ができない</w:t>
+            </w:r>
+          </w:p>
+        </w:tc>
+        <w:tc>
+          <w:tcPr>
+            <w:tcW w:type="dxa" w:w="2721"/>
+          </w:tcPr>
+          <w:p>
+            <w:pPr>
+              <w:keepNext/>
+              <w:spacing w:after="20" w:before="20"/>
+            </w:pPr>
+            <w:r/>
+            <w:r>
+              <w:rPr>
+                <w:rFonts w:ascii="BIZ UDPゴシック" w:hAnsi="BIZ UDPゴシック" w:eastAsia="BIZ UDPゴシック"/>
+                <w:b w:val="0"/>
+                <w:sz w:val="18"/>
+              </w:rPr>
+              <w:t>地区別・日常生活圏域別の分析の可否</w:t>
+            </w:r>
+          </w:p>
+        </w:tc>
+        <w:tc>
+          <w:tcPr>
+            <w:tcW w:type="dxa" w:w="1474"/>
+          </w:tcPr>
+          <w:p>
+            <w:pPr>
+              <w:keepNext/>
+              <w:spacing w:after="20" w:before="20"/>
+            </w:pPr>
+            <w:r/>
+            <w:r>
+              <w:rPr>
+                <w:rFonts w:ascii="BIZ UDPゴシック" w:hAnsi="BIZ UDPゴシック" w:eastAsia="BIZ UDPゴシック"/>
+                <w:b w:val="0"/>
+                <w:sz w:val="18"/>
+              </w:rPr>
+              <w:t>使用しない</w:t>
             </w:r>
           </w:p>
         </w:tc>
@@ -29871,61 +34011,81 @@
         </w:trPr>
         <w:tc>
           <w:tcPr>
-            <w:tcW w:type="dxa" w:w="2041"/>
-          </w:tcPr>
-          <w:p>
-            <w:pPr>
-              <w:keepNext/>
-              <w:spacing w:after="20" w:before="20"/>
-            </w:pPr>
-            <w:r/>
-            <w:r>
-              <w:rPr>
-                <w:rFonts w:ascii="BIZ UDPゴシック" w:hAnsi="BIZ UDPゴシック" w:eastAsia="BIZ UDPゴシック"/>
-                <w:b w:val="0"/>
-                <w:sz w:val="18"/>
-              </w:rPr>
-              <w:t>特定施設1施設の未回答</w:t>
-            </w:r>
-          </w:p>
-        </w:tc>
-        <w:tc>
-          <w:tcPr>
-            <w:tcW w:type="dxa" w:w="4195"/>
-          </w:tcPr>
-          <w:p>
-            <w:pPr>
-              <w:keepNext/>
-              <w:spacing w:after="20" w:before="20"/>
-            </w:pPr>
-            <w:r/>
-            <w:r>
-              <w:rPr>
-                <w:rFonts w:ascii="BIZ UDPゴシック" w:hAnsi="BIZ UDPゴシック" w:eastAsia="BIZ UDPゴシック"/>
-                <w:b w:val="0"/>
-                <w:sz w:val="18"/>
-              </w:rPr>
-              <w:t>区域内最大の特定施設が居所変更実態調査に回答していない。定員・入居者数・職員数は公表データで補えるが、入所前の居場所と退去先は補えない</w:t>
-            </w:r>
-          </w:p>
-        </w:tc>
-        <w:tc>
-          <w:tcPr>
-            <w:tcW w:type="dxa" w:w="3288"/>
-          </w:tcPr>
-          <w:p>
-            <w:pPr>
-              <w:keepNext/>
-              <w:spacing w:after="20" w:before="20"/>
-            </w:pPr>
-            <w:r/>
-            <w:r>
-              <w:rPr>
-                <w:rFonts w:ascii="BIZ UDPゴシック" w:hAnsi="BIZ UDPゴシック" w:eastAsia="BIZ UDPゴシック"/>
-                <w:b w:val="0"/>
-                <w:sz w:val="18"/>
-              </w:rPr>
-              <w:t>入所前の居場所・退去先の集計の代表性</w:t>
+            <w:tcW w:type="dxa" w:w="1701"/>
+          </w:tcPr>
+          <w:p>
+            <w:pPr>
+              <w:keepNext/>
+              <w:spacing w:after="20" w:before="20"/>
+            </w:pPr>
+            <w:r/>
+            <w:r>
+              <w:rPr>
+                <w:rFonts w:ascii="BIZ UDPゴシック" w:hAnsi="BIZ UDPゴシック" w:eastAsia="BIZ UDPゴシック"/>
+                <w:b w:val="0"/>
+                <w:sz w:val="18"/>
+              </w:rPr>
+              <w:t>老健・通所リハの介護職員数</w:t>
+            </w:r>
+          </w:p>
+        </w:tc>
+        <w:tc>
+          <w:tcPr>
+            <w:tcW w:type="dxa" w:w="3628"/>
+          </w:tcPr>
+          <w:p>
+            <w:pPr>
+              <w:keepNext/>
+              <w:spacing w:after="20" w:before="20"/>
+            </w:pPr>
+            <w:r/>
+            <w:r>
+              <w:rPr>
+                <w:rFonts w:ascii="BIZ UDPゴシック" w:hAnsi="BIZ UDPゴシック" w:eastAsia="BIZ UDPゴシック"/>
+                <w:b w:val="0"/>
+                <w:sz w:val="18"/>
+              </w:rPr>
+              <w:t>調査77人に対し見える化システムは59人。全施設が回答したうえで差が生じている</w:t>
+            </w:r>
+          </w:p>
+        </w:tc>
+        <w:tc>
+          <w:tcPr>
+            <w:tcW w:type="dxa" w:w="2721"/>
+          </w:tcPr>
+          <w:p>
+            <w:pPr>
+              <w:keepNext/>
+              <w:spacing w:after="20" w:before="20"/>
+            </w:pPr>
+            <w:r/>
+            <w:r>
+              <w:rPr>
+                <w:rFonts w:ascii="BIZ UDPゴシック" w:hAnsi="BIZ UDPゴシック" w:eastAsia="BIZ UDPゴシック"/>
+                <w:b w:val="0"/>
+                <w:sz w:val="18"/>
+              </w:rPr>
+              <w:t>従事者数の推移を見える化システムで記述できるか</w:t>
+            </w:r>
+          </w:p>
+        </w:tc>
+        <w:tc>
+          <w:tcPr>
+            <w:tcW w:type="dxa" w:w="1474"/>
+          </w:tcPr>
+          <w:p>
+            <w:pPr>
+              <w:keepNext/>
+              <w:spacing w:after="20" w:before="20"/>
+            </w:pPr>
+            <w:r/>
+            <w:r>
+              <w:rPr>
+                <w:rFonts w:ascii="BIZ UDPゴシック" w:hAnsi="BIZ UDPゴシック" w:eastAsia="BIZ UDPゴシック"/>
+                <w:b w:val="0"/>
+                <w:sz w:val="18"/>
+              </w:rPr>
+              <w:t>参考として記述</w:t>
             </w:r>
           </w:p>
         </w:tc>
@@ -29936,7 +34096,92 @@
         </w:trPr>
         <w:tc>
           <w:tcPr>
-            <w:tcW w:type="dxa" w:w="2041"/>
+            <w:tcW w:type="dxa" w:w="1701"/>
+          </w:tcPr>
+          <w:p>
+            <w:pPr>
+              <w:keepNext/>
+              <w:spacing w:after="20" w:before="20"/>
+            </w:pPr>
+            <w:r/>
+            <w:r>
+              <w:rPr>
+                <w:rFonts w:ascii="BIZ UDPゴシック" w:hAnsi="BIZ UDPゴシック" w:eastAsia="BIZ UDPゴシック"/>
+                <w:b w:val="0"/>
+                <w:sz w:val="18"/>
+              </w:rPr>
+              <w:t>居所変更実態調査の未回答13施設</w:t>
+            </w:r>
+          </w:p>
+        </w:tc>
+        <w:tc>
+          <w:tcPr>
+            <w:tcW w:type="dxa" w:w="3628"/>
+          </w:tcPr>
+          <w:p>
+            <w:pPr>
+              <w:keepNext/>
+              <w:spacing w:after="20" w:before="20"/>
+            </w:pPr>
+            <w:r/>
+            <w:r>
+              <w:rPr>
+                <w:rFonts w:ascii="BIZ UDPゴシック" w:hAnsi="BIZ UDPゴシック" w:eastAsia="BIZ UDPゴシック"/>
+                <w:b w:val="0"/>
+                <w:sz w:val="18"/>
+              </w:rPr>
+              <w:t>区域内31施設のうち13施設が未回答（把握率58.1%）。とくに区域内最大の特定施設が回答していない。定員・入居者数・職員数は公表データで補えるが、入所前の居場所と退去先は補えない</w:t>
+            </w:r>
+          </w:p>
+        </w:tc>
+        <w:tc>
+          <w:tcPr>
+            <w:tcW w:type="dxa" w:w="2721"/>
+          </w:tcPr>
+          <w:p>
+            <w:pPr>
+              <w:keepNext/>
+              <w:spacing w:after="20" w:before="20"/>
+            </w:pPr>
+            <w:r/>
+            <w:r>
+              <w:rPr>
+                <w:rFonts w:ascii="BIZ UDPゴシック" w:hAnsi="BIZ UDPゴシック" w:eastAsia="BIZ UDPゴシック"/>
+                <w:b w:val="0"/>
+                <w:sz w:val="18"/>
+              </w:rPr>
+              <w:t>入所前の居場所・退去先の集計の代表性</w:t>
+            </w:r>
+          </w:p>
+        </w:tc>
+        <w:tc>
+          <w:tcPr>
+            <w:tcW w:type="dxa" w:w="1474"/>
+          </w:tcPr>
+          <w:p>
+            <w:pPr>
+              <w:keepNext/>
+              <w:spacing w:after="20" w:before="20"/>
+            </w:pPr>
+            <w:r/>
+            <w:r>
+              <w:rPr>
+                <w:rFonts w:ascii="BIZ UDPゴシック" w:hAnsi="BIZ UDPゴシック" w:eastAsia="BIZ UDPゴシック"/>
+                <w:b w:val="0"/>
+                <w:sz w:val="18"/>
+              </w:rPr>
+              <w:t>範囲を明記して記述</w:t>
+            </w:r>
+          </w:p>
+        </w:tc>
+      </w:tr>
+      <w:tr>
+        <w:trPr>
+          <w:cantSplit/>
+        </w:trPr>
+        <w:tc>
+          <w:tcPr>
+            <w:tcW w:type="dxa" w:w="1701"/>
           </w:tcPr>
           <w:p>
             <w:pPr>
@@ -29955,7 +34200,7 @@
         </w:tc>
         <w:tc>
           <w:tcPr>
-            <w:tcW w:type="dxa" w:w="4195"/>
+            <w:tcW w:type="dxa" w:w="3628"/>
           </w:tcPr>
           <w:p>
             <w:pPr>
@@ -29974,7 +34219,7 @@
         </w:tc>
         <w:tc>
           <w:tcPr>
-            <w:tcW w:type="dxa" w:w="3288"/>
+            <w:tcW w:type="dxa" w:w="2721"/>
           </w:tcPr>
           <w:p>
             <w:pPr>
@@ -29988,6 +34233,25 @@
                 <w:sz w:val="18"/>
               </w:rPr>
               <w:t>整備の必要量の判断</w:t>
+            </w:r>
+          </w:p>
+        </w:tc>
+        <w:tc>
+          <w:tcPr>
+            <w:tcW w:type="dxa" w:w="1474"/>
+          </w:tcPr>
+          <w:p>
+            <w:pPr>
+              <w:spacing w:after="20" w:before="20"/>
+            </w:pPr>
+            <w:r/>
+            <w:r>
+              <w:rPr>
+                <w:rFonts w:ascii="BIZ UDPゴシック" w:hAnsi="BIZ UDPゴシック" w:eastAsia="BIZ UDPゴシック"/>
+                <w:b w:val="0"/>
+                <w:sz w:val="18"/>
+              </w:rPr>
+              <w:t>範囲で記述</w:t>
             </w:r>
           </w:p>
         </w:tc>
@@ -29997,6 +34261,18 @@
       <w:pPr>
         <w:spacing w:after="80" w:before="0"/>
       </w:pPr>
+    </w:p>
+    <w:p>
+      <w:pPr>
+        <w:pStyle w:val="note"/>
+        <w:spacing w:after="80" w:line="276" w:lineRule="auto"/>
+      </w:pPr>
+      <w:r>
+        <w:rPr>
+          <w:b w:val="0"/>
+        </w:rPr>
+        <w:t>「計画での使用」は、確定するまでの間の取扱いです。「範囲で記述」は最小値と最大値を併記するもの、「参考として記述」は本文に数値を載せず注記にとどめるもの、「使用しない」は確定するまで計画本文に載せないものです。</w:t>
+      </w:r>
     </w:p>
     <w:p>
       <w:pPr>

--- a/output/第10期計画_実施済み調査_結果報告書.docx
+++ b/output/第10期計画_実施済み調査_結果報告書.docx
@@ -13,7 +13,7 @@
           <w:b w:val="0"/>
           <w:sz w:val="32"/>
         </w:rPr>
-        <w:t>令和８年度</w:t>
+        <w:t>令和8年度</w:t>
       </w:r>
     </w:p>
     <w:p>
@@ -69,7 +69,7 @@
           <w:b w:val="0"/>
           <w:sz w:val="32"/>
         </w:rPr>
-        <w:t>令和８年８月</w:t>
+        <w:t>令和8年8月</w:t>
       </w:r>
     </w:p>
     <w:p>
@@ -132,7 +132,19 @@
           <w:rFonts w:ascii="BIZ UDPゴシック" w:hAnsi="BIZ UDPゴシック" w:eastAsia="BIZ UDPゴシック"/>
           <w:b w:val="0"/>
         </w:rPr>
-        <w:t>本報告書は、第10期介護保険事業計画（令和９年度～令和11年度）の策定にあたり、大雪地区広域連合が実施した４つの調査の結果を集計・分析したものです。在宅生活の継続を困難にしている要因、施設・居住系への入退所の実態、介護人材の確保・定着の状況、及び高齢者の健康と暮らしの状況を把握し、計画に定める施策及びサービス見込量の根拠とすることを目的とします。</w:t>
+        <w:t>本報告書は、第10期介護保険事業計画（令和9年度～令和11年度）の策定にあたり、大雪地区広域連合が実施した４つの調査の結果を集計・分析したものです。在宅生活の継続を困難にしている要因、施設・居住系への入退所の実態、介護人材の確保・定着の状況、及び高齢者の健康と暮らしの状況を把握し、施策の必要性、サービス見込量の感度検討及びKPIの設定の参考資料とすることを目的とします。</w:t>
+      </w:r>
+    </w:p>
+    <w:p>
+      <w:pPr>
+        <w:pStyle w:val="note"/>
+        <w:spacing w:after="80" w:line="276" w:lineRule="auto"/>
+      </w:pPr>
+      <w:r>
+        <w:rPr>
+          <w:b w:val="0"/>
+        </w:rPr>
+        <w:t>本報告書の集計値は、サービス見込量の算定式に直接入力するものではありません（第１章第２節（５）、第８章第２節）。</w:t>
       </w:r>
     </w:p>
     <w:p>
@@ -236,7 +248,7 @@
           <w:rFonts w:ascii="BIZ UDPゴシック" w:hAnsi="BIZ UDPゴシック" w:eastAsia="BIZ UDPゴシック"/>
           <w:b w:val="0"/>
         </w:rPr>
-        <w:t>・在宅生活改善調査、居所変更実態調査、介護人材実態調査：令和７年４月１日現在</w:t>
+        <w:t>・在宅生活改善調査、居所変更実態調査、介護人材実態調査：令和7年4月1日現在</w:t>
       </w:r>
     </w:p>
     <w:p>
@@ -248,7 +260,7 @@
           <w:rFonts w:ascii="BIZ UDPゴシック" w:hAnsi="BIZ UDPゴシック" w:eastAsia="BIZ UDPゴシック"/>
           <w:b w:val="0"/>
         </w:rPr>
-        <w:t>・健康とくらしの調査：令和７年11月17日～12月８日</w:t>
+        <w:t>・健康とくらしの調査：令和7年11月17日～12月8日</w:t>
       </w:r>
     </w:p>
     <w:p>
@@ -410,7 +422,7 @@
                 <w:b/>
                 <w:sz w:val="18"/>
               </w:rPr>
-              <w:t>回収率</w:t>
+              <w:t>把握率</w:t>
             </w:r>
           </w:p>
         </w:tc>
@@ -653,7 +665,7 @@
                 <w:b w:val="0"/>
                 <w:sz w:val="18"/>
               </w:rPr>
-              <w:t>指定施設14・介護保険外の住まい12＝26</w:t>
+              <w:t>区域内31施設（指定を受けるもの19、受けないもの12）</w:t>
             </w:r>
           </w:p>
         </w:tc>
@@ -674,7 +686,7 @@
                 <w:b w:val="0"/>
                 <w:sz w:val="18"/>
               </w:rPr>
-              <w:t>―</w:t>
+              <w:t>58.1%</w:t>
             </w:r>
           </w:p>
         </w:tc>
@@ -1130,7 +1142,31 @@
         <w:rPr>
           <w:b w:val="0"/>
         </w:rPr>
-        <w:t>在宅生活改善調査、居所変更実態調査及び介護人材実態調査は配布数の記録がないため、回収率は母数を公表データで置き換えられるものに限り算定しています。健康とくらしの調査は回収4,798票（回収率67.4%）で、このうち分析対象は4,729票です。本報告書第６章の集計はこの4,729票によります。</w:t>
+        <w:t>在宅生活改善調査、居所変更実態調査及び介護人材実態調査は配布名簿・配布数の記録がないため、回収率（回収数÷配布数）は算定できません。表の「把握率」は、母数を公表データで置き換えられるものに限り、受領件数÷公表データによる母数として算定したものであり、回収率とは異なります。</w:t>
+      </w:r>
+    </w:p>
+    <w:p>
+      <w:pPr>
+        <w:pStyle w:val="note"/>
+        <w:spacing w:after="80" w:line="276" w:lineRule="auto"/>
+      </w:pPr>
+      <w:r>
+        <w:rPr>
+          <w:b w:val="0"/>
+        </w:rPr>
+        <w:t>居所変更実態調査の58.1%は、区域内31施設のうち18施設から回答を得たという施設数ベースの割合（回答施設割合）です。定員ベースの把握率は第３章の冒頭に示します。</w:t>
+      </w:r>
+    </w:p>
+    <w:p>
+      <w:pPr>
+        <w:pStyle w:val="note"/>
+        <w:spacing w:after="80" w:line="276" w:lineRule="auto"/>
+      </w:pPr>
+      <w:r>
+        <w:rPr>
+          <w:b w:val="0"/>
+        </w:rPr>
+        <w:t>健康とくらしの調査は回収4,798票（回収率67.4%）で、このうち分析対象は4,729票です。本報告書第６章の集計はこの4,729票によります。</w:t>
       </w:r>
     </w:p>
     <w:p>
@@ -1247,6 +1283,30 @@
           <w:b w:val="0"/>
         </w:rPr>
         <w:t>５．グラフや表の選択肢（カテゴリー）は、文字数の制約により簡略化して表記している場合があります。</w:t>
+      </w:r>
+    </w:p>
+    <w:p>
+      <w:pPr>
+        <w:pStyle w:val="note"/>
+        <w:spacing w:after="80" w:line="276" w:lineRule="auto"/>
+      </w:pPr>
+      <w:r>
+        <w:rPr>
+          <w:b w:val="0"/>
+        </w:rPr>
+        <w:t>６．図表の表題に付す分母は、単数回答を「n=○」、複数回答を「回答票n=○・複数回答」、事業所・施設単位の集計を「N=○施設」又は「N=○事業所」、介護職員を単位とする集計を「N=○人」、時間の集計を「n=○職員票・合計○分」と表記します。</w:t>
+      </w:r>
+    </w:p>
+    <w:p>
+      <w:pPr>
+        <w:pStyle w:val="note"/>
+        <w:spacing w:after="80" w:line="276" w:lineRule="auto"/>
+      </w:pPr>
+      <w:r>
+        <w:rPr>
+          <w:b w:val="0"/>
+        </w:rPr>
+        <w:t>７．表記は次の基準によります。本文中の１桁の数は全角数字、２桁以上の数、割合及び年月日は半角数字、表・グラフ内の数値は半角数字とします。元号は「令和7年度」のように半角数字で表記します。サービスの名称は本文・表では正式名称を用い、グラフの軸ラベルに限り略記します。</w:t>
       </w:r>
     </w:p>
     <w:p>
@@ -1834,7 +1894,7 @@
           <w:rFonts w:ascii="BIZ UDPゴシック" w:hAnsi="BIZ UDPゴシック" w:eastAsia="BIZ UDPゴシック"/>
           <w:b w:val="0"/>
         </w:rPr>
-        <w:t>調査結果は、①施策の必要性の根拠、②見込量の上振れ・下振れを検討する際の材料、③代表KPIの基準値の3つに用います。調査で得られた件数（たとえば「より適切と思われるサービス」の件数）をそのまま需要人数や必要整備量に読み替えることはしません。読み替えるには、重複、回答事業所の構成、利用意向、現在の給付実績、町別の供給状況を併せて補正する必要があり、本報告書ではその補正を行っていません。</w:t>
+        <w:t>調査結果は、①施策の必要性の根拠、②見込量の上振れ・下振れを検討する際の材料、③代表KPIの基準値（第８章第２節（２））の3つに用います。調査で得られた件数（たとえば「より適切と思われるサービス」の件数）をそのまま需要人数や必要整備量に読み替えることはしません。読み替えるには、重複、回答事業所の構成、利用意向、現在の給付実績、町別の供給状況を併せて補正する必要があり、本報告書ではその補正を行っていません。</w:t>
       </w:r>
     </w:p>
     <w:p>
@@ -4428,7 +4488,7 @@
           <w:rFonts w:ascii="BIZ UDPゴシック" w:hAnsi="BIZ UDPゴシック" w:eastAsia="BIZ UDPゴシック"/>
           <w:b w:val="0"/>
         </w:rPr>
-        <w:t>本調査で抽出された課題事例98人のうち、現在の状態では在宅生活の維持が困難とされた方は72人（73.5%）です。本調査は事業所が課題があると判断した利用者を抽出する設計であるため、この割合を区域内の在宅利用者全体の割合として読むことはできません。計画本文では「調査対象となった99人のうち」と母集団を明記します。</w:t>
+        <w:t>調査対象99人のうち本設問の有効回答は98人で、現在の状態では在宅生活の維持が困難とされた方は72人（有効回答の73.5%）です。本調査は事業所が課題があると判断した利用者を抽出する設計であるため、この割合を区域内の在宅利用者全体の割合として読むことはできません。計画本文でも「調査対象99人のうち本設問の有効回答98人において」と母集団と分母を明記します。</w:t>
       </w:r>
     </w:p>
     <w:p>
@@ -5046,7 +5106,7 @@
           <w:b/>
           <w:sz w:val="18"/>
         </w:rPr>
-        <w:t>【図表5】　在宅生活の継続を困難にしている要因（本人の状態等・複数回答）</w:t>
+        <w:t>【図表5】　在宅生活の継続を困難にしている要因（本人の状態等・回答票n=99・複数回答）</w:t>
       </w:r>
     </w:p>
     <w:p>
@@ -5763,7 +5823,7 @@
           <w:b/>
           <w:sz w:val="18"/>
         </w:rPr>
-        <w:t>【図表6】　在宅生活の継続を困難にしている要因（家族等介護者・複数回答）</w:t>
+        <w:t>【図表6】　在宅生活の継続を困難にしている要因（家族等介護者・回答票n=99・複数回答）</w:t>
       </w:r>
     </w:p>
     <w:p>
@@ -6614,7 +6674,7 @@
           <w:b/>
           <w:sz w:val="18"/>
         </w:rPr>
-        <w:t>【図表7】　主な介護者の負担となっている介護（上位10・複数回答）</w:t>
+        <w:t>【図表7】　主な介護者の負担となっている介護（上位10・回答票n=99・複数回答）</w:t>
       </w:r>
     </w:p>
     <w:p>
@@ -7518,7 +7578,7 @@
           <w:b/>
           <w:sz w:val="18"/>
         </w:rPr>
-        <w:t>【図表8】　必要な生活支援（複数回答）</w:t>
+        <w:t>【図表8】　必要な生活支援（回答票n=99・複数回答）</w:t>
       </w:r>
     </w:p>
     <w:p>
@@ -8909,7 +8969,7 @@
           <w:b/>
           <w:sz w:val="18"/>
         </w:rPr>
-        <w:t>【図表9】　より適切と思われるサービス（複数回答）</w:t>
+        <w:t>【図表9】　より適切と思われるサービス（回答票n=99・複数回答）</w:t>
       </w:r>
     </w:p>
     <w:p>
@@ -11301,7 +11361,7 @@
         <w:rPr>
           <w:b w:val="0"/>
         </w:rPr>
-        <w:t>本章では、施設・居住系サービスを提供する事業所18件にご回答いただいた内容の集計・分析を行います。区域内の施設・住まいは31施設（介護保険の指定を受けるもの19、受けないもの12）で、回答は18施設、未回答は13施設です（把握率58.1%）。本章の数値は回答した18施設の記述値であり、区域全体の値ではありません。定員は北海道が公表する名簿によります（第７章第１節）。</w:t>
+        <w:t>本章では、施設・居住系サービスを提供する事業所18件にご回答いただいた内容の集計・分析を行います。区域内の施設・住まいは31施設（介護保険の指定を受けるもの19、受けないもの12）で、回答は18施設、未回答は13施設です。施設数ベースの把握率は58.1%、介護保険の指定を受けるものに限れば73.7%（19施設中14施設）です。本章の数値は回答した18施設の記述値であり、区域全体の値ではありません。定員は北海道が公表する名簿によります（第７章第１節）。</w:t>
       </w:r>
     </w:p>
     <w:tbl>
@@ -11312,11 +11372,13 @@
         <w:tblLook w:firstColumn="1" w:firstRow="1" w:lastColumn="0" w:lastRow="0" w:noHBand="0" w:noVBand="1" w:val="04A0"/>
       </w:tblPr>
       <w:tblGrid>
-        <w:gridCol w:w="2018"/>
-        <w:gridCol w:w="2018"/>
-        <w:gridCol w:w="2018"/>
-        <w:gridCol w:w="2018"/>
-        <w:gridCol w:w="2018"/>
+        <w:gridCol w:w="1442"/>
+        <w:gridCol w:w="1442"/>
+        <w:gridCol w:w="1442"/>
+        <w:gridCol w:w="1442"/>
+        <w:gridCol w:w="1442"/>
+        <w:gridCol w:w="1442"/>
+        <w:gridCol w:w="1442"/>
       </w:tblGrid>
       <w:tr>
         <w:trPr>
@@ -11324,7 +11386,7 @@
         </w:trPr>
         <w:tc>
           <w:tcPr>
-            <w:tcW w:type="dxa" w:w="3402"/>
+            <w:tcW w:type="dxa" w:w="2381"/>
             <w:shd w:val="clear" w:fill="F2F2F2"/>
           </w:tcPr>
           <w:p>
@@ -11346,7 +11408,7 @@
         </w:tc>
         <w:tc>
           <w:tcPr>
-            <w:tcW w:type="dxa" w:w="1361"/>
+            <w:tcW w:type="dxa" w:w="907"/>
             <w:shd w:val="clear" w:fill="F2F2F2"/>
           </w:tcPr>
           <w:p>
@@ -11365,10 +11427,24 @@
               <w:t>区域内</w:t>
             </w:r>
           </w:p>
-        </w:tc>
-        <w:tc>
-          <w:tcPr>
-            <w:tcW w:type="dxa" w:w="1361"/>
+          <w:p>
+            <w:pPr>
+              <w:keepNext/>
+              <w:spacing w:after="20" w:before="0"/>
+            </w:pPr>
+            <w:r>
+              <w:rPr>
+                <w:rFonts w:ascii="BIZ UDPゴシック" w:hAnsi="BIZ UDPゴシック" w:eastAsia="BIZ UDPゴシック"/>
+                <w:b/>
+                <w:sz w:val="18"/>
+              </w:rPr>
+              <w:t>施設数</w:t>
+            </w:r>
+          </w:p>
+        </w:tc>
+        <w:tc>
+          <w:tcPr>
+            <w:tcW w:type="dxa" w:w="907"/>
             <w:shd w:val="clear" w:fill="F2F2F2"/>
           </w:tcPr>
           <w:p>
@@ -11387,10 +11463,24 @@
               <w:t>回答</w:t>
             </w:r>
           </w:p>
-        </w:tc>
-        <w:tc>
-          <w:tcPr>
-            <w:tcW w:type="dxa" w:w="1361"/>
+          <w:p>
+            <w:pPr>
+              <w:keepNext/>
+              <w:spacing w:after="20" w:before="0"/>
+            </w:pPr>
+            <w:r>
+              <w:rPr>
+                <w:rFonts w:ascii="BIZ UDPゴシック" w:hAnsi="BIZ UDPゴシック" w:eastAsia="BIZ UDPゴシック"/>
+                <w:b/>
+                <w:sz w:val="18"/>
+              </w:rPr>
+              <w:t>施設数</w:t>
+            </w:r>
+          </w:p>
+        </w:tc>
+        <w:tc>
+          <w:tcPr>
+            <w:tcW w:type="dxa" w:w="1020"/>
             <w:shd w:val="clear" w:fill="F2F2F2"/>
           </w:tcPr>
           <w:p>
@@ -11406,13 +11496,27 @@
                 <w:b/>
                 <w:sz w:val="18"/>
               </w:rPr>
-              <w:t>未回答</w:t>
-            </w:r>
-          </w:p>
-        </w:tc>
-        <w:tc>
-          <w:tcPr>
-            <w:tcW w:type="dxa" w:w="1474"/>
+              <w:t>施設数</w:t>
+            </w:r>
+          </w:p>
+          <w:p>
+            <w:pPr>
+              <w:keepNext/>
+              <w:spacing w:after="20" w:before="0"/>
+            </w:pPr>
+            <w:r>
+              <w:rPr>
+                <w:rFonts w:ascii="BIZ UDPゴシック" w:hAnsi="BIZ UDPゴシック" w:eastAsia="BIZ UDPゴシック"/>
+                <w:b/>
+                <w:sz w:val="18"/>
+              </w:rPr>
+              <w:t>把握率</w:t>
+            </w:r>
+          </w:p>
+        </w:tc>
+        <w:tc>
+          <w:tcPr>
+            <w:tcW w:type="dxa" w:w="1020"/>
             <w:shd w:val="clear" w:fill="F2F2F2"/>
           </w:tcPr>
           <w:p>
@@ -11422,6 +11526,92 @@
               <w:jc w:val="center"/>
             </w:pPr>
             <w:r/>
+            <w:r>
+              <w:rPr>
+                <w:rFonts w:ascii="BIZ UDPゴシック" w:hAnsi="BIZ UDPゴシック" w:eastAsia="BIZ UDPゴシック"/>
+                <w:b/>
+                <w:sz w:val="18"/>
+              </w:rPr>
+              <w:t>区域内</w:t>
+            </w:r>
+          </w:p>
+          <w:p>
+            <w:pPr>
+              <w:keepNext/>
+              <w:spacing w:after="20" w:before="0"/>
+            </w:pPr>
+            <w:r>
+              <w:rPr>
+                <w:rFonts w:ascii="BIZ UDPゴシック" w:hAnsi="BIZ UDPゴシック" w:eastAsia="BIZ UDPゴシック"/>
+                <w:b/>
+                <w:sz w:val="18"/>
+              </w:rPr>
+              <w:t>定員</w:t>
+            </w:r>
+          </w:p>
+        </w:tc>
+        <w:tc>
+          <w:tcPr>
+            <w:tcW w:type="dxa" w:w="1134"/>
+            <w:shd w:val="clear" w:fill="F2F2F2"/>
+          </w:tcPr>
+          <w:p>
+            <w:pPr>
+              <w:keepNext/>
+              <w:spacing w:after="20" w:before="20"/>
+              <w:jc w:val="center"/>
+            </w:pPr>
+            <w:r/>
+            <w:r>
+              <w:rPr>
+                <w:rFonts w:ascii="BIZ UDPゴシック" w:hAnsi="BIZ UDPゴシック" w:eastAsia="BIZ UDPゴシック"/>
+                <w:b/>
+                <w:sz w:val="18"/>
+              </w:rPr>
+              <w:t>回答施設</w:t>
+            </w:r>
+          </w:p>
+          <w:p>
+            <w:pPr>
+              <w:keepNext/>
+              <w:spacing w:after="20" w:before="0"/>
+            </w:pPr>
+            <w:r>
+              <w:rPr>
+                <w:rFonts w:ascii="BIZ UDPゴシック" w:hAnsi="BIZ UDPゴシック" w:eastAsia="BIZ UDPゴシック"/>
+                <w:b/>
+                <w:sz w:val="18"/>
+              </w:rPr>
+              <w:t>の定員</w:t>
+            </w:r>
+          </w:p>
+        </w:tc>
+        <w:tc>
+          <w:tcPr>
+            <w:tcW w:type="dxa" w:w="1020"/>
+            <w:shd w:val="clear" w:fill="F2F2F2"/>
+          </w:tcPr>
+          <w:p>
+            <w:pPr>
+              <w:keepNext/>
+              <w:spacing w:after="20" w:before="20"/>
+              <w:jc w:val="center"/>
+            </w:pPr>
+            <w:r/>
+            <w:r>
+              <w:rPr>
+                <w:rFonts w:ascii="BIZ UDPゴシック" w:hAnsi="BIZ UDPゴシック" w:eastAsia="BIZ UDPゴシック"/>
+                <w:b/>
+                <w:sz w:val="18"/>
+              </w:rPr>
+              <w:t>定員</w:t>
+            </w:r>
+          </w:p>
+          <w:p>
+            <w:pPr>
+              <w:keepNext/>
+              <w:spacing w:after="20" w:before="0"/>
+            </w:pPr>
             <w:r>
               <w:rPr>
                 <w:rFonts w:ascii="BIZ UDPゴシック" w:hAnsi="BIZ UDPゴシック" w:eastAsia="BIZ UDPゴシック"/>
@@ -11439,7 +11629,7 @@
         </w:trPr>
         <w:tc>
           <w:tcPr>
-            <w:tcW w:type="dxa" w:w="3402"/>
+            <w:tcW w:type="dxa" w:w="2381"/>
           </w:tcPr>
           <w:p>
             <w:pPr>
@@ -11459,7 +11649,7 @@
         </w:tc>
         <w:tc>
           <w:tcPr>
-            <w:tcW w:type="dxa" w:w="1361"/>
+            <w:tcW w:type="dxa" w:w="907"/>
           </w:tcPr>
           <w:p>
             <w:pPr>
@@ -11480,7 +11670,7 @@
         </w:tc>
         <w:tc>
           <w:tcPr>
-            <w:tcW w:type="dxa" w:w="1361"/>
+            <w:tcW w:type="dxa" w:w="907"/>
           </w:tcPr>
           <w:p>
             <w:pPr>
@@ -11501,28 +11691,7 @@
         </w:tc>
         <w:tc>
           <w:tcPr>
-            <w:tcW w:type="dxa" w:w="1361"/>
-          </w:tcPr>
-          <w:p>
-            <w:pPr>
-              <w:keepNext/>
-              <w:spacing w:after="20" w:before="20"/>
-              <w:jc w:val="right"/>
-            </w:pPr>
-            <w:r/>
-            <w:r>
-              <w:rPr>
-                <w:rFonts w:ascii="BIZ UDPゴシック" w:hAnsi="BIZ UDPゴシック" w:eastAsia="BIZ UDPゴシック"/>
-                <w:b w:val="0"/>
-                <w:sz w:val="18"/>
-              </w:rPr>
-              <w:t>1</w:t>
-            </w:r>
-          </w:p>
-        </w:tc>
-        <w:tc>
-          <w:tcPr>
-            <w:tcW w:type="dxa" w:w="1474"/>
+            <w:tcW w:type="dxa" w:w="1020"/>
           </w:tcPr>
           <w:p>
             <w:pPr>
@@ -11538,6 +11707,69 @@
                 <w:sz w:val="18"/>
               </w:rPr>
               <w:t>66.7%</w:t>
+            </w:r>
+          </w:p>
+        </w:tc>
+        <w:tc>
+          <w:tcPr>
+            <w:tcW w:type="dxa" w:w="1020"/>
+          </w:tcPr>
+          <w:p>
+            <w:pPr>
+              <w:keepNext/>
+              <w:spacing w:after="20" w:before="20"/>
+              <w:jc w:val="right"/>
+            </w:pPr>
+            <w:r/>
+            <w:r>
+              <w:rPr>
+                <w:rFonts w:ascii="BIZ UDPゴシック" w:hAnsi="BIZ UDPゴシック" w:eastAsia="BIZ UDPゴシック"/>
+                <w:b w:val="0"/>
+                <w:sz w:val="18"/>
+              </w:rPr>
+              <w:t>160</w:t>
+            </w:r>
+          </w:p>
+        </w:tc>
+        <w:tc>
+          <w:tcPr>
+            <w:tcW w:type="dxa" w:w="1134"/>
+          </w:tcPr>
+          <w:p>
+            <w:pPr>
+              <w:keepNext/>
+              <w:spacing w:after="20" w:before="20"/>
+              <w:jc w:val="right"/>
+            </w:pPr>
+            <w:r/>
+            <w:r>
+              <w:rPr>
+                <w:rFonts w:ascii="BIZ UDPゴシック" w:hAnsi="BIZ UDPゴシック" w:eastAsia="BIZ UDPゴシック"/>
+                <w:b w:val="0"/>
+                <w:sz w:val="18"/>
+              </w:rPr>
+              <w:t>110</w:t>
+            </w:r>
+          </w:p>
+        </w:tc>
+        <w:tc>
+          <w:tcPr>
+            <w:tcW w:type="dxa" w:w="1020"/>
+          </w:tcPr>
+          <w:p>
+            <w:pPr>
+              <w:keepNext/>
+              <w:spacing w:after="20" w:before="20"/>
+              <w:jc w:val="right"/>
+            </w:pPr>
+            <w:r/>
+            <w:r>
+              <w:rPr>
+                <w:rFonts w:ascii="BIZ UDPゴシック" w:hAnsi="BIZ UDPゴシック" w:eastAsia="BIZ UDPゴシック"/>
+                <w:b w:val="0"/>
+                <w:sz w:val="18"/>
+              </w:rPr>
+              <w:t>68.8%</w:t>
             </w:r>
           </w:p>
         </w:tc>
@@ -11548,7 +11780,7 @@
         </w:trPr>
         <w:tc>
           <w:tcPr>
-            <w:tcW w:type="dxa" w:w="3402"/>
+            <w:tcW w:type="dxa" w:w="2381"/>
           </w:tcPr>
           <w:p>
             <w:pPr>
@@ -11568,7 +11800,7 @@
         </w:tc>
         <w:tc>
           <w:tcPr>
-            <w:tcW w:type="dxa" w:w="1361"/>
+            <w:tcW w:type="dxa" w:w="907"/>
           </w:tcPr>
           <w:p>
             <w:pPr>
@@ -11589,7 +11821,7 @@
         </w:tc>
         <w:tc>
           <w:tcPr>
-            <w:tcW w:type="dxa" w:w="1361"/>
+            <w:tcW w:type="dxa" w:w="907"/>
           </w:tcPr>
           <w:p>
             <w:pPr>
@@ -11610,28 +11842,7 @@
         </w:tc>
         <w:tc>
           <w:tcPr>
-            <w:tcW w:type="dxa" w:w="1361"/>
-          </w:tcPr>
-          <w:p>
-            <w:pPr>
-              <w:keepNext/>
-              <w:spacing w:after="20" w:before="20"/>
-              <w:jc w:val="right"/>
-            </w:pPr>
-            <w:r/>
-            <w:r>
-              <w:rPr>
-                <w:rFonts w:ascii="BIZ UDPゴシック" w:hAnsi="BIZ UDPゴシック" w:eastAsia="BIZ UDPゴシック"/>
-                <w:b w:val="0"/>
-                <w:sz w:val="18"/>
-              </w:rPr>
-              <w:t>1</w:t>
-            </w:r>
-          </w:p>
-        </w:tc>
-        <w:tc>
-          <w:tcPr>
-            <w:tcW w:type="dxa" w:w="1474"/>
+            <w:tcW w:type="dxa" w:w="1020"/>
           </w:tcPr>
           <w:p>
             <w:pPr>
@@ -11647,6 +11858,69 @@
                 <w:sz w:val="18"/>
               </w:rPr>
               <w:t>66.7%</w:t>
+            </w:r>
+          </w:p>
+        </w:tc>
+        <w:tc>
+          <w:tcPr>
+            <w:tcW w:type="dxa" w:w="1020"/>
+          </w:tcPr>
+          <w:p>
+            <w:pPr>
+              <w:keepNext/>
+              <w:spacing w:after="20" w:before="20"/>
+              <w:jc w:val="right"/>
+            </w:pPr>
+            <w:r/>
+            <w:r>
+              <w:rPr>
+                <w:rFonts w:ascii="BIZ UDPゴシック" w:hAnsi="BIZ UDPゴシック" w:eastAsia="BIZ UDPゴシック"/>
+                <w:b w:val="0"/>
+                <w:sz w:val="18"/>
+              </w:rPr>
+              <w:t>62</w:t>
+            </w:r>
+          </w:p>
+        </w:tc>
+        <w:tc>
+          <w:tcPr>
+            <w:tcW w:type="dxa" w:w="1134"/>
+          </w:tcPr>
+          <w:p>
+            <w:pPr>
+              <w:keepNext/>
+              <w:spacing w:after="20" w:before="20"/>
+              <w:jc w:val="right"/>
+            </w:pPr>
+            <w:r/>
+            <w:r>
+              <w:rPr>
+                <w:rFonts w:ascii="BIZ UDPゴシック" w:hAnsi="BIZ UDPゴシック" w:eastAsia="BIZ UDPゴシック"/>
+                <w:b w:val="0"/>
+                <w:sz w:val="18"/>
+              </w:rPr>
+              <w:t>42</w:t>
+            </w:r>
+          </w:p>
+        </w:tc>
+        <w:tc>
+          <w:tcPr>
+            <w:tcW w:type="dxa" w:w="1020"/>
+          </w:tcPr>
+          <w:p>
+            <w:pPr>
+              <w:keepNext/>
+              <w:spacing w:after="20" w:before="20"/>
+              <w:jc w:val="right"/>
+            </w:pPr>
+            <w:r/>
+            <w:r>
+              <w:rPr>
+                <w:rFonts w:ascii="BIZ UDPゴシック" w:hAnsi="BIZ UDPゴシック" w:eastAsia="BIZ UDPゴシック"/>
+                <w:b w:val="0"/>
+                <w:sz w:val="18"/>
+              </w:rPr>
+              <w:t>67.7%</w:t>
             </w:r>
           </w:p>
         </w:tc>
@@ -11657,7 +11931,7 @@
         </w:trPr>
         <w:tc>
           <w:tcPr>
-            <w:tcW w:type="dxa" w:w="3402"/>
+            <w:tcW w:type="dxa" w:w="2381"/>
           </w:tcPr>
           <w:p>
             <w:pPr>
@@ -11677,7 +11951,7 @@
         </w:tc>
         <w:tc>
           <w:tcPr>
-            <w:tcW w:type="dxa" w:w="1361"/>
+            <w:tcW w:type="dxa" w:w="907"/>
           </w:tcPr>
           <w:p>
             <w:pPr>
@@ -11698,7 +11972,7 @@
         </w:tc>
         <w:tc>
           <w:tcPr>
-            <w:tcW w:type="dxa" w:w="1361"/>
+            <w:tcW w:type="dxa" w:w="907"/>
           </w:tcPr>
           <w:p>
             <w:pPr>
@@ -11719,28 +11993,70 @@
         </w:tc>
         <w:tc>
           <w:tcPr>
-            <w:tcW w:type="dxa" w:w="1361"/>
-          </w:tcPr>
-          <w:p>
-            <w:pPr>
-              <w:keepNext/>
-              <w:spacing w:after="20" w:before="20"/>
-              <w:jc w:val="right"/>
-            </w:pPr>
-            <w:r/>
-            <w:r>
-              <w:rPr>
-                <w:rFonts w:ascii="BIZ UDPゴシック" w:hAnsi="BIZ UDPゴシック" w:eastAsia="BIZ UDPゴシック"/>
-                <w:b w:val="0"/>
-                <w:sz w:val="18"/>
-              </w:rPr>
-              <w:t>0</w:t>
-            </w:r>
-          </w:p>
-        </w:tc>
-        <w:tc>
-          <w:tcPr>
-            <w:tcW w:type="dxa" w:w="1474"/>
+            <w:tcW w:type="dxa" w:w="1020"/>
+          </w:tcPr>
+          <w:p>
+            <w:pPr>
+              <w:keepNext/>
+              <w:spacing w:after="20" w:before="20"/>
+              <w:jc w:val="right"/>
+            </w:pPr>
+            <w:r/>
+            <w:r>
+              <w:rPr>
+                <w:rFonts w:ascii="BIZ UDPゴシック" w:hAnsi="BIZ UDPゴシック" w:eastAsia="BIZ UDPゴシック"/>
+                <w:b w:val="0"/>
+                <w:sz w:val="18"/>
+              </w:rPr>
+              <w:t>100.0%</w:t>
+            </w:r>
+          </w:p>
+        </w:tc>
+        <w:tc>
+          <w:tcPr>
+            <w:tcW w:type="dxa" w:w="1020"/>
+          </w:tcPr>
+          <w:p>
+            <w:pPr>
+              <w:keepNext/>
+              <w:spacing w:after="20" w:before="20"/>
+              <w:jc w:val="right"/>
+            </w:pPr>
+            <w:r/>
+            <w:r>
+              <w:rPr>
+                <w:rFonts w:ascii="BIZ UDPゴシック" w:hAnsi="BIZ UDPゴシック" w:eastAsia="BIZ UDPゴシック"/>
+                <w:b w:val="0"/>
+                <w:sz w:val="18"/>
+              </w:rPr>
+              <w:t>240</w:t>
+            </w:r>
+          </w:p>
+        </w:tc>
+        <w:tc>
+          <w:tcPr>
+            <w:tcW w:type="dxa" w:w="1134"/>
+          </w:tcPr>
+          <w:p>
+            <w:pPr>
+              <w:keepNext/>
+              <w:spacing w:after="20" w:before="20"/>
+              <w:jc w:val="right"/>
+            </w:pPr>
+            <w:r/>
+            <w:r>
+              <w:rPr>
+                <w:rFonts w:ascii="BIZ UDPゴシック" w:hAnsi="BIZ UDPゴシック" w:eastAsia="BIZ UDPゴシック"/>
+                <w:b w:val="0"/>
+                <w:sz w:val="18"/>
+              </w:rPr>
+              <w:t>240</w:t>
+            </w:r>
+          </w:p>
+        </w:tc>
+        <w:tc>
+          <w:tcPr>
+            <w:tcW w:type="dxa" w:w="1020"/>
           </w:tcPr>
           <w:p>
             <w:pPr>
@@ -11766,7 +12082,7 @@
         </w:trPr>
         <w:tc>
           <w:tcPr>
-            <w:tcW w:type="dxa" w:w="3402"/>
+            <w:tcW w:type="dxa" w:w="2381"/>
           </w:tcPr>
           <w:p>
             <w:pPr>
@@ -11786,7 +12102,7 @@
         </w:tc>
         <w:tc>
           <w:tcPr>
-            <w:tcW w:type="dxa" w:w="1361"/>
+            <w:tcW w:type="dxa" w:w="907"/>
           </w:tcPr>
           <w:p>
             <w:pPr>
@@ -11807,7 +12123,7 @@
         </w:tc>
         <w:tc>
           <w:tcPr>
-            <w:tcW w:type="dxa" w:w="1361"/>
+            <w:tcW w:type="dxa" w:w="907"/>
           </w:tcPr>
           <w:p>
             <w:pPr>
@@ -11828,28 +12144,7 @@
         </w:tc>
         <w:tc>
           <w:tcPr>
-            <w:tcW w:type="dxa" w:w="1361"/>
-          </w:tcPr>
-          <w:p>
-            <w:pPr>
-              <w:keepNext/>
-              <w:spacing w:after="20" w:before="20"/>
-              <w:jc w:val="right"/>
-            </w:pPr>
-            <w:r/>
-            <w:r>
-              <w:rPr>
-                <w:rFonts w:ascii="BIZ UDPゴシック" w:hAnsi="BIZ UDPゴシック" w:eastAsia="BIZ UDPゴシック"/>
-                <w:b w:val="0"/>
-                <w:sz w:val="18"/>
-              </w:rPr>
-              <w:t>2</w:t>
-            </w:r>
-          </w:p>
-        </w:tc>
-        <w:tc>
-          <w:tcPr>
-            <w:tcW w:type="dxa" w:w="1474"/>
+            <w:tcW w:type="dxa" w:w="1020"/>
           </w:tcPr>
           <w:p>
             <w:pPr>
@@ -11865,6 +12160,69 @@
                 <w:sz w:val="18"/>
               </w:rPr>
               <w:t>71.4%</w:t>
+            </w:r>
+          </w:p>
+        </w:tc>
+        <w:tc>
+          <w:tcPr>
+            <w:tcW w:type="dxa" w:w="1020"/>
+          </w:tcPr>
+          <w:p>
+            <w:pPr>
+              <w:keepNext/>
+              <w:spacing w:after="20" w:before="20"/>
+              <w:jc w:val="right"/>
+            </w:pPr>
+            <w:r/>
+            <w:r>
+              <w:rPr>
+                <w:rFonts w:ascii="BIZ UDPゴシック" w:hAnsi="BIZ UDPゴシック" w:eastAsia="BIZ UDPゴシック"/>
+                <w:b w:val="0"/>
+                <w:sz w:val="18"/>
+              </w:rPr>
+              <w:t>99</w:t>
+            </w:r>
+          </w:p>
+        </w:tc>
+        <w:tc>
+          <w:tcPr>
+            <w:tcW w:type="dxa" w:w="1134"/>
+          </w:tcPr>
+          <w:p>
+            <w:pPr>
+              <w:keepNext/>
+              <w:spacing w:after="20" w:before="20"/>
+              <w:jc w:val="right"/>
+            </w:pPr>
+            <w:r/>
+            <w:r>
+              <w:rPr>
+                <w:rFonts w:ascii="BIZ UDPゴシック" w:hAnsi="BIZ UDPゴシック" w:eastAsia="BIZ UDPゴシック"/>
+                <w:b w:val="0"/>
+                <w:sz w:val="18"/>
+              </w:rPr>
+              <w:t>81</w:t>
+            </w:r>
+          </w:p>
+        </w:tc>
+        <w:tc>
+          <w:tcPr>
+            <w:tcW w:type="dxa" w:w="1020"/>
+          </w:tcPr>
+          <w:p>
+            <w:pPr>
+              <w:keepNext/>
+              <w:spacing w:after="20" w:before="20"/>
+              <w:jc w:val="right"/>
+            </w:pPr>
+            <w:r/>
+            <w:r>
+              <w:rPr>
+                <w:rFonts w:ascii="BIZ UDPゴシック" w:hAnsi="BIZ UDPゴシック" w:eastAsia="BIZ UDPゴシック"/>
+                <w:b w:val="0"/>
+                <w:sz w:val="18"/>
+              </w:rPr>
+              <w:t>81.8%</w:t>
             </w:r>
           </w:p>
         </w:tc>
@@ -11875,7 +12233,7 @@
         </w:trPr>
         <w:tc>
           <w:tcPr>
-            <w:tcW w:type="dxa" w:w="3402"/>
+            <w:tcW w:type="dxa" w:w="2381"/>
           </w:tcPr>
           <w:p>
             <w:pPr>
@@ -11895,7 +12253,7 @@
         </w:tc>
         <w:tc>
           <w:tcPr>
-            <w:tcW w:type="dxa" w:w="1361"/>
+            <w:tcW w:type="dxa" w:w="907"/>
           </w:tcPr>
           <w:p>
             <w:pPr>
@@ -11916,7 +12274,7 @@
         </w:tc>
         <w:tc>
           <w:tcPr>
-            <w:tcW w:type="dxa" w:w="1361"/>
+            <w:tcW w:type="dxa" w:w="907"/>
           </w:tcPr>
           <w:p>
             <w:pPr>
@@ -11937,28 +12295,7 @@
         </w:tc>
         <w:tc>
           <w:tcPr>
-            <w:tcW w:type="dxa" w:w="1361"/>
-          </w:tcPr>
-          <w:p>
-            <w:pPr>
-              <w:keepNext/>
-              <w:spacing w:after="20" w:before="20"/>
-              <w:jc w:val="right"/>
-            </w:pPr>
-            <w:r/>
-            <w:r>
-              <w:rPr>
-                <w:rFonts w:ascii="BIZ UDPゴシック" w:hAnsi="BIZ UDPゴシック" w:eastAsia="BIZ UDPゴシック"/>
-                <w:b w:val="0"/>
-                <w:sz w:val="18"/>
-              </w:rPr>
-              <w:t>1</w:t>
-            </w:r>
-          </w:p>
-        </w:tc>
-        <w:tc>
-          <w:tcPr>
-            <w:tcW w:type="dxa" w:w="1474"/>
+            <w:tcW w:type="dxa" w:w="1020"/>
           </w:tcPr>
           <w:p>
             <w:pPr>
@@ -11974,6 +12311,69 @@
                 <w:sz w:val="18"/>
               </w:rPr>
               <w:t>66.7%</w:t>
+            </w:r>
+          </w:p>
+        </w:tc>
+        <w:tc>
+          <w:tcPr>
+            <w:tcW w:type="dxa" w:w="1020"/>
+          </w:tcPr>
+          <w:p>
+            <w:pPr>
+              <w:keepNext/>
+              <w:spacing w:after="20" w:before="20"/>
+              <w:jc w:val="right"/>
+            </w:pPr>
+            <w:r/>
+            <w:r>
+              <w:rPr>
+                <w:rFonts w:ascii="BIZ UDPゴシック" w:hAnsi="BIZ UDPゴシック" w:eastAsia="BIZ UDPゴシック"/>
+                <w:b w:val="0"/>
+                <w:sz w:val="18"/>
+              </w:rPr>
+              <w:t>156</w:t>
+            </w:r>
+          </w:p>
+        </w:tc>
+        <w:tc>
+          <w:tcPr>
+            <w:tcW w:type="dxa" w:w="1134"/>
+          </w:tcPr>
+          <w:p>
+            <w:pPr>
+              <w:keepNext/>
+              <w:spacing w:after="20" w:before="20"/>
+              <w:jc w:val="right"/>
+            </w:pPr>
+            <w:r/>
+            <w:r>
+              <w:rPr>
+                <w:rFonts w:ascii="BIZ UDPゴシック" w:hAnsi="BIZ UDPゴシック" w:eastAsia="BIZ UDPゴシック"/>
+                <w:b w:val="0"/>
+                <w:sz w:val="18"/>
+              </w:rPr>
+              <w:t>58</w:t>
+            </w:r>
+          </w:p>
+        </w:tc>
+        <w:tc>
+          <w:tcPr>
+            <w:tcW w:type="dxa" w:w="1020"/>
+          </w:tcPr>
+          <w:p>
+            <w:pPr>
+              <w:keepNext/>
+              <w:spacing w:after="20" w:before="20"/>
+              <w:jc w:val="right"/>
+            </w:pPr>
+            <w:r/>
+            <w:r>
+              <w:rPr>
+                <w:rFonts w:ascii="BIZ UDPゴシック" w:hAnsi="BIZ UDPゴシック" w:eastAsia="BIZ UDPゴシック"/>
+                <w:b w:val="0"/>
+                <w:sz w:val="18"/>
+              </w:rPr>
+              <w:t>37.2%</w:t>
             </w:r>
           </w:p>
         </w:tc>
@@ -11984,7 +12384,7 @@
         </w:trPr>
         <w:tc>
           <w:tcPr>
-            <w:tcW w:type="dxa" w:w="3402"/>
+            <w:tcW w:type="dxa" w:w="2381"/>
           </w:tcPr>
           <w:p>
             <w:pPr>
@@ -12004,7 +12404,7 @@
         </w:tc>
         <w:tc>
           <w:tcPr>
-            <w:tcW w:type="dxa" w:w="1361"/>
+            <w:tcW w:type="dxa" w:w="907"/>
           </w:tcPr>
           <w:p>
             <w:pPr>
@@ -12025,7 +12425,7 @@
         </w:tc>
         <w:tc>
           <w:tcPr>
-            <w:tcW w:type="dxa" w:w="1361"/>
+            <w:tcW w:type="dxa" w:w="907"/>
           </w:tcPr>
           <w:p>
             <w:pPr>
@@ -12046,28 +12446,7 @@
         </w:tc>
         <w:tc>
           <w:tcPr>
-            <w:tcW w:type="dxa" w:w="1361"/>
-          </w:tcPr>
-          <w:p>
-            <w:pPr>
-              <w:keepNext/>
-              <w:spacing w:after="20" w:before="20"/>
-              <w:jc w:val="right"/>
-            </w:pPr>
-            <w:r/>
-            <w:r>
-              <w:rPr>
-                <w:rFonts w:ascii="BIZ UDPゴシック" w:hAnsi="BIZ UDPゴシック" w:eastAsia="BIZ UDPゴシック"/>
-                <w:b w:val="0"/>
-                <w:sz w:val="18"/>
-              </w:rPr>
-              <w:t>5</w:t>
-            </w:r>
-          </w:p>
-        </w:tc>
-        <w:tc>
-          <w:tcPr>
-            <w:tcW w:type="dxa" w:w="1474"/>
+            <w:tcW w:type="dxa" w:w="1020"/>
           </w:tcPr>
           <w:p>
             <w:pPr>
@@ -12083,6 +12462,69 @@
                 <w:sz w:val="18"/>
               </w:rPr>
               <w:t>73.7%</w:t>
+            </w:r>
+          </w:p>
+        </w:tc>
+        <w:tc>
+          <w:tcPr>
+            <w:tcW w:type="dxa" w:w="1020"/>
+          </w:tcPr>
+          <w:p>
+            <w:pPr>
+              <w:keepNext/>
+              <w:spacing w:after="20" w:before="20"/>
+              <w:jc w:val="right"/>
+            </w:pPr>
+            <w:r/>
+            <w:r>
+              <w:rPr>
+                <w:rFonts w:ascii="BIZ UDPゴシック" w:hAnsi="BIZ UDPゴシック" w:eastAsia="BIZ UDPゴシック"/>
+                <w:b w:val="0"/>
+                <w:sz w:val="18"/>
+              </w:rPr>
+              <w:t>717</w:t>
+            </w:r>
+          </w:p>
+        </w:tc>
+        <w:tc>
+          <w:tcPr>
+            <w:tcW w:type="dxa" w:w="1134"/>
+          </w:tcPr>
+          <w:p>
+            <w:pPr>
+              <w:keepNext/>
+              <w:spacing w:after="20" w:before="20"/>
+              <w:jc w:val="right"/>
+            </w:pPr>
+            <w:r/>
+            <w:r>
+              <w:rPr>
+                <w:rFonts w:ascii="BIZ UDPゴシック" w:hAnsi="BIZ UDPゴシック" w:eastAsia="BIZ UDPゴシック"/>
+                <w:b w:val="0"/>
+                <w:sz w:val="18"/>
+              </w:rPr>
+              <w:t>531</w:t>
+            </w:r>
+          </w:p>
+        </w:tc>
+        <w:tc>
+          <w:tcPr>
+            <w:tcW w:type="dxa" w:w="1020"/>
+          </w:tcPr>
+          <w:p>
+            <w:pPr>
+              <w:keepNext/>
+              <w:spacing w:after="20" w:before="20"/>
+              <w:jc w:val="right"/>
+            </w:pPr>
+            <w:r/>
+            <w:r>
+              <w:rPr>
+                <w:rFonts w:ascii="BIZ UDPゴシック" w:hAnsi="BIZ UDPゴシック" w:eastAsia="BIZ UDPゴシック"/>
+                <w:b w:val="0"/>
+                <w:sz w:val="18"/>
+              </w:rPr>
+              <w:t>74.1%</w:t>
             </w:r>
           </w:p>
         </w:tc>
@@ -12093,7 +12535,7 @@
         </w:trPr>
         <w:tc>
           <w:tcPr>
-            <w:tcW w:type="dxa" w:w="3402"/>
+            <w:tcW w:type="dxa" w:w="2381"/>
           </w:tcPr>
           <w:p>
             <w:pPr>
@@ -12113,7 +12555,7 @@
         </w:tc>
         <w:tc>
           <w:tcPr>
-            <w:tcW w:type="dxa" w:w="1361"/>
+            <w:tcW w:type="dxa" w:w="907"/>
           </w:tcPr>
           <w:p>
             <w:pPr>
@@ -12134,7 +12576,7 @@
         </w:tc>
         <w:tc>
           <w:tcPr>
-            <w:tcW w:type="dxa" w:w="1361"/>
+            <w:tcW w:type="dxa" w:w="907"/>
           </w:tcPr>
           <w:p>
             <w:pPr>
@@ -12155,28 +12597,7 @@
         </w:tc>
         <w:tc>
           <w:tcPr>
-            <w:tcW w:type="dxa" w:w="1361"/>
-          </w:tcPr>
-          <w:p>
-            <w:pPr>
-              <w:keepNext/>
-              <w:spacing w:after="20" w:before="20"/>
-              <w:jc w:val="right"/>
-            </w:pPr>
-            <w:r/>
-            <w:r>
-              <w:rPr>
-                <w:rFonts w:ascii="BIZ UDPゴシック" w:hAnsi="BIZ UDPゴシック" w:eastAsia="BIZ UDPゴシック"/>
-                <w:b w:val="0"/>
-                <w:sz w:val="18"/>
-              </w:rPr>
-              <w:t>6</w:t>
-            </w:r>
-          </w:p>
-        </w:tc>
-        <w:tc>
-          <w:tcPr>
-            <w:tcW w:type="dxa" w:w="1474"/>
+            <w:tcW w:type="dxa" w:w="1020"/>
           </w:tcPr>
           <w:p>
             <w:pPr>
@@ -12192,6 +12613,69 @@
                 <w:sz w:val="18"/>
               </w:rPr>
               <w:t>33.3%</w:t>
+            </w:r>
+          </w:p>
+        </w:tc>
+        <w:tc>
+          <w:tcPr>
+            <w:tcW w:type="dxa" w:w="1020"/>
+          </w:tcPr>
+          <w:p>
+            <w:pPr>
+              <w:keepNext/>
+              <w:spacing w:after="20" w:before="20"/>
+              <w:jc w:val="right"/>
+            </w:pPr>
+            <w:r/>
+            <w:r>
+              <w:rPr>
+                <w:rFonts w:ascii="BIZ UDPゴシック" w:hAnsi="BIZ UDPゴシック" w:eastAsia="BIZ UDPゴシック"/>
+                <w:b w:val="0"/>
+                <w:sz w:val="18"/>
+              </w:rPr>
+              <w:t>223</w:t>
+            </w:r>
+          </w:p>
+        </w:tc>
+        <w:tc>
+          <w:tcPr>
+            <w:tcW w:type="dxa" w:w="1134"/>
+          </w:tcPr>
+          <w:p>
+            <w:pPr>
+              <w:keepNext/>
+              <w:spacing w:after="20" w:before="20"/>
+              <w:jc w:val="right"/>
+            </w:pPr>
+            <w:r/>
+            <w:r>
+              <w:rPr>
+                <w:rFonts w:ascii="BIZ UDPゴシック" w:hAnsi="BIZ UDPゴシック" w:eastAsia="BIZ UDPゴシック"/>
+                <w:b w:val="0"/>
+                <w:sz w:val="18"/>
+              </w:rPr>
+              <w:t>91</w:t>
+            </w:r>
+          </w:p>
+        </w:tc>
+        <w:tc>
+          <w:tcPr>
+            <w:tcW w:type="dxa" w:w="1020"/>
+          </w:tcPr>
+          <w:p>
+            <w:pPr>
+              <w:keepNext/>
+              <w:spacing w:after="20" w:before="20"/>
+              <w:jc w:val="right"/>
+            </w:pPr>
+            <w:r/>
+            <w:r>
+              <w:rPr>
+                <w:rFonts w:ascii="BIZ UDPゴシック" w:hAnsi="BIZ UDPゴシック" w:eastAsia="BIZ UDPゴシック"/>
+                <w:b w:val="0"/>
+                <w:sz w:val="18"/>
+              </w:rPr>
+              <w:t>40.8%</w:t>
             </w:r>
           </w:p>
         </w:tc>
@@ -12202,7 +12686,7 @@
         </w:trPr>
         <w:tc>
           <w:tcPr>
-            <w:tcW w:type="dxa" w:w="3402"/>
+            <w:tcW w:type="dxa" w:w="2381"/>
           </w:tcPr>
           <w:p>
             <w:pPr>
@@ -12222,7 +12706,7 @@
         </w:tc>
         <w:tc>
           <w:tcPr>
-            <w:tcW w:type="dxa" w:w="1361"/>
+            <w:tcW w:type="dxa" w:w="907"/>
           </w:tcPr>
           <w:p>
             <w:pPr>
@@ -12243,7 +12727,7 @@
         </w:tc>
         <w:tc>
           <w:tcPr>
-            <w:tcW w:type="dxa" w:w="1361"/>
+            <w:tcW w:type="dxa" w:w="907"/>
           </w:tcPr>
           <w:p>
             <w:pPr>
@@ -12264,28 +12748,7 @@
         </w:tc>
         <w:tc>
           <w:tcPr>
-            <w:tcW w:type="dxa" w:w="1361"/>
-          </w:tcPr>
-          <w:p>
-            <w:pPr>
-              <w:keepNext/>
-              <w:spacing w:after="20" w:before="20"/>
-              <w:jc w:val="right"/>
-            </w:pPr>
-            <w:r/>
-            <w:r>
-              <w:rPr>
-                <w:rFonts w:ascii="BIZ UDPゴシック" w:hAnsi="BIZ UDPゴシック" w:eastAsia="BIZ UDPゴシック"/>
-                <w:b w:val="0"/>
-                <w:sz w:val="18"/>
-              </w:rPr>
-              <w:t>1</w:t>
-            </w:r>
-          </w:p>
-        </w:tc>
-        <w:tc>
-          <w:tcPr>
-            <w:tcW w:type="dxa" w:w="1474"/>
+            <w:tcW w:type="dxa" w:w="1020"/>
           </w:tcPr>
           <w:p>
             <w:pPr>
@@ -12301,6 +12764,69 @@
                 <w:sz w:val="18"/>
               </w:rPr>
               <w:t>50.0%</w:t>
+            </w:r>
+          </w:p>
+        </w:tc>
+        <w:tc>
+          <w:tcPr>
+            <w:tcW w:type="dxa" w:w="1020"/>
+          </w:tcPr>
+          <w:p>
+            <w:pPr>
+              <w:keepNext/>
+              <w:spacing w:after="20" w:before="20"/>
+              <w:jc w:val="right"/>
+            </w:pPr>
+            <w:r/>
+            <w:r>
+              <w:rPr>
+                <w:rFonts w:ascii="BIZ UDPゴシック" w:hAnsi="BIZ UDPゴシック" w:eastAsia="BIZ UDPゴシック"/>
+                <w:b w:val="0"/>
+                <w:sz w:val="18"/>
+              </w:rPr>
+              <w:t>66</w:t>
+            </w:r>
+          </w:p>
+        </w:tc>
+        <w:tc>
+          <w:tcPr>
+            <w:tcW w:type="dxa" w:w="1134"/>
+          </w:tcPr>
+          <w:p>
+            <w:pPr>
+              <w:keepNext/>
+              <w:spacing w:after="20" w:before="20"/>
+              <w:jc w:val="right"/>
+            </w:pPr>
+            <w:r/>
+            <w:r>
+              <w:rPr>
+                <w:rFonts w:ascii="BIZ UDPゴシック" w:hAnsi="BIZ UDPゴシック" w:eastAsia="BIZ UDPゴシック"/>
+                <w:b w:val="0"/>
+                <w:sz w:val="18"/>
+              </w:rPr>
+              <w:t>30</w:t>
+            </w:r>
+          </w:p>
+        </w:tc>
+        <w:tc>
+          <w:tcPr>
+            <w:tcW w:type="dxa" w:w="1020"/>
+          </w:tcPr>
+          <w:p>
+            <w:pPr>
+              <w:keepNext/>
+              <w:spacing w:after="20" w:before="20"/>
+              <w:jc w:val="right"/>
+            </w:pPr>
+            <w:r/>
+            <w:r>
+              <w:rPr>
+                <w:rFonts w:ascii="BIZ UDPゴシック" w:hAnsi="BIZ UDPゴシック" w:eastAsia="BIZ UDPゴシック"/>
+                <w:b w:val="0"/>
+                <w:sz w:val="18"/>
+              </w:rPr>
+              <w:t>45.5%</w:t>
             </w:r>
           </w:p>
         </w:tc>
@@ -12311,7 +12837,7 @@
         </w:trPr>
         <w:tc>
           <w:tcPr>
-            <w:tcW w:type="dxa" w:w="3402"/>
+            <w:tcW w:type="dxa" w:w="2381"/>
           </w:tcPr>
           <w:p>
             <w:pPr>
@@ -12331,7 +12857,7 @@
         </w:tc>
         <w:tc>
           <w:tcPr>
-            <w:tcW w:type="dxa" w:w="1361"/>
+            <w:tcW w:type="dxa" w:w="907"/>
           </w:tcPr>
           <w:p>
             <w:pPr>
@@ -12352,7 +12878,7 @@
         </w:tc>
         <w:tc>
           <w:tcPr>
-            <w:tcW w:type="dxa" w:w="1361"/>
+            <w:tcW w:type="dxa" w:w="907"/>
           </w:tcPr>
           <w:p>
             <w:pPr>
@@ -12373,28 +12899,70 @@
         </w:tc>
         <w:tc>
           <w:tcPr>
-            <w:tcW w:type="dxa" w:w="1361"/>
-          </w:tcPr>
-          <w:p>
-            <w:pPr>
-              <w:keepNext/>
-              <w:spacing w:after="20" w:before="20"/>
-              <w:jc w:val="right"/>
-            </w:pPr>
-            <w:r/>
-            <w:r>
-              <w:rPr>
-                <w:rFonts w:ascii="BIZ UDPゴシック" w:hAnsi="BIZ UDPゴシック" w:eastAsia="BIZ UDPゴシック"/>
-                <w:b w:val="0"/>
-                <w:sz w:val="18"/>
-              </w:rPr>
-              <w:t>1</w:t>
-            </w:r>
-          </w:p>
-        </w:tc>
-        <w:tc>
-          <w:tcPr>
-            <w:tcW w:type="dxa" w:w="1474"/>
+            <w:tcW w:type="dxa" w:w="1020"/>
+          </w:tcPr>
+          <w:p>
+            <w:pPr>
+              <w:keepNext/>
+              <w:spacing w:after="20" w:before="20"/>
+              <w:jc w:val="right"/>
+            </w:pPr>
+            <w:r/>
+            <w:r>
+              <w:rPr>
+                <w:rFonts w:ascii="BIZ UDPゴシック" w:hAnsi="BIZ UDPゴシック" w:eastAsia="BIZ UDPゴシック"/>
+                <w:b w:val="0"/>
+                <w:sz w:val="18"/>
+              </w:rPr>
+              <w:t>0.0%</w:t>
+            </w:r>
+          </w:p>
+        </w:tc>
+        <w:tc>
+          <w:tcPr>
+            <w:tcW w:type="dxa" w:w="1020"/>
+          </w:tcPr>
+          <w:p>
+            <w:pPr>
+              <w:keepNext/>
+              <w:spacing w:after="20" w:before="20"/>
+              <w:jc w:val="right"/>
+            </w:pPr>
+            <w:r/>
+            <w:r>
+              <w:rPr>
+                <w:rFonts w:ascii="BIZ UDPゴシック" w:hAnsi="BIZ UDPゴシック" w:eastAsia="BIZ UDPゴシック"/>
+                <w:b w:val="0"/>
+                <w:sz w:val="18"/>
+              </w:rPr>
+              <w:t>50</w:t>
+            </w:r>
+          </w:p>
+        </w:tc>
+        <w:tc>
+          <w:tcPr>
+            <w:tcW w:type="dxa" w:w="1134"/>
+          </w:tcPr>
+          <w:p>
+            <w:pPr>
+              <w:keepNext/>
+              <w:spacing w:after="20" w:before="20"/>
+              <w:jc w:val="right"/>
+            </w:pPr>
+            <w:r/>
+            <w:r>
+              <w:rPr>
+                <w:rFonts w:ascii="BIZ UDPゴシック" w:hAnsi="BIZ UDPゴシック" w:eastAsia="BIZ UDPゴシック"/>
+                <w:b w:val="0"/>
+                <w:sz w:val="18"/>
+              </w:rPr>
+              <w:t>0</w:t>
+            </w:r>
+          </w:p>
+        </w:tc>
+        <w:tc>
+          <w:tcPr>
+            <w:tcW w:type="dxa" w:w="1020"/>
           </w:tcPr>
           <w:p>
             <w:pPr>
@@ -12420,7 +12988,7 @@
         </w:trPr>
         <w:tc>
           <w:tcPr>
-            <w:tcW w:type="dxa" w:w="3402"/>
+            <w:tcW w:type="dxa" w:w="2381"/>
           </w:tcPr>
           <w:p>
             <w:pPr>
@@ -12440,7 +13008,7 @@
         </w:tc>
         <w:tc>
           <w:tcPr>
-            <w:tcW w:type="dxa" w:w="1361"/>
+            <w:tcW w:type="dxa" w:w="907"/>
           </w:tcPr>
           <w:p>
             <w:pPr>
@@ -12461,7 +13029,7 @@
         </w:tc>
         <w:tc>
           <w:tcPr>
-            <w:tcW w:type="dxa" w:w="1361"/>
+            <w:tcW w:type="dxa" w:w="907"/>
           </w:tcPr>
           <w:p>
             <w:pPr>
@@ -12482,28 +13050,7 @@
         </w:tc>
         <w:tc>
           <w:tcPr>
-            <w:tcW w:type="dxa" w:w="1361"/>
-          </w:tcPr>
-          <w:p>
-            <w:pPr>
-              <w:keepNext/>
-              <w:spacing w:after="20" w:before="20"/>
-              <w:jc w:val="right"/>
-            </w:pPr>
-            <w:r/>
-            <w:r>
-              <w:rPr>
-                <w:rFonts w:ascii="BIZ UDPゴシック" w:hAnsi="BIZ UDPゴシック" w:eastAsia="BIZ UDPゴシック"/>
-                <w:b w:val="0"/>
-                <w:sz w:val="18"/>
-              </w:rPr>
-              <w:t>8</w:t>
-            </w:r>
-          </w:p>
-        </w:tc>
-        <w:tc>
-          <w:tcPr>
-            <w:tcW w:type="dxa" w:w="1474"/>
+            <w:tcW w:type="dxa" w:w="1020"/>
           </w:tcPr>
           <w:p>
             <w:pPr>
@@ -12519,6 +13066,69 @@
                 <w:sz w:val="18"/>
               </w:rPr>
               <w:t>33.3%</w:t>
+            </w:r>
+          </w:p>
+        </w:tc>
+        <w:tc>
+          <w:tcPr>
+            <w:tcW w:type="dxa" w:w="1020"/>
+          </w:tcPr>
+          <w:p>
+            <w:pPr>
+              <w:keepNext/>
+              <w:spacing w:after="20" w:before="20"/>
+              <w:jc w:val="right"/>
+            </w:pPr>
+            <w:r/>
+            <w:r>
+              <w:rPr>
+                <w:rFonts w:ascii="BIZ UDPゴシック" w:hAnsi="BIZ UDPゴシック" w:eastAsia="BIZ UDPゴシック"/>
+                <w:b w:val="0"/>
+                <w:sz w:val="18"/>
+              </w:rPr>
+              <w:t>339（参考）</w:t>
+            </w:r>
+          </w:p>
+        </w:tc>
+        <w:tc>
+          <w:tcPr>
+            <w:tcW w:type="dxa" w:w="1134"/>
+          </w:tcPr>
+          <w:p>
+            <w:pPr>
+              <w:keepNext/>
+              <w:spacing w:after="20" w:before="20"/>
+              <w:jc w:val="right"/>
+            </w:pPr>
+            <w:r/>
+            <w:r>
+              <w:rPr>
+                <w:rFonts w:ascii="BIZ UDPゴシック" w:hAnsi="BIZ UDPゴシック" w:eastAsia="BIZ UDPゴシック"/>
+                <w:b w:val="0"/>
+                <w:sz w:val="18"/>
+              </w:rPr>
+              <w:t>121（参考）</w:t>
+            </w:r>
+          </w:p>
+        </w:tc>
+        <w:tc>
+          <w:tcPr>
+            <w:tcW w:type="dxa" w:w="1020"/>
+          </w:tcPr>
+          <w:p>
+            <w:pPr>
+              <w:keepNext/>
+              <w:spacing w:after="20" w:before="20"/>
+              <w:jc w:val="right"/>
+            </w:pPr>
+            <w:r/>
+            <w:r>
+              <w:rPr>
+                <w:rFonts w:ascii="BIZ UDPゴシック" w:hAnsi="BIZ UDPゴシック" w:eastAsia="BIZ UDPゴシック"/>
+                <w:b w:val="0"/>
+                <w:sz w:val="18"/>
+              </w:rPr>
+              <w:t>―</w:t>
             </w:r>
           </w:p>
         </w:tc>
@@ -12529,7 +13139,7 @@
         </w:trPr>
         <w:tc>
           <w:tcPr>
-            <w:tcW w:type="dxa" w:w="3402"/>
+            <w:tcW w:type="dxa" w:w="2381"/>
           </w:tcPr>
           <w:p>
             <w:pPr>
@@ -12548,7 +13158,7 @@
         </w:tc>
         <w:tc>
           <w:tcPr>
-            <w:tcW w:type="dxa" w:w="1361"/>
+            <w:tcW w:type="dxa" w:w="907"/>
           </w:tcPr>
           <w:p>
             <w:pPr>
@@ -12568,7 +13178,7 @@
         </w:tc>
         <w:tc>
           <w:tcPr>
-            <w:tcW w:type="dxa" w:w="1361"/>
+            <w:tcW w:type="dxa" w:w="907"/>
           </w:tcPr>
           <w:p>
             <w:pPr>
@@ -12588,27 +13198,7 @@
         </w:tc>
         <w:tc>
           <w:tcPr>
-            <w:tcW w:type="dxa" w:w="1361"/>
-          </w:tcPr>
-          <w:p>
-            <w:pPr>
-              <w:spacing w:after="20" w:before="20"/>
-              <w:jc w:val="right"/>
-            </w:pPr>
-            <w:r/>
-            <w:r>
-              <w:rPr>
-                <w:rFonts w:ascii="BIZ UDPゴシック" w:hAnsi="BIZ UDPゴシック" w:eastAsia="BIZ UDPゴシック"/>
-                <w:b w:val="0"/>
-                <w:sz w:val="18"/>
-              </w:rPr>
-              <w:t>13</w:t>
-            </w:r>
-          </w:p>
-        </w:tc>
-        <w:tc>
-          <w:tcPr>
-            <w:tcW w:type="dxa" w:w="1474"/>
+            <w:tcW w:type="dxa" w:w="1020"/>
           </w:tcPr>
           <w:p>
             <w:pPr>
@@ -12623,6 +13213,66 @@
                 <w:sz w:val="18"/>
               </w:rPr>
               <w:t>58.1%</w:t>
+            </w:r>
+          </w:p>
+        </w:tc>
+        <w:tc>
+          <w:tcPr>
+            <w:tcW w:type="dxa" w:w="1020"/>
+          </w:tcPr>
+          <w:p>
+            <w:pPr>
+              <w:spacing w:after="20" w:before="20"/>
+              <w:jc w:val="right"/>
+            </w:pPr>
+            <w:r/>
+            <w:r>
+              <w:rPr>
+                <w:rFonts w:ascii="BIZ UDPゴシック" w:hAnsi="BIZ UDPゴシック" w:eastAsia="BIZ UDPゴシック"/>
+                <w:b w:val="0"/>
+                <w:sz w:val="18"/>
+              </w:rPr>
+              <w:t>―</w:t>
+            </w:r>
+          </w:p>
+        </w:tc>
+        <w:tc>
+          <w:tcPr>
+            <w:tcW w:type="dxa" w:w="1134"/>
+          </w:tcPr>
+          <w:p>
+            <w:pPr>
+              <w:spacing w:after="20" w:before="20"/>
+              <w:jc w:val="right"/>
+            </w:pPr>
+            <w:r/>
+            <w:r>
+              <w:rPr>
+                <w:rFonts w:ascii="BIZ UDPゴシック" w:hAnsi="BIZ UDPゴシック" w:eastAsia="BIZ UDPゴシック"/>
+                <w:b w:val="0"/>
+                <w:sz w:val="18"/>
+              </w:rPr>
+              <w:t>―</w:t>
+            </w:r>
+          </w:p>
+        </w:tc>
+        <w:tc>
+          <w:tcPr>
+            <w:tcW w:type="dxa" w:w="1020"/>
+          </w:tcPr>
+          <w:p>
+            <w:pPr>
+              <w:spacing w:after="20" w:before="20"/>
+              <w:jc w:val="right"/>
+            </w:pPr>
+            <w:r/>
+            <w:r>
+              <w:rPr>
+                <w:rFonts w:ascii="BIZ UDPゴシック" w:hAnsi="BIZ UDPゴシック" w:eastAsia="BIZ UDPゴシック"/>
+                <w:b w:val="0"/>
+                <w:sz w:val="18"/>
+              </w:rPr>
+              <w:t>―</w:t>
             </w:r>
           </w:p>
         </w:tc>
@@ -12642,7 +13292,31 @@
         <w:rPr>
           <w:b w:val="0"/>
         </w:rPr>
-        <w:t>未回答13施設のうち8施設は介護保険の指定を受けない住まいです。指定を受けるものでは、東神楽町特別養護老人ホームアゼリアハイツ（広域型・ユニット型の2件）、グループホームファミリー、グループホームくるみの郷、さわやか東神楽館（特定施設・区域内最大）が未回答です。定員による把握率は、指定を受けるものが61.1%（717人中438人）です。</w:t>
+        <w:t>定員の単位は人です。ただしサービス付き高齢者向け住宅は登録戸数（戸）であるため、指定を受けないものの小計及び合計の定員は算定していません。</w:t>
+      </w:r>
+    </w:p>
+    <w:p>
+      <w:pPr>
+        <w:pStyle w:val="note"/>
+        <w:spacing w:after="80" w:line="276" w:lineRule="auto"/>
+      </w:pPr>
+      <w:r>
+        <w:rPr>
+          <w:b w:val="0"/>
+        </w:rPr>
+        <w:t>未回答13施設のうち8施設は介護保険の指定を受けない住まいです。指定を受けるものでは、東神楽町特別養護老人ホームアゼリアハイツ（広域型・ユニット型の２件）、グループホームファミリー、グループホームくるみの郷、さわやか東神楽館（特定施設・区域内最大）が未回答です。</w:t>
+      </w:r>
+    </w:p>
+    <w:p>
+      <w:pPr>
+        <w:pStyle w:val="note"/>
+        <w:spacing w:after="80" w:line="276" w:lineRule="auto"/>
+      </w:pPr>
+      <w:r>
+        <w:rPr>
+          <w:b w:val="0"/>
+        </w:rPr>
+        <w:t>介護保険の指定を受ける施設・居住系の定員ベースの把握率は74.1%（区域内の既知定員717人に対し回答施設の定員531人）です。ただし、グループホーム１事業所（くるみの郷）の定員が公表資料で確認できないため、区域内定員717人はこの１事業所を含まず、定員ベースの把握率は暫定値です（第８章第３節）。</w:t>
       </w:r>
     </w:p>
     <w:p>
@@ -12674,7 +13348,7 @@
         </w:trPr>
         <w:tc>
           <w:tcPr>
-            <w:tcW w:type="dxa" w:w="3175"/>
+            <w:tcW w:type="dxa" w:w="4195"/>
             <w:shd w:val="clear" w:fill="F2F2F2"/>
           </w:tcPr>
           <w:p>
@@ -12691,6 +13365,50 @@
                 <w:sz w:val="18"/>
               </w:rPr>
               <w:t>区分</w:t>
+            </w:r>
+          </w:p>
+        </w:tc>
+        <w:tc>
+          <w:tcPr>
+            <w:tcW w:type="dxa" w:w="1020"/>
+            <w:shd w:val="clear" w:fill="F2F2F2"/>
+          </w:tcPr>
+          <w:p>
+            <w:pPr>
+              <w:keepNext/>
+              <w:spacing w:after="20" w:before="20"/>
+              <w:jc w:val="center"/>
+            </w:pPr>
+            <w:r/>
+            <w:r>
+              <w:rPr>
+                <w:rFonts w:ascii="BIZ UDPゴシック" w:hAnsi="BIZ UDPゴシック" w:eastAsia="BIZ UDPゴシック"/>
+                <w:b/>
+                <w:sz w:val="18"/>
+              </w:rPr>
+              <w:t>施設数</w:t>
+            </w:r>
+          </w:p>
+        </w:tc>
+        <w:tc>
+          <w:tcPr>
+            <w:tcW w:type="dxa" w:w="1134"/>
+            <w:shd w:val="clear" w:fill="F2F2F2"/>
+          </w:tcPr>
+          <w:p>
+            <w:pPr>
+              <w:keepNext/>
+              <w:spacing w:after="20" w:before="20"/>
+              <w:jc w:val="center"/>
+            </w:pPr>
+            <w:r/>
+            <w:r>
+              <w:rPr>
+                <w:rFonts w:ascii="BIZ UDPゴシック" w:hAnsi="BIZ UDPゴシック" w:eastAsia="BIZ UDPゴシック"/>
+                <w:b/>
+                <w:sz w:val="18"/>
+              </w:rPr>
+              <w:t>定員</w:t>
             </w:r>
           </w:p>
         </w:tc>
@@ -12712,57 +13430,13 @@
                 <w:b/>
                 <w:sz w:val="18"/>
               </w:rPr>
-              <w:t>施設数</w:t>
+              <w:t>入所者</w:t>
             </w:r>
           </w:p>
         </w:tc>
         <w:tc>
           <w:tcPr>
             <w:tcW w:type="dxa" w:w="1247"/>
-            <w:shd w:val="clear" w:fill="F2F2F2"/>
-          </w:tcPr>
-          <w:p>
-            <w:pPr>
-              <w:keepNext/>
-              <w:spacing w:after="20" w:before="20"/>
-              <w:jc w:val="center"/>
-            </w:pPr>
-            <w:r/>
-            <w:r>
-              <w:rPr>
-                <w:rFonts w:ascii="BIZ UDPゴシック" w:hAnsi="BIZ UDPゴシック" w:eastAsia="BIZ UDPゴシック"/>
-                <w:b/>
-                <w:sz w:val="18"/>
-              </w:rPr>
-              <w:t>定員</w:t>
-            </w:r>
-          </w:p>
-        </w:tc>
-        <w:tc>
-          <w:tcPr>
-            <w:tcW w:type="dxa" w:w="1247"/>
-            <w:shd w:val="clear" w:fill="F2F2F2"/>
-          </w:tcPr>
-          <w:p>
-            <w:pPr>
-              <w:keepNext/>
-              <w:spacing w:after="20" w:before="20"/>
-              <w:jc w:val="center"/>
-            </w:pPr>
-            <w:r/>
-            <w:r>
-              <w:rPr>
-                <w:rFonts w:ascii="BIZ UDPゴシック" w:hAnsi="BIZ UDPゴシック" w:eastAsia="BIZ UDPゴシック"/>
-                <w:b/>
-                <w:sz w:val="18"/>
-              </w:rPr>
-              <w:t>入所者</w:t>
-            </w:r>
-          </w:p>
-        </w:tc>
-        <w:tc>
-          <w:tcPr>
-            <w:tcW w:type="dxa" w:w="1361"/>
             <w:shd w:val="clear" w:fill="F2F2F2"/>
           </w:tcPr>
           <w:p>
@@ -12789,21 +13463,63 @@
         </w:trPr>
         <w:tc>
           <w:tcPr>
-            <w:tcW w:type="dxa" w:w="3175"/>
-          </w:tcPr>
-          <w:p>
-            <w:pPr>
-              <w:keepNext/>
-              <w:spacing w:after="20" w:before="20"/>
-            </w:pPr>
-            <w:r/>
-            <w:r>
-              <w:rPr>
-                <w:rFonts w:ascii="BIZ UDPゴシック" w:hAnsi="BIZ UDPゴシック" w:eastAsia="BIZ UDPゴシック"/>
-                <w:b w:val="0"/>
-                <w:sz w:val="18"/>
-              </w:rPr>
-              <w:t>特養・地域密着型特養</w:t>
+            <w:tcW w:type="dxa" w:w="4195"/>
+          </w:tcPr>
+          <w:p>
+            <w:pPr>
+              <w:keepNext/>
+              <w:spacing w:after="20" w:before="20"/>
+            </w:pPr>
+            <w:r/>
+            <w:r>
+              <w:rPr>
+                <w:rFonts w:ascii="BIZ UDPゴシック" w:hAnsi="BIZ UDPゴシック" w:eastAsia="BIZ UDPゴシック"/>
+                <w:b w:val="0"/>
+                <w:sz w:val="18"/>
+              </w:rPr>
+              <w:t>介護老人福祉施設・地域密着型介護老人福祉施設</w:t>
+            </w:r>
+          </w:p>
+        </w:tc>
+        <w:tc>
+          <w:tcPr>
+            <w:tcW w:type="dxa" w:w="1020"/>
+          </w:tcPr>
+          <w:p>
+            <w:pPr>
+              <w:keepNext/>
+              <w:spacing w:after="20" w:before="20"/>
+              <w:jc w:val="right"/>
+            </w:pPr>
+            <w:r/>
+            <w:r>
+              <w:rPr>
+                <w:rFonts w:ascii="BIZ UDPゴシック" w:hAnsi="BIZ UDPゴシック" w:eastAsia="BIZ UDPゴシック"/>
+                <w:b w:val="0"/>
+                <w:sz w:val="18"/>
+              </w:rPr>
+              <w:t>4</w:t>
+            </w:r>
+          </w:p>
+        </w:tc>
+        <w:tc>
+          <w:tcPr>
+            <w:tcW w:type="dxa" w:w="1134"/>
+          </w:tcPr>
+          <w:p>
+            <w:pPr>
+              <w:keepNext/>
+              <w:spacing w:after="20" w:before="20"/>
+              <w:jc w:val="right"/>
+            </w:pPr>
+            <w:r/>
+            <w:r>
+              <w:rPr>
+                <w:rFonts w:ascii="BIZ UDPゴシック" w:hAnsi="BIZ UDPゴシック" w:eastAsia="BIZ UDPゴシック"/>
+                <w:b w:val="0"/>
+                <w:sz w:val="18"/>
+              </w:rPr>
+              <w:t>152</w:t>
             </w:r>
           </w:p>
         </w:tc>
@@ -12824,55 +13540,13 @@
                 <w:b w:val="0"/>
                 <w:sz w:val="18"/>
               </w:rPr>
-              <w:t>4</w:t>
+              <w:t>146</w:t>
             </w:r>
           </w:p>
         </w:tc>
         <w:tc>
           <w:tcPr>
             <w:tcW w:type="dxa" w:w="1247"/>
-          </w:tcPr>
-          <w:p>
-            <w:pPr>
-              <w:keepNext/>
-              <w:spacing w:after="20" w:before="20"/>
-              <w:jc w:val="right"/>
-            </w:pPr>
-            <w:r/>
-            <w:r>
-              <w:rPr>
-                <w:rFonts w:ascii="BIZ UDPゴシック" w:hAnsi="BIZ UDPゴシック" w:eastAsia="BIZ UDPゴシック"/>
-                <w:b w:val="0"/>
-                <w:sz w:val="18"/>
-              </w:rPr>
-              <w:t>152</w:t>
-            </w:r>
-          </w:p>
-        </w:tc>
-        <w:tc>
-          <w:tcPr>
-            <w:tcW w:type="dxa" w:w="1247"/>
-          </w:tcPr>
-          <w:p>
-            <w:pPr>
-              <w:keepNext/>
-              <w:spacing w:after="20" w:before="20"/>
-              <w:jc w:val="right"/>
-            </w:pPr>
-            <w:r/>
-            <w:r>
-              <w:rPr>
-                <w:rFonts w:ascii="BIZ UDPゴシック" w:hAnsi="BIZ UDPゴシック" w:eastAsia="BIZ UDPゴシック"/>
-                <w:b w:val="0"/>
-                <w:sz w:val="18"/>
-              </w:rPr>
-              <w:t>146</w:t>
-            </w:r>
-          </w:p>
-        </w:tc>
-        <w:tc>
-          <w:tcPr>
-            <w:tcW w:type="dxa" w:w="1361"/>
           </w:tcPr>
           <w:p>
             <w:pPr>
@@ -12898,7 +13572,7 @@
         </w:trPr>
         <w:tc>
           <w:tcPr>
-            <w:tcW w:type="dxa" w:w="3175"/>
+            <w:tcW w:type="dxa" w:w="4195"/>
           </w:tcPr>
           <w:p>
             <w:pPr>
@@ -12918,6 +13592,48 @@
         </w:tc>
         <w:tc>
           <w:tcPr>
+            <w:tcW w:type="dxa" w:w="1020"/>
+          </w:tcPr>
+          <w:p>
+            <w:pPr>
+              <w:keepNext/>
+              <w:spacing w:after="20" w:before="20"/>
+              <w:jc w:val="right"/>
+            </w:pPr>
+            <w:r/>
+            <w:r>
+              <w:rPr>
+                <w:rFonts w:ascii="BIZ UDPゴシック" w:hAnsi="BIZ UDPゴシック" w:eastAsia="BIZ UDPゴシック"/>
+                <w:b w:val="0"/>
+                <w:sz w:val="18"/>
+              </w:rPr>
+              <w:t>3</w:t>
+            </w:r>
+          </w:p>
+        </w:tc>
+        <w:tc>
+          <w:tcPr>
+            <w:tcW w:type="dxa" w:w="1134"/>
+          </w:tcPr>
+          <w:p>
+            <w:pPr>
+              <w:keepNext/>
+              <w:spacing w:after="20" w:before="20"/>
+              <w:jc w:val="right"/>
+            </w:pPr>
+            <w:r/>
+            <w:r>
+              <w:rPr>
+                <w:rFonts w:ascii="BIZ UDPゴシック" w:hAnsi="BIZ UDPゴシック" w:eastAsia="BIZ UDPゴシック"/>
+                <w:b w:val="0"/>
+                <w:sz w:val="18"/>
+              </w:rPr>
+              <w:t>240</w:t>
+            </w:r>
+          </w:p>
+        </w:tc>
+        <w:tc>
+          <w:tcPr>
             <w:tcW w:type="dxa" w:w="1247"/>
           </w:tcPr>
           <w:p>
@@ -12933,55 +13649,13 @@
                 <w:b w:val="0"/>
                 <w:sz w:val="18"/>
               </w:rPr>
-              <w:t>3</w:t>
+              <w:t>201</w:t>
             </w:r>
           </w:p>
         </w:tc>
         <w:tc>
           <w:tcPr>
             <w:tcW w:type="dxa" w:w="1247"/>
-          </w:tcPr>
-          <w:p>
-            <w:pPr>
-              <w:keepNext/>
-              <w:spacing w:after="20" w:before="20"/>
-              <w:jc w:val="right"/>
-            </w:pPr>
-            <w:r/>
-            <w:r>
-              <w:rPr>
-                <w:rFonts w:ascii="BIZ UDPゴシック" w:hAnsi="BIZ UDPゴシック" w:eastAsia="BIZ UDPゴシック"/>
-                <w:b w:val="0"/>
-                <w:sz w:val="18"/>
-              </w:rPr>
-              <w:t>240</w:t>
-            </w:r>
-          </w:p>
-        </w:tc>
-        <w:tc>
-          <w:tcPr>
-            <w:tcW w:type="dxa" w:w="1247"/>
-          </w:tcPr>
-          <w:p>
-            <w:pPr>
-              <w:keepNext/>
-              <w:spacing w:after="20" w:before="20"/>
-              <w:jc w:val="right"/>
-            </w:pPr>
-            <w:r/>
-            <w:r>
-              <w:rPr>
-                <w:rFonts w:ascii="BIZ UDPゴシック" w:hAnsi="BIZ UDPゴシック" w:eastAsia="BIZ UDPゴシック"/>
-                <w:b w:val="0"/>
-                <w:sz w:val="18"/>
-              </w:rPr>
-              <w:t>201</w:t>
-            </w:r>
-          </w:p>
-        </w:tc>
-        <w:tc>
-          <w:tcPr>
-            <w:tcW w:type="dxa" w:w="1361"/>
           </w:tcPr>
           <w:p>
             <w:pPr>
@@ -13007,21 +13681,63 @@
         </w:trPr>
         <w:tc>
           <w:tcPr>
-            <w:tcW w:type="dxa" w:w="3175"/>
-          </w:tcPr>
-          <w:p>
-            <w:pPr>
-              <w:keepNext/>
-              <w:spacing w:after="20" w:before="20"/>
-            </w:pPr>
-            <w:r/>
-            <w:r>
-              <w:rPr>
-                <w:rFonts w:ascii="BIZ UDPゴシック" w:hAnsi="BIZ UDPゴシック" w:eastAsia="BIZ UDPゴシック"/>
-                <w:b w:val="0"/>
-                <w:sz w:val="18"/>
-              </w:rPr>
-              <w:t>グループホーム</w:t>
+            <w:tcW w:type="dxa" w:w="4195"/>
+          </w:tcPr>
+          <w:p>
+            <w:pPr>
+              <w:keepNext/>
+              <w:spacing w:after="20" w:before="20"/>
+            </w:pPr>
+            <w:r/>
+            <w:r>
+              <w:rPr>
+                <w:rFonts w:ascii="BIZ UDPゴシック" w:hAnsi="BIZ UDPゴシック" w:eastAsia="BIZ UDPゴシック"/>
+                <w:b w:val="0"/>
+                <w:sz w:val="18"/>
+              </w:rPr>
+              <w:t>認知症対応型共同生活介護</w:t>
+            </w:r>
+          </w:p>
+        </w:tc>
+        <w:tc>
+          <w:tcPr>
+            <w:tcW w:type="dxa" w:w="1020"/>
+          </w:tcPr>
+          <w:p>
+            <w:pPr>
+              <w:keepNext/>
+              <w:spacing w:after="20" w:before="20"/>
+              <w:jc w:val="right"/>
+            </w:pPr>
+            <w:r/>
+            <w:r>
+              <w:rPr>
+                <w:rFonts w:ascii="BIZ UDPゴシック" w:hAnsi="BIZ UDPゴシック" w:eastAsia="BIZ UDPゴシック"/>
+                <w:b w:val="0"/>
+                <w:sz w:val="18"/>
+              </w:rPr>
+              <w:t>5</w:t>
+            </w:r>
+          </w:p>
+        </w:tc>
+        <w:tc>
+          <w:tcPr>
+            <w:tcW w:type="dxa" w:w="1134"/>
+          </w:tcPr>
+          <w:p>
+            <w:pPr>
+              <w:keepNext/>
+              <w:spacing w:after="20" w:before="20"/>
+              <w:jc w:val="right"/>
+            </w:pPr>
+            <w:r/>
+            <w:r>
+              <w:rPr>
+                <w:rFonts w:ascii="BIZ UDPゴシック" w:hAnsi="BIZ UDPゴシック" w:eastAsia="BIZ UDPゴシック"/>
+                <w:b w:val="0"/>
+                <w:sz w:val="18"/>
+              </w:rPr>
+              <w:t>81</w:t>
             </w:r>
           </w:p>
         </w:tc>
@@ -13042,55 +13758,13 @@
                 <w:b w:val="0"/>
                 <w:sz w:val="18"/>
               </w:rPr>
-              <w:t>5</w:t>
+              <w:t>75</w:t>
             </w:r>
           </w:p>
         </w:tc>
         <w:tc>
           <w:tcPr>
             <w:tcW w:type="dxa" w:w="1247"/>
-          </w:tcPr>
-          <w:p>
-            <w:pPr>
-              <w:keepNext/>
-              <w:spacing w:after="20" w:before="20"/>
-              <w:jc w:val="right"/>
-            </w:pPr>
-            <w:r/>
-            <w:r>
-              <w:rPr>
-                <w:rFonts w:ascii="BIZ UDPゴシック" w:hAnsi="BIZ UDPゴシック" w:eastAsia="BIZ UDPゴシック"/>
-                <w:b w:val="0"/>
-                <w:sz w:val="18"/>
-              </w:rPr>
-              <w:t>81</w:t>
-            </w:r>
-          </w:p>
-        </w:tc>
-        <w:tc>
-          <w:tcPr>
-            <w:tcW w:type="dxa" w:w="1247"/>
-          </w:tcPr>
-          <w:p>
-            <w:pPr>
-              <w:keepNext/>
-              <w:spacing w:after="20" w:before="20"/>
-              <w:jc w:val="right"/>
-            </w:pPr>
-            <w:r/>
-            <w:r>
-              <w:rPr>
-                <w:rFonts w:ascii="BIZ UDPゴシック" w:hAnsi="BIZ UDPゴシック" w:eastAsia="BIZ UDPゴシック"/>
-                <w:b w:val="0"/>
-                <w:sz w:val="18"/>
-              </w:rPr>
-              <w:t>75</w:t>
-            </w:r>
-          </w:p>
-        </w:tc>
-        <w:tc>
-          <w:tcPr>
-            <w:tcW w:type="dxa" w:w="1361"/>
           </w:tcPr>
           <w:p>
             <w:pPr>
@@ -13116,21 +13790,63 @@
         </w:trPr>
         <w:tc>
           <w:tcPr>
-            <w:tcW w:type="dxa" w:w="3175"/>
-          </w:tcPr>
-          <w:p>
-            <w:pPr>
-              <w:keepNext/>
-              <w:spacing w:after="20" w:before="20"/>
-            </w:pPr>
-            <w:r/>
-            <w:r>
-              <w:rPr>
-                <w:rFonts w:ascii="BIZ UDPゴシック" w:hAnsi="BIZ UDPゴシック" w:eastAsia="BIZ UDPゴシック"/>
-                <w:b w:val="0"/>
-                <w:sz w:val="18"/>
-              </w:rPr>
-              <w:t>特定施設</w:t>
+            <w:tcW w:type="dxa" w:w="4195"/>
+          </w:tcPr>
+          <w:p>
+            <w:pPr>
+              <w:keepNext/>
+              <w:spacing w:after="20" w:before="20"/>
+            </w:pPr>
+            <w:r/>
+            <w:r>
+              <w:rPr>
+                <w:rFonts w:ascii="BIZ UDPゴシック" w:hAnsi="BIZ UDPゴシック" w:eastAsia="BIZ UDPゴシック"/>
+                <w:b w:val="0"/>
+                <w:sz w:val="18"/>
+              </w:rPr>
+              <w:t>特定施設入居者生活介護</w:t>
+            </w:r>
+          </w:p>
+        </w:tc>
+        <w:tc>
+          <w:tcPr>
+            <w:tcW w:type="dxa" w:w="1020"/>
+          </w:tcPr>
+          <w:p>
+            <w:pPr>
+              <w:keepNext/>
+              <w:spacing w:after="20" w:before="20"/>
+              <w:jc w:val="right"/>
+            </w:pPr>
+            <w:r/>
+            <w:r>
+              <w:rPr>
+                <w:rFonts w:ascii="BIZ UDPゴシック" w:hAnsi="BIZ UDPゴシック" w:eastAsia="BIZ UDPゴシック"/>
+                <w:b w:val="0"/>
+                <w:sz w:val="18"/>
+              </w:rPr>
+              <w:t>2</w:t>
+            </w:r>
+          </w:p>
+        </w:tc>
+        <w:tc>
+          <w:tcPr>
+            <w:tcW w:type="dxa" w:w="1134"/>
+          </w:tcPr>
+          <w:p>
+            <w:pPr>
+              <w:keepNext/>
+              <w:spacing w:after="20" w:before="20"/>
+              <w:jc w:val="right"/>
+            </w:pPr>
+            <w:r/>
+            <w:r>
+              <w:rPr>
+                <w:rFonts w:ascii="BIZ UDPゴシック" w:hAnsi="BIZ UDPゴシック" w:eastAsia="BIZ UDPゴシック"/>
+                <w:b w:val="0"/>
+                <w:sz w:val="18"/>
+              </w:rPr>
+              <w:t>58</w:t>
             </w:r>
           </w:p>
         </w:tc>
@@ -13151,55 +13867,13 @@
                 <w:b w:val="0"/>
                 <w:sz w:val="18"/>
               </w:rPr>
-              <w:t>2</w:t>
+              <w:t>57</w:t>
             </w:r>
           </w:p>
         </w:tc>
         <w:tc>
           <w:tcPr>
             <w:tcW w:type="dxa" w:w="1247"/>
-          </w:tcPr>
-          <w:p>
-            <w:pPr>
-              <w:keepNext/>
-              <w:spacing w:after="20" w:before="20"/>
-              <w:jc w:val="right"/>
-            </w:pPr>
-            <w:r/>
-            <w:r>
-              <w:rPr>
-                <w:rFonts w:ascii="BIZ UDPゴシック" w:hAnsi="BIZ UDPゴシック" w:eastAsia="BIZ UDPゴシック"/>
-                <w:b w:val="0"/>
-                <w:sz w:val="18"/>
-              </w:rPr>
-              <w:t>58</w:t>
-            </w:r>
-          </w:p>
-        </w:tc>
-        <w:tc>
-          <w:tcPr>
-            <w:tcW w:type="dxa" w:w="1247"/>
-          </w:tcPr>
-          <w:p>
-            <w:pPr>
-              <w:keepNext/>
-              <w:spacing w:after="20" w:before="20"/>
-              <w:jc w:val="right"/>
-            </w:pPr>
-            <w:r/>
-            <w:r>
-              <w:rPr>
-                <w:rFonts w:ascii="BIZ UDPゴシック" w:hAnsi="BIZ UDPゴシック" w:eastAsia="BIZ UDPゴシック"/>
-                <w:b w:val="0"/>
-                <w:sz w:val="18"/>
-              </w:rPr>
-              <w:t>57</w:t>
-            </w:r>
-          </w:p>
-        </w:tc>
-        <w:tc>
-          <w:tcPr>
-            <w:tcW w:type="dxa" w:w="1361"/>
           </w:tcPr>
           <w:p>
             <w:pPr>
@@ -13225,21 +13899,63 @@
         </w:trPr>
         <w:tc>
           <w:tcPr>
-            <w:tcW w:type="dxa" w:w="3175"/>
-          </w:tcPr>
-          <w:p>
-            <w:pPr>
-              <w:keepNext/>
-              <w:spacing w:after="20" w:before="20"/>
-            </w:pPr>
-            <w:r/>
-            <w:r>
-              <w:rPr>
-                <w:rFonts w:ascii="BIZ UDPゴシック" w:hAnsi="BIZ UDPゴシック" w:eastAsia="BIZ UDPゴシック"/>
-                <w:b w:val="0"/>
-                <w:sz w:val="18"/>
-              </w:rPr>
-              <w:t>住宅型有料・サ高住</w:t>
+            <w:tcW w:type="dxa" w:w="4195"/>
+          </w:tcPr>
+          <w:p>
+            <w:pPr>
+              <w:keepNext/>
+              <w:spacing w:after="20" w:before="20"/>
+            </w:pPr>
+            <w:r/>
+            <w:r>
+              <w:rPr>
+                <w:rFonts w:ascii="BIZ UDPゴシック" w:hAnsi="BIZ UDPゴシック" w:eastAsia="BIZ UDPゴシック"/>
+                <w:b w:val="0"/>
+                <w:sz w:val="18"/>
+              </w:rPr>
+              <w:t>住宅型有料老人ホーム・サービス付き高齢者向け住宅</w:t>
+            </w:r>
+          </w:p>
+        </w:tc>
+        <w:tc>
+          <w:tcPr>
+            <w:tcW w:type="dxa" w:w="1020"/>
+          </w:tcPr>
+          <w:p>
+            <w:pPr>
+              <w:keepNext/>
+              <w:spacing w:after="20" w:before="20"/>
+              <w:jc w:val="right"/>
+            </w:pPr>
+            <w:r/>
+            <w:r>
+              <w:rPr>
+                <w:rFonts w:ascii="BIZ UDPゴシック" w:hAnsi="BIZ UDPゴシック" w:eastAsia="BIZ UDPゴシック"/>
+                <w:b w:val="0"/>
+                <w:sz w:val="18"/>
+              </w:rPr>
+              <w:t>4</w:t>
+            </w:r>
+          </w:p>
+        </w:tc>
+        <w:tc>
+          <w:tcPr>
+            <w:tcW w:type="dxa" w:w="1134"/>
+          </w:tcPr>
+          <w:p>
+            <w:pPr>
+              <w:keepNext/>
+              <w:spacing w:after="20" w:before="20"/>
+              <w:jc w:val="right"/>
+            </w:pPr>
+            <w:r/>
+            <w:r>
+              <w:rPr>
+                <w:rFonts w:ascii="BIZ UDPゴシック" w:hAnsi="BIZ UDPゴシック" w:eastAsia="BIZ UDPゴシック"/>
+                <w:b w:val="0"/>
+                <w:sz w:val="18"/>
+              </w:rPr>
+              <w:t>121</w:t>
             </w:r>
           </w:p>
         </w:tc>
@@ -13260,55 +13976,13 @@
                 <w:b w:val="0"/>
                 <w:sz w:val="18"/>
               </w:rPr>
-              <w:t>4</w:t>
+              <w:t>115</w:t>
             </w:r>
           </w:p>
         </w:tc>
         <w:tc>
           <w:tcPr>
             <w:tcW w:type="dxa" w:w="1247"/>
-          </w:tcPr>
-          <w:p>
-            <w:pPr>
-              <w:keepNext/>
-              <w:spacing w:after="20" w:before="20"/>
-              <w:jc w:val="right"/>
-            </w:pPr>
-            <w:r/>
-            <w:r>
-              <w:rPr>
-                <w:rFonts w:ascii="BIZ UDPゴシック" w:hAnsi="BIZ UDPゴシック" w:eastAsia="BIZ UDPゴシック"/>
-                <w:b w:val="0"/>
-                <w:sz w:val="18"/>
-              </w:rPr>
-              <w:t>121</w:t>
-            </w:r>
-          </w:p>
-        </w:tc>
-        <w:tc>
-          <w:tcPr>
-            <w:tcW w:type="dxa" w:w="1247"/>
-          </w:tcPr>
-          <w:p>
-            <w:pPr>
-              <w:keepNext/>
-              <w:spacing w:after="20" w:before="20"/>
-              <w:jc w:val="right"/>
-            </w:pPr>
-            <w:r/>
-            <w:r>
-              <w:rPr>
-                <w:rFonts w:ascii="BIZ UDPゴシック" w:hAnsi="BIZ UDPゴシック" w:eastAsia="BIZ UDPゴシック"/>
-                <w:b w:val="0"/>
-                <w:sz w:val="18"/>
-              </w:rPr>
-              <w:t>115</w:t>
-            </w:r>
-          </w:p>
-        </w:tc>
-        <w:tc>
-          <w:tcPr>
-            <w:tcW w:type="dxa" w:w="1361"/>
           </w:tcPr>
           <w:p>
             <w:pPr>
@@ -13334,7 +14008,7 @@
         </w:trPr>
         <w:tc>
           <w:tcPr>
-            <w:tcW w:type="dxa" w:w="3175"/>
+            <w:tcW w:type="dxa" w:w="4195"/>
           </w:tcPr>
           <w:p>
             <w:pPr>
@@ -13354,6 +14028,48 @@
         </w:tc>
         <w:tc>
           <w:tcPr>
+            <w:tcW w:type="dxa" w:w="1020"/>
+          </w:tcPr>
+          <w:p>
+            <w:pPr>
+              <w:keepNext/>
+              <w:spacing w:after="20" w:before="20"/>
+              <w:jc w:val="right"/>
+            </w:pPr>
+            <w:r/>
+            <w:r>
+              <w:rPr>
+                <w:rFonts w:ascii="BIZ UDPゴシック" w:hAnsi="BIZ UDPゴシック" w:eastAsia="BIZ UDPゴシック"/>
+                <w:b w:val="0"/>
+                <w:sz w:val="18"/>
+              </w:rPr>
+              <w:t>18</w:t>
+            </w:r>
+          </w:p>
+        </w:tc>
+        <w:tc>
+          <w:tcPr>
+            <w:tcW w:type="dxa" w:w="1134"/>
+          </w:tcPr>
+          <w:p>
+            <w:pPr>
+              <w:keepNext/>
+              <w:spacing w:after="20" w:before="20"/>
+              <w:jc w:val="right"/>
+            </w:pPr>
+            <w:r/>
+            <w:r>
+              <w:rPr>
+                <w:rFonts w:ascii="BIZ UDPゴシック" w:hAnsi="BIZ UDPゴシック" w:eastAsia="BIZ UDPゴシック"/>
+                <w:b w:val="0"/>
+                <w:sz w:val="18"/>
+              </w:rPr>
+              <w:t>652</w:t>
+            </w:r>
+          </w:p>
+        </w:tc>
+        <w:tc>
+          <w:tcPr>
             <w:tcW w:type="dxa" w:w="1247"/>
           </w:tcPr>
           <w:p>
@@ -13369,55 +14085,13 @@
                 <w:b w:val="0"/>
                 <w:sz w:val="18"/>
               </w:rPr>
-              <w:t>18</w:t>
+              <w:t>594</w:t>
             </w:r>
           </w:p>
         </w:tc>
         <w:tc>
           <w:tcPr>
             <w:tcW w:type="dxa" w:w="1247"/>
-          </w:tcPr>
-          <w:p>
-            <w:pPr>
-              <w:keepNext/>
-              <w:spacing w:after="20" w:before="20"/>
-              <w:jc w:val="right"/>
-            </w:pPr>
-            <w:r/>
-            <w:r>
-              <w:rPr>
-                <w:rFonts w:ascii="BIZ UDPゴシック" w:hAnsi="BIZ UDPゴシック" w:eastAsia="BIZ UDPゴシック"/>
-                <w:b w:val="0"/>
-                <w:sz w:val="18"/>
-              </w:rPr>
-              <w:t>652</w:t>
-            </w:r>
-          </w:p>
-        </w:tc>
-        <w:tc>
-          <w:tcPr>
-            <w:tcW w:type="dxa" w:w="1247"/>
-          </w:tcPr>
-          <w:p>
-            <w:pPr>
-              <w:keepNext/>
-              <w:spacing w:after="20" w:before="20"/>
-              <w:jc w:val="right"/>
-            </w:pPr>
-            <w:r/>
-            <w:r>
-              <w:rPr>
-                <w:rFonts w:ascii="BIZ UDPゴシック" w:hAnsi="BIZ UDPゴシック" w:eastAsia="BIZ UDPゴシック"/>
-                <w:b w:val="0"/>
-                <w:sz w:val="18"/>
-              </w:rPr>
-              <w:t>594</w:t>
-            </w:r>
-          </w:p>
-        </w:tc>
-        <w:tc>
-          <w:tcPr>
-            <w:tcW w:type="dxa" w:w="1361"/>
           </w:tcPr>
           <w:p>
             <w:pPr>
@@ -13456,7 +14130,7 @@
           <w:b/>
           <w:sz w:val="18"/>
         </w:rPr>
-        <w:t>【図表13】　種別ごとの入所率（回答した18施設）</w:t>
+        <w:t>【図表13】　種別ごとの入所率（N=18施設）</w:t>
       </w:r>
     </w:p>
     <w:p>
@@ -13552,7 +14226,7 @@
         </w:trPr>
         <w:tc>
           <w:tcPr>
-            <w:tcW w:type="dxa" w:w="3175"/>
+            <w:tcW w:type="dxa" w:w="4195"/>
             <w:shd w:val="clear" w:fill="F2F2F2"/>
           </w:tcPr>
           <w:p>
@@ -13574,7 +14248,7 @@
         </w:tc>
         <w:tc>
           <w:tcPr>
-            <w:tcW w:type="dxa" w:w="1361"/>
+            <w:tcW w:type="dxa" w:w="1247"/>
             <w:shd w:val="clear" w:fill="F2F2F2"/>
           </w:tcPr>
           <w:p>
@@ -13645,27 +14319,27 @@
         </w:trPr>
         <w:tc>
           <w:tcPr>
-            <w:tcW w:type="dxa" w:w="3175"/>
-          </w:tcPr>
-          <w:p>
-            <w:pPr>
-              <w:keepNext/>
-              <w:spacing w:after="20" w:before="20"/>
-            </w:pPr>
-            <w:r/>
-            <w:r>
-              <w:rPr>
-                <w:rFonts w:ascii="BIZ UDPゴシック" w:hAnsi="BIZ UDPゴシック" w:eastAsia="BIZ UDPゴシック"/>
-                <w:b w:val="0"/>
-                <w:sz w:val="18"/>
-              </w:rPr>
-              <w:t>グループホーム</w:t>
-            </w:r>
-          </w:p>
-        </w:tc>
-        <w:tc>
-          <w:tcPr>
-            <w:tcW w:type="dxa" w:w="1361"/>
+            <w:tcW w:type="dxa" w:w="4195"/>
+          </w:tcPr>
+          <w:p>
+            <w:pPr>
+              <w:keepNext/>
+              <w:spacing w:after="20" w:before="20"/>
+            </w:pPr>
+            <w:r/>
+            <w:r>
+              <w:rPr>
+                <w:rFonts w:ascii="BIZ UDPゴシック" w:hAnsi="BIZ UDPゴシック" w:eastAsia="BIZ UDPゴシック"/>
+                <w:b w:val="0"/>
+                <w:sz w:val="18"/>
+              </w:rPr>
+              <w:t>認知症対応型共同生活介護</w:t>
+            </w:r>
+          </w:p>
+        </w:tc>
+        <w:tc>
+          <w:tcPr>
+            <w:tcW w:type="dxa" w:w="1247"/>
           </w:tcPr>
           <w:p>
             <w:pPr>
@@ -13733,27 +14407,27 @@
         </w:trPr>
         <w:tc>
           <w:tcPr>
-            <w:tcW w:type="dxa" w:w="3175"/>
-          </w:tcPr>
-          <w:p>
-            <w:pPr>
-              <w:keepNext/>
-              <w:spacing w:after="20" w:before="20"/>
-            </w:pPr>
-            <w:r/>
-            <w:r>
-              <w:rPr>
-                <w:rFonts w:ascii="BIZ UDPゴシック" w:hAnsi="BIZ UDPゴシック" w:eastAsia="BIZ UDPゴシック"/>
-                <w:b w:val="0"/>
-                <w:sz w:val="18"/>
-              </w:rPr>
-              <w:t>住宅型有料・サ高住</w:t>
-            </w:r>
-          </w:p>
-        </w:tc>
-        <w:tc>
-          <w:tcPr>
-            <w:tcW w:type="dxa" w:w="1361"/>
+            <w:tcW w:type="dxa" w:w="4195"/>
+          </w:tcPr>
+          <w:p>
+            <w:pPr>
+              <w:keepNext/>
+              <w:spacing w:after="20" w:before="20"/>
+            </w:pPr>
+            <w:r/>
+            <w:r>
+              <w:rPr>
+                <w:rFonts w:ascii="BIZ UDPゴシック" w:hAnsi="BIZ UDPゴシック" w:eastAsia="BIZ UDPゴシック"/>
+                <w:b w:val="0"/>
+                <w:sz w:val="18"/>
+              </w:rPr>
+              <w:t>住宅型有料老人ホーム・サービス付き高齢者向け住宅</w:t>
+            </w:r>
+          </w:p>
+        </w:tc>
+        <w:tc>
+          <w:tcPr>
+            <w:tcW w:type="dxa" w:w="1247"/>
           </w:tcPr>
           <w:p>
             <w:pPr>
@@ -13821,7 +14495,7 @@
         </w:trPr>
         <w:tc>
           <w:tcPr>
-            <w:tcW w:type="dxa" w:w="3175"/>
+            <w:tcW w:type="dxa" w:w="4195"/>
           </w:tcPr>
           <w:p>
             <w:pPr>
@@ -13841,7 +14515,7 @@
         </w:tc>
         <w:tc>
           <w:tcPr>
-            <w:tcW w:type="dxa" w:w="1361"/>
+            <w:tcW w:type="dxa" w:w="1247"/>
           </w:tcPr>
           <w:p>
             <w:pPr>
@@ -13909,27 +14583,27 @@
         </w:trPr>
         <w:tc>
           <w:tcPr>
-            <w:tcW w:type="dxa" w:w="3175"/>
-          </w:tcPr>
-          <w:p>
-            <w:pPr>
-              <w:keepNext/>
-              <w:spacing w:after="20" w:before="20"/>
-            </w:pPr>
-            <w:r/>
-            <w:r>
-              <w:rPr>
-                <w:rFonts w:ascii="BIZ UDPゴシック" w:hAnsi="BIZ UDPゴシック" w:eastAsia="BIZ UDPゴシック"/>
-                <w:b w:val="0"/>
-                <w:sz w:val="18"/>
-              </w:rPr>
-              <w:t>特定施設</w:t>
-            </w:r>
-          </w:p>
-        </w:tc>
-        <w:tc>
-          <w:tcPr>
-            <w:tcW w:type="dxa" w:w="1361"/>
+            <w:tcW w:type="dxa" w:w="4195"/>
+          </w:tcPr>
+          <w:p>
+            <w:pPr>
+              <w:keepNext/>
+              <w:spacing w:after="20" w:before="20"/>
+            </w:pPr>
+            <w:r/>
+            <w:r>
+              <w:rPr>
+                <w:rFonts w:ascii="BIZ UDPゴシック" w:hAnsi="BIZ UDPゴシック" w:eastAsia="BIZ UDPゴシック"/>
+                <w:b w:val="0"/>
+                <w:sz w:val="18"/>
+              </w:rPr>
+              <w:t>特定施設入居者生活介護</w:t>
+            </w:r>
+          </w:p>
+        </w:tc>
+        <w:tc>
+          <w:tcPr>
+            <w:tcW w:type="dxa" w:w="1247"/>
           </w:tcPr>
           <w:p>
             <w:pPr>
@@ -13997,26 +14671,26 @@
         </w:trPr>
         <w:tc>
           <w:tcPr>
-            <w:tcW w:type="dxa" w:w="3175"/>
-          </w:tcPr>
-          <w:p>
-            <w:pPr>
-              <w:spacing w:after="20" w:before="20"/>
-            </w:pPr>
-            <w:r/>
-            <w:r>
-              <w:rPr>
-                <w:rFonts w:ascii="BIZ UDPゴシック" w:hAnsi="BIZ UDPゴシック" w:eastAsia="BIZ UDPゴシック"/>
-                <w:b w:val="0"/>
-                <w:sz w:val="18"/>
-              </w:rPr>
-              <w:t>特養・地域密着型特養</w:t>
-            </w:r>
-          </w:p>
-        </w:tc>
-        <w:tc>
-          <w:tcPr>
-            <w:tcW w:type="dxa" w:w="1361"/>
+            <w:tcW w:type="dxa" w:w="4195"/>
+          </w:tcPr>
+          <w:p>
+            <w:pPr>
+              <w:spacing w:after="20" w:before="20"/>
+            </w:pPr>
+            <w:r/>
+            <w:r>
+              <w:rPr>
+                <w:rFonts w:ascii="BIZ UDPゴシック" w:hAnsi="BIZ UDPゴシック" w:eastAsia="BIZ UDPゴシック"/>
+                <w:b w:val="0"/>
+                <w:sz w:val="18"/>
+              </w:rPr>
+              <w:t>介護老人福祉施設・地域密着型介護老人福祉施設</w:t>
+            </w:r>
+          </w:p>
+        </w:tc>
+        <w:tc>
+          <w:tcPr>
+            <w:tcW w:type="dxa" w:w="1247"/>
           </w:tcPr>
           <w:p>
             <w:pPr>
@@ -14105,7 +14779,7 @@
           <w:b/>
           <w:sz w:val="18"/>
         </w:rPr>
-        <w:t>【図表14】　種別ごとの入所者の要介護度（重いほど濃い）</w:t>
+        <w:t>【図表14】　種別ごとの入所者の要介護度（N=18施設・重いほど濃い）</w:t>
       </w:r>
     </w:p>
     <w:p>
@@ -15479,7 +16153,7 @@
           <w:b/>
           <w:sz w:val="18"/>
         </w:rPr>
-        <w:t>【図表15】　特定施設入居者生活介護の入居者の要介護度（154人）</w:t>
+        <w:t>【図表15】　特定施設入居者生活介護の入居者の要介護度（n=154人・参考集計）</w:t>
       </w:r>
     </w:p>
     <w:p>
@@ -16140,7 +16814,7 @@
           <w:b/>
           <w:sz w:val="18"/>
         </w:rPr>
-        <w:t>【図表16】　新規入所者の入所前の居場所（335人）</w:t>
+        <w:t>【図表16】　新規入所者の入所前の居場所（n=335人・N=18施設）</w:t>
       </w:r>
     </w:p>
     <w:p>
@@ -17033,7 +17707,7 @@
           <w:b/>
           <w:sz w:val="18"/>
         </w:rPr>
-        <w:t>【図表17】　新規入所者の区域内・区域外の別</w:t>
+        <w:t>【図表17】　新規入所者の区域内・区域外の別（N=18施設）</w:t>
       </w:r>
     </w:p>
     <w:p>
@@ -17547,7 +18221,7 @@
           <w:b/>
           <w:sz w:val="18"/>
         </w:rPr>
-        <w:t>【図表18】　退去者の退去先（349人）</w:t>
+        <w:t>【図表18】　退去者の退去先（n=349人・N=18施設）</w:t>
       </w:r>
     </w:p>
     <w:p>
@@ -18130,7 +18804,7 @@
           <w:b/>
           <w:sz w:val="18"/>
         </w:rPr>
-        <w:t>【図表19】　退去理由（複数回答）</w:t>
+        <w:t>【図表19】　退去理由（N=18施設・複数回答）</w:t>
       </w:r>
     </w:p>
     <w:p>
@@ -19201,7 +19875,7 @@
           <w:b/>
           <w:sz w:val="18"/>
         </w:rPr>
-        <w:t>【図表20】　受け入れ可能な医療処置（複数回答・18施設）</w:t>
+        <w:t>【図表20】　受け入れ可能な医療処置（N=18施設・複数回答）</w:t>
       </w:r>
     </w:p>
     <w:p>
@@ -19322,7 +19996,7 @@
         </w:trPr>
         <w:tc>
           <w:tcPr>
-            <w:tcW w:type="dxa" w:w="3969"/>
+            <w:tcW w:type="dxa" w:w="5102"/>
             <w:shd w:val="clear" w:fill="F2F2F2"/>
           </w:tcPr>
           <w:p>
@@ -19344,7 +20018,7 @@
         </w:tc>
         <w:tc>
           <w:tcPr>
-            <w:tcW w:type="dxa" w:w="1701"/>
+            <w:tcW w:type="dxa" w:w="1361"/>
             <w:shd w:val="clear" w:fill="F2F2F2"/>
           </w:tcPr>
           <w:p>
@@ -19366,7 +20040,7 @@
         </w:tc>
         <w:tc>
           <w:tcPr>
-            <w:tcW w:type="dxa" w:w="1701"/>
+            <w:tcW w:type="dxa" w:w="1361"/>
             <w:shd w:val="clear" w:fill="F2F2F2"/>
           </w:tcPr>
           <w:p>
@@ -19393,27 +20067,27 @@
         </w:trPr>
         <w:tc>
           <w:tcPr>
-            <w:tcW w:type="dxa" w:w="3969"/>
-          </w:tcPr>
-          <w:p>
-            <w:pPr>
-              <w:keepNext/>
-              <w:spacing w:after="20" w:before="20"/>
-            </w:pPr>
-            <w:r/>
-            <w:r>
-              <w:rPr>
-                <w:rFonts w:ascii="BIZ UDPゴシック" w:hAnsi="BIZ UDPゴシック" w:eastAsia="BIZ UDPゴシック"/>
-                <w:b w:val="0"/>
-                <w:sz w:val="18"/>
-              </w:rPr>
-              <w:t>特養</w:t>
-            </w:r>
-          </w:p>
-        </w:tc>
-        <w:tc>
-          <w:tcPr>
-            <w:tcW w:type="dxa" w:w="1701"/>
+            <w:tcW w:type="dxa" w:w="5102"/>
+          </w:tcPr>
+          <w:p>
+            <w:pPr>
+              <w:keepNext/>
+              <w:spacing w:after="20" w:before="20"/>
+            </w:pPr>
+            <w:r/>
+            <w:r>
+              <w:rPr>
+                <w:rFonts w:ascii="BIZ UDPゴシック" w:hAnsi="BIZ UDPゴシック" w:eastAsia="BIZ UDPゴシック"/>
+                <w:b w:val="0"/>
+                <w:sz w:val="18"/>
+              </w:rPr>
+              <w:t>介護老人福祉施設（特別養護老人ホーム）</w:t>
+            </w:r>
+          </w:p>
+        </w:tc>
+        <w:tc>
+          <w:tcPr>
+            <w:tcW w:type="dxa" w:w="1361"/>
           </w:tcPr>
           <w:p>
             <w:pPr>
@@ -19434,7 +20108,7 @@
         </w:tc>
         <w:tc>
           <w:tcPr>
-            <w:tcW w:type="dxa" w:w="1701"/>
+            <w:tcW w:type="dxa" w:w="1361"/>
           </w:tcPr>
           <w:p>
             <w:pPr>
@@ -19460,27 +20134,27 @@
         </w:trPr>
         <w:tc>
           <w:tcPr>
-            <w:tcW w:type="dxa" w:w="3969"/>
-          </w:tcPr>
-          <w:p>
-            <w:pPr>
-              <w:keepNext/>
-              <w:spacing w:after="20" w:before="20"/>
-            </w:pPr>
-            <w:r/>
-            <w:r>
-              <w:rPr>
-                <w:rFonts w:ascii="BIZ UDPゴシック" w:hAnsi="BIZ UDPゴシック" w:eastAsia="BIZ UDPゴシック"/>
-                <w:b w:val="0"/>
-                <w:sz w:val="18"/>
-              </w:rPr>
-              <w:t>地密特養</w:t>
-            </w:r>
-          </w:p>
-        </w:tc>
-        <w:tc>
-          <w:tcPr>
-            <w:tcW w:type="dxa" w:w="1701"/>
+            <w:tcW w:type="dxa" w:w="5102"/>
+          </w:tcPr>
+          <w:p>
+            <w:pPr>
+              <w:keepNext/>
+              <w:spacing w:after="20" w:before="20"/>
+            </w:pPr>
+            <w:r/>
+            <w:r>
+              <w:rPr>
+                <w:rFonts w:ascii="BIZ UDPゴシック" w:hAnsi="BIZ UDPゴシック" w:eastAsia="BIZ UDPゴシック"/>
+                <w:b w:val="0"/>
+                <w:sz w:val="18"/>
+              </w:rPr>
+              <w:t>地域密着型介護老人福祉施設</w:t>
+            </w:r>
+          </w:p>
+        </w:tc>
+        <w:tc>
+          <w:tcPr>
+            <w:tcW w:type="dxa" w:w="1361"/>
           </w:tcPr>
           <w:p>
             <w:pPr>
@@ -19501,7 +20175,7 @@
         </w:tc>
         <w:tc>
           <w:tcPr>
-            <w:tcW w:type="dxa" w:w="1701"/>
+            <w:tcW w:type="dxa" w:w="1361"/>
           </w:tcPr>
           <w:p>
             <w:pPr>
@@ -19527,27 +20201,27 @@
         </w:trPr>
         <w:tc>
           <w:tcPr>
-            <w:tcW w:type="dxa" w:w="3969"/>
-          </w:tcPr>
-          <w:p>
-            <w:pPr>
-              <w:keepNext/>
-              <w:spacing w:after="20" w:before="20"/>
-            </w:pPr>
-            <w:r/>
-            <w:r>
-              <w:rPr>
-                <w:rFonts w:ascii="BIZ UDPゴシック" w:hAnsi="BIZ UDPゴシック" w:eastAsia="BIZ UDPゴシック"/>
-                <w:b w:val="0"/>
-                <w:sz w:val="18"/>
-              </w:rPr>
-              <w:t>老健</w:t>
-            </w:r>
-          </w:p>
-        </w:tc>
-        <w:tc>
-          <w:tcPr>
-            <w:tcW w:type="dxa" w:w="1701"/>
+            <w:tcW w:type="dxa" w:w="5102"/>
+          </w:tcPr>
+          <w:p>
+            <w:pPr>
+              <w:keepNext/>
+              <w:spacing w:after="20" w:before="20"/>
+            </w:pPr>
+            <w:r/>
+            <w:r>
+              <w:rPr>
+                <w:rFonts w:ascii="BIZ UDPゴシック" w:hAnsi="BIZ UDPゴシック" w:eastAsia="BIZ UDPゴシック"/>
+                <w:b w:val="0"/>
+                <w:sz w:val="18"/>
+              </w:rPr>
+              <w:t>介護老人保健施設</w:t>
+            </w:r>
+          </w:p>
+        </w:tc>
+        <w:tc>
+          <w:tcPr>
+            <w:tcW w:type="dxa" w:w="1361"/>
           </w:tcPr>
           <w:p>
             <w:pPr>
@@ -19568,7 +20242,7 @@
         </w:tc>
         <w:tc>
           <w:tcPr>
-            <w:tcW w:type="dxa" w:w="1701"/>
+            <w:tcW w:type="dxa" w:w="1361"/>
           </w:tcPr>
           <w:p>
             <w:pPr>
@@ -19594,27 +20268,27 @@
         </w:trPr>
         <w:tc>
           <w:tcPr>
-            <w:tcW w:type="dxa" w:w="3969"/>
-          </w:tcPr>
-          <w:p>
-            <w:pPr>
-              <w:keepNext/>
-              <w:spacing w:after="20" w:before="20"/>
-            </w:pPr>
-            <w:r/>
-            <w:r>
-              <w:rPr>
-                <w:rFonts w:ascii="BIZ UDPゴシック" w:hAnsi="BIZ UDPゴシック" w:eastAsia="BIZ UDPゴシック"/>
-                <w:b w:val="0"/>
-                <w:sz w:val="18"/>
-              </w:rPr>
-              <w:t>通所リハ</w:t>
-            </w:r>
-          </w:p>
-        </w:tc>
-        <w:tc>
-          <w:tcPr>
-            <w:tcW w:type="dxa" w:w="1701"/>
+            <w:tcW w:type="dxa" w:w="5102"/>
+          </w:tcPr>
+          <w:p>
+            <w:pPr>
+              <w:keepNext/>
+              <w:spacing w:after="20" w:before="20"/>
+            </w:pPr>
+            <w:r/>
+            <w:r>
+              <w:rPr>
+                <w:rFonts w:ascii="BIZ UDPゴシック" w:hAnsi="BIZ UDPゴシック" w:eastAsia="BIZ UDPゴシック"/>
+                <w:b w:val="0"/>
+                <w:sz w:val="18"/>
+              </w:rPr>
+              <w:t>通所リハビリテーション</w:t>
+            </w:r>
+          </w:p>
+        </w:tc>
+        <w:tc>
+          <w:tcPr>
+            <w:tcW w:type="dxa" w:w="1361"/>
           </w:tcPr>
           <w:p>
             <w:pPr>
@@ -19635,7 +20309,7 @@
         </w:tc>
         <w:tc>
           <w:tcPr>
-            <w:tcW w:type="dxa" w:w="1701"/>
+            <w:tcW w:type="dxa" w:w="1361"/>
           </w:tcPr>
           <w:p>
             <w:pPr>
@@ -19661,27 +20335,27 @@
         </w:trPr>
         <w:tc>
           <w:tcPr>
-            <w:tcW w:type="dxa" w:w="3969"/>
-          </w:tcPr>
-          <w:p>
-            <w:pPr>
-              <w:keepNext/>
-              <w:spacing w:after="20" w:before="20"/>
-            </w:pPr>
-            <w:r/>
-            <w:r>
-              <w:rPr>
-                <w:rFonts w:ascii="BIZ UDPゴシック" w:hAnsi="BIZ UDPゴシック" w:eastAsia="BIZ UDPゴシック"/>
-                <w:b w:val="0"/>
-                <w:sz w:val="18"/>
-              </w:rPr>
-              <w:t>通所介護等</w:t>
-            </w:r>
-          </w:p>
-        </w:tc>
-        <w:tc>
-          <w:tcPr>
-            <w:tcW w:type="dxa" w:w="1701"/>
+            <w:tcW w:type="dxa" w:w="5102"/>
+          </w:tcPr>
+          <w:p>
+            <w:pPr>
+              <w:keepNext/>
+              <w:spacing w:after="20" w:before="20"/>
+            </w:pPr>
+            <w:r/>
+            <w:r>
+              <w:rPr>
+                <w:rFonts w:ascii="BIZ UDPゴシック" w:hAnsi="BIZ UDPゴシック" w:eastAsia="BIZ UDPゴシック"/>
+                <w:b w:val="0"/>
+                <w:sz w:val="18"/>
+              </w:rPr>
+              <w:t>通所介護・地域密着型通所介護等</w:t>
+            </w:r>
+          </w:p>
+        </w:tc>
+        <w:tc>
+          <w:tcPr>
+            <w:tcW w:type="dxa" w:w="1361"/>
           </w:tcPr>
           <w:p>
             <w:pPr>
@@ -19702,7 +20376,7 @@
         </w:tc>
         <w:tc>
           <w:tcPr>
-            <w:tcW w:type="dxa" w:w="1701"/>
+            <w:tcW w:type="dxa" w:w="1361"/>
           </w:tcPr>
           <w:p>
             <w:pPr>
@@ -19728,27 +20402,27 @@
         </w:trPr>
         <w:tc>
           <w:tcPr>
-            <w:tcW w:type="dxa" w:w="3969"/>
-          </w:tcPr>
-          <w:p>
-            <w:pPr>
-              <w:keepNext/>
-              <w:spacing w:after="20" w:before="20"/>
-            </w:pPr>
-            <w:r/>
-            <w:r>
-              <w:rPr>
-                <w:rFonts w:ascii="BIZ UDPゴシック" w:hAnsi="BIZ UDPゴシック" w:eastAsia="BIZ UDPゴシック"/>
-                <w:b w:val="0"/>
-                <w:sz w:val="18"/>
-              </w:rPr>
-              <w:t>GH</w:t>
-            </w:r>
-          </w:p>
-        </w:tc>
-        <w:tc>
-          <w:tcPr>
-            <w:tcW w:type="dxa" w:w="1701"/>
+            <w:tcW w:type="dxa" w:w="5102"/>
+          </w:tcPr>
+          <w:p>
+            <w:pPr>
+              <w:keepNext/>
+              <w:spacing w:after="20" w:before="20"/>
+            </w:pPr>
+            <w:r/>
+            <w:r>
+              <w:rPr>
+                <w:rFonts w:ascii="BIZ UDPゴシック" w:hAnsi="BIZ UDPゴシック" w:eastAsia="BIZ UDPゴシック"/>
+                <w:b w:val="0"/>
+                <w:sz w:val="18"/>
+              </w:rPr>
+              <w:t>認知症対応型共同生活介護（グループホーム）</w:t>
+            </w:r>
+          </w:p>
+        </w:tc>
+        <w:tc>
+          <w:tcPr>
+            <w:tcW w:type="dxa" w:w="1361"/>
           </w:tcPr>
           <w:p>
             <w:pPr>
@@ -19769,7 +20443,7 @@
         </w:tc>
         <w:tc>
           <w:tcPr>
-            <w:tcW w:type="dxa" w:w="1701"/>
+            <w:tcW w:type="dxa" w:w="1361"/>
           </w:tcPr>
           <w:p>
             <w:pPr>
@@ -19795,27 +20469,27 @@
         </w:trPr>
         <w:tc>
           <w:tcPr>
-            <w:tcW w:type="dxa" w:w="3969"/>
-          </w:tcPr>
-          <w:p>
-            <w:pPr>
-              <w:keepNext/>
-              <w:spacing w:after="20" w:before="20"/>
-            </w:pPr>
-            <w:r/>
-            <w:r>
-              <w:rPr>
-                <w:rFonts w:ascii="BIZ UDPゴシック" w:hAnsi="BIZ UDPゴシック" w:eastAsia="BIZ UDPゴシック"/>
-                <w:b w:val="0"/>
-                <w:sz w:val="18"/>
-              </w:rPr>
-              <w:t>特定施設</w:t>
-            </w:r>
-          </w:p>
-        </w:tc>
-        <w:tc>
-          <w:tcPr>
-            <w:tcW w:type="dxa" w:w="1701"/>
+            <w:tcW w:type="dxa" w:w="5102"/>
+          </w:tcPr>
+          <w:p>
+            <w:pPr>
+              <w:keepNext/>
+              <w:spacing w:after="20" w:before="20"/>
+            </w:pPr>
+            <w:r/>
+            <w:r>
+              <w:rPr>
+                <w:rFonts w:ascii="BIZ UDPゴシック" w:hAnsi="BIZ UDPゴシック" w:eastAsia="BIZ UDPゴシック"/>
+                <w:b w:val="0"/>
+                <w:sz w:val="18"/>
+              </w:rPr>
+              <w:t>特定施設入居者生活介護</w:t>
+            </w:r>
+          </w:p>
+        </w:tc>
+        <w:tc>
+          <w:tcPr>
+            <w:tcW w:type="dxa" w:w="1361"/>
           </w:tcPr>
           <w:p>
             <w:pPr>
@@ -19836,7 +20510,7 @@
         </w:tc>
         <w:tc>
           <w:tcPr>
-            <w:tcW w:type="dxa" w:w="1701"/>
+            <w:tcW w:type="dxa" w:w="1361"/>
           </w:tcPr>
           <w:p>
             <w:pPr>
@@ -19862,27 +20536,27 @@
         </w:trPr>
         <w:tc>
           <w:tcPr>
-            <w:tcW w:type="dxa" w:w="3969"/>
-          </w:tcPr>
-          <w:p>
-            <w:pPr>
-              <w:keepNext/>
-              <w:spacing w:after="20" w:before="20"/>
-            </w:pPr>
-            <w:r/>
-            <w:r>
-              <w:rPr>
-                <w:rFonts w:ascii="BIZ UDPゴシック" w:hAnsi="BIZ UDPゴシック" w:eastAsia="BIZ UDPゴシック"/>
-                <w:b w:val="0"/>
-                <w:sz w:val="18"/>
-              </w:rPr>
-              <w:t>住宅型有料</w:t>
-            </w:r>
-          </w:p>
-        </w:tc>
-        <w:tc>
-          <w:tcPr>
-            <w:tcW w:type="dxa" w:w="1701"/>
+            <w:tcW w:type="dxa" w:w="5102"/>
+          </w:tcPr>
+          <w:p>
+            <w:pPr>
+              <w:keepNext/>
+              <w:spacing w:after="20" w:before="20"/>
+            </w:pPr>
+            <w:r/>
+            <w:r>
+              <w:rPr>
+                <w:rFonts w:ascii="BIZ UDPゴシック" w:hAnsi="BIZ UDPゴシック" w:eastAsia="BIZ UDPゴシック"/>
+                <w:b w:val="0"/>
+                <w:sz w:val="18"/>
+              </w:rPr>
+              <w:t>住宅型有料老人ホーム</w:t>
+            </w:r>
+          </w:p>
+        </w:tc>
+        <w:tc>
+          <w:tcPr>
+            <w:tcW w:type="dxa" w:w="1361"/>
           </w:tcPr>
           <w:p>
             <w:pPr>
@@ -19903,7 +20577,7 @@
         </w:tc>
         <w:tc>
           <w:tcPr>
-            <w:tcW w:type="dxa" w:w="1701"/>
+            <w:tcW w:type="dxa" w:w="1361"/>
           </w:tcPr>
           <w:p>
             <w:pPr>
@@ -19929,27 +20603,27 @@
         </w:trPr>
         <w:tc>
           <w:tcPr>
-            <w:tcW w:type="dxa" w:w="3969"/>
-          </w:tcPr>
-          <w:p>
-            <w:pPr>
-              <w:keepNext/>
-              <w:spacing w:after="20" w:before="20"/>
-            </w:pPr>
-            <w:r/>
-            <w:r>
-              <w:rPr>
-                <w:rFonts w:ascii="BIZ UDPゴシック" w:hAnsi="BIZ UDPゴシック" w:eastAsia="BIZ UDPゴシック"/>
-                <w:b w:val="0"/>
-                <w:sz w:val="18"/>
-              </w:rPr>
-              <w:t>サ高住</w:t>
-            </w:r>
-          </w:p>
-        </w:tc>
-        <w:tc>
-          <w:tcPr>
-            <w:tcW w:type="dxa" w:w="1701"/>
+            <w:tcW w:type="dxa" w:w="5102"/>
+          </w:tcPr>
+          <w:p>
+            <w:pPr>
+              <w:keepNext/>
+              <w:spacing w:after="20" w:before="20"/>
+            </w:pPr>
+            <w:r/>
+            <w:r>
+              <w:rPr>
+                <w:rFonts w:ascii="BIZ UDPゴシック" w:hAnsi="BIZ UDPゴシック" w:eastAsia="BIZ UDPゴシック"/>
+                <w:b w:val="0"/>
+                <w:sz w:val="18"/>
+              </w:rPr>
+              <w:t>サービス付き高齢者向け住宅</w:t>
+            </w:r>
+          </w:p>
+        </w:tc>
+        <w:tc>
+          <w:tcPr>
+            <w:tcW w:type="dxa" w:w="1361"/>
           </w:tcPr>
           <w:p>
             <w:pPr>
@@ -19970,7 +20644,7 @@
         </w:tc>
         <w:tc>
           <w:tcPr>
-            <w:tcW w:type="dxa" w:w="1701"/>
+            <w:tcW w:type="dxa" w:w="1361"/>
           </w:tcPr>
           <w:p>
             <w:pPr>
@@ -19996,7 +20670,7 @@
         </w:trPr>
         <w:tc>
           <w:tcPr>
-            <w:tcW w:type="dxa" w:w="3969"/>
+            <w:tcW w:type="dxa" w:w="5102"/>
           </w:tcPr>
           <w:p>
             <w:pPr>
@@ -20016,7 +20690,7 @@
         </w:tc>
         <w:tc>
           <w:tcPr>
-            <w:tcW w:type="dxa" w:w="1701"/>
+            <w:tcW w:type="dxa" w:w="1361"/>
           </w:tcPr>
           <w:p>
             <w:pPr>
@@ -20037,7 +20711,7 @@
         </w:tc>
         <w:tc>
           <w:tcPr>
-            <w:tcW w:type="dxa" w:w="1701"/>
+            <w:tcW w:type="dxa" w:w="1361"/>
           </w:tcPr>
           <w:p>
             <w:pPr>
@@ -20063,11 +20737,10 @@
         </w:trPr>
         <w:tc>
           <w:tcPr>
-            <w:tcW w:type="dxa" w:w="3969"/>
-          </w:tcPr>
-          <w:p>
-            <w:pPr>
-              <w:keepNext/>
+            <w:tcW w:type="dxa" w:w="5102"/>
+          </w:tcPr>
+          <w:p>
+            <w:pPr>
               <w:spacing w:after="20" w:before="20"/>
             </w:pPr>
             <w:r/>
@@ -20083,11 +20756,10 @@
         </w:tc>
         <w:tc>
           <w:tcPr>
-            <w:tcW w:type="dxa" w:w="1701"/>
-          </w:tcPr>
-          <w:p>
-            <w:pPr>
-              <w:keepNext/>
+            <w:tcW w:type="dxa" w:w="1361"/>
+          </w:tcPr>
+          <w:p>
+            <w:pPr>
               <w:spacing w:after="20" w:before="20"/>
               <w:jc w:val="right"/>
             </w:pPr>
@@ -20104,11 +20776,10 @@
         </w:tc>
         <w:tc>
           <w:tcPr>
-            <w:tcW w:type="dxa" w:w="1701"/>
-          </w:tcPr>
-          <w:p>
-            <w:pPr>
-              <w:keepNext/>
+            <w:tcW w:type="dxa" w:w="1361"/>
+          </w:tcPr>
+          <w:p>
+            <w:pPr>
               <w:spacing w:after="20" w:before="20"/>
               <w:jc w:val="right"/>
             </w:pPr>
@@ -20127,9 +20798,20 @@
     </w:tbl>
     <w:p>
       <w:pPr>
-        <w:keepNext/>
         <w:spacing w:after="80" w:before="0"/>
       </w:pPr>
+    </w:p>
+    <w:p>
+      <w:pPr>
+        <w:pStyle w:val="note"/>
+        <w:spacing w:after="80" w:line="276" w:lineRule="auto"/>
+      </w:pPr>
+      <w:r>
+        <w:rPr>
+          <w:b w:val="0"/>
+        </w:rPr>
+        <w:t>グラフの軸ラベルは、文字数の制約により略記しています。</w:t>
+      </w:r>
     </w:p>
     <w:p>
       <w:pPr>
@@ -20143,7 +20825,7 @@
           <w:b/>
           <w:sz w:val="18"/>
         </w:rPr>
-        <w:t>【図表21】　サービス区分別の介護職員数（348人・重複を除く）</w:t>
+        <w:t>【図表21】　サービス区分別の介護職員数（【ケース②】重複を除く案 N=348人）</w:t>
       </w:r>
     </w:p>
     <w:p>
@@ -20196,7 +20878,7 @@
         <w:rPr>
           <w:b w:val="0"/>
         </w:rPr>
-        <w:t>サービス区分は、事業所票の種別と事業所名により受託者が付したものです。住宅型有料老人ホームの介護職員数は、同一法人の訪問介護事業所と重複する13人を除いた後の数値です。</w:t>
+        <w:t>サービス区分は、事業所票の種別と事業所名により受託者が付したものです。本図は重複を除く案（ケース②）によるものです。重複を除かないケース①では、住宅型有料老人ホームが23人、合計が361人となり、他の区分は変わりません。重複の取扱いは確定していません（第８章第３節）。</w:t>
       </w:r>
     </w:p>
     <w:p>
@@ -20777,7 +21459,7 @@
         <w:rPr>
           <w:b w:val="0"/>
         </w:rPr>
-        <w:t>施設・通所系は、介護職員319人に対し常勤258人・非常勤55人（計313人）で６人の差があります。グループホームびえいの郷が介護職員16人・常勤10人と記入し、非常勤の欄が未記入であることによるものです。同事業所の公表画面（記入日 令和７年10月４日）では介護職員は常勤10人・非常勤７人であり、常勤の人数は一致します。未記入の非常勤は６人程度とみられます。常勤・非常勤の割合は、記入のあった313人を分母としています。</w:t>
+        <w:t>施設・通所系は、介護職員319人に対し常勤258人・非常勤55人（計313人）で６人の差があります。グループホームびえいの郷が介護職員16人・常勤10人と記入し、非常勤の欄が未記入であることによるものです。同事業所の公表画面（記入日 令和7年10月4日）では介護職員は常勤10人・非常勤７人であり、常勤の人数は一致します。未記入の非常勤は６人程度とみられます。常勤・非常勤の割合は、記入のあった313人を分母としています。</w:t>
       </w:r>
     </w:p>
     <w:p>
@@ -20792,7 +21474,7 @@
           <w:b/>
           <w:sz w:val="18"/>
         </w:rPr>
-        <w:t>【図表22】　介護職員の常勤・非常勤の別</w:t>
+        <w:t>【図表22】　介護職員の常勤・非常勤の別（N=355人・記入のあった職員）</w:t>
       </w:r>
     </w:p>
     <w:p>
@@ -20934,7 +21616,7 @@
         </w:trPr>
         <w:tc>
           <w:tcPr>
-            <w:tcW w:type="dxa" w:w="3402"/>
+            <w:tcW w:type="dxa" w:w="2948"/>
             <w:shd w:val="clear" w:fill="F2F2F2"/>
           </w:tcPr>
           <w:p>
@@ -20956,7 +21638,7 @@
         </w:tc>
         <w:tc>
           <w:tcPr>
-            <w:tcW w:type="dxa" w:w="1928"/>
+            <w:tcW w:type="dxa" w:w="2948"/>
             <w:shd w:val="clear" w:fill="F2F2F2"/>
           </w:tcPr>
           <w:p>
@@ -20972,13 +21654,13 @@
                 <w:b/>
                 <w:sz w:val="18"/>
               </w:rPr>
-              <w:t>人数</w:t>
-            </w:r>
-          </w:p>
-        </w:tc>
-        <w:tc>
-          <w:tcPr>
-            <w:tcW w:type="dxa" w:w="2494"/>
+              <w:t>【ケース①】重複を除かない</w:t>
+            </w:r>
+          </w:p>
+        </w:tc>
+        <w:tc>
+          <w:tcPr>
+            <w:tcW w:type="dxa" w:w="2948"/>
             <w:shd w:val="clear" w:fill="F2F2F2"/>
           </w:tcPr>
           <w:p>
@@ -20994,7 +21676,7 @@
                 <w:b/>
                 <w:sz w:val="18"/>
               </w:rPr>
-              <w:t>介護職員に対する割合</w:t>
+              <w:t>【ケース②】重複を除く案</w:t>
             </w:r>
           </w:p>
         </w:tc>
@@ -21005,63 +21687,63 @@
         </w:trPr>
         <w:tc>
           <w:tcPr>
-            <w:tcW w:type="dxa" w:w="3402"/>
-          </w:tcPr>
-          <w:p>
-            <w:pPr>
-              <w:keepNext/>
-              <w:spacing w:after="20" w:before="20"/>
-            </w:pPr>
-            <w:r/>
-            <w:r>
-              <w:rPr>
-                <w:rFonts w:ascii="BIZ UDPゴシック" w:hAnsi="BIZ UDPゴシック" w:eastAsia="BIZ UDPゴシック"/>
-                <w:b w:val="0"/>
-                <w:sz w:val="18"/>
-              </w:rPr>
-              <w:t>採用者数</w:t>
-            </w:r>
-          </w:p>
-        </w:tc>
-        <w:tc>
-          <w:tcPr>
-            <w:tcW w:type="dxa" w:w="1928"/>
-          </w:tcPr>
-          <w:p>
-            <w:pPr>
-              <w:keepNext/>
-              <w:spacing w:after="20" w:before="20"/>
-              <w:jc w:val="right"/>
-            </w:pPr>
-            <w:r/>
-            <w:r>
-              <w:rPr>
-                <w:rFonts w:ascii="BIZ UDPゴシック" w:hAnsi="BIZ UDPゴシック" w:eastAsia="BIZ UDPゴシック"/>
-                <w:b w:val="0"/>
-                <w:sz w:val="18"/>
-              </w:rPr>
-              <w:t>83〜90</w:t>
-            </w:r>
-          </w:p>
-        </w:tc>
-        <w:tc>
-          <w:tcPr>
-            <w:tcW w:type="dxa" w:w="2494"/>
-          </w:tcPr>
-          <w:p>
-            <w:pPr>
-              <w:keepNext/>
-              <w:spacing w:after="20" w:before="20"/>
-              <w:jc w:val="right"/>
-            </w:pPr>
-            <w:r/>
-            <w:r>
-              <w:rPr>
-                <w:rFonts w:ascii="BIZ UDPゴシック" w:hAnsi="BIZ UDPゴシック" w:eastAsia="BIZ UDPゴシック"/>
-                <w:b w:val="0"/>
-                <w:sz w:val="18"/>
-              </w:rPr>
-              <w:t>23.0〜25.9%</w:t>
+            <w:tcW w:type="dxa" w:w="2948"/>
+          </w:tcPr>
+          <w:p>
+            <w:pPr>
+              <w:keepNext/>
+              <w:spacing w:after="20" w:before="20"/>
+            </w:pPr>
+            <w:r/>
+            <w:r>
+              <w:rPr>
+                <w:rFonts w:ascii="BIZ UDPゴシック" w:hAnsi="BIZ UDPゴシック" w:eastAsia="BIZ UDPゴシック"/>
+                <w:b w:val="0"/>
+                <w:sz w:val="18"/>
+              </w:rPr>
+              <w:t>介護職員数（割合の分母）</w:t>
+            </w:r>
+          </w:p>
+        </w:tc>
+        <w:tc>
+          <w:tcPr>
+            <w:tcW w:type="dxa" w:w="2948"/>
+          </w:tcPr>
+          <w:p>
+            <w:pPr>
+              <w:keepNext/>
+              <w:spacing w:after="20" w:before="20"/>
+              <w:jc w:val="right"/>
+            </w:pPr>
+            <w:r/>
+            <w:r>
+              <w:rPr>
+                <w:rFonts w:ascii="BIZ UDPゴシック" w:hAnsi="BIZ UDPゴシック" w:eastAsia="BIZ UDPゴシック"/>
+                <w:b w:val="0"/>
+                <w:sz w:val="18"/>
+              </w:rPr>
+              <w:t>361人</w:t>
+            </w:r>
+          </w:p>
+        </w:tc>
+        <w:tc>
+          <w:tcPr>
+            <w:tcW w:type="dxa" w:w="2948"/>
+          </w:tcPr>
+          <w:p>
+            <w:pPr>
+              <w:keepNext/>
+              <w:spacing w:after="20" w:before="20"/>
+              <w:jc w:val="right"/>
+            </w:pPr>
+            <w:r/>
+            <w:r>
+              <w:rPr>
+                <w:rFonts w:ascii="BIZ UDPゴシック" w:hAnsi="BIZ UDPゴシック" w:eastAsia="BIZ UDPゴシック"/>
+                <w:b w:val="0"/>
+                <w:sz w:val="18"/>
+              </w:rPr>
+              <w:t>348人</w:t>
             </w:r>
           </w:p>
         </w:tc>
@@ -21072,63 +21754,63 @@
         </w:trPr>
         <w:tc>
           <w:tcPr>
-            <w:tcW w:type="dxa" w:w="3402"/>
-          </w:tcPr>
-          <w:p>
-            <w:pPr>
-              <w:keepNext/>
-              <w:spacing w:after="20" w:before="20"/>
-            </w:pPr>
-            <w:r/>
-            <w:r>
-              <w:rPr>
-                <w:rFonts w:ascii="BIZ UDPゴシック" w:hAnsi="BIZ UDPゴシック" w:eastAsia="BIZ UDPゴシック"/>
-                <w:b w:val="0"/>
-                <w:sz w:val="18"/>
-              </w:rPr>
-              <w:t>離職者数</w:t>
-            </w:r>
-          </w:p>
-        </w:tc>
-        <w:tc>
-          <w:tcPr>
-            <w:tcW w:type="dxa" w:w="1928"/>
-          </w:tcPr>
-          <w:p>
-            <w:pPr>
-              <w:keepNext/>
-              <w:spacing w:after="20" w:before="20"/>
-              <w:jc w:val="right"/>
-            </w:pPr>
-            <w:r/>
-            <w:r>
-              <w:rPr>
-                <w:rFonts w:ascii="BIZ UDPゴシック" w:hAnsi="BIZ UDPゴシック" w:eastAsia="BIZ UDPゴシック"/>
-                <w:b w:val="0"/>
-                <w:sz w:val="18"/>
-              </w:rPr>
-              <w:t>65〜67</w:t>
-            </w:r>
-          </w:p>
-        </w:tc>
-        <w:tc>
-          <w:tcPr>
-            <w:tcW w:type="dxa" w:w="2494"/>
-          </w:tcPr>
-          <w:p>
-            <w:pPr>
-              <w:keepNext/>
-              <w:spacing w:after="20" w:before="20"/>
-              <w:jc w:val="right"/>
-            </w:pPr>
-            <w:r/>
-            <w:r>
-              <w:rPr>
-                <w:rFonts w:ascii="BIZ UDPゴシック" w:hAnsi="BIZ UDPゴシック" w:eastAsia="BIZ UDPゴシック"/>
-                <w:b w:val="0"/>
-                <w:sz w:val="18"/>
-              </w:rPr>
-              <w:t>18.0〜19.3%</w:t>
+            <w:tcW w:type="dxa" w:w="2948"/>
+          </w:tcPr>
+          <w:p>
+            <w:pPr>
+              <w:keepNext/>
+              <w:spacing w:after="20" w:before="20"/>
+            </w:pPr>
+            <w:r/>
+            <w:r>
+              <w:rPr>
+                <w:rFonts w:ascii="BIZ UDPゴシック" w:hAnsi="BIZ UDPゴシック" w:eastAsia="BIZ UDPゴシック"/>
+                <w:b w:val="0"/>
+                <w:sz w:val="18"/>
+              </w:rPr>
+              <w:t>採用者数</w:t>
+            </w:r>
+          </w:p>
+        </w:tc>
+        <w:tc>
+          <w:tcPr>
+            <w:tcW w:type="dxa" w:w="2948"/>
+          </w:tcPr>
+          <w:p>
+            <w:pPr>
+              <w:keepNext/>
+              <w:spacing w:after="20" w:before="20"/>
+              <w:jc w:val="right"/>
+            </w:pPr>
+            <w:r/>
+            <w:r>
+              <w:rPr>
+                <w:rFonts w:ascii="BIZ UDPゴシック" w:hAnsi="BIZ UDPゴシック" w:eastAsia="BIZ UDPゴシック"/>
+                <w:b w:val="0"/>
+                <w:sz w:val="18"/>
+              </w:rPr>
+              <w:t>90人（24.9%）</w:t>
+            </w:r>
+          </w:p>
+        </w:tc>
+        <w:tc>
+          <w:tcPr>
+            <w:tcW w:type="dxa" w:w="2948"/>
+          </w:tcPr>
+          <w:p>
+            <w:pPr>
+              <w:keepNext/>
+              <w:spacing w:after="20" w:before="20"/>
+              <w:jc w:val="right"/>
+            </w:pPr>
+            <w:r/>
+            <w:r>
+              <w:rPr>
+                <w:rFonts w:ascii="BIZ UDPゴシック" w:hAnsi="BIZ UDPゴシック" w:eastAsia="BIZ UDPゴシック"/>
+                <w:b w:val="0"/>
+                <w:sz w:val="18"/>
+              </w:rPr>
+              <w:t>83人（23.9%）</w:t>
             </w:r>
           </w:p>
         </w:tc>
@@ -21139,7 +21821,74 @@
         </w:trPr>
         <w:tc>
           <w:tcPr>
-            <w:tcW w:type="dxa" w:w="3402"/>
+            <w:tcW w:type="dxa" w:w="2948"/>
+          </w:tcPr>
+          <w:p>
+            <w:pPr>
+              <w:keepNext/>
+              <w:spacing w:after="20" w:before="20"/>
+            </w:pPr>
+            <w:r/>
+            <w:r>
+              <w:rPr>
+                <w:rFonts w:ascii="BIZ UDPゴシック" w:hAnsi="BIZ UDPゴシック" w:eastAsia="BIZ UDPゴシック"/>
+                <w:b w:val="0"/>
+                <w:sz w:val="18"/>
+              </w:rPr>
+              <w:t>離職者数</w:t>
+            </w:r>
+          </w:p>
+        </w:tc>
+        <w:tc>
+          <w:tcPr>
+            <w:tcW w:type="dxa" w:w="2948"/>
+          </w:tcPr>
+          <w:p>
+            <w:pPr>
+              <w:keepNext/>
+              <w:spacing w:after="20" w:before="20"/>
+              <w:jc w:val="right"/>
+            </w:pPr>
+            <w:r/>
+            <w:r>
+              <w:rPr>
+                <w:rFonts w:ascii="BIZ UDPゴシック" w:hAnsi="BIZ UDPゴシック" w:eastAsia="BIZ UDPゴシック"/>
+                <w:b w:val="0"/>
+                <w:sz w:val="18"/>
+              </w:rPr>
+              <w:t>67人（18.6%）</w:t>
+            </w:r>
+          </w:p>
+        </w:tc>
+        <w:tc>
+          <w:tcPr>
+            <w:tcW w:type="dxa" w:w="2948"/>
+          </w:tcPr>
+          <w:p>
+            <w:pPr>
+              <w:keepNext/>
+              <w:spacing w:after="20" w:before="20"/>
+              <w:jc w:val="right"/>
+            </w:pPr>
+            <w:r/>
+            <w:r>
+              <w:rPr>
+                <w:rFonts w:ascii="BIZ UDPゴシック" w:hAnsi="BIZ UDPゴシック" w:eastAsia="BIZ UDPゴシック"/>
+                <w:b w:val="0"/>
+                <w:sz w:val="18"/>
+              </w:rPr>
+              <w:t>65人（18.7%）</w:t>
+            </w:r>
+          </w:p>
+        </w:tc>
+      </w:tr>
+      <w:tr>
+        <w:trPr>
+          <w:cantSplit/>
+        </w:trPr>
+        <w:tc>
+          <w:tcPr>
+            <w:tcW w:type="dxa" w:w="2948"/>
           </w:tcPr>
           <w:p>
             <w:pPr>
@@ -21159,43 +21908,43 @@
         </w:tc>
         <w:tc>
           <w:tcPr>
-            <w:tcW w:type="dxa" w:w="1928"/>
-          </w:tcPr>
-          <w:p>
-            <w:pPr>
-              <w:keepNext/>
-              <w:spacing w:after="20" w:before="20"/>
-              <w:jc w:val="right"/>
-            </w:pPr>
-            <w:r/>
-            <w:r>
-              <w:rPr>
-                <w:rFonts w:ascii="BIZ UDPゴシック" w:hAnsi="BIZ UDPゴシック" w:eastAsia="BIZ UDPゴシック"/>
-                <w:b w:val="0"/>
-                <w:sz w:val="18"/>
-              </w:rPr>
-              <w:t>+18〜+23</w:t>
-            </w:r>
-          </w:p>
-        </w:tc>
-        <w:tc>
-          <w:tcPr>
-            <w:tcW w:type="dxa" w:w="2494"/>
-          </w:tcPr>
-          <w:p>
-            <w:pPr>
-              <w:keepNext/>
-              <w:spacing w:after="20" w:before="20"/>
-              <w:jc w:val="right"/>
-            </w:pPr>
-            <w:r/>
-            <w:r>
-              <w:rPr>
-                <w:rFonts w:ascii="BIZ UDPゴシック" w:hAnsi="BIZ UDPゴシック" w:eastAsia="BIZ UDPゴシック"/>
-                <w:b w:val="0"/>
-                <w:sz w:val="18"/>
-              </w:rPr>
-              <w:t>―</w:t>
+            <w:tcW w:type="dxa" w:w="2948"/>
+          </w:tcPr>
+          <w:p>
+            <w:pPr>
+              <w:keepNext/>
+              <w:spacing w:after="20" w:before="20"/>
+              <w:jc w:val="right"/>
+            </w:pPr>
+            <w:r/>
+            <w:r>
+              <w:rPr>
+                <w:rFonts w:ascii="BIZ UDPゴシック" w:hAnsi="BIZ UDPゴシック" w:eastAsia="BIZ UDPゴシック"/>
+                <w:b w:val="0"/>
+                <w:sz w:val="18"/>
+              </w:rPr>
+              <w:t>+23人</w:t>
+            </w:r>
+          </w:p>
+        </w:tc>
+        <w:tc>
+          <w:tcPr>
+            <w:tcW w:type="dxa" w:w="2948"/>
+          </w:tcPr>
+          <w:p>
+            <w:pPr>
+              <w:keepNext/>
+              <w:spacing w:after="20" w:before="20"/>
+              <w:jc w:val="right"/>
+            </w:pPr>
+            <w:r/>
+            <w:r>
+              <w:rPr>
+                <w:rFonts w:ascii="BIZ UDPゴシック" w:hAnsi="BIZ UDPゴシック" w:eastAsia="BIZ UDPゴシック"/>
+                <w:b w:val="0"/>
+                <w:sz w:val="18"/>
+              </w:rPr>
+              <w:t>+18人</w:t>
             </w:r>
           </w:p>
         </w:tc>
@@ -21219,7 +21968,7 @@
           <w:b/>
           <w:sz w:val="18"/>
         </w:rPr>
-        <w:t>【図表23】　令和6年度の採用者数と離職者数（重複を除く）</w:t>
+        <w:t>【図表23】　令和6年度の採用者数と離職者数（2ケースの対照）</w:t>
       </w:r>
     </w:p>
     <w:p>
@@ -21272,7 +22021,19 @@
           <w:rFonts w:ascii="BIZ UDPゴシック" w:hAnsi="BIZ UDPゴシック" w:eastAsia="BIZ UDPゴシック"/>
           <w:b w:val="0"/>
         </w:rPr>
-        <w:t>令和６年度の採用者数は83〜90人、離職者数は65〜67人で、差は＋18人から＋23人です。採用が離職を上回っていますが、介護職員数に対する離職者の割合は18.0〜18.7%であり、毎年２割近くが入れ替わっている計算になります。</w:t>
+        <w:t>令和6年度の採用者数は83〜90人、離職者数は65〜67人で、差は＋18人から＋23人です。採用が離職を上回っていますが、介護職員数に対する離職者の割合はケース①18.6%・ケース②18.7%であり、毎年２割近くが入れ替わっている計算になります。</w:t>
+      </w:r>
+    </w:p>
+    <w:p>
+      <w:pPr>
+        <w:pStyle w:val="note"/>
+        <w:spacing w:after="80" w:line="276" w:lineRule="auto"/>
+      </w:pPr>
+      <w:r>
+        <w:rPr>
+          <w:b w:val="0"/>
+        </w:rPr>
+        <w:t>割合は、それぞれのケースの介護職員数を分母としています。ケースをまたいで最小値と最大値を組み合わせた割合（たとえば83人÷361人）は、分子と分母の定義が異なるため用いません。</w:t>
       </w:r>
     </w:p>
     <w:p>
@@ -24894,7 +25655,7 @@
                 <w:b w:val="0"/>
                 <w:sz w:val="18"/>
               </w:rPr>
-              <w:t>特養・老健・介護医療院・ショートステイ・グループホーム・特定施設</w:t>
+              <w:t>介護老人福祉施設・介護老人保健施設・介護医療院・短期入所・認知症対応型共同生活介護・特定施設入居者生活介護</w:t>
             </w:r>
           </w:p>
         </w:tc>
@@ -24961,7 +25722,7 @@
                 <w:b w:val="0"/>
                 <w:sz w:val="18"/>
               </w:rPr>
-              <w:t>訪問介護・訪問入浴・夜間対応型</w:t>
+              <w:t>訪問介護・訪問入浴介護・夜間対応型訪問介護</w:t>
             </w:r>
           </w:p>
         </w:tc>
@@ -25028,7 +25789,7 @@
                 <w:b w:val="0"/>
                 <w:sz w:val="18"/>
               </w:rPr>
-              <w:t>小規模多機能・看護小規模多機能・定期巡回</w:t>
+              <w:t>小規模多機能型居宅介護・看護小規模多機能型居宅介護・定期巡回・随時対応型訪問介護看護</w:t>
             </w:r>
           </w:p>
         </w:tc>
@@ -25095,7 +25856,7 @@
                 <w:b w:val="0"/>
                 <w:sz w:val="18"/>
               </w:rPr>
-              <w:t>通所介護・通所リハ・認知症デイ</w:t>
+              <w:t>通所介護・通所リハビリテーション・認知症対応型通所介護</w:t>
             </w:r>
           </w:p>
         </w:tc>
@@ -25162,7 +25923,7 @@
                 <w:b w:val="0"/>
                 <w:sz w:val="18"/>
               </w:rPr>
-              <w:t>住宅型有料・サ高住（特定施設以外）</w:t>
+              <w:t>住宅型有料老人ホーム・サービス付き高齢者向け住宅（特定施設入居者生活介護以外）</w:t>
             </w:r>
           </w:p>
         </w:tc>
@@ -25494,7 +26255,7 @@
           <w:rFonts w:ascii="BIZ UDPゴシック" w:hAnsi="BIZ UDPゴシック" w:eastAsia="BIZ UDPゴシック"/>
           <w:b w:val="0"/>
         </w:rPr>
-        <w:t>現在の職場が初めての勤務先という方が19人（29.7%）と最も多く、特養・老健等の施設系からの転職が17人（26.6%）、介護以外の職場からの転職が13人（20.3%）と続きます。初めての勤務先と介護以外からの転職を合わせると32人（50.0%）となり、未経験者の受け入れと育成の体制が重要であることを示しています。</w:t>
+        <w:t>現在の職場が初めての勤務先という方が19人（29.7%）と最も多く、特養・老健等の施設系からの転職が17人（26.6%）、介護以外の職場からの転職が13人（20.3%）と続きます。初めての勤務先と介護以外からの転職を合わせると32人（50.0%）となり、介護の実務経験が浅い可能性のある層が半数を占めます。本設問は介護の経験年数を直接把握していないため（初めての勤務先の方にも研修・実習の経験があり得るほか、介護以外からの転職者にも過去の介護経験があり得ます）、研修・OJTの需要を検討する際の参考値として扱います。</w:t>
       </w:r>
     </w:p>
     <w:p>
@@ -25876,7 +26637,7 @@
           <w:b/>
           <w:sz w:val="18"/>
         </w:rPr>
-        <w:t>【図表31】　訪問介護のサービス提供時間の内訳（24,643分）</w:t>
+        <w:t>【図表31】　訪問介護のサービス提供時間の内訳（n=26職員票・合計24,643分）</w:t>
       </w:r>
     </w:p>
     <w:p>
@@ -26454,7 +27215,7 @@
           <w:b/>
           <w:sz w:val="18"/>
         </w:rPr>
-        <w:t>【図表32】　同規模保険者40との比較</w:t>
+        <w:t>【図表32】　同規模保険者40との比較（設問別のnは本文のとおり）</w:t>
       </w:r>
     </w:p>
     <w:p>
@@ -26531,7 +27292,7 @@
         <w:rPr>
           <w:b w:val="0"/>
         </w:rPr>
-        <w:t>比較対象40保険者のうち31（77.5%）は要支援者を調査対象に含んでおり、本広域連合は含みません。母集団の定義が異なります。要支援者を含む集団の方が指標は不良側に出やすいため、本広域連合が上回る指標（転倒・口腔機能低下）はこの偏りを踏まえてもなお高いといえますが、年齢調整は行っていません。</w:t>
+        <w:t>比較対象40保険者のうち31（77.5%）は要支援者を調査対象に含んでおり、本広域連合は含みません。母集団の定義が異なります。要支援者を含む集団の方が指標は不良側に出やすいため、本広域連合が上回る指標（転倒・口腔機能低下）は、要支援者の包含差だけでは高い値を説明しにくい可能性があります。ただし年齢・性別等を調整していないため、統計的な優劣は確定しません。</w:t>
       </w:r>
     </w:p>
     <w:p>
@@ -26597,7 +27358,7 @@
           <w:rFonts w:ascii="BIZ UDPゴシック" w:hAnsi="BIZ UDPゴシック" w:eastAsia="BIZ UDPゴシック"/>
           <w:b w:val="0"/>
         </w:rPr>
-        <w:t>困りごとがある方のうち「解決できず、困っている」と回答した方は1.8%、回答者全体では0.6%です。この値は在宅生活の継続が困難な層の規模を示す指標となります。</w:t>
+        <w:t>困りごとがある方のうち「解決できず、困っている」と回答した方は1.8%、回答者全体では0.6%です。この値は、生活上の困りごとが解決できていない層の規模を示すものです。本設問は困りごとの解決状況を尋ねたものであり、これを在宅生活の継続が困難な層の指標として用いるには、住み替えの意向、介護者の状況、サービスの利用状況との追加の検証を要します。</w:t>
       </w:r>
     </w:p>
     <w:p>
@@ -26630,7 +27391,7 @@
           <w:rFonts w:ascii="BIZ UDPゴシック" w:hAnsi="BIZ UDPゴシック" w:eastAsia="BIZ UDPゴシック"/>
           <w:b w:val="0"/>
         </w:rPr>
-        <w:t>日常的に支障が生じた場合に世話をしてくれる人が「いない」と回答した方は401人／4,599人（8.7%）、独居の方では32.4%です。身寄りのない高齢者の入居・入所、保証、死後事務等の支援体制の対象規模を示しています。</w:t>
+        <w:t>日常的に支障が生じた場合に世話をしてくれる人が「いない」と回答した方は401人／4,599人（8.7%）、独居の方では32.4%です。日常的な援助者がいない可能性のある層です。身元保証、入居・入所の支援、死後事務等の対象規模を推計するには、親族関係、連絡先、成年後見制度の利用、本人の意向の追加の把握を要します。</w:t>
       </w:r>
     </w:p>
     <w:p>
@@ -27762,7 +28523,7 @@
           <w:b/>
           <w:sz w:val="18"/>
         </w:rPr>
-        <w:t>【図表33】　区域内の施設・住まいの定員</w:t>
+        <w:t>【図表33】　区域内の施設・住まいの定員（N=31施設・北海道の名簿等による）</w:t>
       </w:r>
     </w:p>
     <w:p>
@@ -27815,7 +28576,7 @@
         <w:rPr>
           <w:b w:val="0"/>
         </w:rPr>
-        <w:t>出典：北海道保健福祉部の各名簿（令和８年６月30日～７月１日現在）。介護老人保健施設及び認知症対応型共同生活介護の一部は居所変更実態調査及び介護サービス情報公表システムの個別公表画面によります。</w:t>
+        <w:t>出典：北海道保健福祉部の各名簿（令和8年6月30日～7月1日現在）。介護老人保健施設及び認知症対応型共同生活介護の一部は居所変更実態調査及び介護サービス情報公表システムの個別公表画面によります。</w:t>
       </w:r>
     </w:p>
     <w:p>
@@ -27827,7 +28588,7 @@
           <w:rFonts w:ascii="BIZ UDPゴシック" w:hAnsi="BIZ UDPゴシック" w:eastAsia="BIZ UDPゴシック"/>
           <w:b w:val="0"/>
         </w:rPr>
-        <w:t>介護保険の指定を受けない住まいは12施設・339人（戸）で、指定を受ける居住系（グループホーム・特定施設）の255人を上回ります。居所変更実態調査で把握できたのは４施設・121人にとどまり、区域内の住まいの３分の１です。これらの住まいの入居者は、要介護認定を受けている場合、訪問介護・通所介護等の在宅サービスを利用します。</w:t>
+        <w:t>介護保険の指定を受けない住まいは12施設で、内訳は住宅型有料老人ホーム223人、軽費老人ホーム50人、サービス付き高齢者向け住宅66戸です。定員・戸数の単純合計は339（単位が異なるため参考）で、指定を受ける居住系（グループホーム・特定施設）の255人を上回ります。居所変更実態調査で把握できたのは４施設・定員121人にとどまり、区域内の住まいの３分の１です。これらの住まいの入居者は、要介護認定を受けている場合、訪問介護・通所介護等の在宅サービスを利用します。</w:t>
       </w:r>
     </w:p>
     <w:p>
@@ -28750,7 +29511,7 @@
           <w:b/>
           <w:sz w:val="18"/>
         </w:rPr>
-        <w:t>【図表34】　町ごとに通常の事業実施地域とする事業所の数</w:t>
+        <w:t>【図表34】　町ごとに通常の事業実施地域とする事業所の数（指定事業所の届出による）</w:t>
       </w:r>
     </w:p>
     <w:p>
@@ -28803,7 +29564,7 @@
         <w:rPr>
           <w:b w:val="0"/>
         </w:rPr>
-        <w:t>単位：当該町を通常の事業実施地域とする事業所の数。出典：北海道「介護保険事業所一覧」（令和８年６月30日現在）。訪問介護13事業所のうち３事業所は実施地域欄が空欄です。</w:t>
+        <w:t>単位：当該町を通常の事業実施地域とする事業所の数。出典：北海道「介護保険事業所一覧」（令和8年6月30日現在）。訪問介護13事業所のうち３事業所は実施地域欄が空欄です。</w:t>
       </w:r>
     </w:p>
     <w:p>
@@ -29675,7 +30436,7 @@
           <w:b/>
           <w:sz w:val="18"/>
         </w:rPr>
-        <w:t>【図表35】　運営法人別の事業所数（上位8法人・実75事業所）</w:t>
+        <w:t>【図表35】　運営法人別の事業所数（上位8法人・N=75事業所）</w:t>
       </w:r>
     </w:p>
     <w:p>
@@ -29752,7 +30513,7 @@
           <w:rFonts w:ascii="BIZ UDPゴシック" w:hAnsi="BIZ UDPゴシック" w:eastAsia="BIZ UDPゴシック"/>
           <w:b w:val="0"/>
         </w:rPr>
-        <w:t>在宅生活改善調査の利用者票99票のうち36票（36.4%）が同一法人の小規模多機能２事業所からの提出であり、「より適切と思われるサービス」で小規模多機能を選択した44件のうち31件（70.5%）がこの２事業所からの回答でした。この偏りは調査設計によるものではなく、区域内の小規模多機能がすべて１法人であるという供給構造を反映したものと考えられます。</w:t>
+        <w:t>在宅生活改善調査の利用者票99票のうち36票（36.4%）が同一法人の小規模多機能２事業所からの提出であり、「より適切と思われるサービス」で小規模多機能を選択した44件のうち31件（70.5%）がこの２事業所からの回答でした。この偏りは、区域内の小規模多機能型居宅介護がすべて１法人であるという供給構造の集中と、提出元ごとの回答の集中の双方を反映している可能性があります。両者の寄与を分離することはできません。</w:t>
       </w:r>
     </w:p>
     <w:p>
@@ -30693,7 +31454,7 @@
           <w:b/>
           <w:sz w:val="18"/>
         </w:rPr>
-        <w:t>【図表36】　調査と見える化システムの介護職員数の対照</w:t>
+        <w:t>【図表36】　調査と見える化システムの介護職員数の対照（サービス別・調査は令和7年4月1日、見える化は令和6年度）</w:t>
       </w:r>
     </w:p>
     <w:p>
@@ -30749,7 +31510,7 @@
           <w:b/>
           <w:sz w:val="18"/>
         </w:rPr>
-        <w:t>【図表37】　介護職員の把握手段（348人）</w:t>
+        <w:t>【図表37】　介護職員の把握手段（2ケースの対照）</w:t>
       </w:r>
     </w:p>
     <w:p>
@@ -30761,7 +31522,7 @@
       <w:r>
         <w:drawing>
           <wp:inline xmlns:a="http://schemas.openxmlformats.org/drawingml/2006/main" xmlns:pic="http://schemas.openxmlformats.org/drawingml/2006/picture">
-            <wp:extent cx="5616000" cy="1388279"/>
+            <wp:extent cx="5616000" cy="1585693"/>
             <wp:docPr id="37" name="Picture 37"/>
             <wp:cNvGraphicFramePr>
               <a:graphicFrameLocks noChangeAspect="1"/>
@@ -30782,7 +31543,7 @@
                   <pic:spPr>
                     <a:xfrm>
                       <a:off x="0" y="0"/>
-                      <a:ext cx="5616000" cy="1388279"/>
+                      <a:ext cx="5616000" cy="1585693"/>
                     </a:xfrm>
                     <a:prstGeom prst="rect"/>
                   </pic:spPr>
@@ -30802,7 +31563,7 @@
         <w:rPr>
           <w:b w:val="0"/>
         </w:rPr>
-        <w:t>見える化システムのM2系列は介護サービス施設・事業所調査（各年10月１日現在）による職種別の実人員です。本調査は令和７年４月１日現在であり、半年のずれがあります。</w:t>
+        <w:t>見える化システムのM2系列は介護サービス施設・事業所調査（各年10月1日現在）による職種別の実人員です。本調査は令和7年4月1日現在であり、半年のずれがあります。</w:t>
       </w:r>
     </w:p>
     <w:p>
@@ -30814,7 +31575,7 @@
           <w:rFonts w:ascii="BIZ UDPゴシック" w:hAnsi="BIZ UDPゴシック" w:eastAsia="BIZ UDPゴシック"/>
           <w:b w:val="0"/>
         </w:rPr>
-        <w:t>グループホーム、特定施設、住宅型有料老人ホーム及びサービス付き高齢者向け住宅の介護職員116人（33.3%）は、見える化システムに従事者数の系列がないため、本調査が唯一の把握手段です。これらの住まいは区域内に22施設あり、従事者の把握を継続する必要があります。</w:t>
+        <w:t>グループホーム、特定施設、住宅型有料老人ホーム及びサービス付き高齢者向け住宅の介護職員は、見える化システムに従事者数の系列がないため、本調査が唯一の把握手段です。該当する職員は、重複を除かないケース①で129人（35.7%）、重複を除く案のケース②で116人（33.3%）です。これらの住まいは区域内に22施設あり、従事者の把握を継続する必要があります。</w:t>
       </w:r>
     </w:p>
     <w:p>
@@ -30826,7 +31587,7 @@
         <w:rPr>
           <w:b w:val="0"/>
         </w:rPr>
-        <w:t>介護老人保健施設は３施設すべてが回答して77人であるのに対し、見える化システムの令和６年度の介護職員は59人です。通所リハビリテーションも同様の差があります。特別養護老人ホームの差が未回答１施設分で説明できるのに対し、この２サービスは全施設が回答したうえで差が生じています。調査での「介護職員」の範囲の解釈を確認したうえで確定します（第８章第３節）。</w:t>
+        <w:t>介護老人保健施設は３施設すべてが回答して77人であるのに対し、見える化システムの令和6年度の介護職員は59人です。通所リハビリテーションも同様の差があります。特別養護老人ホームの差が未回答１施設分で説明できるのに対し、この２サービスは全施設が回答したうえで差が生じています。調査での「介護職員」の範囲の解釈を確認したうえで確定します（第８章第３節）。</w:t>
       </w:r>
     </w:p>
     <w:p>
@@ -31257,7 +32018,7 @@
         <w:rPr>
           <w:b w:val="0"/>
         </w:rPr>
-        <w:t>見込みは別冊「将来推計 第２段階　サービス見込量」によります。利用率と受給者１人当たりの利用日数・回数を令和７年度の値で固定した基本ケースの値です。</w:t>
+        <w:t>見込みは別冊「将来推計 第２段階　サービス見込量」によります。利用率と受給者１人当たりの利用日数・回数を令和7年度の値で固定した基本ケースの値です。</w:t>
       </w:r>
     </w:p>
     <w:p>
@@ -31283,6 +32044,559 @@
         </w:rPr>
       </w:r>
     </w:p>
+    <w:tbl>
+      <w:tblPr>
+        <w:tblStyle w:val="TableGrid"/>
+        <w:tblW w:type="auto" w:w="0"/>
+        <w:jc w:val="center"/>
+        <w:tblLook w:firstColumn="1" w:firstRow="1" w:lastColumn="0" w:lastRow="0" w:noHBand="0" w:noVBand="1" w:val="04A0"/>
+      </w:tblPr>
+      <w:tblGrid>
+        <w:gridCol w:w="2523"/>
+        <w:gridCol w:w="2523"/>
+        <w:gridCol w:w="2523"/>
+        <w:gridCol w:w="2523"/>
+      </w:tblGrid>
+      <w:tr>
+        <w:trPr>
+          <w:cantSplit/>
+        </w:trPr>
+        <w:tc>
+          <w:tcPr>
+            <w:tcW w:type="dxa" w:w="2041"/>
+            <w:shd w:val="clear" w:fill="F2F2F2"/>
+          </w:tcPr>
+          <w:p>
+            <w:pPr>
+              <w:keepNext/>
+              <w:spacing w:after="20" w:before="20"/>
+              <w:jc w:val="center"/>
+            </w:pPr>
+            <w:r/>
+            <w:r>
+              <w:rPr>
+                <w:rFonts w:ascii="BIZ UDPゴシック" w:hAnsi="BIZ UDPゴシック" w:eastAsia="BIZ UDPゴシック"/>
+                <w:b/>
+                <w:sz w:val="18"/>
+              </w:rPr>
+              <w:t>区分</w:t>
+            </w:r>
+          </w:p>
+        </w:tc>
+        <w:tc>
+          <w:tcPr>
+            <w:tcW w:type="dxa" w:w="1701"/>
+            <w:shd w:val="clear" w:fill="F2F2F2"/>
+          </w:tcPr>
+          <w:p>
+            <w:pPr>
+              <w:keepNext/>
+              <w:spacing w:after="20" w:before="20"/>
+              <w:jc w:val="center"/>
+            </w:pPr>
+            <w:r/>
+            <w:r>
+              <w:rPr>
+                <w:rFonts w:ascii="BIZ UDPゴシック" w:hAnsi="BIZ UDPゴシック" w:eastAsia="BIZ UDPゴシック"/>
+                <w:b/>
+                <w:sz w:val="18"/>
+              </w:rPr>
+              <w:t>令和7年度の利用率</w:t>
+            </w:r>
+          </w:p>
+        </w:tc>
+        <w:tc>
+          <w:tcPr>
+            <w:tcW w:type="dxa" w:w="2608"/>
+            <w:shd w:val="clear" w:fill="F2F2F2"/>
+          </w:tcPr>
+          <w:p>
+            <w:pPr>
+              <w:keepNext/>
+              <w:spacing w:after="20" w:before="20"/>
+              <w:jc w:val="center"/>
+            </w:pPr>
+            <w:r/>
+            <w:r>
+              <w:rPr>
+                <w:rFonts w:ascii="BIZ UDPゴシック" w:hAnsi="BIZ UDPゴシック" w:eastAsia="BIZ UDPゴシック"/>
+                <w:b/>
+                <w:sz w:val="18"/>
+              </w:rPr>
+              <w:t>認定者1,984人に適用した推計人数</w:t>
+            </w:r>
+          </w:p>
+        </w:tc>
+        <w:tc>
+          <w:tcPr>
+            <w:tcW w:type="dxa" w:w="2494"/>
+            <w:shd w:val="clear" w:fill="F2F2F2"/>
+          </w:tcPr>
+          <w:p>
+            <w:pPr>
+              <w:keepNext/>
+              <w:spacing w:after="20" w:before="20"/>
+              <w:jc w:val="center"/>
+            </w:pPr>
+            <w:r/>
+            <w:r>
+              <w:rPr>
+                <w:rFonts w:ascii="BIZ UDPゴシック" w:hAnsi="BIZ UDPゴシック" w:eastAsia="BIZ UDPゴシック"/>
+                <w:b/>
+                <w:sz w:val="18"/>
+              </w:rPr>
+              <w:t>利用率の出典・時点</w:t>
+            </w:r>
+          </w:p>
+        </w:tc>
+      </w:tr>
+      <w:tr>
+        <w:trPr>
+          <w:cantSplit/>
+        </w:trPr>
+        <w:tc>
+          <w:tcPr>
+            <w:tcW w:type="dxa" w:w="2041"/>
+          </w:tcPr>
+          <w:p>
+            <w:pPr>
+              <w:keepNext/>
+              <w:spacing w:after="20" w:before="20"/>
+            </w:pPr>
+            <w:r/>
+            <w:r>
+              <w:rPr>
+                <w:rFonts w:ascii="BIZ UDPゴシック" w:hAnsi="BIZ UDPゴシック" w:eastAsia="BIZ UDPゴシック"/>
+                <w:b w:val="0"/>
+                <w:sz w:val="18"/>
+              </w:rPr>
+              <w:t>在宅サービス</w:t>
+            </w:r>
+          </w:p>
+        </w:tc>
+        <w:tc>
+          <w:tcPr>
+            <w:tcW w:type="dxa" w:w="1701"/>
+          </w:tcPr>
+          <w:p>
+            <w:pPr>
+              <w:keepNext/>
+              <w:spacing w:after="20" w:before="20"/>
+              <w:jc w:val="right"/>
+            </w:pPr>
+            <w:r/>
+            <w:r>
+              <w:rPr>
+                <w:rFonts w:ascii="BIZ UDPゴシック" w:hAnsi="BIZ UDPゴシック" w:eastAsia="BIZ UDPゴシック"/>
+                <w:b w:val="0"/>
+                <w:sz w:val="18"/>
+              </w:rPr>
+              <w:t>51.2%</w:t>
+            </w:r>
+          </w:p>
+        </w:tc>
+        <w:tc>
+          <w:tcPr>
+            <w:tcW w:type="dxa" w:w="2608"/>
+          </w:tcPr>
+          <w:p>
+            <w:pPr>
+              <w:keepNext/>
+              <w:spacing w:after="20" w:before="20"/>
+              <w:jc w:val="right"/>
+            </w:pPr>
+            <w:r/>
+            <w:r>
+              <w:rPr>
+                <w:rFonts w:ascii="BIZ UDPゴシック" w:hAnsi="BIZ UDPゴシック" w:eastAsia="BIZ UDPゴシック"/>
+                <w:b w:val="0"/>
+                <w:sz w:val="18"/>
+              </w:rPr>
+              <w:t>1,016人</w:t>
+            </w:r>
+          </w:p>
+        </w:tc>
+        <w:tc>
+          <w:tcPr>
+            <w:tcW w:type="dxa" w:w="2494"/>
+          </w:tcPr>
+          <w:p>
+            <w:pPr>
+              <w:keepNext/>
+              <w:spacing w:after="20" w:before="20"/>
+              <w:jc w:val="right"/>
+            </w:pPr>
+            <w:r/>
+            <w:r>
+              <w:rPr>
+                <w:rFonts w:ascii="BIZ UDPゴシック" w:hAnsi="BIZ UDPゴシック" w:eastAsia="BIZ UDPゴシック"/>
+                <w:b w:val="0"/>
+                <w:sz w:val="18"/>
+              </w:rPr>
+              <w:t>見える化D45-a系列・令和7年度</w:t>
+            </w:r>
+          </w:p>
+        </w:tc>
+      </w:tr>
+      <w:tr>
+        <w:trPr>
+          <w:cantSplit/>
+        </w:trPr>
+        <w:tc>
+          <w:tcPr>
+            <w:tcW w:type="dxa" w:w="2041"/>
+          </w:tcPr>
+          <w:p>
+            <w:pPr>
+              <w:keepNext/>
+              <w:spacing w:after="20" w:before="20"/>
+            </w:pPr>
+            <w:r/>
+            <w:r>
+              <w:rPr>
+                <w:rFonts w:ascii="BIZ UDPゴシック" w:hAnsi="BIZ UDPゴシック" w:eastAsia="BIZ UDPゴシック"/>
+                <w:b w:val="0"/>
+                <w:sz w:val="18"/>
+              </w:rPr>
+              <w:t>居住系サービス</w:t>
+            </w:r>
+          </w:p>
+        </w:tc>
+        <w:tc>
+          <w:tcPr>
+            <w:tcW w:type="dxa" w:w="1701"/>
+          </w:tcPr>
+          <w:p>
+            <w:pPr>
+              <w:keepNext/>
+              <w:spacing w:after="20" w:before="20"/>
+              <w:jc w:val="right"/>
+            </w:pPr>
+            <w:r/>
+            <w:r>
+              <w:rPr>
+                <w:rFonts w:ascii="BIZ UDPゴシック" w:hAnsi="BIZ UDPゴシック" w:eastAsia="BIZ UDPゴシック"/>
+                <w:b w:val="0"/>
+                <w:sz w:val="18"/>
+              </w:rPr>
+              <w:t>7.3%</w:t>
+            </w:r>
+          </w:p>
+        </w:tc>
+        <w:tc>
+          <w:tcPr>
+            <w:tcW w:type="dxa" w:w="2608"/>
+          </w:tcPr>
+          <w:p>
+            <w:pPr>
+              <w:keepNext/>
+              <w:spacing w:after="20" w:before="20"/>
+              <w:jc w:val="right"/>
+            </w:pPr>
+            <w:r/>
+            <w:r>
+              <w:rPr>
+                <w:rFonts w:ascii="BIZ UDPゴシック" w:hAnsi="BIZ UDPゴシック" w:eastAsia="BIZ UDPゴシック"/>
+                <w:b w:val="0"/>
+                <w:sz w:val="18"/>
+              </w:rPr>
+              <w:t>145人</w:t>
+            </w:r>
+          </w:p>
+        </w:tc>
+        <w:tc>
+          <w:tcPr>
+            <w:tcW w:type="dxa" w:w="2494"/>
+          </w:tcPr>
+          <w:p>
+            <w:pPr>
+              <w:keepNext/>
+              <w:spacing w:after="20" w:before="20"/>
+              <w:jc w:val="right"/>
+            </w:pPr>
+            <w:r/>
+            <w:r>
+              <w:rPr>
+                <w:rFonts w:ascii="BIZ UDPゴシック" w:hAnsi="BIZ UDPゴシック" w:eastAsia="BIZ UDPゴシック"/>
+                <w:b w:val="0"/>
+                <w:sz w:val="18"/>
+              </w:rPr>
+              <w:t>見える化D45-b系列・令和7年度</w:t>
+            </w:r>
+          </w:p>
+        </w:tc>
+      </w:tr>
+      <w:tr>
+        <w:trPr>
+          <w:cantSplit/>
+        </w:trPr>
+        <w:tc>
+          <w:tcPr>
+            <w:tcW w:type="dxa" w:w="2041"/>
+          </w:tcPr>
+          <w:p>
+            <w:pPr>
+              <w:keepNext/>
+              <w:spacing w:after="20" w:before="20"/>
+            </w:pPr>
+            <w:r/>
+            <w:r>
+              <w:rPr>
+                <w:rFonts w:ascii="BIZ UDPゴシック" w:hAnsi="BIZ UDPゴシック" w:eastAsia="BIZ UDPゴシック"/>
+                <w:b w:val="0"/>
+                <w:sz w:val="18"/>
+              </w:rPr>
+              <w:t>施設サービス</w:t>
+            </w:r>
+          </w:p>
+        </w:tc>
+        <w:tc>
+          <w:tcPr>
+            <w:tcW w:type="dxa" w:w="1701"/>
+          </w:tcPr>
+          <w:p>
+            <w:pPr>
+              <w:keepNext/>
+              <w:spacing w:after="20" w:before="20"/>
+              <w:jc w:val="right"/>
+            </w:pPr>
+            <w:r/>
+            <w:r>
+              <w:rPr>
+                <w:rFonts w:ascii="BIZ UDPゴシック" w:hAnsi="BIZ UDPゴシック" w:eastAsia="BIZ UDPゴシック"/>
+                <w:b w:val="0"/>
+                <w:sz w:val="18"/>
+              </w:rPr>
+              <w:t>17.0%</w:t>
+            </w:r>
+          </w:p>
+        </w:tc>
+        <w:tc>
+          <w:tcPr>
+            <w:tcW w:type="dxa" w:w="2608"/>
+          </w:tcPr>
+          <w:p>
+            <w:pPr>
+              <w:keepNext/>
+              <w:spacing w:after="20" w:before="20"/>
+              <w:jc w:val="right"/>
+            </w:pPr>
+            <w:r/>
+            <w:r>
+              <w:rPr>
+                <w:rFonts w:ascii="BIZ UDPゴシック" w:hAnsi="BIZ UDPゴシック" w:eastAsia="BIZ UDPゴシック"/>
+                <w:b w:val="0"/>
+                <w:sz w:val="18"/>
+              </w:rPr>
+              <w:t>337人</w:t>
+            </w:r>
+          </w:p>
+        </w:tc>
+        <w:tc>
+          <w:tcPr>
+            <w:tcW w:type="dxa" w:w="2494"/>
+          </w:tcPr>
+          <w:p>
+            <w:pPr>
+              <w:keepNext/>
+              <w:spacing w:after="20" w:before="20"/>
+              <w:jc w:val="right"/>
+            </w:pPr>
+            <w:r/>
+            <w:r>
+              <w:rPr>
+                <w:rFonts w:ascii="BIZ UDPゴシック" w:hAnsi="BIZ UDPゴシック" w:eastAsia="BIZ UDPゴシック"/>
+                <w:b w:val="0"/>
+                <w:sz w:val="18"/>
+              </w:rPr>
+              <w:t>見える化D45-c系列・令和7年度</w:t>
+            </w:r>
+          </w:p>
+        </w:tc>
+      </w:tr>
+      <w:tr>
+        <w:trPr>
+          <w:cantSplit/>
+        </w:trPr>
+        <w:tc>
+          <w:tcPr>
+            <w:tcW w:type="dxa" w:w="2041"/>
+          </w:tcPr>
+          <w:p>
+            <w:pPr>
+              <w:keepNext/>
+              <w:spacing w:after="20" w:before="20"/>
+            </w:pPr>
+            <w:r/>
+            <w:r>
+              <w:rPr>
+                <w:rFonts w:ascii="BIZ UDPゴシック" w:hAnsi="BIZ UDPゴシック" w:eastAsia="BIZ UDPゴシック"/>
+                <w:b w:val="0"/>
+                <w:sz w:val="18"/>
+              </w:rPr>
+              <w:t>いずれも利用していない</w:t>
+            </w:r>
+          </w:p>
+        </w:tc>
+        <w:tc>
+          <w:tcPr>
+            <w:tcW w:type="dxa" w:w="1701"/>
+          </w:tcPr>
+          <w:p>
+            <w:pPr>
+              <w:keepNext/>
+              <w:spacing w:after="20" w:before="20"/>
+              <w:jc w:val="right"/>
+            </w:pPr>
+            <w:r/>
+            <w:r>
+              <w:rPr>
+                <w:rFonts w:ascii="BIZ UDPゴシック" w:hAnsi="BIZ UDPゴシック" w:eastAsia="BIZ UDPゴシック"/>
+                <w:b w:val="0"/>
+                <w:sz w:val="18"/>
+              </w:rPr>
+              <w:t>24.5%</w:t>
+            </w:r>
+          </w:p>
+        </w:tc>
+        <w:tc>
+          <w:tcPr>
+            <w:tcW w:type="dxa" w:w="2608"/>
+          </w:tcPr>
+          <w:p>
+            <w:pPr>
+              <w:keepNext/>
+              <w:spacing w:after="20" w:before="20"/>
+              <w:jc w:val="right"/>
+            </w:pPr>
+            <w:r/>
+            <w:r>
+              <w:rPr>
+                <w:rFonts w:ascii="BIZ UDPゴシック" w:hAnsi="BIZ UDPゴシック" w:eastAsia="BIZ UDPゴシック"/>
+                <w:b w:val="0"/>
+                <w:sz w:val="18"/>
+              </w:rPr>
+              <w:t>486人</w:t>
+            </w:r>
+          </w:p>
+        </w:tc>
+        <w:tc>
+          <w:tcPr>
+            <w:tcW w:type="dxa" w:w="2494"/>
+          </w:tcPr>
+          <w:p>
+            <w:pPr>
+              <w:keepNext/>
+              <w:spacing w:after="20" w:before="20"/>
+              <w:jc w:val="right"/>
+            </w:pPr>
+            <w:r/>
+            <w:r>
+              <w:rPr>
+                <w:rFonts w:ascii="BIZ UDPゴシック" w:hAnsi="BIZ UDPゴシック" w:eastAsia="BIZ UDPゴシック"/>
+                <w:b w:val="0"/>
+                <w:sz w:val="18"/>
+              </w:rPr>
+              <w:t>100%から上記3区分を差し引いた残差</w:t>
+            </w:r>
+          </w:p>
+        </w:tc>
+      </w:tr>
+      <w:tr>
+        <w:trPr>
+          <w:cantSplit/>
+        </w:trPr>
+        <w:tc>
+          <w:tcPr>
+            <w:tcW w:type="dxa" w:w="2041"/>
+          </w:tcPr>
+          <w:p>
+            <w:pPr>
+              <w:keepNext/>
+              <w:spacing w:after="20" w:before="20"/>
+            </w:pPr>
+            <w:r/>
+            <w:r>
+              <w:rPr>
+                <w:rFonts w:ascii="BIZ UDPゴシック" w:hAnsi="BIZ UDPゴシック" w:eastAsia="BIZ UDPゴシック"/>
+                <w:b w:val="0"/>
+                <w:sz w:val="18"/>
+              </w:rPr>
+              <w:t>合計</w:t>
+            </w:r>
+          </w:p>
+        </w:tc>
+        <w:tc>
+          <w:tcPr>
+            <w:tcW w:type="dxa" w:w="1701"/>
+          </w:tcPr>
+          <w:p>
+            <w:pPr>
+              <w:keepNext/>
+              <w:spacing w:after="20" w:before="20"/>
+              <w:jc w:val="right"/>
+            </w:pPr>
+            <w:r/>
+            <w:r>
+              <w:rPr>
+                <w:rFonts w:ascii="BIZ UDPゴシック" w:hAnsi="BIZ UDPゴシック" w:eastAsia="BIZ UDPゴシック"/>
+                <w:b w:val="0"/>
+                <w:sz w:val="18"/>
+              </w:rPr>
+              <w:t>100.0%</w:t>
+            </w:r>
+          </w:p>
+        </w:tc>
+        <w:tc>
+          <w:tcPr>
+            <w:tcW w:type="dxa" w:w="2608"/>
+          </w:tcPr>
+          <w:p>
+            <w:pPr>
+              <w:keepNext/>
+              <w:spacing w:after="20" w:before="20"/>
+              <w:jc w:val="right"/>
+            </w:pPr>
+            <w:r/>
+            <w:r>
+              <w:rPr>
+                <w:rFonts w:ascii="BIZ UDPゴシック" w:hAnsi="BIZ UDPゴシック" w:eastAsia="BIZ UDPゴシック"/>
+                <w:b w:val="0"/>
+                <w:sz w:val="18"/>
+              </w:rPr>
+              <w:t>1,984人</w:t>
+            </w:r>
+          </w:p>
+        </w:tc>
+        <w:tc>
+          <w:tcPr>
+            <w:tcW w:type="dxa" w:w="2494"/>
+          </w:tcPr>
+          <w:p>
+            <w:pPr>
+              <w:keepNext/>
+              <w:spacing w:after="20" w:before="20"/>
+              <w:jc w:val="right"/>
+            </w:pPr>
+            <w:r/>
+            <w:r>
+              <w:rPr>
+                <w:rFonts w:ascii="BIZ UDPゴシック" w:hAnsi="BIZ UDPゴシック" w:eastAsia="BIZ UDPゴシック"/>
+                <w:b w:val="0"/>
+                <w:sz w:val="18"/>
+              </w:rPr>
+              <w:t>認定者数は令和8年3月末</w:t>
+            </w:r>
+          </w:p>
+        </w:tc>
+      </w:tr>
+    </w:tbl>
+    <w:p>
+      <w:pPr>
+        <w:keepNext/>
+        <w:spacing w:after="80" w:before="0"/>
+      </w:pPr>
+    </w:p>
     <w:p>
       <w:pPr>
         <w:keepNext/>
@@ -31295,7 +32609,7 @@
           <w:b/>
           <w:sz w:val="18"/>
         </w:rPr>
-        <w:t>【図表39】　認定者1,984人のサービス利用状況（令和7年度）</w:t>
+        <w:t>【図表39】　認定者に令和7年度の利用率を適用した推計人数（n=1,984人）</w:t>
       </w:r>
     </w:p>
     <w:p>
@@ -31307,7 +32621,7 @@
       <w:r>
         <w:drawing>
           <wp:inline xmlns:a="http://schemas.openxmlformats.org/drawingml/2006/main" xmlns:pic="http://schemas.openxmlformats.org/drawingml/2006/picture">
-            <wp:extent cx="5616000" cy="1388279"/>
+            <wp:extent cx="5616000" cy="1524343"/>
             <wp:docPr id="39" name="Picture 39"/>
             <wp:cNvGraphicFramePr>
               <a:graphicFrameLocks noChangeAspect="1"/>
@@ -31328,7 +32642,7 @@
                   <pic:spPr>
                     <a:xfrm>
                       <a:off x="0" y="0"/>
-                      <a:ext cx="5616000" cy="1388279"/>
+                      <a:ext cx="5616000" cy="1524343"/>
                     </a:xfrm>
                     <a:prstGeom prst="rect"/>
                   </pic:spPr>
@@ -31348,7 +32662,7 @@
         <w:rPr>
           <w:b w:val="0"/>
         </w:rPr>
-        <w:t>利用者数は月平均、認定者数は令和８年３月末の値であり、区分ごとの人数の合計は認定者数と一致しません。構成比は認定者数1,984人に対する割合です。</w:t>
+        <w:t>本表・本図は、認定者数1,984人（令和8年3月末）に令和7年度の合計利用率（見える化D45系列）を乗じて算定した推計人数であり、各区分の実際の月平均利用者数を集計したものではありません。利用率は年度の平均、認定者数は年度末の値であり、時点が異なります。月平均の受給者実績（在宅1,013人、居住系144人、施設336人）とは算定の方法が異なるため、両者は一致しません。</w:t>
       </w:r>
     </w:p>
     <w:p>
@@ -31360,7 +32674,7 @@
           <w:rFonts w:ascii="BIZ UDPゴシック" w:hAnsi="BIZ UDPゴシック" w:eastAsia="BIZ UDPゴシック"/>
           <w:b w:val="0"/>
         </w:rPr>
-        <w:t>認定を受けている1,984人のうち、在宅サービスの利用者は1,013人（51.2%）、居住系は144人（7.3%）、施設は336人（17.0%）で、いずれも利用していない方が486人（24.5%）です。この486人は、健康とくらしの調査の「介護・介助が必要だが受けていない7.0%」とは母集団が異なるため、合算することも比率を比較することもできません。</w:t>
+        <w:t>認定を受けている1,984人に令和7年度の利用率を適用すると、在宅サービスの利用者は1,016人（51.2%）、居住系は145人（7.3%）、施設は337人（17.0%）で、いずれも利用していない方が486人（24.5%）と推計されます。この486人は、健康とくらしの調査の「介護・介助が必要だが受けていない7.0%」とは母集団が異なるため、合算することも比率を比較することもできません。未利用の理由の内訳は照会中であり（資料依頼No.7）、受領後に要因を分解します。</w:t>
       </w:r>
     </w:p>
     <w:p>
@@ -31477,7 +32791,7 @@
           <w:rFonts w:ascii="BIZ UDPゴシック" w:hAnsi="BIZ UDPゴシック" w:eastAsia="BIZ UDPゴシック"/>
           <w:b w:val="0"/>
         </w:rPr>
-        <w:t>介護職員は348〜361人です（重複の取扱いにより変わります）。施設・通所系の職員個票317件のうち有効回答316件でみると、介護福祉士が67.1%を占め、資格水準は高い状況にあります。一方、勤続１年未満が19.9%、令和６年度の離職者が65〜67人であり、毎年２割近くが入れ替わっています。60歳以上の職員は13.3%です。勤務継続の意向は把握していないため、将来の退職見込みは別途確認を要します。</w:t>
+        <w:t>介護職員は348〜361人です（重複の取扱いにより変わります）。施設・通所系の職員個票317件のうち有効回答316件でみると、介護福祉士が67.1%を占め、資格水準は高い状況にあります。一方、勤続１年未満が19.9%、令和6年度の離職者が65〜67人であり、毎年２割近くが入れ替わっています。60歳以上の職員は13.3%です。勤務継続の意向は把握していないため、将来の退職見込みは別途確認を要します。</w:t>
       </w:r>
     </w:p>
     <w:p>
@@ -32093,7 +33407,7 @@
                 <w:b w:val="0"/>
                 <w:sz w:val="18"/>
               </w:rPr>
-              <w:t>用いる</w:t>
+              <w:t>用いる（定義は本節（２）のとおり）</w:t>
             </w:r>
           </w:p>
         </w:tc>
@@ -32186,7 +33500,616 @@
           <w:rFonts w:ascii="BIZ UDPゴシック" w:hAnsi="BIZ UDPゴシック" w:eastAsia="BIZ UDPゴシック"/>
           <w:b/>
         </w:rPr>
-        <w:t>（２） 需要シナリオの算定に要する補正</w:t>
+        <w:t>（２） KPIの定義</w:t>
+      </w:r>
+    </w:p>
+    <w:p>
+      <w:pPr>
+        <w:spacing w:after="120" w:line="276" w:lineRule="auto"/>
+      </w:pPr>
+      <w:r>
+        <w:rPr>
+          <w:rFonts w:ascii="BIZ UDPゴシック" w:hAnsi="BIZ UDPゴシック" w:eastAsia="BIZ UDPゴシック"/>
+          <w:b w:val="0"/>
+        </w:rPr>
+        <w:t>本報告書の集計値をKPIの基準値として用いる場合は、次のとおり定義を明示します。目標値、担当課及び更新の頻度は計画側で確定します。</w:t>
+      </w:r>
+    </w:p>
+    <w:tbl>
+      <w:tblPr>
+        <w:tblStyle w:val="TableGrid"/>
+        <w:tblW w:type="auto" w:w="0"/>
+        <w:jc w:val="center"/>
+        <w:tblLook w:firstColumn="1" w:firstRow="1" w:lastColumn="0" w:lastRow="0" w:noHBand="0" w:noVBand="1" w:val="04A0"/>
+      </w:tblPr>
+      <w:tblGrid>
+        <w:gridCol w:w="2018"/>
+        <w:gridCol w:w="2018"/>
+        <w:gridCol w:w="2018"/>
+        <w:gridCol w:w="2018"/>
+        <w:gridCol w:w="2018"/>
+      </w:tblGrid>
+      <w:tr>
+        <w:trPr>
+          <w:cantSplit/>
+        </w:trPr>
+        <w:tc>
+          <w:tcPr>
+            <w:tcW w:type="dxa" w:w="2041"/>
+            <w:shd w:val="clear" w:fill="F2F2F2"/>
+          </w:tcPr>
+          <w:p>
+            <w:pPr>
+              <w:keepNext/>
+              <w:spacing w:after="20" w:before="20"/>
+              <w:jc w:val="center"/>
+            </w:pPr>
+            <w:r/>
+            <w:r>
+              <w:rPr>
+                <w:rFonts w:ascii="BIZ UDPゴシック" w:hAnsi="BIZ UDPゴシック" w:eastAsia="BIZ UDPゴシック"/>
+                <w:b/>
+                <w:sz w:val="18"/>
+              </w:rPr>
+              <w:t>KPIの候補</w:t>
+            </w:r>
+          </w:p>
+        </w:tc>
+        <w:tc>
+          <w:tcPr>
+            <w:tcW w:type="dxa" w:w="2835"/>
+            <w:shd w:val="clear" w:fill="F2F2F2"/>
+          </w:tcPr>
+          <w:p>
+            <w:pPr>
+              <w:keepNext/>
+              <w:spacing w:after="20" w:before="20"/>
+              <w:jc w:val="center"/>
+            </w:pPr>
+            <w:r/>
+            <w:r>
+              <w:rPr>
+                <w:rFonts w:ascii="BIZ UDPゴシック" w:hAnsi="BIZ UDPゴシック" w:eastAsia="BIZ UDPゴシック"/>
+                <w:b/>
+                <w:sz w:val="18"/>
+              </w:rPr>
+              <w:t>分子／分母</w:t>
+            </w:r>
+          </w:p>
+        </w:tc>
+        <w:tc>
+          <w:tcPr>
+            <w:tcW w:type="dxa" w:w="1020"/>
+            <w:shd w:val="clear" w:fill="F2F2F2"/>
+          </w:tcPr>
+          <w:p>
+            <w:pPr>
+              <w:keepNext/>
+              <w:spacing w:after="20" w:before="20"/>
+              <w:jc w:val="center"/>
+            </w:pPr>
+            <w:r/>
+            <w:r>
+              <w:rPr>
+                <w:rFonts w:ascii="BIZ UDPゴシック" w:hAnsi="BIZ UDPゴシック" w:eastAsia="BIZ UDPゴシック"/>
+                <w:b/>
+                <w:sz w:val="18"/>
+              </w:rPr>
+              <w:t>基準値</w:t>
+            </w:r>
+          </w:p>
+        </w:tc>
+        <w:tc>
+          <w:tcPr>
+            <w:tcW w:type="dxa" w:w="907"/>
+            <w:shd w:val="clear" w:fill="F2F2F2"/>
+          </w:tcPr>
+          <w:p>
+            <w:pPr>
+              <w:keepNext/>
+              <w:spacing w:after="20" w:before="20"/>
+              <w:jc w:val="center"/>
+            </w:pPr>
+            <w:r/>
+            <w:r>
+              <w:rPr>
+                <w:rFonts w:ascii="BIZ UDPゴシック" w:hAnsi="BIZ UDPゴシック" w:eastAsia="BIZ UDPゴシック"/>
+                <w:b/>
+                <w:sz w:val="18"/>
+              </w:rPr>
+              <w:t>基準年</w:t>
+            </w:r>
+          </w:p>
+        </w:tc>
+        <w:tc>
+          <w:tcPr>
+            <w:tcW w:type="dxa" w:w="2041"/>
+            <w:shd w:val="clear" w:fill="F2F2F2"/>
+          </w:tcPr>
+          <w:p>
+            <w:pPr>
+              <w:keepNext/>
+              <w:spacing w:after="20" w:before="20"/>
+              <w:jc w:val="center"/>
+            </w:pPr>
+            <w:r/>
+            <w:r>
+              <w:rPr>
+                <w:rFonts w:ascii="BIZ UDPゴシック" w:hAnsi="BIZ UDPゴシック" w:eastAsia="BIZ UDPゴシック"/>
+                <w:b/>
+                <w:sz w:val="18"/>
+              </w:rPr>
+              <w:t>データ源・更新方法</w:t>
+            </w:r>
+          </w:p>
+        </w:tc>
+      </w:tr>
+      <w:tr>
+        <w:trPr>
+          <w:cantSplit/>
+        </w:trPr>
+        <w:tc>
+          <w:tcPr>
+            <w:tcW w:type="dxa" w:w="2041"/>
+          </w:tcPr>
+          <w:p>
+            <w:pPr>
+              <w:keepNext/>
+              <w:spacing w:after="20" w:before="20"/>
+            </w:pPr>
+            <w:r/>
+            <w:r>
+              <w:rPr>
+                <w:rFonts w:ascii="BIZ UDPゴシック" w:hAnsi="BIZ UDPゴシック" w:eastAsia="BIZ UDPゴシック"/>
+                <w:b w:val="0"/>
+                <w:sz w:val="18"/>
+              </w:rPr>
+              <w:t>認知症の相談窓口を知っている方の割合</w:t>
+            </w:r>
+          </w:p>
+        </w:tc>
+        <w:tc>
+          <w:tcPr>
+            <w:tcW w:type="dxa" w:w="2835"/>
+          </w:tcPr>
+          <w:p>
+            <w:pPr>
+              <w:keepNext/>
+              <w:spacing w:after="20" w:before="20"/>
+            </w:pPr>
+            <w:r/>
+            <w:r>
+              <w:rPr>
+                <w:rFonts w:ascii="BIZ UDPゴシック" w:hAnsi="BIZ UDPゴシック" w:eastAsia="BIZ UDPゴシック"/>
+                <w:b w:val="0"/>
+                <w:sz w:val="18"/>
+              </w:rPr>
+              <w:t>知っていると回答した方1,658人／設問の有効回答4,639人</w:t>
+            </w:r>
+          </w:p>
+        </w:tc>
+        <w:tc>
+          <w:tcPr>
+            <w:tcW w:type="dxa" w:w="1020"/>
+          </w:tcPr>
+          <w:p>
+            <w:pPr>
+              <w:keepNext/>
+              <w:spacing w:after="20" w:before="20"/>
+            </w:pPr>
+            <w:r/>
+            <w:r>
+              <w:rPr>
+                <w:rFonts w:ascii="BIZ UDPゴシック" w:hAnsi="BIZ UDPゴシック" w:eastAsia="BIZ UDPゴシック"/>
+                <w:b w:val="0"/>
+                <w:sz w:val="18"/>
+              </w:rPr>
+              <w:t>35.7%</w:t>
+            </w:r>
+          </w:p>
+        </w:tc>
+        <w:tc>
+          <w:tcPr>
+            <w:tcW w:type="dxa" w:w="907"/>
+          </w:tcPr>
+          <w:p>
+            <w:pPr>
+              <w:keepNext/>
+              <w:spacing w:after="20" w:before="20"/>
+            </w:pPr>
+            <w:r/>
+            <w:r>
+              <w:rPr>
+                <w:rFonts w:ascii="BIZ UDPゴシック" w:hAnsi="BIZ UDPゴシック" w:eastAsia="BIZ UDPゴシック"/>
+                <w:b w:val="0"/>
+                <w:sz w:val="18"/>
+              </w:rPr>
+              <w:t>令和7年度</w:t>
+            </w:r>
+          </w:p>
+        </w:tc>
+        <w:tc>
+          <w:tcPr>
+            <w:tcW w:type="dxa" w:w="2041"/>
+          </w:tcPr>
+          <w:p>
+            <w:pPr>
+              <w:keepNext/>
+              <w:spacing w:after="20" w:before="20"/>
+            </w:pPr>
+            <w:r/>
+            <w:r>
+              <w:rPr>
+                <w:rFonts w:ascii="BIZ UDPゴシック" w:hAnsi="BIZ UDPゴシック" w:eastAsia="BIZ UDPゴシック"/>
+                <w:b w:val="0"/>
+                <w:sz w:val="18"/>
+              </w:rPr>
+              <w:t>健康とくらしの調査（次期調査で更新）</w:t>
+            </w:r>
+          </w:p>
+        </w:tc>
+      </w:tr>
+      <w:tr>
+        <w:trPr>
+          <w:cantSplit/>
+        </w:trPr>
+        <w:tc>
+          <w:tcPr>
+            <w:tcW w:type="dxa" w:w="2041"/>
+          </w:tcPr>
+          <w:p>
+            <w:pPr>
+              <w:keepNext/>
+              <w:spacing w:after="20" w:before="20"/>
+            </w:pPr>
+            <w:r/>
+            <w:r>
+              <w:rPr>
+                <w:rFonts w:ascii="BIZ UDPゴシック" w:hAnsi="BIZ UDPゴシック" w:eastAsia="BIZ UDPゴシック"/>
+                <w:b w:val="0"/>
+                <w:sz w:val="18"/>
+              </w:rPr>
+              <w:t>友人・知人と会う頻度が高い方の割合</w:t>
+            </w:r>
+          </w:p>
+        </w:tc>
+        <w:tc>
+          <w:tcPr>
+            <w:tcW w:type="dxa" w:w="2835"/>
+          </w:tcPr>
+          <w:p>
+            <w:pPr>
+              <w:keepNext/>
+              <w:spacing w:after="20" w:before="20"/>
+            </w:pPr>
+            <w:r/>
+            <w:r>
+              <w:rPr>
+                <w:rFonts w:ascii="BIZ UDPゴシック" w:hAnsi="BIZ UDPゴシック" w:eastAsia="BIZ UDPゴシック"/>
+                <w:b w:val="0"/>
+                <w:sz w:val="18"/>
+              </w:rPr>
+              <w:t>頻度が高いと回答した方2,898人／設問の有効回答4,602人</w:t>
+            </w:r>
+          </w:p>
+        </w:tc>
+        <w:tc>
+          <w:tcPr>
+            <w:tcW w:type="dxa" w:w="1020"/>
+          </w:tcPr>
+          <w:p>
+            <w:pPr>
+              <w:keepNext/>
+              <w:spacing w:after="20" w:before="20"/>
+            </w:pPr>
+            <w:r/>
+            <w:r>
+              <w:rPr>
+                <w:rFonts w:ascii="BIZ UDPゴシック" w:hAnsi="BIZ UDPゴシック" w:eastAsia="BIZ UDPゴシック"/>
+                <w:b w:val="0"/>
+                <w:sz w:val="18"/>
+              </w:rPr>
+              <w:t>63.0%</w:t>
+            </w:r>
+          </w:p>
+        </w:tc>
+        <w:tc>
+          <w:tcPr>
+            <w:tcW w:type="dxa" w:w="907"/>
+          </w:tcPr>
+          <w:p>
+            <w:pPr>
+              <w:keepNext/>
+              <w:spacing w:after="20" w:before="20"/>
+            </w:pPr>
+            <w:r/>
+            <w:r>
+              <w:rPr>
+                <w:rFonts w:ascii="BIZ UDPゴシック" w:hAnsi="BIZ UDPゴシック" w:eastAsia="BIZ UDPゴシック"/>
+                <w:b w:val="0"/>
+                <w:sz w:val="18"/>
+              </w:rPr>
+              <w:t>令和7年度</w:t>
+            </w:r>
+          </w:p>
+        </w:tc>
+        <w:tc>
+          <w:tcPr>
+            <w:tcW w:type="dxa" w:w="2041"/>
+          </w:tcPr>
+          <w:p>
+            <w:pPr>
+              <w:keepNext/>
+              <w:spacing w:after="20" w:before="20"/>
+            </w:pPr>
+            <w:r/>
+            <w:r>
+              <w:rPr>
+                <w:rFonts w:ascii="BIZ UDPゴシック" w:hAnsi="BIZ UDPゴシック" w:eastAsia="BIZ UDPゴシック"/>
+                <w:b w:val="0"/>
+                <w:sz w:val="18"/>
+              </w:rPr>
+              <w:t>健康とくらしの調査（次期調査で更新）</w:t>
+            </w:r>
+          </w:p>
+        </w:tc>
+      </w:tr>
+      <w:tr>
+        <w:trPr>
+          <w:cantSplit/>
+        </w:trPr>
+        <w:tc>
+          <w:tcPr>
+            <w:tcW w:type="dxa" w:w="2041"/>
+          </w:tcPr>
+          <w:p>
+            <w:pPr>
+              <w:keepNext/>
+              <w:spacing w:after="20" w:before="20"/>
+            </w:pPr>
+            <w:r/>
+            <w:r>
+              <w:rPr>
+                <w:rFonts w:ascii="BIZ UDPゴシック" w:hAnsi="BIZ UDPゴシック" w:eastAsia="BIZ UDPゴシック"/>
+                <w:b w:val="0"/>
+                <w:sz w:val="18"/>
+              </w:rPr>
+              <w:t>介護福祉士の割合</w:t>
+            </w:r>
+          </w:p>
+        </w:tc>
+        <w:tc>
+          <w:tcPr>
+            <w:tcW w:type="dxa" w:w="2835"/>
+          </w:tcPr>
+          <w:p>
+            <w:pPr>
+              <w:keepNext/>
+              <w:spacing w:after="20" w:before="20"/>
+            </w:pPr>
+            <w:r/>
+            <w:r>
+              <w:rPr>
+                <w:rFonts w:ascii="BIZ UDPゴシック" w:hAnsi="BIZ UDPゴシック" w:eastAsia="BIZ UDPゴシック"/>
+                <w:b w:val="0"/>
+                <w:sz w:val="18"/>
+              </w:rPr>
+              <w:t>介護福祉士212人／職員個票の有効回答316人</w:t>
+            </w:r>
+          </w:p>
+        </w:tc>
+        <w:tc>
+          <w:tcPr>
+            <w:tcW w:type="dxa" w:w="1020"/>
+          </w:tcPr>
+          <w:p>
+            <w:pPr>
+              <w:keepNext/>
+              <w:spacing w:after="20" w:before="20"/>
+            </w:pPr>
+            <w:r/>
+            <w:r>
+              <w:rPr>
+                <w:rFonts w:ascii="BIZ UDPゴシック" w:hAnsi="BIZ UDPゴシック" w:eastAsia="BIZ UDPゴシック"/>
+                <w:b w:val="0"/>
+                <w:sz w:val="18"/>
+              </w:rPr>
+              <w:t>67.1%</w:t>
+            </w:r>
+          </w:p>
+        </w:tc>
+        <w:tc>
+          <w:tcPr>
+            <w:tcW w:type="dxa" w:w="907"/>
+          </w:tcPr>
+          <w:p>
+            <w:pPr>
+              <w:keepNext/>
+              <w:spacing w:after="20" w:before="20"/>
+            </w:pPr>
+            <w:r/>
+            <w:r>
+              <w:rPr>
+                <w:rFonts w:ascii="BIZ UDPゴシック" w:hAnsi="BIZ UDPゴシック" w:eastAsia="BIZ UDPゴシック"/>
+                <w:b w:val="0"/>
+                <w:sz w:val="18"/>
+              </w:rPr>
+              <w:t>令和7年度</w:t>
+            </w:r>
+          </w:p>
+        </w:tc>
+        <w:tc>
+          <w:tcPr>
+            <w:tcW w:type="dxa" w:w="2041"/>
+          </w:tcPr>
+          <w:p>
+            <w:pPr>
+              <w:keepNext/>
+              <w:spacing w:after="20" w:before="20"/>
+            </w:pPr>
+            <w:r/>
+            <w:r>
+              <w:rPr>
+                <w:rFonts w:ascii="BIZ UDPゴシック" w:hAnsi="BIZ UDPゴシック" w:eastAsia="BIZ UDPゴシック"/>
+                <w:b w:val="0"/>
+                <w:sz w:val="18"/>
+              </w:rPr>
+              <w:t>介護人材実態調査の職員個票（施設・通所系24事業所に限る）</w:t>
+            </w:r>
+          </w:p>
+        </w:tc>
+      </w:tr>
+      <w:tr>
+        <w:trPr>
+          <w:cantSplit/>
+        </w:trPr>
+        <w:tc>
+          <w:tcPr>
+            <w:tcW w:type="dxa" w:w="2041"/>
+          </w:tcPr>
+          <w:p>
+            <w:pPr>
+              <w:spacing w:after="20" w:before="20"/>
+            </w:pPr>
+            <w:r/>
+            <w:r>
+              <w:rPr>
+                <w:rFonts w:ascii="BIZ UDPゴシック" w:hAnsi="BIZ UDPゴシック" w:eastAsia="BIZ UDPゴシック"/>
+                <w:b w:val="0"/>
+                <w:sz w:val="18"/>
+              </w:rPr>
+              <w:t>24時間対応の3サービスの区域内事業所数</w:t>
+            </w:r>
+          </w:p>
+        </w:tc>
+        <w:tc>
+          <w:tcPr>
+            <w:tcW w:type="dxa" w:w="2835"/>
+          </w:tcPr>
+          <w:p>
+            <w:pPr>
+              <w:spacing w:after="20" w:before="20"/>
+            </w:pPr>
+            <w:r/>
+            <w:r>
+              <w:rPr>
+                <w:rFonts w:ascii="BIZ UDPゴシック" w:hAnsi="BIZ UDPゴシック" w:eastAsia="BIZ UDPゴシック"/>
+                <w:b w:val="0"/>
+                <w:sz w:val="18"/>
+              </w:rPr>
+              <w:t>定期巡回・随時対応型訪問介護看護、夜間対応型訪問介護及び看護小規模多機能型居宅介護の指定事業所数</w:t>
+            </w:r>
+          </w:p>
+        </w:tc>
+        <w:tc>
+          <w:tcPr>
+            <w:tcW w:type="dxa" w:w="1020"/>
+          </w:tcPr>
+          <w:p>
+            <w:pPr>
+              <w:spacing w:after="20" w:before="20"/>
+            </w:pPr>
+            <w:r/>
+            <w:r>
+              <w:rPr>
+                <w:rFonts w:ascii="BIZ UDPゴシック" w:hAnsi="BIZ UDPゴシック" w:eastAsia="BIZ UDPゴシック"/>
+                <w:b w:val="0"/>
+                <w:sz w:val="18"/>
+              </w:rPr>
+              <w:t>0事業所</w:t>
+            </w:r>
+          </w:p>
+        </w:tc>
+        <w:tc>
+          <w:tcPr>
+            <w:tcW w:type="dxa" w:w="907"/>
+          </w:tcPr>
+          <w:p>
+            <w:pPr>
+              <w:spacing w:after="20" w:before="20"/>
+            </w:pPr>
+            <w:r/>
+            <w:r>
+              <w:rPr>
+                <w:rFonts w:ascii="BIZ UDPゴシック" w:hAnsi="BIZ UDPゴシック" w:eastAsia="BIZ UDPゴシック"/>
+                <w:b w:val="0"/>
+                <w:sz w:val="18"/>
+              </w:rPr>
+              <w:t>令和8年度</w:t>
+            </w:r>
+          </w:p>
+        </w:tc>
+        <w:tc>
+          <w:tcPr>
+            <w:tcW w:type="dxa" w:w="2041"/>
+          </w:tcPr>
+          <w:p>
+            <w:pPr>
+              <w:spacing w:after="20" w:before="20"/>
+            </w:pPr>
+            <w:r/>
+            <w:r>
+              <w:rPr>
+                <w:rFonts w:ascii="BIZ UDPゴシック" w:hAnsi="BIZ UDPゴシック" w:eastAsia="BIZ UDPゴシック"/>
+                <w:b w:val="0"/>
+                <w:sz w:val="18"/>
+              </w:rPr>
+              <w:t>介護サービス情報公表システム（毎年度更新）</w:t>
+            </w:r>
+          </w:p>
+        </w:tc>
+      </w:tr>
+    </w:tbl>
+    <w:p>
+      <w:pPr>
+        <w:spacing w:after="80" w:before="0"/>
+      </w:pPr>
+    </w:p>
+    <w:p>
+      <w:pPr>
+        <w:pStyle w:val="note"/>
+        <w:spacing w:after="80" w:line="276" w:lineRule="auto"/>
+      </w:pPr>
+      <w:r>
+        <w:rPr>
+          <w:b w:val="0"/>
+        </w:rPr>
+        <w:t>介護職員の採用率・離職率は、北海道の評価指標及び代表KPIが各年9月30日現在の在籍者数を分母とするのに対し、本調査は令和7年4月1日現在であり、分母の時点が異なります。本報告書の採用・離職の割合（第４章）は参考値であり、計画のKPIは9月30日現在の別データにより算定します。</w:t>
+      </w:r>
+    </w:p>
+    <w:p>
+      <w:pPr>
+        <w:pStyle w:val="note"/>
+        <w:spacing w:after="80" w:line="276" w:lineRule="auto"/>
+      </w:pPr>
+      <w:r>
+        <w:rPr>
+          <w:b w:val="0"/>
+        </w:rPr>
+        <w:t>介護福祉士の割合の分母は施設・通所系の職員個票に限られ、訪問系及び未回答の事業所の職員を含みません。基準値と同じ範囲で更新できる場合に限りKPIとして用います。</w:t>
+      </w:r>
+    </w:p>
+    <w:p>
+      <w:pPr>
+        <w:spacing w:after="120" w:line="276" w:lineRule="auto"/>
+      </w:pPr>
+      <w:r>
+        <w:rPr>
+          <w:rFonts w:ascii="BIZ UDPゴシック" w:hAnsi="BIZ UDPゴシック" w:eastAsia="BIZ UDPゴシック"/>
+          <w:b w:val="0"/>
+        </w:rPr>
+      </w:r>
+    </w:p>
+    <w:p>
+      <w:pPr>
+        <w:spacing w:after="60" w:line="276" w:lineRule="auto"/>
+      </w:pPr>
+      <w:r>
+        <w:rPr>
+          <w:rFonts w:ascii="BIZ UDPゴシック" w:hAnsi="BIZ UDPゴシック" w:eastAsia="BIZ UDPゴシック"/>
+          <w:b/>
+        </w:rPr>
+        <w:t>（３） 需要シナリオの算定に要する補正</w:t>
       </w:r>
     </w:p>
     <w:p>
@@ -32579,7 +34502,7 @@
           <w:rFonts w:ascii="BIZ UDPゴシック" w:hAnsi="BIZ UDPゴシック" w:eastAsia="BIZ UDPゴシック"/>
           <w:b/>
         </w:rPr>
-        <w:t>（３） 調査結果と計画項目の対応</w:t>
+        <w:t>（４） 調査結果と計画項目の対応</w:t>
       </w:r>
     </w:p>
     <w:tbl>
@@ -32685,7 +34608,7 @@
                 <w:b w:val="0"/>
                 <w:sz w:val="18"/>
               </w:rPr>
-              <w:t>施設・住まいの供給量が確定した</w:t>
+              <w:t>施設・住まいの供給量を令和8年6〜7月時点の公表名簿により更新した（未確認1事業所を除き暫定確定）</w:t>
             </w:r>
           </w:p>
         </w:tc>
@@ -32770,7 +34693,7 @@
                 <w:b w:val="0"/>
                 <w:sz w:val="18"/>
               </w:rPr>
-              <w:t>訪問・通所困難地域の判定に用いる</w:t>
+              <w:t>訪問・通所の供給制約が疑われる地域の候補抽出に用い、給付実績、受入可否、空き、人員、移動時間で確認する</w:t>
             </w:r>
           </w:p>
         </w:tc>
@@ -33075,7 +34998,7 @@
                 <w:b w:val="0"/>
                 <w:sz w:val="18"/>
               </w:rPr>
-              <w:t>特定施設の入居者は軽度者が7割</w:t>
+              <w:t>【参考・時点混在】特定施設の入居者の要介護度構成。要支援1〜要介護2は110人／154人（71.4%）。調査に回答した2施設のみでは30人／57人（52.6%）</w:t>
             </w:r>
           </w:p>
         </w:tc>
@@ -33095,7 +35018,7 @@
                 <w:b w:val="0"/>
                 <w:sz w:val="18"/>
               </w:rPr>
-              <w:t>整備の必要量の判断材料とする</w:t>
+              <w:t>同一時点の3施設のデータへ更新するまで、整備の必要量の算定には使用しない。更新後に重度別構成の参考資料とする</w:t>
             </w:r>
           </w:p>
         </w:tc>
@@ -33425,7 +35348,7 @@
           <w:rFonts w:ascii="BIZ UDPゴシック" w:hAnsi="BIZ UDPゴシック" w:eastAsia="BIZ UDPゴシック"/>
           <w:b w:val="0"/>
         </w:rPr>
-        <w:t>② 在宅生活改善調査は、事業所が課題があると判断した利用者を抽出して回答する設計です。「在宅生活の維持が困難73.5%」を区域内の在宅利用者全体の割合として読むことはできません。</w:t>
+        <w:t>② 在宅生活改善調査は、事業所が課題があると判断した利用者を抽出して回答する設計です。「在宅生活の維持が困難72人（有効回答98人の73.5%）」を区域内の在宅利用者全体の割合として読むことはできません。</w:t>
       </w:r>
     </w:p>
     <w:p>
@@ -33449,7 +35372,19 @@
           <w:rFonts w:ascii="BIZ UDPゴシック" w:hAnsi="BIZ UDPゴシック" w:eastAsia="BIZ UDPゴシック"/>
           <w:b w:val="0"/>
         </w:rPr>
-        <w:t>④ 居所変更実態調査は、区域内31施設のうち13施設が未回答です（把握率58.1%）。とくに区域内最大の特定施設が回答していないため、入所前の居場所と退去先の集計は定員56人分の２施設に基づいています。定員による把握率は、指定を受ける施設・居住系で61.1%です。</w:t>
+        <w:t>④ 居所変更実態調査は、区域内31施設のうち13施設が未回答です（施設数ベースの把握率58.1%）。介護保険の指定を受ける施設・居住系は19施設中14施設が回答しており（施設数ベース73.7%）、回答施設の定員は531人、区域内の既知定員717人に対し74.1%です。ただし、グループホーム１事業所の定員が未確認のため、定員ベースの把握率は暫定値です。</w:t>
+      </w:r>
+    </w:p>
+    <w:p>
+      <w:pPr>
+        <w:spacing w:after="120" w:line="276" w:lineRule="auto"/>
+      </w:pPr>
+      <w:r>
+        <w:rPr>
+          <w:rFonts w:ascii="BIZ UDPゴシック" w:hAnsi="BIZ UDPゴシック" w:eastAsia="BIZ UDPゴシック"/>
+          <w:b w:val="0"/>
+        </w:rPr>
+        <w:t xml:space="preserve">　入所前の居場所335人・退去先349人は、回答した18施設の記述値であり、未回答13施設を含みません。とくに特定施設入居者生活介護は３施設のうち２施設の回答であり、回答施設の定員は58人、区域内定員は156人です。区域内最大の特定施設が未回答であるため、種別ごとの代表性には限界があります。</w:t>
       </w:r>
     </w:p>
     <w:p>
@@ -33533,7 +35468,7 @@
           <w:rFonts w:ascii="BIZ UDPゴシック" w:hAnsi="BIZ UDPゴシック" w:eastAsia="BIZ UDPゴシック"/>
           <w:b w:val="0"/>
         </w:rPr>
-        <w:t>⑪ 北海道の名簿は令和８年６月30日から７月１日現在、調査は令和７年４月１日現在、見える化システムは令和６年度の値であり、時点が異なります。</w:t>
+        <w:t>⑪ 北海道の名簿は令和8年6月30日から7月1日現在、調査は令和7年4月1日現在、見える化システムは令和6年度の値であり、時点が異なります。</w:t>
       </w:r>
     </w:p>
     <w:p>
@@ -34130,7 +36065,7 @@
                 <w:b w:val="0"/>
                 <w:sz w:val="18"/>
               </w:rPr>
-              <w:t>区域内31施設のうち13施設が未回答（把握率58.1%）。とくに区域内最大の特定施設が回答していない。定員・入居者数・職員数は公表データで補えるが、入所前の居場所と退去先は補えない</w:t>
+              <w:t>区域内31施設のうち13施設が未回答（施設数ベースの把握率58.1%）。とくに区域内最大の特定施設が回答していない。定員・戸数は北海道の名簿で一部補完できるが、入居者数・職員数は公表データで補えない施設があり、入所前の居場所と退去先は補完できない</w:t>
             </w:r>
           </w:p>
         </w:tc>
@@ -34185,6 +36120,7 @@
           </w:tcPr>
           <w:p>
             <w:pPr>
+              <w:keepNext/>
               <w:spacing w:after="20" w:before="20"/>
             </w:pPr>
             <w:r/>
@@ -34204,6 +36140,7 @@
           </w:tcPr>
           <w:p>
             <w:pPr>
+              <w:keepNext/>
               <w:spacing w:after="20" w:before="20"/>
             </w:pPr>
             <w:r/>
@@ -34223,6 +36160,7 @@
           </w:tcPr>
           <w:p>
             <w:pPr>
+              <w:keepNext/>
               <w:spacing w:after="20" w:before="20"/>
             </w:pPr>
             <w:r/>
@@ -34242,6 +36180,7 @@
           </w:tcPr>
           <w:p>
             <w:pPr>
+              <w:keepNext/>
               <w:spacing w:after="20" w:before="20"/>
             </w:pPr>
             <w:r/>
@@ -34252,6 +36191,172 @@
                 <w:sz w:val="18"/>
               </w:rPr>
               <w:t>範囲で記述</w:t>
+            </w:r>
+          </w:p>
+        </w:tc>
+      </w:tr>
+      <w:tr>
+        <w:trPr>
+          <w:cantSplit/>
+        </w:trPr>
+        <w:tc>
+          <w:tcPr>
+            <w:tcW w:type="dxa" w:w="1701"/>
+          </w:tcPr>
+          <w:p>
+            <w:pPr>
+              <w:keepNext/>
+              <w:spacing w:after="20" w:before="20"/>
+            </w:pPr>
+            <w:r/>
+            <w:r>
+              <w:rPr>
+                <w:rFonts w:ascii="BIZ UDPゴシック" w:hAnsi="BIZ UDPゴシック" w:eastAsia="BIZ UDPゴシック"/>
+                <w:b w:val="0"/>
+                <w:sz w:val="18"/>
+              </w:rPr>
+              <w:t>認知症対応型共同生活介護1事業所の定員</w:t>
+            </w:r>
+          </w:p>
+        </w:tc>
+        <w:tc>
+          <w:tcPr>
+            <w:tcW w:type="dxa" w:w="3628"/>
+          </w:tcPr>
+          <w:p>
+            <w:pPr>
+              <w:keepNext/>
+              <w:spacing w:after="20" w:before="20"/>
+            </w:pPr>
+            <w:r/>
+            <w:r>
+              <w:rPr>
+                <w:rFonts w:ascii="BIZ UDPゴシック" w:hAnsi="BIZ UDPゴシック" w:eastAsia="BIZ UDPゴシック"/>
+                <w:b w:val="0"/>
+                <w:sz w:val="18"/>
+              </w:rPr>
+              <w:t>グループホームくるみの郷は介護サービス情報公表システムに掲載がなく、定員を公表資料で確認できない。区域内定員99人及び717人は同事業所を含まない</w:t>
+            </w:r>
+          </w:p>
+        </w:tc>
+        <w:tc>
+          <w:tcPr>
+            <w:tcW w:type="dxa" w:w="2721"/>
+          </w:tcPr>
+          <w:p>
+            <w:pPr>
+              <w:keepNext/>
+              <w:spacing w:after="20" w:before="20"/>
+            </w:pPr>
+            <w:r/>
+            <w:r>
+              <w:rPr>
+                <w:rFonts w:ascii="BIZ UDPゴシック" w:hAnsi="BIZ UDPゴシック" w:eastAsia="BIZ UDPゴシック"/>
+                <w:b w:val="0"/>
+                <w:sz w:val="18"/>
+              </w:rPr>
+              <w:t>定員ベースの把握率74.1%の確定</w:t>
+            </w:r>
+          </w:p>
+        </w:tc>
+        <w:tc>
+          <w:tcPr>
+            <w:tcW w:type="dxa" w:w="1474"/>
+          </w:tcPr>
+          <w:p>
+            <w:pPr>
+              <w:keepNext/>
+              <w:spacing w:after="20" w:before="20"/>
+            </w:pPr>
+            <w:r/>
+            <w:r>
+              <w:rPr>
+                <w:rFonts w:ascii="BIZ UDPゴシック" w:hAnsi="BIZ UDPゴシック" w:eastAsia="BIZ UDPゴシック"/>
+                <w:b w:val="0"/>
+                <w:sz w:val="18"/>
+              </w:rPr>
+              <w:t>暫定値と明記して記述</w:t>
+            </w:r>
+          </w:p>
+        </w:tc>
+      </w:tr>
+      <w:tr>
+        <w:trPr>
+          <w:cantSplit/>
+        </w:trPr>
+        <w:tc>
+          <w:tcPr>
+            <w:tcW w:type="dxa" w:w="1701"/>
+          </w:tcPr>
+          <w:p>
+            <w:pPr>
+              <w:spacing w:after="20" w:before="20"/>
+            </w:pPr>
+            <w:r/>
+            <w:r>
+              <w:rPr>
+                <w:rFonts w:ascii="BIZ UDPゴシック" w:hAnsi="BIZ UDPゴシック" w:eastAsia="BIZ UDPゴシック"/>
+                <w:b w:val="0"/>
+                <w:sz w:val="18"/>
+              </w:rPr>
+              <w:t>特定施設の入居者の要介護度構成</w:t>
+            </w:r>
+          </w:p>
+        </w:tc>
+        <w:tc>
+          <w:tcPr>
+            <w:tcW w:type="dxa" w:w="3628"/>
+          </w:tcPr>
+          <w:p>
+            <w:pPr>
+              <w:spacing w:after="20" w:before="20"/>
+            </w:pPr>
+            <w:r/>
+            <w:r>
+              <w:rPr>
+                <w:rFonts w:ascii="BIZ UDPゴシック" w:hAnsi="BIZ UDPゴシック" w:eastAsia="BIZ UDPゴシック"/>
+                <w:b w:val="0"/>
+                <w:sz w:val="18"/>
+              </w:rPr>
+              <w:t>回答2施設（57人・令和7年4月1日）と公表画面1施設（97人・令和7年10月6日）で時点が異なる。要支援1〜要介護2は合算154人で110人（71.4%）、回答2施設のみでは57人で30人（52.6%）</w:t>
+            </w:r>
+          </w:p>
+        </w:tc>
+        <w:tc>
+          <w:tcPr>
+            <w:tcW w:type="dxa" w:w="2721"/>
+          </w:tcPr>
+          <w:p>
+            <w:pPr>
+              <w:spacing w:after="20" w:before="20"/>
+            </w:pPr>
+            <w:r/>
+            <w:r>
+              <w:rPr>
+                <w:rFonts w:ascii="BIZ UDPゴシック" w:hAnsi="BIZ UDPゴシック" w:eastAsia="BIZ UDPゴシック"/>
+                <w:b w:val="0"/>
+                <w:sz w:val="18"/>
+              </w:rPr>
+              <w:t>居住系の整備の必要量の判断</w:t>
+            </w:r>
+          </w:p>
+        </w:tc>
+        <w:tc>
+          <w:tcPr>
+            <w:tcW w:type="dxa" w:w="1474"/>
+          </w:tcPr>
+          <w:p>
+            <w:pPr>
+              <w:spacing w:after="20" w:before="20"/>
+            </w:pPr>
+            <w:r/>
+            <w:r>
+              <w:rPr>
+                <w:rFonts w:ascii="BIZ UDPゴシック" w:hAnsi="BIZ UDPゴシック" w:eastAsia="BIZ UDPゴシック"/>
+                <w:b w:val="0"/>
+                <w:sz w:val="18"/>
+              </w:rPr>
+              <w:t>使用しない</w:t>
             </w:r>
           </w:p>
         </w:tc>
@@ -34272,6 +36377,18 @@
           <w:b w:val="0"/>
         </w:rPr>
         <w:t>「計画での使用」は、確定するまでの間の取扱いです。「範囲で記述」は最小値と最大値を併記するもの、「参考として記述」は本文に数値を載せず注記にとどめるもの、「使用しない」は確定するまで計画本文に載せないものです。</w:t>
+      </w:r>
+    </w:p>
+    <w:p>
+      <w:pPr>
+        <w:pStyle w:val="note"/>
+        <w:spacing w:after="80" w:line="276" w:lineRule="auto"/>
+      </w:pPr>
+      <w:r>
+        <w:rPr>
+          <w:b w:val="0"/>
+        </w:rPr>
+        <w:t>各事項の確認主体、確認の期限、確認後の反映先及び版は、内部管理用の「実施済み3調査の受領点検と集計」（02 点検で見つかった事項）で管理しています。</w:t>
       </w:r>
     </w:p>
     <w:p>
@@ -34378,7 +36495,7 @@
           <w:rFonts w:ascii="BIZ UDPゴシック" w:hAnsi="BIZ UDPゴシック" w:eastAsia="BIZ UDPゴシック"/>
           <w:b/>
         </w:rPr>
-        <w:t>【あ】</w:t>
+        <w:t>【か】</w:t>
       </w:r>
     </w:p>
     <w:p>
@@ -34451,18 +36568,6 @@
           <w:b w:val="0"/>
         </w:rPr>
         <w:t>介護の基礎知識と技術を習得する、介護職のスタートラインとなる研修の修了者です。旧訪問介護員（ホームヘルパー）２級に相当します。</w:t>
-      </w:r>
-    </w:p>
-    <w:p>
-      <w:pPr>
-        <w:spacing w:after="60" w:line="276" w:lineRule="auto"/>
-      </w:pPr>
-      <w:r>
-        <w:rPr>
-          <w:rFonts w:ascii="BIZ UDPゴシック" w:hAnsi="BIZ UDPゴシック" w:eastAsia="BIZ UDPゴシック"/>
-          <w:b/>
-        </w:rPr>
-        <w:t>【か】</w:t>
       </w:r>
     </w:p>
     <w:p>

--- a/output/第10期計画_実施済み調査_結果報告書.docx
+++ b/output/第10期計画_実施済み調査_結果報告書.docx
@@ -32674,7 +32674,7 @@
           <w:rFonts w:ascii="BIZ UDPゴシック" w:hAnsi="BIZ UDPゴシック" w:eastAsia="BIZ UDPゴシック"/>
           <w:b w:val="0"/>
         </w:rPr>
-        <w:t>認定を受けている1,984人に令和7年度の利用率を適用すると、在宅サービスの利用者は1,016人（51.2%）、居住系は145人（7.3%）、施設は337人（17.0%）で、いずれも利用していない方が486人（24.5%）と推計されます。この486人は、健康とくらしの調査の「介護・介助が必要だが受けていない7.0%」とは母集団が異なるため、合算することも比率を比較することもできません。未利用の理由の内訳は照会中であり（資料依頼No.7）、受領後に要因を分解します。</w:t>
+        <w:t>認定を受けている1,984人に令和7年度の利用率を適用すると、在宅サービスの利用者は1,016人（51.2%）、居住系は145人（7.3%）、施設は337人（17.0%）で、いずれも利用していない方が486人（24.5%）と推計されます。この486人は、健康とくらしの調査の「介護・介助が必要だが受けていない7.0%」とは母集団が異なるため、合算することも比率を比較することもできません。未利用の理由の内訳は照会中であり（資料依頼No.8）、受領後に要因を分解します。</w:t>
       </w:r>
     </w:p>
     <w:p>

--- a/output/第10期計画_実施済み調査_結果報告書.docx
+++ b/output/第10期計画_実施済み調査_結果報告書.docx
@@ -329,10 +329,10 @@
         <w:tblLook w:firstColumn="1" w:firstRow="1" w:lastColumn="0" w:lastRow="0" w:noHBand="0" w:noVBand="1" w:val="04A0"/>
       </w:tblPr>
       <w:tblGrid>
-        <w:gridCol w:w="2523"/>
-        <w:gridCol w:w="2523"/>
-        <w:gridCol w:w="2523"/>
-        <w:gridCol w:w="2523"/>
+        <w:gridCol w:w="2438"/>
+        <w:gridCol w:w="2438"/>
+        <w:gridCol w:w="2438"/>
+        <w:gridCol w:w="2438"/>
       </w:tblGrid>
       <w:tr>
         <w:trPr>
@@ -1435,9 +1435,9 @@
         <w:tblLook w:firstColumn="1" w:firstRow="1" w:lastColumn="0" w:lastRow="0" w:noHBand="0" w:noVBand="1" w:val="04A0"/>
       </w:tblPr>
       <w:tblGrid>
-        <w:gridCol w:w="3364"/>
-        <w:gridCol w:w="3364"/>
-        <w:gridCol w:w="3364"/>
+        <w:gridCol w:w="3251"/>
+        <w:gridCol w:w="3251"/>
+        <w:gridCol w:w="3251"/>
       </w:tblGrid>
       <w:tr>
         <w:trPr>
@@ -2034,9 +2034,9 @@
         <w:tblLook w:firstColumn="1" w:firstRow="1" w:lastColumn="0" w:lastRow="0" w:noHBand="0" w:noVBand="1" w:val="04A0"/>
       </w:tblPr>
       <w:tblGrid>
-        <w:gridCol w:w="3364"/>
-        <w:gridCol w:w="3364"/>
-        <w:gridCol w:w="3364"/>
+        <w:gridCol w:w="3251"/>
+        <w:gridCol w:w="3251"/>
+        <w:gridCol w:w="3251"/>
       </w:tblGrid>
       <w:tr>
         <w:trPr>
@@ -2542,7 +2542,7 @@
       <w:r>
         <w:drawing>
           <wp:inline xmlns:a="http://schemas.openxmlformats.org/drawingml/2006/main" xmlns:pic="http://schemas.openxmlformats.org/drawingml/2006/picture">
-            <wp:extent cx="5616000" cy="1388279"/>
+            <wp:extent cx="5976000" cy="1477271"/>
             <wp:docPr id="1" name="Picture 1"/>
             <wp:cNvGraphicFramePr>
               <a:graphicFrameLocks noChangeAspect="1"/>
@@ -2563,7 +2563,7 @@
                   <pic:spPr>
                     <a:xfrm>
                       <a:off x="0" y="0"/>
-                      <a:ext cx="5616000" cy="1388279"/>
+                      <a:ext cx="5976000" cy="1477271"/>
                     </a:xfrm>
                     <a:prstGeom prst="rect"/>
                   </pic:spPr>
@@ -2629,9 +2629,9 @@
         <w:tblLook w:firstColumn="1" w:firstRow="1" w:lastColumn="0" w:lastRow="0" w:noHBand="0" w:noVBand="1" w:val="04A0"/>
       </w:tblPr>
       <w:tblGrid>
-        <w:gridCol w:w="3364"/>
-        <w:gridCol w:w="3364"/>
-        <w:gridCol w:w="3364"/>
+        <w:gridCol w:w="3251"/>
+        <w:gridCol w:w="3251"/>
+        <w:gridCol w:w="3251"/>
       </w:tblGrid>
       <w:tr>
         <w:trPr>
@@ -3405,7 +3405,7 @@
       <w:r>
         <w:drawing>
           <wp:inline xmlns:a="http://schemas.openxmlformats.org/drawingml/2006/main" xmlns:pic="http://schemas.openxmlformats.org/drawingml/2006/picture">
-            <wp:extent cx="5616000" cy="2483296"/>
+            <wp:extent cx="5976000" cy="2642482"/>
             <wp:docPr id="2" name="Picture 2"/>
             <wp:cNvGraphicFramePr>
               <a:graphicFrameLocks noChangeAspect="1"/>
@@ -3426,7 +3426,7 @@
                   <pic:spPr>
                     <a:xfrm>
                       <a:off x="0" y="0"/>
-                      <a:ext cx="5616000" cy="2483296"/>
+                      <a:ext cx="5976000" cy="2642482"/>
                     </a:xfrm>
                     <a:prstGeom prst="rect"/>
                   </pic:spPr>
@@ -3492,9 +3492,9 @@
         <w:tblLook w:firstColumn="1" w:firstRow="1" w:lastColumn="0" w:lastRow="0" w:noHBand="0" w:noVBand="1" w:val="04A0"/>
       </w:tblPr>
       <w:tblGrid>
-        <w:gridCol w:w="3364"/>
-        <w:gridCol w:w="3364"/>
-        <w:gridCol w:w="3364"/>
+        <w:gridCol w:w="3251"/>
+        <w:gridCol w:w="3251"/>
+        <w:gridCol w:w="3251"/>
       </w:tblGrid>
       <w:tr>
         <w:trPr>
@@ -4000,7 +4000,7 @@
       <w:r>
         <w:drawing>
           <wp:inline xmlns:a="http://schemas.openxmlformats.org/drawingml/2006/main" xmlns:pic="http://schemas.openxmlformats.org/drawingml/2006/picture">
-            <wp:extent cx="5616000" cy="1388279"/>
+            <wp:extent cx="5976000" cy="1477271"/>
             <wp:docPr id="3" name="Picture 3"/>
             <wp:cNvGraphicFramePr>
               <a:graphicFrameLocks noChangeAspect="1"/>
@@ -4021,7 +4021,7 @@
                   <pic:spPr>
                     <a:xfrm>
                       <a:off x="0" y="0"/>
-                      <a:ext cx="5616000" cy="1388279"/>
+                      <a:ext cx="5976000" cy="1477271"/>
                     </a:xfrm>
                     <a:prstGeom prst="rect"/>
                   </pic:spPr>
@@ -4073,9 +4073,9 @@
         <w:tblLook w:firstColumn="1" w:firstRow="1" w:lastColumn="0" w:lastRow="0" w:noHBand="0" w:noVBand="1" w:val="04A0"/>
       </w:tblPr>
       <w:tblGrid>
-        <w:gridCol w:w="3364"/>
-        <w:gridCol w:w="3364"/>
-        <w:gridCol w:w="3364"/>
+        <w:gridCol w:w="3251"/>
+        <w:gridCol w:w="3251"/>
+        <w:gridCol w:w="3251"/>
       </w:tblGrid>
       <w:tr>
         <w:trPr>
@@ -4447,7 +4447,7 @@
       <w:r>
         <w:drawing>
           <wp:inline xmlns:a="http://schemas.openxmlformats.org/drawingml/2006/main" xmlns:pic="http://schemas.openxmlformats.org/drawingml/2006/picture">
-            <wp:extent cx="5616000" cy="1784596"/>
+            <wp:extent cx="5976000" cy="1898993"/>
             <wp:docPr id="4" name="Picture 4"/>
             <wp:cNvGraphicFramePr>
               <a:graphicFrameLocks noChangeAspect="1"/>
@@ -4468,7 +4468,7 @@
                   <pic:spPr>
                     <a:xfrm>
                       <a:off x="0" y="0"/>
-                      <a:ext cx="5616000" cy="1784596"/>
+                      <a:ext cx="5976000" cy="1898993"/>
                     </a:xfrm>
                     <a:prstGeom prst="rect"/>
                   </pic:spPr>
@@ -4543,9 +4543,9 @@
         <w:tblLook w:firstColumn="1" w:firstRow="1" w:lastColumn="0" w:lastRow="0" w:noHBand="0" w:noVBand="1" w:val="04A0"/>
       </w:tblPr>
       <w:tblGrid>
-        <w:gridCol w:w="3364"/>
-        <w:gridCol w:w="3364"/>
-        <w:gridCol w:w="3364"/>
+        <w:gridCol w:w="3251"/>
+        <w:gridCol w:w="3251"/>
+        <w:gridCol w:w="3251"/>
       </w:tblGrid>
       <w:tr>
         <w:trPr>
@@ -5118,7 +5118,7 @@
       <w:r>
         <w:drawing>
           <wp:inline xmlns:a="http://schemas.openxmlformats.org/drawingml/2006/main" xmlns:pic="http://schemas.openxmlformats.org/drawingml/2006/picture">
-            <wp:extent cx="5616000" cy="1995738"/>
+            <wp:extent cx="5976000" cy="2123670"/>
             <wp:docPr id="5" name="Picture 5"/>
             <wp:cNvGraphicFramePr>
               <a:graphicFrameLocks noChangeAspect="1"/>
@@ -5139,7 +5139,7 @@
                   <pic:spPr>
                     <a:xfrm>
                       <a:off x="0" y="0"/>
-                      <a:ext cx="5616000" cy="1995738"/>
+                      <a:ext cx="5976000" cy="2123670"/>
                     </a:xfrm>
                     <a:prstGeom prst="rect"/>
                   </pic:spPr>
@@ -5193,9 +5193,9 @@
         <w:tblLook w:firstColumn="1" w:firstRow="1" w:lastColumn="0" w:lastRow="0" w:noHBand="0" w:noVBand="1" w:val="04A0"/>
       </w:tblPr>
       <w:tblGrid>
-        <w:gridCol w:w="3364"/>
-        <w:gridCol w:w="3364"/>
-        <w:gridCol w:w="3364"/>
+        <w:gridCol w:w="3251"/>
+        <w:gridCol w:w="3251"/>
+        <w:gridCol w:w="3251"/>
       </w:tblGrid>
       <w:tr>
         <w:trPr>
@@ -5835,7 +5835,7 @@
       <w:r>
         <w:drawing>
           <wp:inline xmlns:a="http://schemas.openxmlformats.org/drawingml/2006/main" xmlns:pic="http://schemas.openxmlformats.org/drawingml/2006/picture">
-            <wp:extent cx="5616000" cy="2024609"/>
+            <wp:extent cx="5976000" cy="2154391"/>
             <wp:docPr id="6" name="Picture 6"/>
             <wp:cNvGraphicFramePr>
               <a:graphicFrameLocks noChangeAspect="1"/>
@@ -5856,7 +5856,7 @@
                   <pic:spPr>
                     <a:xfrm>
                       <a:off x="0" y="0"/>
-                      <a:ext cx="5616000" cy="2024609"/>
+                      <a:ext cx="5976000" cy="2154391"/>
                     </a:xfrm>
                     <a:prstGeom prst="rect"/>
                   </pic:spPr>
@@ -5910,9 +5910,9 @@
         <w:tblLook w:firstColumn="1" w:firstRow="1" w:lastColumn="0" w:lastRow="0" w:noHBand="0" w:noVBand="1" w:val="04A0"/>
       </w:tblPr>
       <w:tblGrid>
-        <w:gridCol w:w="3364"/>
-        <w:gridCol w:w="3364"/>
-        <w:gridCol w:w="3364"/>
+        <w:gridCol w:w="3251"/>
+        <w:gridCol w:w="3251"/>
+        <w:gridCol w:w="3251"/>
       </w:tblGrid>
       <w:tr>
         <w:trPr>
@@ -6686,7 +6686,7 @@
       <w:r>
         <w:drawing>
           <wp:inline xmlns:a="http://schemas.openxmlformats.org/drawingml/2006/main" xmlns:pic="http://schemas.openxmlformats.org/drawingml/2006/picture">
-            <wp:extent cx="5616000" cy="2613386"/>
+            <wp:extent cx="5976000" cy="2780911"/>
             <wp:docPr id="7" name="Picture 7"/>
             <wp:cNvGraphicFramePr>
               <a:graphicFrameLocks noChangeAspect="1"/>
@@ -6707,7 +6707,7 @@
                   <pic:spPr>
                     <a:xfrm>
                       <a:off x="0" y="0"/>
-                      <a:ext cx="5616000" cy="2613386"/>
+                      <a:ext cx="5976000" cy="2780911"/>
                     </a:xfrm>
                     <a:prstGeom prst="rect"/>
                   </pic:spPr>
@@ -6747,9 +6747,9 @@
         <w:tblLook w:firstColumn="1" w:firstRow="1" w:lastColumn="0" w:lastRow="0" w:noHBand="0" w:noVBand="1" w:val="04A0"/>
       </w:tblPr>
       <w:tblGrid>
-        <w:gridCol w:w="3364"/>
-        <w:gridCol w:w="3364"/>
-        <w:gridCol w:w="3364"/>
+        <w:gridCol w:w="3251"/>
+        <w:gridCol w:w="3251"/>
+        <w:gridCol w:w="3251"/>
       </w:tblGrid>
       <w:tr>
         <w:trPr>
@@ -7590,7 +7590,7 @@
       <w:r>
         <w:drawing>
           <wp:inline xmlns:a="http://schemas.openxmlformats.org/drawingml/2006/main" xmlns:pic="http://schemas.openxmlformats.org/drawingml/2006/picture">
-            <wp:extent cx="5616000" cy="2809851"/>
+            <wp:extent cx="5976000" cy="2989970"/>
             <wp:docPr id="8" name="Picture 8"/>
             <wp:cNvGraphicFramePr>
               <a:graphicFrameLocks noChangeAspect="1"/>
@@ -7611,7 +7611,7 @@
                   <pic:spPr>
                     <a:xfrm>
                       <a:off x="0" y="0"/>
-                      <a:ext cx="5616000" cy="2809851"/>
+                      <a:ext cx="5976000" cy="2989970"/>
                     </a:xfrm>
                     <a:prstGeom prst="rect"/>
                   </pic:spPr>
@@ -7663,9 +7663,9 @@
         <w:tblLook w:firstColumn="1" w:firstRow="1" w:lastColumn="0" w:lastRow="0" w:noHBand="0" w:noVBand="1" w:val="04A0"/>
       </w:tblPr>
       <w:tblGrid>
-        <w:gridCol w:w="3364"/>
-        <w:gridCol w:w="3364"/>
-        <w:gridCol w:w="3364"/>
+        <w:gridCol w:w="3251"/>
+        <w:gridCol w:w="3251"/>
+        <w:gridCol w:w="3251"/>
       </w:tblGrid>
       <w:tr>
         <w:trPr>
@@ -8981,7 +8981,7 @@
       <w:r>
         <w:drawing>
           <wp:inline xmlns:a="http://schemas.openxmlformats.org/drawingml/2006/main" xmlns:pic="http://schemas.openxmlformats.org/drawingml/2006/picture">
-            <wp:extent cx="5616000" cy="4416538"/>
+            <wp:extent cx="5976000" cy="4699649"/>
             <wp:docPr id="9" name="Picture 9"/>
             <wp:cNvGraphicFramePr>
               <a:graphicFrameLocks noChangeAspect="1"/>
@@ -9002,7 +9002,7 @@
                   <pic:spPr>
                     <a:xfrm>
                       <a:off x="0" y="0"/>
-                      <a:ext cx="5616000" cy="4416538"/>
+                      <a:ext cx="5976000" cy="4699649"/>
                     </a:xfrm>
                     <a:prstGeom prst="rect"/>
                   </pic:spPr>
@@ -9077,9 +9077,9 @@
         <w:tblLook w:firstColumn="1" w:firstRow="1" w:lastColumn="0" w:lastRow="0" w:noHBand="0" w:noVBand="1" w:val="04A0"/>
       </w:tblPr>
       <w:tblGrid>
-        <w:gridCol w:w="3364"/>
-        <w:gridCol w:w="3364"/>
-        <w:gridCol w:w="3364"/>
+        <w:gridCol w:w="3251"/>
+        <w:gridCol w:w="3251"/>
+        <w:gridCol w:w="3251"/>
       </w:tblGrid>
       <w:tr>
         <w:trPr>
@@ -9451,7 +9451,7 @@
       <w:r>
         <w:drawing>
           <wp:inline xmlns:a="http://schemas.openxmlformats.org/drawingml/2006/main" xmlns:pic="http://schemas.openxmlformats.org/drawingml/2006/picture">
-            <wp:extent cx="5616000" cy="1388279"/>
+            <wp:extent cx="5976000" cy="1477271"/>
             <wp:docPr id="10" name="Picture 10"/>
             <wp:cNvGraphicFramePr>
               <a:graphicFrameLocks noChangeAspect="1"/>
@@ -9472,7 +9472,7 @@
                   <pic:spPr>
                     <a:xfrm>
                       <a:off x="0" y="0"/>
-                      <a:ext cx="5616000" cy="1388279"/>
+                      <a:ext cx="5976000" cy="1477271"/>
                     </a:xfrm>
                     <a:prstGeom prst="rect"/>
                   </pic:spPr>
@@ -9526,9 +9526,9 @@
         <w:tblLook w:firstColumn="1" w:firstRow="1" w:lastColumn="0" w:lastRow="0" w:noHBand="0" w:noVBand="1" w:val="04A0"/>
       </w:tblPr>
       <w:tblGrid>
-        <w:gridCol w:w="3364"/>
-        <w:gridCol w:w="3364"/>
-        <w:gridCol w:w="3364"/>
+        <w:gridCol w:w="3251"/>
+        <w:gridCol w:w="3251"/>
+        <w:gridCol w:w="3251"/>
       </w:tblGrid>
       <w:tr>
         <w:trPr>
@@ -9967,7 +9967,7 @@
       <w:r>
         <w:drawing>
           <wp:inline xmlns:a="http://schemas.openxmlformats.org/drawingml/2006/main" xmlns:pic="http://schemas.openxmlformats.org/drawingml/2006/picture">
-            <wp:extent cx="5616000" cy="1863412"/>
+            <wp:extent cx="5976000" cy="1982862"/>
             <wp:docPr id="11" name="Picture 11"/>
             <wp:cNvGraphicFramePr>
               <a:graphicFrameLocks noChangeAspect="1"/>
@@ -9988,7 +9988,7 @@
                   <pic:spPr>
                     <a:xfrm>
                       <a:off x="0" y="0"/>
-                      <a:ext cx="5616000" cy="1863412"/>
+                      <a:ext cx="5976000" cy="1982862"/>
                     </a:xfrm>
                     <a:prstGeom prst="rect"/>
                   </pic:spPr>
@@ -10040,9 +10040,9 @@
         <w:tblLook w:firstColumn="1" w:firstRow="1" w:lastColumn="0" w:lastRow="0" w:noHBand="0" w:noVBand="1" w:val="04A0"/>
       </w:tblPr>
       <w:tblGrid>
-        <w:gridCol w:w="3364"/>
-        <w:gridCol w:w="3364"/>
-        <w:gridCol w:w="3364"/>
+        <w:gridCol w:w="3251"/>
+        <w:gridCol w:w="3251"/>
+        <w:gridCol w:w="3251"/>
       </w:tblGrid>
       <w:tr>
         <w:trPr>
@@ -11294,7 +11294,7 @@
       <w:r>
         <w:drawing>
           <wp:inline xmlns:a="http://schemas.openxmlformats.org/drawingml/2006/main" xmlns:pic="http://schemas.openxmlformats.org/drawingml/2006/picture">
-            <wp:extent cx="5616000" cy="4019366"/>
+            <wp:extent cx="5976000" cy="4277018"/>
             <wp:docPr id="12" name="Picture 12"/>
             <wp:cNvGraphicFramePr>
               <a:graphicFrameLocks noChangeAspect="1"/>
@@ -11315,7 +11315,7 @@
                   <pic:spPr>
                     <a:xfrm>
                       <a:off x="0" y="0"/>
-                      <a:ext cx="5616000" cy="4019366"/>
+                      <a:ext cx="5976000" cy="4277018"/>
                     </a:xfrm>
                     <a:prstGeom prst="rect"/>
                   </pic:spPr>
@@ -11372,13 +11372,13 @@
         <w:tblLook w:firstColumn="1" w:firstRow="1" w:lastColumn="0" w:lastRow="0" w:noHBand="0" w:noVBand="1" w:val="04A0"/>
       </w:tblPr>
       <w:tblGrid>
-        <w:gridCol w:w="1442"/>
-        <w:gridCol w:w="1442"/>
-        <w:gridCol w:w="1442"/>
-        <w:gridCol w:w="1442"/>
-        <w:gridCol w:w="1442"/>
-        <w:gridCol w:w="1442"/>
-        <w:gridCol w:w="1442"/>
+        <w:gridCol w:w="1393"/>
+        <w:gridCol w:w="1393"/>
+        <w:gridCol w:w="1393"/>
+        <w:gridCol w:w="1393"/>
+        <w:gridCol w:w="1393"/>
+        <w:gridCol w:w="1393"/>
+        <w:gridCol w:w="1393"/>
       </w:tblGrid>
       <w:tr>
         <w:trPr>
@@ -13336,11 +13336,11 @@
         <w:tblLook w:firstColumn="1" w:firstRow="1" w:lastColumn="0" w:lastRow="0" w:noHBand="0" w:noVBand="1" w:val="04A0"/>
       </w:tblPr>
       <w:tblGrid>
-        <w:gridCol w:w="2018"/>
-        <w:gridCol w:w="2018"/>
-        <w:gridCol w:w="2018"/>
-        <w:gridCol w:w="2018"/>
-        <w:gridCol w:w="2018"/>
+        <w:gridCol w:w="1950"/>
+        <w:gridCol w:w="1950"/>
+        <w:gridCol w:w="1950"/>
+        <w:gridCol w:w="1950"/>
+        <w:gridCol w:w="1950"/>
       </w:tblGrid>
       <w:tr>
         <w:trPr>
@@ -14142,7 +14142,7 @@
       <w:r>
         <w:drawing>
           <wp:inline xmlns:a="http://schemas.openxmlformats.org/drawingml/2006/main" xmlns:pic="http://schemas.openxmlformats.org/drawingml/2006/picture">
-            <wp:extent cx="5616000" cy="1920941"/>
+            <wp:extent cx="5976000" cy="2044078"/>
             <wp:docPr id="13" name="Picture 13"/>
             <wp:cNvGraphicFramePr>
               <a:graphicFrameLocks noChangeAspect="1"/>
@@ -14163,7 +14163,7 @@
                   <pic:spPr>
                     <a:xfrm>
                       <a:off x="0" y="0"/>
-                      <a:ext cx="5616000" cy="1920941"/>
+                      <a:ext cx="5976000" cy="2044078"/>
                     </a:xfrm>
                     <a:prstGeom prst="rect"/>
                   </pic:spPr>
@@ -14215,10 +14215,10 @@
         <w:tblLook w:firstColumn="1" w:firstRow="1" w:lastColumn="0" w:lastRow="0" w:noHBand="0" w:noVBand="1" w:val="04A0"/>
       </w:tblPr>
       <w:tblGrid>
-        <w:gridCol w:w="2523"/>
-        <w:gridCol w:w="2523"/>
-        <w:gridCol w:w="2523"/>
-        <w:gridCol w:w="2523"/>
+        <w:gridCol w:w="2438"/>
+        <w:gridCol w:w="2438"/>
+        <w:gridCol w:w="2438"/>
+        <w:gridCol w:w="2438"/>
       </w:tblGrid>
       <w:tr>
         <w:trPr>
@@ -14791,7 +14791,7 @@
       <w:r>
         <w:drawing>
           <wp:inline xmlns:a="http://schemas.openxmlformats.org/drawingml/2006/main" xmlns:pic="http://schemas.openxmlformats.org/drawingml/2006/picture">
-            <wp:extent cx="5616000" cy="3669704"/>
+            <wp:extent cx="5976000" cy="3904941"/>
             <wp:docPr id="14" name="Picture 14"/>
             <wp:cNvGraphicFramePr>
               <a:graphicFrameLocks noChangeAspect="1"/>
@@ -14812,7 +14812,7 @@
                   <pic:spPr>
                     <a:xfrm>
                       <a:off x="0" y="0"/>
-                      <a:ext cx="5616000" cy="3669704"/>
+                      <a:ext cx="5976000" cy="3904941"/>
                     </a:xfrm>
                     <a:prstGeom prst="rect"/>
                   </pic:spPr>
@@ -14878,9 +14878,9 @@
         <w:tblLook w:firstColumn="1" w:firstRow="1" w:lastColumn="0" w:lastRow="0" w:noHBand="0" w:noVBand="1" w:val="04A0"/>
       </w:tblPr>
       <w:tblGrid>
-        <w:gridCol w:w="3364"/>
-        <w:gridCol w:w="3364"/>
-        <w:gridCol w:w="3364"/>
+        <w:gridCol w:w="3251"/>
+        <w:gridCol w:w="3251"/>
+        <w:gridCol w:w="3251"/>
       </w:tblGrid>
       <w:tr>
         <w:trPr>
@@ -15523,9 +15523,9 @@
         <w:tblLook w:firstColumn="1" w:firstRow="1" w:lastColumn="0" w:lastRow="0" w:noHBand="0" w:noVBand="1" w:val="04A0"/>
       </w:tblPr>
       <w:tblGrid>
-        <w:gridCol w:w="3364"/>
-        <w:gridCol w:w="3364"/>
-        <w:gridCol w:w="3364"/>
+        <w:gridCol w:w="3251"/>
+        <w:gridCol w:w="3251"/>
+        <w:gridCol w:w="3251"/>
       </w:tblGrid>
       <w:tr>
         <w:trPr>
@@ -16165,7 +16165,7 @@
       <w:r>
         <w:drawing>
           <wp:inline xmlns:a="http://schemas.openxmlformats.org/drawingml/2006/main" xmlns:pic="http://schemas.openxmlformats.org/drawingml/2006/picture">
-            <wp:extent cx="5616000" cy="2483296"/>
+            <wp:extent cx="5976000" cy="2642482"/>
             <wp:docPr id="15" name="Picture 15"/>
             <wp:cNvGraphicFramePr>
               <a:graphicFrameLocks noChangeAspect="1"/>
@@ -16186,7 +16186,7 @@
                   <pic:spPr>
                     <a:xfrm>
                       <a:off x="0" y="0"/>
-                      <a:ext cx="5616000" cy="2483296"/>
+                      <a:ext cx="5976000" cy="2642482"/>
                     </a:xfrm>
                     <a:prstGeom prst="rect"/>
                   </pic:spPr>
@@ -16238,11 +16238,11 @@
         <w:tblLook w:firstColumn="1" w:firstRow="1" w:lastColumn="0" w:lastRow="0" w:noHBand="0" w:noVBand="1" w:val="04A0"/>
       </w:tblPr>
       <w:tblGrid>
-        <w:gridCol w:w="2018"/>
-        <w:gridCol w:w="2018"/>
-        <w:gridCol w:w="2018"/>
-        <w:gridCol w:w="2018"/>
-        <w:gridCol w:w="2018"/>
+        <w:gridCol w:w="1950"/>
+        <w:gridCol w:w="1950"/>
+        <w:gridCol w:w="1950"/>
+        <w:gridCol w:w="1950"/>
+        <w:gridCol w:w="1950"/>
       </w:tblGrid>
       <w:tr>
         <w:trPr>
@@ -16826,7 +16826,7 @@
       <w:r>
         <w:drawing>
           <wp:inline xmlns:a="http://schemas.openxmlformats.org/drawingml/2006/main" xmlns:pic="http://schemas.openxmlformats.org/drawingml/2006/picture">
-            <wp:extent cx="5616000" cy="1352153"/>
+            <wp:extent cx="5976000" cy="1438830"/>
             <wp:docPr id="16" name="Picture 16"/>
             <wp:cNvGraphicFramePr>
               <a:graphicFrameLocks noChangeAspect="1"/>
@@ -16847,7 +16847,7 @@
                   <pic:spPr>
                     <a:xfrm>
                       <a:off x="0" y="0"/>
-                      <a:ext cx="5616000" cy="1352153"/>
+                      <a:ext cx="5976000" cy="1438830"/>
                     </a:xfrm>
                     <a:prstGeom prst="rect"/>
                   </pic:spPr>
@@ -16913,11 +16913,11 @@
         <w:tblLook w:firstColumn="1" w:firstRow="1" w:lastColumn="0" w:lastRow="0" w:noHBand="0" w:noVBand="1" w:val="04A0"/>
       </w:tblPr>
       <w:tblGrid>
-        <w:gridCol w:w="2018"/>
-        <w:gridCol w:w="2018"/>
-        <w:gridCol w:w="2018"/>
-        <w:gridCol w:w="2018"/>
-        <w:gridCol w:w="2018"/>
+        <w:gridCol w:w="1950"/>
+        <w:gridCol w:w="1950"/>
+        <w:gridCol w:w="1950"/>
+        <w:gridCol w:w="1950"/>
+        <w:gridCol w:w="1950"/>
       </w:tblGrid>
       <w:tr>
         <w:trPr>
@@ -17719,7 +17719,7 @@
       <w:r>
         <w:drawing>
           <wp:inline xmlns:a="http://schemas.openxmlformats.org/drawingml/2006/main" xmlns:pic="http://schemas.openxmlformats.org/drawingml/2006/picture">
-            <wp:extent cx="5616000" cy="3534378"/>
+            <wp:extent cx="5976000" cy="3760940"/>
             <wp:docPr id="17" name="Picture 17"/>
             <wp:cNvGraphicFramePr>
               <a:graphicFrameLocks noChangeAspect="1"/>
@@ -17740,7 +17740,7 @@
                   <pic:spPr>
                     <a:xfrm>
                       <a:off x="0" y="0"/>
-                      <a:ext cx="5616000" cy="3534378"/>
+                      <a:ext cx="5976000" cy="3760940"/>
                     </a:xfrm>
                     <a:prstGeom prst="rect"/>
                   </pic:spPr>
@@ -17792,9 +17792,9 @@
         <w:tblLook w:firstColumn="1" w:firstRow="1" w:lastColumn="0" w:lastRow="0" w:noHBand="0" w:noVBand="1" w:val="04A0"/>
       </w:tblPr>
       <w:tblGrid>
-        <w:gridCol w:w="3364"/>
-        <w:gridCol w:w="3364"/>
-        <w:gridCol w:w="3364"/>
+        <w:gridCol w:w="3251"/>
+        <w:gridCol w:w="3251"/>
+        <w:gridCol w:w="3251"/>
       </w:tblGrid>
       <w:tr>
         <w:trPr>
@@ -18233,7 +18233,7 @@
       <w:r>
         <w:drawing>
           <wp:inline xmlns:a="http://schemas.openxmlformats.org/drawingml/2006/main" xmlns:pic="http://schemas.openxmlformats.org/drawingml/2006/picture">
-            <wp:extent cx="5616000" cy="1660763"/>
+            <wp:extent cx="5976000" cy="1767222"/>
             <wp:docPr id="18" name="Picture 18"/>
             <wp:cNvGraphicFramePr>
               <a:graphicFrameLocks noChangeAspect="1"/>
@@ -18254,7 +18254,7 @@
                   <pic:spPr>
                     <a:xfrm>
                       <a:off x="0" y="0"/>
-                      <a:ext cx="5616000" cy="1660763"/>
+                      <a:ext cx="5976000" cy="1767222"/>
                     </a:xfrm>
                     <a:prstGeom prst="rect"/>
                   </pic:spPr>
@@ -18273,8 +18273,8 @@
         <w:tblLook w:firstColumn="1" w:firstRow="1" w:lastColumn="0" w:lastRow="0" w:noHBand="0" w:noVBand="1" w:val="04A0"/>
       </w:tblPr>
       <w:tblGrid>
-        <w:gridCol w:w="5046"/>
-        <w:gridCol w:w="5046"/>
+        <w:gridCol w:w="4876"/>
+        <w:gridCol w:w="4876"/>
       </w:tblGrid>
       <w:tr>
         <w:trPr>
@@ -18816,7 +18816,7 @@
       <w:r>
         <w:drawing>
           <wp:inline xmlns:a="http://schemas.openxmlformats.org/drawingml/2006/main" xmlns:pic="http://schemas.openxmlformats.org/drawingml/2006/picture">
-            <wp:extent cx="5616000" cy="2653673"/>
+            <wp:extent cx="5976000" cy="2823780"/>
             <wp:docPr id="19" name="Picture 19"/>
             <wp:cNvGraphicFramePr>
               <a:graphicFrameLocks noChangeAspect="1"/>
@@ -18837,7 +18837,7 @@
                   <pic:spPr>
                     <a:xfrm>
                       <a:off x="0" y="0"/>
-                      <a:ext cx="5616000" cy="2653673"/>
+                      <a:ext cx="5976000" cy="2823780"/>
                     </a:xfrm>
                     <a:prstGeom prst="rect"/>
                   </pic:spPr>
@@ -18910,9 +18910,9 @@
         <w:tblLook w:firstColumn="1" w:firstRow="1" w:lastColumn="0" w:lastRow="0" w:noHBand="0" w:noVBand="1" w:val="04A0"/>
       </w:tblPr>
       <w:tblGrid>
-        <w:gridCol w:w="3364"/>
-        <w:gridCol w:w="3364"/>
-        <w:gridCol w:w="3364"/>
+        <w:gridCol w:w="3251"/>
+        <w:gridCol w:w="3251"/>
+        <w:gridCol w:w="3251"/>
       </w:tblGrid>
       <w:tr>
         <w:trPr>
@@ -19887,7 +19887,7 @@
       <w:r>
         <w:drawing>
           <wp:inline xmlns:a="http://schemas.openxmlformats.org/drawingml/2006/main" xmlns:pic="http://schemas.openxmlformats.org/drawingml/2006/picture">
-            <wp:extent cx="5616000" cy="3793531"/>
+            <wp:extent cx="5976000" cy="4036706"/>
             <wp:docPr id="20" name="Picture 20"/>
             <wp:cNvGraphicFramePr>
               <a:graphicFrameLocks noChangeAspect="1"/>
@@ -19908,7 +19908,7 @@
                   <pic:spPr>
                     <a:xfrm>
                       <a:off x="0" y="0"/>
-                      <a:ext cx="5616000" cy="3793531"/>
+                      <a:ext cx="5976000" cy="4036706"/>
                     </a:xfrm>
                     <a:prstGeom prst="rect"/>
                   </pic:spPr>
@@ -19986,9 +19986,9 @@
         <w:tblLook w:firstColumn="1" w:firstRow="1" w:lastColumn="0" w:lastRow="0" w:noHBand="0" w:noVBand="1" w:val="04A0"/>
       </w:tblPr>
       <w:tblGrid>
-        <w:gridCol w:w="3364"/>
-        <w:gridCol w:w="3364"/>
-        <w:gridCol w:w="3364"/>
+        <w:gridCol w:w="3251"/>
+        <w:gridCol w:w="3251"/>
+        <w:gridCol w:w="3251"/>
       </w:tblGrid>
       <w:tr>
         <w:trPr>
@@ -20837,7 +20837,7 @@
       <w:r>
         <w:drawing>
           <wp:inline xmlns:a="http://schemas.openxmlformats.org/drawingml/2006/main" xmlns:pic="http://schemas.openxmlformats.org/drawingml/2006/picture">
-            <wp:extent cx="5616000" cy="3137306"/>
+            <wp:extent cx="5976000" cy="3338415"/>
             <wp:docPr id="21" name="Picture 21"/>
             <wp:cNvGraphicFramePr>
               <a:graphicFrameLocks noChangeAspect="1"/>
@@ -20858,7 +20858,7 @@
                   <pic:spPr>
                     <a:xfrm>
                       <a:off x="0" y="0"/>
-                      <a:ext cx="5616000" cy="3137306"/>
+                      <a:ext cx="5976000" cy="3338415"/>
                     </a:xfrm>
                     <a:prstGeom prst="rect"/>
                   </pic:spPr>
@@ -20910,10 +20910,10 @@
         <w:tblLook w:firstColumn="1" w:firstRow="1" w:lastColumn="0" w:lastRow="0" w:noHBand="0" w:noVBand="1" w:val="04A0"/>
       </w:tblPr>
       <w:tblGrid>
-        <w:gridCol w:w="2523"/>
-        <w:gridCol w:w="2523"/>
-        <w:gridCol w:w="2523"/>
-        <w:gridCol w:w="2523"/>
+        <w:gridCol w:w="2438"/>
+        <w:gridCol w:w="2438"/>
+        <w:gridCol w:w="2438"/>
+        <w:gridCol w:w="2438"/>
       </w:tblGrid>
       <w:tr>
         <w:trPr>
@@ -21486,7 +21486,7 @@
       <w:r>
         <w:drawing>
           <wp:inline xmlns:a="http://schemas.openxmlformats.org/drawingml/2006/main" xmlns:pic="http://schemas.openxmlformats.org/drawingml/2006/picture">
-            <wp:extent cx="5616000" cy="1947449"/>
+            <wp:extent cx="5976000" cy="2072285"/>
             <wp:docPr id="22" name="Picture 22"/>
             <wp:cNvGraphicFramePr>
               <a:graphicFrameLocks noChangeAspect="1"/>
@@ -21507,7 +21507,7 @@
                   <pic:spPr>
                     <a:xfrm>
                       <a:off x="0" y="0"/>
-                      <a:ext cx="5616000" cy="1947449"/>
+                      <a:ext cx="5976000" cy="2072285"/>
                     </a:xfrm>
                     <a:prstGeom prst="rect"/>
                   </pic:spPr>
@@ -21606,9 +21606,9 @@
         <w:tblLook w:firstColumn="1" w:firstRow="1" w:lastColumn="0" w:lastRow="0" w:noHBand="0" w:noVBand="1" w:val="04A0"/>
       </w:tblPr>
       <w:tblGrid>
-        <w:gridCol w:w="3364"/>
-        <w:gridCol w:w="3364"/>
-        <w:gridCol w:w="3364"/>
+        <w:gridCol w:w="3251"/>
+        <w:gridCol w:w="3251"/>
+        <w:gridCol w:w="3251"/>
       </w:tblGrid>
       <w:tr>
         <w:trPr>
@@ -21980,7 +21980,7 @@
       <w:r>
         <w:drawing>
           <wp:inline xmlns:a="http://schemas.openxmlformats.org/drawingml/2006/main" xmlns:pic="http://schemas.openxmlformats.org/drawingml/2006/picture">
-            <wp:extent cx="5616000" cy="2866161"/>
+            <wp:extent cx="5976000" cy="3049890"/>
             <wp:docPr id="23" name="Picture 23"/>
             <wp:cNvGraphicFramePr>
               <a:graphicFrameLocks noChangeAspect="1"/>
@@ -22001,7 +22001,7 @@
                   <pic:spPr>
                     <a:xfrm>
                       <a:off x="0" y="0"/>
-                      <a:ext cx="5616000" cy="2866161"/>
+                      <a:ext cx="5976000" cy="3049890"/>
                     </a:xfrm>
                     <a:prstGeom prst="rect"/>
                   </pic:spPr>
@@ -22103,9 +22103,9 @@
         <w:tblLook w:firstColumn="1" w:firstRow="1" w:lastColumn="0" w:lastRow="0" w:noHBand="0" w:noVBand="1" w:val="04A0"/>
       </w:tblPr>
       <w:tblGrid>
-        <w:gridCol w:w="3364"/>
-        <w:gridCol w:w="3364"/>
-        <w:gridCol w:w="3364"/>
+        <w:gridCol w:w="3251"/>
+        <w:gridCol w:w="3251"/>
+        <w:gridCol w:w="3251"/>
       </w:tblGrid>
       <w:tr>
         <w:trPr>
@@ -22611,7 +22611,7 @@
       <w:r>
         <w:drawing>
           <wp:inline xmlns:a="http://schemas.openxmlformats.org/drawingml/2006/main" xmlns:pic="http://schemas.openxmlformats.org/drawingml/2006/picture">
-            <wp:extent cx="5616000" cy="1388279"/>
+            <wp:extent cx="5976000" cy="1477271"/>
             <wp:docPr id="24" name="Picture 24"/>
             <wp:cNvGraphicFramePr>
               <a:graphicFrameLocks noChangeAspect="1"/>
@@ -22632,7 +22632,7 @@
                   <pic:spPr>
                     <a:xfrm>
                       <a:off x="0" y="0"/>
-                      <a:ext cx="5616000" cy="1388279"/>
+                      <a:ext cx="5976000" cy="1477271"/>
                     </a:xfrm>
                     <a:prstGeom prst="rect"/>
                   </pic:spPr>
@@ -22696,9 +22696,9 @@
         <w:tblLook w:firstColumn="1" w:firstRow="1" w:lastColumn="0" w:lastRow="0" w:noHBand="0" w:noVBand="1" w:val="04A0"/>
       </w:tblPr>
       <w:tblGrid>
-        <w:gridCol w:w="3364"/>
-        <w:gridCol w:w="3364"/>
-        <w:gridCol w:w="3364"/>
+        <w:gridCol w:w="3251"/>
+        <w:gridCol w:w="3251"/>
+        <w:gridCol w:w="3251"/>
       </w:tblGrid>
       <w:tr>
         <w:trPr>
@@ -23070,7 +23070,7 @@
       <w:r>
         <w:drawing>
           <wp:inline xmlns:a="http://schemas.openxmlformats.org/drawingml/2006/main" xmlns:pic="http://schemas.openxmlformats.org/drawingml/2006/picture">
-            <wp:extent cx="5616000" cy="1388279"/>
+            <wp:extent cx="5976000" cy="1477271"/>
             <wp:docPr id="25" name="Picture 25"/>
             <wp:cNvGraphicFramePr>
               <a:graphicFrameLocks noChangeAspect="1"/>
@@ -23091,7 +23091,7 @@
                   <pic:spPr>
                     <a:xfrm>
                       <a:off x="0" y="0"/>
-                      <a:ext cx="5616000" cy="1388279"/>
+                      <a:ext cx="5976000" cy="1477271"/>
                     </a:xfrm>
                     <a:prstGeom prst="rect"/>
                   </pic:spPr>
@@ -23145,9 +23145,9 @@
         <w:tblLook w:firstColumn="1" w:firstRow="1" w:lastColumn="0" w:lastRow="0" w:noHBand="0" w:noVBand="1" w:val="04A0"/>
       </w:tblPr>
       <w:tblGrid>
-        <w:gridCol w:w="3364"/>
-        <w:gridCol w:w="3364"/>
-        <w:gridCol w:w="3364"/>
+        <w:gridCol w:w="3251"/>
+        <w:gridCol w:w="3251"/>
+        <w:gridCol w:w="3251"/>
       </w:tblGrid>
       <w:tr>
         <w:trPr>
@@ -23519,7 +23519,7 @@
       <w:r>
         <w:drawing>
           <wp:inline xmlns:a="http://schemas.openxmlformats.org/drawingml/2006/main" xmlns:pic="http://schemas.openxmlformats.org/drawingml/2006/picture">
-            <wp:extent cx="5616000" cy="1388279"/>
+            <wp:extent cx="5976000" cy="1477271"/>
             <wp:docPr id="26" name="Picture 26"/>
             <wp:cNvGraphicFramePr>
               <a:graphicFrameLocks noChangeAspect="1"/>
@@ -23540,7 +23540,7 @@
                   <pic:spPr>
                     <a:xfrm>
                       <a:off x="0" y="0"/>
-                      <a:ext cx="5616000" cy="1388279"/>
+                      <a:ext cx="5976000" cy="1477271"/>
                     </a:xfrm>
                     <a:prstGeom prst="rect"/>
                   </pic:spPr>
@@ -23594,9 +23594,9 @@
         <w:tblLook w:firstColumn="1" w:firstRow="1" w:lastColumn="0" w:lastRow="0" w:noHBand="0" w:noVBand="1" w:val="04A0"/>
       </w:tblPr>
       <w:tblGrid>
-        <w:gridCol w:w="3364"/>
-        <w:gridCol w:w="3364"/>
-        <w:gridCol w:w="3364"/>
+        <w:gridCol w:w="3251"/>
+        <w:gridCol w:w="3251"/>
+        <w:gridCol w:w="3251"/>
       </w:tblGrid>
       <w:tr>
         <w:trPr>
@@ -24303,7 +24303,7 @@
       <w:r>
         <w:drawing>
           <wp:inline xmlns:a="http://schemas.openxmlformats.org/drawingml/2006/main" xmlns:pic="http://schemas.openxmlformats.org/drawingml/2006/picture">
-            <wp:extent cx="5616000" cy="2459264"/>
+            <wp:extent cx="5976000" cy="2616910"/>
             <wp:docPr id="27" name="Picture 27"/>
             <wp:cNvGraphicFramePr>
               <a:graphicFrameLocks noChangeAspect="1"/>
@@ -24324,7 +24324,7 @@
                   <pic:spPr>
                     <a:xfrm>
                       <a:off x="0" y="0"/>
-                      <a:ext cx="5616000" cy="2459264"/>
+                      <a:ext cx="5976000" cy="2616910"/>
                     </a:xfrm>
                     <a:prstGeom prst="rect"/>
                   </pic:spPr>
@@ -24390,9 +24390,9 @@
         <w:tblLook w:firstColumn="1" w:firstRow="1" w:lastColumn="0" w:lastRow="0" w:noHBand="0" w:noVBand="1" w:val="04A0"/>
       </w:tblPr>
       <w:tblGrid>
-        <w:gridCol w:w="3364"/>
-        <w:gridCol w:w="3364"/>
-        <w:gridCol w:w="3364"/>
+        <w:gridCol w:w="3251"/>
+        <w:gridCol w:w="3251"/>
+        <w:gridCol w:w="3251"/>
       </w:tblGrid>
       <w:tr>
         <w:trPr>
@@ -24764,7 +24764,7 @@
       <w:r>
         <w:drawing>
           <wp:inline xmlns:a="http://schemas.openxmlformats.org/drawingml/2006/main" xmlns:pic="http://schemas.openxmlformats.org/drawingml/2006/picture">
-            <wp:extent cx="5616000" cy="1388279"/>
+            <wp:extent cx="5976000" cy="1477271"/>
             <wp:docPr id="28" name="Picture 28"/>
             <wp:cNvGraphicFramePr>
               <a:graphicFrameLocks noChangeAspect="1"/>
@@ -24785,7 +24785,7 @@
                   <pic:spPr>
                     <a:xfrm>
                       <a:off x="0" y="0"/>
-                      <a:ext cx="5616000" cy="1388279"/>
+                      <a:ext cx="5976000" cy="1477271"/>
                     </a:xfrm>
                     <a:prstGeom prst="rect"/>
                   </pic:spPr>
@@ -24839,11 +24839,11 @@
         <w:tblLook w:firstColumn="1" w:firstRow="1" w:lastColumn="0" w:lastRow="0" w:noHBand="0" w:noVBand="1" w:val="04A0"/>
       </w:tblPr>
       <w:tblGrid>
-        <w:gridCol w:w="2018"/>
-        <w:gridCol w:w="2018"/>
-        <w:gridCol w:w="2018"/>
-        <w:gridCol w:w="2018"/>
-        <w:gridCol w:w="2018"/>
+        <w:gridCol w:w="1950"/>
+        <w:gridCol w:w="1950"/>
+        <w:gridCol w:w="1950"/>
+        <w:gridCol w:w="1950"/>
+        <w:gridCol w:w="1950"/>
       </w:tblGrid>
       <w:tr>
         <w:trPr>
@@ -25318,7 +25318,7 @@
       <w:r>
         <w:drawing>
           <wp:inline xmlns:a="http://schemas.openxmlformats.org/drawingml/2006/main" xmlns:pic="http://schemas.openxmlformats.org/drawingml/2006/picture">
-            <wp:extent cx="5616000" cy="2060253"/>
+            <wp:extent cx="5976000" cy="2192321"/>
             <wp:docPr id="29" name="Picture 29"/>
             <wp:cNvGraphicFramePr>
               <a:graphicFrameLocks noChangeAspect="1"/>
@@ -25339,7 +25339,7 @@
                   <pic:spPr>
                     <a:xfrm>
                       <a:off x="0" y="0"/>
-                      <a:ext cx="5616000" cy="2060253"/>
+                      <a:ext cx="5976000" cy="2192321"/>
                     </a:xfrm>
                     <a:prstGeom prst="rect"/>
                   </pic:spPr>
@@ -25426,9 +25426,9 @@
         <w:tblLook w:firstColumn="1" w:firstRow="1" w:lastColumn="0" w:lastRow="0" w:noHBand="0" w:noVBand="1" w:val="04A0"/>
       </w:tblPr>
       <w:tblGrid>
-        <w:gridCol w:w="3364"/>
-        <w:gridCol w:w="3364"/>
-        <w:gridCol w:w="3364"/>
+        <w:gridCol w:w="3251"/>
+        <w:gridCol w:w="3251"/>
+        <w:gridCol w:w="3251"/>
       </w:tblGrid>
       <w:tr>
         <w:trPr>
@@ -26202,7 +26202,7 @@
       <w:r>
         <w:drawing>
           <wp:inline xmlns:a="http://schemas.openxmlformats.org/drawingml/2006/main" xmlns:pic="http://schemas.openxmlformats.org/drawingml/2006/picture">
-            <wp:extent cx="5616000" cy="2528365"/>
+            <wp:extent cx="5976000" cy="2690439"/>
             <wp:docPr id="30" name="Picture 30"/>
             <wp:cNvGraphicFramePr>
               <a:graphicFrameLocks noChangeAspect="1"/>
@@ -26223,7 +26223,7 @@
                   <pic:spPr>
                     <a:xfrm>
                       <a:off x="0" y="0"/>
-                      <a:ext cx="5616000" cy="2528365"/>
+                      <a:ext cx="5976000" cy="2690439"/>
                     </a:xfrm>
                     <a:prstGeom prst="rect"/>
                   </pic:spPr>
@@ -26275,9 +26275,9 @@
         <w:tblLook w:firstColumn="1" w:firstRow="1" w:lastColumn="0" w:lastRow="0" w:noHBand="0" w:noVBand="1" w:val="04A0"/>
       </w:tblPr>
       <w:tblGrid>
-        <w:gridCol w:w="3364"/>
-        <w:gridCol w:w="3364"/>
-        <w:gridCol w:w="3364"/>
+        <w:gridCol w:w="3251"/>
+        <w:gridCol w:w="3251"/>
+        <w:gridCol w:w="3251"/>
       </w:tblGrid>
       <w:tr>
         <w:trPr>
@@ -26649,7 +26649,7 @@
       <w:r>
         <w:drawing>
           <wp:inline xmlns:a="http://schemas.openxmlformats.org/drawingml/2006/main" xmlns:pic="http://schemas.openxmlformats.org/drawingml/2006/picture">
-            <wp:extent cx="5616000" cy="1388279"/>
+            <wp:extent cx="5976000" cy="1477271"/>
             <wp:docPr id="31" name="Picture 31"/>
             <wp:cNvGraphicFramePr>
               <a:graphicFrameLocks noChangeAspect="1"/>
@@ -26670,7 +26670,7 @@
                   <pic:spPr>
                     <a:xfrm>
                       <a:off x="0" y="0"/>
-                      <a:ext cx="5616000" cy="1388279"/>
+                      <a:ext cx="5976000" cy="1477271"/>
                     </a:xfrm>
                     <a:prstGeom prst="rect"/>
                   </pic:spPr>
@@ -26748,11 +26748,11 @@
         <w:tblLook w:firstColumn="1" w:firstRow="1" w:lastColumn="0" w:lastRow="0" w:noHBand="0" w:noVBand="1" w:val="04A0"/>
       </w:tblPr>
       <w:tblGrid>
-        <w:gridCol w:w="2018"/>
-        <w:gridCol w:w="2018"/>
-        <w:gridCol w:w="2018"/>
-        <w:gridCol w:w="2018"/>
-        <w:gridCol w:w="2018"/>
+        <w:gridCol w:w="1950"/>
+        <w:gridCol w:w="1950"/>
+        <w:gridCol w:w="1950"/>
+        <w:gridCol w:w="1950"/>
+        <w:gridCol w:w="1950"/>
       </w:tblGrid>
       <w:tr>
         <w:trPr>
@@ -27227,7 +27227,7 @@
       <w:r>
         <w:drawing>
           <wp:inline xmlns:a="http://schemas.openxmlformats.org/drawingml/2006/main" xmlns:pic="http://schemas.openxmlformats.org/drawingml/2006/picture">
-            <wp:extent cx="5616000" cy="2866161"/>
+            <wp:extent cx="5976000" cy="3049890"/>
             <wp:docPr id="32" name="Picture 32"/>
             <wp:cNvGraphicFramePr>
               <a:graphicFrameLocks noChangeAspect="1"/>
@@ -27248,7 +27248,7 @@
                   <pic:spPr>
                     <a:xfrm>
                       <a:off x="0" y="0"/>
-                      <a:ext cx="5616000" cy="2866161"/>
+                      <a:ext cx="5976000" cy="3049890"/>
                     </a:xfrm>
                     <a:prstGeom prst="rect"/>
                   </pic:spPr>
@@ -27494,10 +27494,10 @@
         <w:tblLook w:firstColumn="1" w:firstRow="1" w:lastColumn="0" w:lastRow="0" w:noHBand="0" w:noVBand="1" w:val="04A0"/>
       </w:tblPr>
       <w:tblGrid>
-        <w:gridCol w:w="2523"/>
-        <w:gridCol w:w="2523"/>
-        <w:gridCol w:w="2523"/>
-        <w:gridCol w:w="2523"/>
+        <w:gridCol w:w="2438"/>
+        <w:gridCol w:w="2438"/>
+        <w:gridCol w:w="2438"/>
+        <w:gridCol w:w="2438"/>
       </w:tblGrid>
       <w:tr>
         <w:trPr>
@@ -28054,10 +28054,10 @@
         <w:tblLook w:firstColumn="1" w:firstRow="1" w:lastColumn="0" w:lastRow="0" w:noHBand="0" w:noVBand="1" w:val="04A0"/>
       </w:tblPr>
       <w:tblGrid>
-        <w:gridCol w:w="2523"/>
-        <w:gridCol w:w="2523"/>
-        <w:gridCol w:w="2523"/>
-        <w:gridCol w:w="2523"/>
+        <w:gridCol w:w="2438"/>
+        <w:gridCol w:w="2438"/>
+        <w:gridCol w:w="2438"/>
+        <w:gridCol w:w="2438"/>
       </w:tblGrid>
       <w:tr>
         <w:trPr>
@@ -28535,7 +28535,7 @@
       <w:r>
         <w:drawing>
           <wp:inline xmlns:a="http://schemas.openxmlformats.org/drawingml/2006/main" xmlns:pic="http://schemas.openxmlformats.org/drawingml/2006/picture">
-            <wp:extent cx="5616000" cy="2318639"/>
+            <wp:extent cx="5976000" cy="2467270"/>
             <wp:docPr id="33" name="Picture 33"/>
             <wp:cNvGraphicFramePr>
               <a:graphicFrameLocks noChangeAspect="1"/>
@@ -28556,7 +28556,7 @@
                   <pic:spPr>
                     <a:xfrm>
                       <a:off x="0" y="0"/>
-                      <a:ext cx="5616000" cy="2318639"/>
+                      <a:ext cx="5976000" cy="2467270"/>
                     </a:xfrm>
                     <a:prstGeom prst="rect"/>
                   </pic:spPr>
@@ -28608,11 +28608,11 @@
         <w:tblLook w:firstColumn="1" w:firstRow="1" w:lastColumn="0" w:lastRow="0" w:noHBand="0" w:noVBand="1" w:val="04A0"/>
       </w:tblPr>
       <w:tblGrid>
-        <w:gridCol w:w="2018"/>
-        <w:gridCol w:w="2018"/>
-        <w:gridCol w:w="2018"/>
-        <w:gridCol w:w="2018"/>
-        <w:gridCol w:w="2018"/>
+        <w:gridCol w:w="1950"/>
+        <w:gridCol w:w="1950"/>
+        <w:gridCol w:w="1950"/>
+        <w:gridCol w:w="1950"/>
+        <w:gridCol w:w="1950"/>
       </w:tblGrid>
       <w:tr>
         <w:trPr>
@@ -29523,7 +29523,7 @@
       <w:r>
         <w:drawing>
           <wp:inline xmlns:a="http://schemas.openxmlformats.org/drawingml/2006/main" xmlns:pic="http://schemas.openxmlformats.org/drawingml/2006/picture">
-            <wp:extent cx="5616000" cy="2894943"/>
+            <wp:extent cx="5976000" cy="3080516"/>
             <wp:docPr id="34" name="Picture 34"/>
             <wp:cNvGraphicFramePr>
               <a:graphicFrameLocks noChangeAspect="1"/>
@@ -29544,7 +29544,7 @@
                   <pic:spPr>
                     <a:xfrm>
                       <a:off x="0" y="0"/>
-                      <a:ext cx="5616000" cy="2894943"/>
+                      <a:ext cx="5976000" cy="3080516"/>
                     </a:xfrm>
                     <a:prstGeom prst="rect"/>
                   </pic:spPr>
@@ -29608,10 +29608,10 @@
         <w:tblLook w:firstColumn="1" w:firstRow="1" w:lastColumn="0" w:lastRow="0" w:noHBand="0" w:noVBand="1" w:val="04A0"/>
       </w:tblPr>
       <w:tblGrid>
-        <w:gridCol w:w="2523"/>
-        <w:gridCol w:w="2523"/>
-        <w:gridCol w:w="2523"/>
-        <w:gridCol w:w="2523"/>
+        <w:gridCol w:w="2438"/>
+        <w:gridCol w:w="2438"/>
+        <w:gridCol w:w="2438"/>
+        <w:gridCol w:w="2438"/>
       </w:tblGrid>
       <w:tr>
         <w:trPr>
@@ -30448,7 +30448,7 @@
       <w:r>
         <w:drawing>
           <wp:inline xmlns:a="http://schemas.openxmlformats.org/drawingml/2006/main" xmlns:pic="http://schemas.openxmlformats.org/drawingml/2006/picture">
-            <wp:extent cx="5616000" cy="2179943"/>
+            <wp:extent cx="5976000" cy="2319683"/>
             <wp:docPr id="35" name="Picture 35"/>
             <wp:cNvGraphicFramePr>
               <a:graphicFrameLocks noChangeAspect="1"/>
@@ -30469,7 +30469,7 @@
                   <pic:spPr>
                     <a:xfrm>
                       <a:off x="0" y="0"/>
-                      <a:ext cx="5616000" cy="2179943"/>
+                      <a:ext cx="5976000" cy="2319683"/>
                     </a:xfrm>
                     <a:prstGeom prst="rect"/>
                   </pic:spPr>
@@ -30545,10 +30545,10 @@
         <w:tblLook w:firstColumn="1" w:firstRow="1" w:lastColumn="0" w:lastRow="0" w:noHBand="0" w:noVBand="1" w:val="04A0"/>
       </w:tblPr>
       <w:tblGrid>
-        <w:gridCol w:w="2523"/>
-        <w:gridCol w:w="2523"/>
-        <w:gridCol w:w="2523"/>
-        <w:gridCol w:w="2523"/>
+        <w:gridCol w:w="2438"/>
+        <w:gridCol w:w="2438"/>
+        <w:gridCol w:w="2438"/>
+        <w:gridCol w:w="2438"/>
       </w:tblGrid>
       <w:tr>
         <w:trPr>
@@ -31466,7 +31466,7 @@
       <w:r>
         <w:drawing>
           <wp:inline xmlns:a="http://schemas.openxmlformats.org/drawingml/2006/main" xmlns:pic="http://schemas.openxmlformats.org/drawingml/2006/picture">
-            <wp:extent cx="5616000" cy="2866161"/>
+            <wp:extent cx="5976000" cy="3049890"/>
             <wp:docPr id="36" name="Picture 36"/>
             <wp:cNvGraphicFramePr>
               <a:graphicFrameLocks noChangeAspect="1"/>
@@ -31487,7 +31487,7 @@
                   <pic:spPr>
                     <a:xfrm>
                       <a:off x="0" y="0"/>
-                      <a:ext cx="5616000" cy="2866161"/>
+                      <a:ext cx="5976000" cy="3049890"/>
                     </a:xfrm>
                     <a:prstGeom prst="rect"/>
                   </pic:spPr>
@@ -31522,7 +31522,7 @@
       <w:r>
         <w:drawing>
           <wp:inline xmlns:a="http://schemas.openxmlformats.org/drawingml/2006/main" xmlns:pic="http://schemas.openxmlformats.org/drawingml/2006/picture">
-            <wp:extent cx="5616000" cy="1585693"/>
+            <wp:extent cx="5976000" cy="1687341"/>
             <wp:docPr id="37" name="Picture 37"/>
             <wp:cNvGraphicFramePr>
               <a:graphicFrameLocks noChangeAspect="1"/>
@@ -31543,7 +31543,7 @@
                   <pic:spPr>
                     <a:xfrm>
                       <a:off x="0" y="0"/>
-                      <a:ext cx="5616000" cy="1585693"/>
+                      <a:ext cx="5976000" cy="1687341"/>
                     </a:xfrm>
                     <a:prstGeom prst="rect"/>
                   </pic:spPr>
@@ -31607,11 +31607,11 @@
         <w:tblLook w:firstColumn="1" w:firstRow="1" w:lastColumn="0" w:lastRow="0" w:noHBand="0" w:noVBand="1" w:val="04A0"/>
       </w:tblPr>
       <w:tblGrid>
-        <w:gridCol w:w="2018"/>
-        <w:gridCol w:w="2018"/>
-        <w:gridCol w:w="2018"/>
-        <w:gridCol w:w="2018"/>
-        <w:gridCol w:w="2018"/>
+        <w:gridCol w:w="1950"/>
+        <w:gridCol w:w="1950"/>
+        <w:gridCol w:w="1950"/>
+        <w:gridCol w:w="1950"/>
+        <w:gridCol w:w="1950"/>
       </w:tblGrid>
       <w:tr>
         <w:trPr>
@@ -31977,7 +31977,7 @@
       <w:r>
         <w:drawing>
           <wp:inline xmlns:a="http://schemas.openxmlformats.org/drawingml/2006/main" xmlns:pic="http://schemas.openxmlformats.org/drawingml/2006/picture">
-            <wp:extent cx="5616000" cy="2837946"/>
+            <wp:extent cx="5976000" cy="3019866"/>
             <wp:docPr id="38" name="Picture 38"/>
             <wp:cNvGraphicFramePr>
               <a:graphicFrameLocks noChangeAspect="1"/>
@@ -31998,7 +31998,7 @@
                   <pic:spPr>
                     <a:xfrm>
                       <a:off x="0" y="0"/>
-                      <a:ext cx="5616000" cy="2837946"/>
+                      <a:ext cx="5976000" cy="3019866"/>
                     </a:xfrm>
                     <a:prstGeom prst="rect"/>
                   </pic:spPr>
@@ -32052,10 +32052,10 @@
         <w:tblLook w:firstColumn="1" w:firstRow="1" w:lastColumn="0" w:lastRow="0" w:noHBand="0" w:noVBand="1" w:val="04A0"/>
       </w:tblPr>
       <w:tblGrid>
-        <w:gridCol w:w="2523"/>
-        <w:gridCol w:w="2523"/>
-        <w:gridCol w:w="2523"/>
-        <w:gridCol w:w="2523"/>
+        <w:gridCol w:w="2438"/>
+        <w:gridCol w:w="2438"/>
+        <w:gridCol w:w="2438"/>
+        <w:gridCol w:w="2438"/>
       </w:tblGrid>
       <w:tr>
         <w:trPr>
@@ -32621,7 +32621,7 @@
       <w:r>
         <w:drawing>
           <wp:inline xmlns:a="http://schemas.openxmlformats.org/drawingml/2006/main" xmlns:pic="http://schemas.openxmlformats.org/drawingml/2006/picture">
-            <wp:extent cx="5616000" cy="1524343"/>
+            <wp:extent cx="5976000" cy="1622057"/>
             <wp:docPr id="39" name="Picture 39"/>
             <wp:cNvGraphicFramePr>
               <a:graphicFrameLocks noChangeAspect="1"/>
@@ -32642,7 +32642,7 @@
                   <pic:spPr>
                     <a:xfrm>
                       <a:off x="0" y="0"/>
-                      <a:ext cx="5616000" cy="1524343"/>
+                      <a:ext cx="5976000" cy="1622057"/>
                     </a:xfrm>
                     <a:prstGeom prst="rect"/>
                   </pic:spPr>
@@ -32882,9 +32882,9 @@
         <w:tblLook w:firstColumn="1" w:firstRow="1" w:lastColumn="0" w:lastRow="0" w:noHBand="0" w:noVBand="1" w:val="04A0"/>
       </w:tblPr>
       <w:tblGrid>
-        <w:gridCol w:w="3364"/>
-        <w:gridCol w:w="3364"/>
-        <w:gridCol w:w="3364"/>
+        <w:gridCol w:w="3251"/>
+        <w:gridCol w:w="3251"/>
+        <w:gridCol w:w="3251"/>
       </w:tblGrid>
       <w:tr>
         <w:trPr>
@@ -33523,11 +33523,11 @@
         <w:tblLook w:firstColumn="1" w:firstRow="1" w:lastColumn="0" w:lastRow="0" w:noHBand="0" w:noVBand="1" w:val="04A0"/>
       </w:tblPr>
       <w:tblGrid>
-        <w:gridCol w:w="2018"/>
-        <w:gridCol w:w="2018"/>
-        <w:gridCol w:w="2018"/>
-        <w:gridCol w:w="2018"/>
-        <w:gridCol w:w="2018"/>
+        <w:gridCol w:w="1950"/>
+        <w:gridCol w:w="1950"/>
+        <w:gridCol w:w="1950"/>
+        <w:gridCol w:w="1950"/>
+        <w:gridCol w:w="1950"/>
       </w:tblGrid>
       <w:tr>
         <w:trPr>
@@ -34132,9 +34132,9 @@
         <w:tblLook w:firstColumn="1" w:firstRow="1" w:lastColumn="0" w:lastRow="0" w:noHBand="0" w:noVBand="1" w:val="04A0"/>
       </w:tblPr>
       <w:tblGrid>
-        <w:gridCol w:w="3364"/>
-        <w:gridCol w:w="3364"/>
-        <w:gridCol w:w="3364"/>
+        <w:gridCol w:w="3251"/>
+        <w:gridCol w:w="3251"/>
+        <w:gridCol w:w="3251"/>
       </w:tblGrid>
       <w:tr>
         <w:trPr>
@@ -34513,9 +34513,9 @@
         <w:tblLook w:firstColumn="1" w:firstRow="1" w:lastColumn="0" w:lastRow="0" w:noHBand="0" w:noVBand="1" w:val="04A0"/>
       </w:tblPr>
       <w:tblGrid>
-        <w:gridCol w:w="3364"/>
-        <w:gridCol w:w="3364"/>
-        <w:gridCol w:w="3364"/>
+        <w:gridCol w:w="3251"/>
+        <w:gridCol w:w="3251"/>
+        <w:gridCol w:w="3251"/>
       </w:tblGrid>
       <w:tr>
         <w:trPr>
@@ -35502,10 +35502,10 @@
         <w:tblLook w:firstColumn="1" w:firstRow="1" w:lastColumn="0" w:lastRow="0" w:noHBand="0" w:noVBand="1" w:val="04A0"/>
       </w:tblPr>
       <w:tblGrid>
-        <w:gridCol w:w="2523"/>
-        <w:gridCol w:w="2523"/>
-        <w:gridCol w:w="2523"/>
-        <w:gridCol w:w="2523"/>
+        <w:gridCol w:w="2438"/>
+        <w:gridCol w:w="2438"/>
+        <w:gridCol w:w="2438"/>
+        <w:gridCol w:w="2438"/>
       </w:tblGrid>
       <w:tr>
         <w:trPr>
@@ -36871,8 +36871,8 @@
       </w:r>
     </w:p>
     <w:sectPr>
-      <w:pgSz w:w="12246" w:h="15817"/>
-      <w:pgMar w:top="1417" w:right="1077" w:bottom="1417" w:left="1077" w:header="720" w:footer="720" w:gutter="0"/>
+      <w:pgSz w:w="11906" w:h="16838"/>
+      <w:pgMar w:top="1247" w:right="1077" w:bottom="1247" w:left="1077" w:header="720" w:footer="720" w:gutter="0"/>
       <w:cols w:space="720"/>
       <w:docGrid w:linePitch="360"/>
     </w:sectPr>

--- a/output/第10期計画_実施済み調査_結果報告書.docx
+++ b/output/第10期計画_実施済み調査_結果報告書.docx
@@ -34121,7 +34121,7 @@
           <w:rFonts w:ascii="BIZ UDPゴシック" w:hAnsi="BIZ UDPゴシック" w:eastAsia="BIZ UDPゴシック"/>
           <w:b w:val="0"/>
         </w:rPr>
-        <w:t>調査で得られた件数を需要量として用いるには、次の補正が必要です。本報告書ではこの補正を行っていません。点検事項の取扱いが決まった後に、低位・標準・高位の3シナリオとして別途算定します。</w:t>
+        <w:t>調査で得られた件数を需要量として用いるには、次の補正が必要です。本報告書ではこの補正を行っていません。点検事項の取扱いが決まった後に、別冊「将来推計 需要3シナリオの感度表」の高位シナリオへ反映します。補正が済んだ場合も、算定式の外で人数を足すのではなく、利用率又は受給者1人当たりの利用日数・回数の置き方に反映します。</w:t>
       </w:r>
     </w:p>
     <w:tbl>

--- a/output/第10期計画_実施済み調査_結果報告書.docx
+++ b/output/第10期計画_実施済み調査_結果報告書.docx
@@ -11335,7 +11335,30 @@
         <w:rPr>
           <w:b w:val="0"/>
         </w:rPr>
-        <w:t>事業所票15件のうち1件は、事業所名の記入はあるものの各設問が0又は記号のみとなっています。対象となる事例が0件であったのか未記入であるのかが判別できないため、「回答事業所15件」と「集計に反映した事業所」を区別する必要があります。提出元への確認を要します。</w:t>
+        <w:t>事業所票15件のうち1件（居宅介護支援事業所おうか）は、事業所名の記入はあるものの各設問が0又は記号のみとなっています。介護サービス情報公表システムの個別公表画面（記入日 令和8年2月11日）により、同事業所の事業開始年月日及び指定年月日がいずれも令和7年10月1日であることを確認しました。調査の基準日である令和7年4月1日時点では開設していないため、0は記入漏れではなく正しい状態です。本報告書では「回答事業所15件」と「集計に反映した事業所14件」を区別しています。</w:t>
+      </w:r>
+    </w:p>
+    <w:p>
+      <w:pPr>
+        <w:spacing w:after="120" w:line="276" w:lineRule="auto"/>
+      </w:pPr>
+      <w:r>
+        <w:rPr>
+          <w:rFonts w:ascii="BIZ UDPゴシック" w:hAnsi="BIZ UDPゴシック" w:eastAsia="BIZ UDPゴシック"/>
+          <w:b w:val="0"/>
+        </w:rPr>
+      </w:r>
+    </w:p>
+    <w:p>
+      <w:pPr>
+        <w:pStyle w:val="note"/>
+        <w:spacing w:after="80" w:line="276" w:lineRule="auto"/>
+      </w:pPr>
+      <w:r>
+        <w:rPr>
+          <w:b w:val="0"/>
+        </w:rPr>
+        <w:t>区域内の事業所数は、北海道の介護保険事業所一覧（令和8年6月30日現在）により、居宅介護支援13事業所、小規模多機能型居宅介護5事業所、地域包括支援センター3か所です。回答は居宅介護支援10事業所、小規模多機能型居宅介護3事業所、地域包括支援センター2か所です。居宅介護支援の未回答3事業所は、ひがしかわ介護相談センター、ほの香居宅介護支援事業所及びライフデザイン陽風です。ただし、これらの事業所の指定年月日を確認していないため、基準日に開設していたかどうかは確定していません。</w:t>
       </w:r>
     </w:p>
     <w:p>

--- a/output/第10期計画_実施済み調査_結果報告書.docx
+++ b/output/第10期計画_実施済み調査_結果報告書.docx
@@ -21563,6 +21563,428 @@
           <w:b w:val="0"/>
         </w:rPr>
         <w:t>重複の取扱いは確定していません。住宅型有料老人ホームは介護保険の指定サービスではなく、地域包括ケア「見える化」システムにも現れないことから、受託者は訪問系の13人を実数とし有料老人ホーム側を重複として除いた348人を用いることを案としています（第８章第３節）。同じ構造の住宅型有料老人ホームびえいの郷は「有料１人・訪問介護13人」と分けて記入しており、公表データでも住宅型有料老人ホーム及び訪問介護事業所（大町2丁目5番28号）とグループホーム（同5番14号）が別の事業所であることが確認できます。</w:t>
+      </w:r>
+    </w:p>
+    <w:p>
+      <w:pPr>
+        <w:pStyle w:val="note"/>
+        <w:spacing w:after="80" w:line="276" w:lineRule="auto"/>
+      </w:pPr>
+      <w:r>
+        <w:rPr>
+          <w:b w:val="0"/>
+        </w:rPr>
+        <w:t>介護サービス情報公表システムの個別公表画面（ヘルパーステーションフラワー・記入日 令和7年10月29日）により、訪問介護員等の実人数13人・常勤8人・非常勤5人、前年度の採用者数7人・退職者数2人が確認できました。本調査の訪問系の回答と実人数・常勤・非常勤・採用・離職のすべてが一致します。訪問介護事業所の側の13人は実在の値です。ただし公表制度の対象は介護保険の指定サービスであり、住宅型有料老人ホームは対象外であるため、有料老人ホーム側が0であるかどうかは公表データでは確認できません。</w:t>
+      </w:r>
+    </w:p>
+    <w:p>
+      <w:pPr>
+        <w:spacing w:after="120" w:line="276" w:lineRule="auto"/>
+      </w:pPr>
+      <w:r>
+        <w:rPr>
+          <w:rFonts w:ascii="BIZ UDPゴシック" w:hAnsi="BIZ UDPゴシック" w:eastAsia="BIZ UDPゴシック"/>
+          <w:b w:val="0"/>
+        </w:rPr>
+      </w:r>
+    </w:p>
+    <w:p>
+      <w:pPr>
+        <w:spacing w:after="60" w:line="276" w:lineRule="auto"/>
+      </w:pPr>
+      <w:r>
+        <w:rPr>
+          <w:rFonts w:ascii="BIZ UDPゴシック" w:hAnsi="BIZ UDPゴシック" w:eastAsia="BIZ UDPゴシック"/>
+          <w:b/>
+        </w:rPr>
+        <w:t>（１の２） 公表画面との突合</w:t>
+      </w:r>
+    </w:p>
+    <w:p>
+      <w:pPr>
+        <w:spacing w:after="120" w:line="276" w:lineRule="auto"/>
+      </w:pPr>
+      <w:r>
+        <w:rPr>
+          <w:rFonts w:ascii="BIZ UDPゴシック" w:hAnsi="BIZ UDPゴシック" w:eastAsia="BIZ UDPゴシック"/>
+          <w:b w:val="0"/>
+        </w:rPr>
+        <w:t>訪問系の回答３事業所について、介護サービス情報公表システムの個別公表画面と突合しました。</w:t>
+      </w:r>
+    </w:p>
+    <w:tbl>
+      <w:tblPr>
+        <w:tblStyle w:val="TableGrid"/>
+        <w:tblW w:type="auto" w:w="0"/>
+        <w:jc w:val="center"/>
+        <w:tblLook w:firstColumn="1" w:firstRow="1" w:lastColumn="0" w:lastRow="0" w:noHBand="0" w:noVBand="1" w:val="04A0"/>
+      </w:tblPr>
+      <w:tblGrid>
+        <w:gridCol w:w="2438"/>
+        <w:gridCol w:w="2438"/>
+        <w:gridCol w:w="2438"/>
+        <w:gridCol w:w="2438"/>
+      </w:tblGrid>
+      <w:tr>
+        <w:trPr>
+          <w:cantSplit/>
+        </w:trPr>
+        <w:tc>
+          <w:tcPr>
+            <w:tcW w:type="dxa" w:w="2608"/>
+            <w:shd w:val="clear" w:fill="F2F2F2"/>
+          </w:tcPr>
+          <w:p>
+            <w:pPr>
+              <w:keepNext/>
+              <w:spacing w:after="20" w:before="20"/>
+              <w:jc w:val="center"/>
+            </w:pPr>
+            <w:r/>
+            <w:r>
+              <w:rPr>
+                <w:rFonts w:ascii="BIZ UDPゴシック" w:hAnsi="BIZ UDPゴシック" w:eastAsia="BIZ UDPゴシック"/>
+                <w:b/>
+                <w:sz w:val="18"/>
+              </w:rPr>
+              <w:t>事業所</w:t>
+            </w:r>
+          </w:p>
+        </w:tc>
+        <w:tc>
+          <w:tcPr>
+            <w:tcW w:type="dxa" w:w="2608"/>
+            <w:shd w:val="clear" w:fill="F2F2F2"/>
+          </w:tcPr>
+          <w:p>
+            <w:pPr>
+              <w:keepNext/>
+              <w:spacing w:after="20" w:before="20"/>
+              <w:jc w:val="center"/>
+            </w:pPr>
+            <w:r/>
+            <w:r>
+              <w:rPr>
+                <w:rFonts w:ascii="BIZ UDPゴシック" w:hAnsi="BIZ UDPゴシック" w:eastAsia="BIZ UDPゴシック"/>
+                <w:b/>
+                <w:sz w:val="18"/>
+              </w:rPr>
+              <w:t>調査（令和7年4月1日）</w:t>
+            </w:r>
+          </w:p>
+        </w:tc>
+        <w:tc>
+          <w:tcPr>
+            <w:tcW w:type="dxa" w:w="3061"/>
+            <w:shd w:val="clear" w:fill="F2F2F2"/>
+          </w:tcPr>
+          <w:p>
+            <w:pPr>
+              <w:keepNext/>
+              <w:spacing w:after="20" w:before="20"/>
+              <w:jc w:val="center"/>
+            </w:pPr>
+            <w:r/>
+            <w:r>
+              <w:rPr>
+                <w:rFonts w:ascii="BIZ UDPゴシック" w:hAnsi="BIZ UDPゴシック" w:eastAsia="BIZ UDPゴシック"/>
+                <w:b/>
+                <w:sz w:val="18"/>
+              </w:rPr>
+              <w:t>公表画面（記入日）</w:t>
+            </w:r>
+          </w:p>
+        </w:tc>
+        <w:tc>
+          <w:tcPr>
+            <w:tcW w:type="dxa" w:w="1020"/>
+            <w:shd w:val="clear" w:fill="F2F2F2"/>
+          </w:tcPr>
+          <w:p>
+            <w:pPr>
+              <w:keepNext/>
+              <w:spacing w:after="20" w:before="20"/>
+              <w:jc w:val="center"/>
+            </w:pPr>
+            <w:r/>
+            <w:r>
+              <w:rPr>
+                <w:rFonts w:ascii="BIZ UDPゴシック" w:hAnsi="BIZ UDPゴシック" w:eastAsia="BIZ UDPゴシック"/>
+                <w:b/>
+                <w:sz w:val="18"/>
+              </w:rPr>
+              <w:t>差</w:t>
+            </w:r>
+          </w:p>
+        </w:tc>
+      </w:tr>
+      <w:tr>
+        <w:trPr>
+          <w:cantSplit/>
+        </w:trPr>
+        <w:tc>
+          <w:tcPr>
+            <w:tcW w:type="dxa" w:w="2608"/>
+          </w:tcPr>
+          <w:p>
+            <w:pPr>
+              <w:keepNext/>
+              <w:spacing w:after="20" w:before="20"/>
+            </w:pPr>
+            <w:r/>
+            <w:r>
+              <w:rPr>
+                <w:rFonts w:ascii="BIZ UDPゴシック" w:hAnsi="BIZ UDPゴシック" w:eastAsia="BIZ UDPゴシック"/>
+                <w:b w:val="0"/>
+                <w:sz w:val="18"/>
+              </w:rPr>
+              <w:t>花時計訪問介護事業所</w:t>
+            </w:r>
+          </w:p>
+        </w:tc>
+        <w:tc>
+          <w:tcPr>
+            <w:tcW w:type="dxa" w:w="2608"/>
+          </w:tcPr>
+          <w:p>
+            <w:pPr>
+              <w:keepNext/>
+              <w:spacing w:after="20" w:before="20"/>
+            </w:pPr>
+            <w:r/>
+            <w:r>
+              <w:rPr>
+                <w:rFonts w:ascii="BIZ UDPゴシック" w:hAnsi="BIZ UDPゴシック" w:eastAsia="BIZ UDPゴシック"/>
+                <w:b w:val="0"/>
+                <w:sz w:val="18"/>
+              </w:rPr>
+              <w:t>16人（常勤13・非常勤3）</w:t>
+            </w:r>
+          </w:p>
+        </w:tc>
+        <w:tc>
+          <w:tcPr>
+            <w:tcW w:type="dxa" w:w="3061"/>
+          </w:tcPr>
+          <w:p>
+            <w:pPr>
+              <w:keepNext/>
+              <w:spacing w:after="20" w:before="20"/>
+            </w:pPr>
+            <w:r/>
+            <w:r>
+              <w:rPr>
+                <w:rFonts w:ascii="BIZ UDPゴシック" w:hAnsi="BIZ UDPゴシック" w:eastAsia="BIZ UDPゴシック"/>
+                <w:b w:val="0"/>
+                <w:sz w:val="18"/>
+              </w:rPr>
+              <w:t>16人（常勤13・非常勤3）令和7年10月16日</w:t>
+            </w:r>
+          </w:p>
+        </w:tc>
+        <w:tc>
+          <w:tcPr>
+            <w:tcW w:type="dxa" w:w="1020"/>
+          </w:tcPr>
+          <w:p>
+            <w:pPr>
+              <w:keepNext/>
+              <w:spacing w:after="20" w:before="20"/>
+            </w:pPr>
+            <w:r/>
+            <w:r>
+              <w:rPr>
+                <w:rFonts w:ascii="BIZ UDPゴシック" w:hAnsi="BIZ UDPゴシック" w:eastAsia="BIZ UDPゴシック"/>
+                <w:b w:val="0"/>
+                <w:sz w:val="18"/>
+              </w:rPr>
+              <w:t>±0</w:t>
+            </w:r>
+          </w:p>
+        </w:tc>
+      </w:tr>
+      <w:tr>
+        <w:trPr>
+          <w:cantSplit/>
+        </w:trPr>
+        <w:tc>
+          <w:tcPr>
+            <w:tcW w:type="dxa" w:w="2608"/>
+          </w:tcPr>
+          <w:p>
+            <w:pPr>
+              <w:keepNext/>
+              <w:spacing w:after="20" w:before="20"/>
+            </w:pPr>
+            <w:r/>
+            <w:r>
+              <w:rPr>
+                <w:rFonts w:ascii="BIZ UDPゴシック" w:hAnsi="BIZ UDPゴシック" w:eastAsia="BIZ UDPゴシック"/>
+                <w:b w:val="0"/>
+                <w:sz w:val="18"/>
+              </w:rPr>
+              <w:t>ヘルパーステーションフラワー</w:t>
+            </w:r>
+          </w:p>
+        </w:tc>
+        <w:tc>
+          <w:tcPr>
+            <w:tcW w:type="dxa" w:w="2608"/>
+          </w:tcPr>
+          <w:p>
+            <w:pPr>
+              <w:keepNext/>
+              <w:spacing w:after="20" w:before="20"/>
+            </w:pPr>
+            <w:r/>
+            <w:r>
+              <w:rPr>
+                <w:rFonts w:ascii="BIZ UDPゴシック" w:hAnsi="BIZ UDPゴシック" w:eastAsia="BIZ UDPゴシック"/>
+                <w:b w:val="0"/>
+                <w:sz w:val="18"/>
+              </w:rPr>
+              <w:t>13人（常勤8・非常勤5）</w:t>
+            </w:r>
+          </w:p>
+        </w:tc>
+        <w:tc>
+          <w:tcPr>
+            <w:tcW w:type="dxa" w:w="3061"/>
+          </w:tcPr>
+          <w:p>
+            <w:pPr>
+              <w:keepNext/>
+              <w:spacing w:after="20" w:before="20"/>
+            </w:pPr>
+            <w:r/>
+            <w:r>
+              <w:rPr>
+                <w:rFonts w:ascii="BIZ UDPゴシック" w:hAnsi="BIZ UDPゴシック" w:eastAsia="BIZ UDPゴシック"/>
+                <w:b w:val="0"/>
+                <w:sz w:val="18"/>
+              </w:rPr>
+              <w:t>13人（常勤8・非常勤5）令和7年10月29日</w:t>
+            </w:r>
+          </w:p>
+        </w:tc>
+        <w:tc>
+          <w:tcPr>
+            <w:tcW w:type="dxa" w:w="1020"/>
+          </w:tcPr>
+          <w:p>
+            <w:pPr>
+              <w:keepNext/>
+              <w:spacing w:after="20" w:before="20"/>
+            </w:pPr>
+            <w:r/>
+            <w:r>
+              <w:rPr>
+                <w:rFonts w:ascii="BIZ UDPゴシック" w:hAnsi="BIZ UDPゴシック" w:eastAsia="BIZ UDPゴシック"/>
+                <w:b w:val="0"/>
+                <w:sz w:val="18"/>
+              </w:rPr>
+              <w:t>±0</w:t>
+            </w:r>
+          </w:p>
+        </w:tc>
+      </w:tr>
+      <w:tr>
+        <w:trPr>
+          <w:cantSplit/>
+        </w:trPr>
+        <w:tc>
+          <w:tcPr>
+            <w:tcW w:type="dxa" w:w="2608"/>
+          </w:tcPr>
+          <w:p>
+            <w:pPr>
+              <w:spacing w:after="20" w:before="20"/>
+            </w:pPr>
+            <w:r/>
+            <w:r>
+              <w:rPr>
+                <w:rFonts w:ascii="BIZ UDPゴシック" w:hAnsi="BIZ UDPゴシック" w:eastAsia="BIZ UDPゴシック"/>
+                <w:b w:val="0"/>
+                <w:sz w:val="18"/>
+              </w:rPr>
+              <w:t>シルバーハウス訪問介護事業所</w:t>
+            </w:r>
+          </w:p>
+        </w:tc>
+        <w:tc>
+          <w:tcPr>
+            <w:tcW w:type="dxa" w:w="2608"/>
+          </w:tcPr>
+          <w:p>
+            <w:pPr>
+              <w:spacing w:after="20" w:before="20"/>
+            </w:pPr>
+            <w:r/>
+            <w:r>
+              <w:rPr>
+                <w:rFonts w:ascii="BIZ UDPゴシック" w:hAnsi="BIZ UDPゴシック" w:eastAsia="BIZ UDPゴシック"/>
+                <w:b w:val="0"/>
+                <w:sz w:val="18"/>
+              </w:rPr>
+              <w:t>13人（常勤9・非常勤4）</w:t>
+            </w:r>
+          </w:p>
+        </w:tc>
+        <w:tc>
+          <w:tcPr>
+            <w:tcW w:type="dxa" w:w="3061"/>
+          </w:tcPr>
+          <w:p>
+            <w:pPr>
+              <w:spacing w:after="20" w:before="20"/>
+            </w:pPr>
+            <w:r/>
+            <w:r>
+              <w:rPr>
+                <w:rFonts w:ascii="BIZ UDPゴシック" w:hAnsi="BIZ UDPゴシック" w:eastAsia="BIZ UDPゴシック"/>
+                <w:b w:val="0"/>
+                <w:sz w:val="18"/>
+              </w:rPr>
+              <w:t>17人（常勤11・非常勤6）令和7年11月6日</w:t>
+            </w:r>
+          </w:p>
+        </w:tc>
+        <w:tc>
+          <w:tcPr>
+            <w:tcW w:type="dxa" w:w="1020"/>
+          </w:tcPr>
+          <w:p>
+            <w:pPr>
+              <w:spacing w:after="20" w:before="20"/>
+            </w:pPr>
+            <w:r/>
+            <w:r>
+              <w:rPr>
+                <w:rFonts w:ascii="BIZ UDPゴシック" w:hAnsi="BIZ UDPゴシック" w:eastAsia="BIZ UDPゴシック"/>
+                <w:b w:val="0"/>
+                <w:sz w:val="18"/>
+              </w:rPr>
+              <w:t>＋4</w:t>
+            </w:r>
+          </w:p>
+        </w:tc>
+      </w:tr>
+    </w:tbl>
+    <w:p>
+      <w:pPr>
+        <w:spacing w:after="80" w:before="0"/>
+      </w:pPr>
+    </w:p>
+    <w:p>
+      <w:pPr>
+        <w:pStyle w:val="note"/>
+        <w:spacing w:after="80" w:line="276" w:lineRule="auto"/>
+      </w:pPr>
+      <w:r>
+        <w:rPr>
+          <w:b w:val="0"/>
+        </w:rPr>
+        <w:t>３事業所のうち２事業所は実人数・常勤・非常勤のすべてが一致します。本調査の事業所票が、公表制度の「訪問介護員等の実人数」と同じ定義で記入されていることを示しています。シルバーハウス訪問介護事業所の差４人は、調査の基準日から公表画面の記入日までの約７か月間の増員とみられますが、確かめたものではありません。採用者数・離職者数は、調査が「過去1年間」、公表画面が「前年度」であり、対象期間の解釈が異なる可能性があります。</w:t>
       </w:r>
     </w:p>
     <w:p>

--- a/output/第10期計画_実施済み調査_結果報告書.docx
+++ b/output/第10期計画_実施済み調査_結果報告書.docx
@@ -21985,6 +21985,319 @@
           <w:b w:val="0"/>
         </w:rPr>
         <w:t>３事業所のうち２事業所は実人数・常勤・非常勤のすべてが一致します。本調査の事業所票が、公表制度の「訪問介護員等の実人数」と同じ定義で記入されていることを示しています。シルバーハウス訪問介護事業所の差４人は、調査の基準日から公表画面の記入日までの約７か月間の増員とみられますが、確かめたものではありません。採用者数・離職者数は、調査が「過去1年間」、公表画面が「前年度」であり、対象期間の解釈が異なる可能性があります。</w:t>
+      </w:r>
+    </w:p>
+    <w:p>
+      <w:pPr>
+        <w:spacing w:after="120" w:line="276" w:lineRule="auto"/>
+      </w:pPr>
+      <w:r>
+        <w:rPr>
+          <w:rFonts w:ascii="BIZ UDPゴシック" w:hAnsi="BIZ UDPゴシック" w:eastAsia="BIZ UDPゴシック"/>
+          <w:b w:val="0"/>
+        </w:rPr>
+      </w:r>
+    </w:p>
+    <w:p>
+      <w:pPr>
+        <w:spacing w:after="120" w:line="276" w:lineRule="auto"/>
+      </w:pPr>
+      <w:r>
+        <w:rPr>
+          <w:rFonts w:ascii="BIZ UDPゴシック" w:hAnsi="BIZ UDPゴシック" w:eastAsia="BIZ UDPゴシック"/>
+          <w:b w:val="0"/>
+        </w:rPr>
+        <w:t>本調査に回答のなかった訪問介護事業所についても、公表画面が入手できたものは訪問介護員等の人数を把握しました。</w:t>
+      </w:r>
+    </w:p>
+    <w:tbl>
+      <w:tblPr>
+        <w:tblStyle w:val="TableGrid"/>
+        <w:tblW w:type="auto" w:w="0"/>
+        <w:jc w:val="center"/>
+        <w:tblLook w:firstColumn="1" w:firstRow="1" w:lastColumn="0" w:lastRow="0" w:noHBand="0" w:noVBand="1" w:val="04A0"/>
+      </w:tblPr>
+      <w:tblGrid>
+        <w:gridCol w:w="2438"/>
+        <w:gridCol w:w="2438"/>
+        <w:gridCol w:w="2438"/>
+        <w:gridCol w:w="2438"/>
+      </w:tblGrid>
+      <w:tr>
+        <w:trPr>
+          <w:cantSplit/>
+        </w:trPr>
+        <w:tc>
+          <w:tcPr>
+            <w:tcW w:type="dxa" w:w="3061"/>
+            <w:shd w:val="clear" w:fill="F2F2F2"/>
+          </w:tcPr>
+          <w:p>
+            <w:pPr>
+              <w:keepNext/>
+              <w:spacing w:after="20" w:before="20"/>
+              <w:jc w:val="center"/>
+            </w:pPr>
+            <w:r/>
+            <w:r>
+              <w:rPr>
+                <w:rFonts w:ascii="BIZ UDPゴシック" w:hAnsi="BIZ UDPゴシック" w:eastAsia="BIZ UDPゴシック"/>
+                <w:b/>
+                <w:sz w:val="18"/>
+              </w:rPr>
+              <w:t>事業所</w:t>
+            </w:r>
+          </w:p>
+        </w:tc>
+        <w:tc>
+          <w:tcPr>
+            <w:tcW w:type="dxa" w:w="3175"/>
+            <w:shd w:val="clear" w:fill="F2F2F2"/>
+          </w:tcPr>
+          <w:p>
+            <w:pPr>
+              <w:keepNext/>
+              <w:spacing w:after="20" w:before="20"/>
+              <w:jc w:val="center"/>
+            </w:pPr>
+            <w:r/>
+            <w:r>
+              <w:rPr>
+                <w:rFonts w:ascii="BIZ UDPゴシック" w:hAnsi="BIZ UDPゴシック" w:eastAsia="BIZ UDPゴシック"/>
+                <w:b/>
+                <w:sz w:val="18"/>
+              </w:rPr>
+              <w:t>訪問介護員等の実人数</w:t>
+            </w:r>
+          </w:p>
+        </w:tc>
+        <w:tc>
+          <w:tcPr>
+            <w:tcW w:type="dxa" w:w="1247"/>
+            <w:shd w:val="clear" w:fill="F2F2F2"/>
+          </w:tcPr>
+          <w:p>
+            <w:pPr>
+              <w:keepNext/>
+              <w:spacing w:after="20" w:before="20"/>
+              <w:jc w:val="center"/>
+            </w:pPr>
+            <w:r/>
+            <w:r>
+              <w:rPr>
+                <w:rFonts w:ascii="BIZ UDPゴシック" w:hAnsi="BIZ UDPゴシック" w:eastAsia="BIZ UDPゴシック"/>
+                <w:b/>
+                <w:sz w:val="18"/>
+              </w:rPr>
+              <w:t>常勤換算</w:t>
+            </w:r>
+          </w:p>
+        </w:tc>
+        <w:tc>
+          <w:tcPr>
+            <w:tcW w:type="dxa" w:w="2268"/>
+            <w:shd w:val="clear" w:fill="F2F2F2"/>
+          </w:tcPr>
+          <w:p>
+            <w:pPr>
+              <w:keepNext/>
+              <w:spacing w:after="20" w:before="20"/>
+              <w:jc w:val="center"/>
+            </w:pPr>
+            <w:r/>
+            <w:r>
+              <w:rPr>
+                <w:rFonts w:ascii="BIZ UDPゴシック" w:hAnsi="BIZ UDPゴシック" w:eastAsia="BIZ UDPゴシック"/>
+                <w:b/>
+                <w:sz w:val="18"/>
+              </w:rPr>
+              <w:t>前年度の採用・退職</w:t>
+            </w:r>
+          </w:p>
+        </w:tc>
+      </w:tr>
+      <w:tr>
+        <w:trPr>
+          <w:cantSplit/>
+        </w:trPr>
+        <w:tc>
+          <w:tcPr>
+            <w:tcW w:type="dxa" w:w="3061"/>
+          </w:tcPr>
+          <w:p>
+            <w:pPr>
+              <w:keepNext/>
+              <w:spacing w:after="20" w:before="20"/>
+            </w:pPr>
+            <w:r/>
+            <w:r>
+              <w:rPr>
+                <w:rFonts w:ascii="BIZ UDPゴシック" w:hAnsi="BIZ UDPゴシック" w:eastAsia="BIZ UDPゴシック"/>
+                <w:b w:val="0"/>
+                <w:sz w:val="18"/>
+              </w:rPr>
+              <w:t>指定（介護予防）訪問介護ケンセイシャレバレッジ</w:t>
+            </w:r>
+          </w:p>
+        </w:tc>
+        <w:tc>
+          <w:tcPr>
+            <w:tcW w:type="dxa" w:w="3175"/>
+          </w:tcPr>
+          <w:p>
+            <w:pPr>
+              <w:keepNext/>
+              <w:spacing w:after="20" w:before="20"/>
+            </w:pPr>
+            <w:r/>
+            <w:r>
+              <w:rPr>
+                <w:rFonts w:ascii="BIZ UDPゴシック" w:hAnsi="BIZ UDPゴシック" w:eastAsia="BIZ UDPゴシック"/>
+                <w:b w:val="0"/>
+                <w:sz w:val="18"/>
+              </w:rPr>
+              <w:t>10人（常勤6・非常勤4）令和7年10月8日</w:t>
+            </w:r>
+          </w:p>
+        </w:tc>
+        <w:tc>
+          <w:tcPr>
+            <w:tcW w:type="dxa" w:w="1247"/>
+          </w:tcPr>
+          <w:p>
+            <w:pPr>
+              <w:keepNext/>
+              <w:spacing w:after="20" w:before="20"/>
+            </w:pPr>
+            <w:r/>
+            <w:r>
+              <w:rPr>
+                <w:rFonts w:ascii="BIZ UDPゴシック" w:hAnsi="BIZ UDPゴシック" w:eastAsia="BIZ UDPゴシック"/>
+                <w:b w:val="0"/>
+                <w:sz w:val="18"/>
+              </w:rPr>
+              <w:t>4.0人</w:t>
+            </w:r>
+          </w:p>
+        </w:tc>
+        <w:tc>
+          <w:tcPr>
+            <w:tcW w:type="dxa" w:w="2268"/>
+          </w:tcPr>
+          <w:p>
+            <w:pPr>
+              <w:keepNext/>
+              <w:spacing w:after="20" w:before="20"/>
+            </w:pPr>
+            <w:r/>
+            <w:r>
+              <w:rPr>
+                <w:rFonts w:ascii="BIZ UDPゴシック" w:hAnsi="BIZ UDPゴシック" w:eastAsia="BIZ UDPゴシック"/>
+                <w:b w:val="0"/>
+                <w:sz w:val="18"/>
+              </w:rPr>
+              <w:t>採用1人・退職0人</w:t>
+            </w:r>
+          </w:p>
+        </w:tc>
+      </w:tr>
+      <w:tr>
+        <w:trPr>
+          <w:cantSplit/>
+        </w:trPr>
+        <w:tc>
+          <w:tcPr>
+            <w:tcW w:type="dxa" w:w="3061"/>
+          </w:tcPr>
+          <w:p>
+            <w:pPr>
+              <w:spacing w:after="20" w:before="20"/>
+            </w:pPr>
+            <w:r/>
+            <w:r>
+              <w:rPr>
+                <w:rFonts w:ascii="BIZ UDPゴシック" w:hAnsi="BIZ UDPゴシック" w:eastAsia="BIZ UDPゴシック"/>
+                <w:b w:val="0"/>
+                <w:sz w:val="18"/>
+              </w:rPr>
+              <w:t>東神楽町ホームヘルプサービスセンター</w:t>
+            </w:r>
+          </w:p>
+        </w:tc>
+        <w:tc>
+          <w:tcPr>
+            <w:tcW w:type="dxa" w:w="3175"/>
+          </w:tcPr>
+          <w:p>
+            <w:pPr>
+              <w:spacing w:after="20" w:before="20"/>
+            </w:pPr>
+            <w:r/>
+            <w:r>
+              <w:rPr>
+                <w:rFonts w:ascii="BIZ UDPゴシック" w:hAnsi="BIZ UDPゴシック" w:eastAsia="BIZ UDPゴシック"/>
+                <w:b w:val="0"/>
+                <w:sz w:val="18"/>
+              </w:rPr>
+              <w:t>6人（常勤4・非常勤2）令和7年10月9日</w:t>
+            </w:r>
+          </w:p>
+        </w:tc>
+        <w:tc>
+          <w:tcPr>
+            <w:tcW w:type="dxa" w:w="1247"/>
+          </w:tcPr>
+          <w:p>
+            <w:pPr>
+              <w:spacing w:after="20" w:before="20"/>
+            </w:pPr>
+            <w:r/>
+            <w:r>
+              <w:rPr>
+                <w:rFonts w:ascii="BIZ UDPゴシック" w:hAnsi="BIZ UDPゴシック" w:eastAsia="BIZ UDPゴシック"/>
+                <w:b w:val="0"/>
+                <w:sz w:val="18"/>
+              </w:rPr>
+              <w:t>6.0人</w:t>
+            </w:r>
+          </w:p>
+        </w:tc>
+        <w:tc>
+          <w:tcPr>
+            <w:tcW w:type="dxa" w:w="2268"/>
+          </w:tcPr>
+          <w:p>
+            <w:pPr>
+              <w:spacing w:after="20" w:before="20"/>
+            </w:pPr>
+            <w:r/>
+            <w:r>
+              <w:rPr>
+                <w:rFonts w:ascii="BIZ UDPゴシック" w:hAnsi="BIZ UDPゴシック" w:eastAsia="BIZ UDPゴシック"/>
+                <w:b w:val="0"/>
+                <w:sz w:val="18"/>
+              </w:rPr>
+              <w:t>採用0人・退職2人</w:t>
+            </w:r>
+          </w:p>
+        </w:tc>
+      </w:tr>
+    </w:tbl>
+    <w:p>
+      <w:pPr>
+        <w:spacing w:after="80" w:before="0"/>
+      </w:pPr>
+    </w:p>
+    <w:p>
+      <w:pPr>
+        <w:pStyle w:val="note"/>
+        <w:spacing w:after="80" w:line="276" w:lineRule="auto"/>
+      </w:pPr>
+      <w:r>
+        <w:rPr>
+          <w:b w:val="0"/>
+        </w:rPr>
+        <w:t>両事業所とも、常勤・非常勤のすべてが他のサービスとの兼務です。実人数と常勤換算の比は事業所により大きく異なるため、訪問系の従事者数を実人数で積み上げる場合はその旨を明記して用います。これにより、区域内の訪問介護13事業所のうち５事業所（回答３・未回答２）について訪問介護員等の実人数を把握しました。公表画面を追加で入手できれば、訪問系の把握を回答３事業所に依らずに行うことができます。</w:t>
       </w:r>
     </w:p>
     <w:p>

--- a/output/第10期計画_実施済み調査_結果報告書.docx
+++ b/output/第10期計画_実施済み調査_結果報告書.docx
@@ -22211,6 +22211,7 @@
           </w:tcPr>
           <w:p>
             <w:pPr>
+              <w:keepNext/>
               <w:spacing w:after="20" w:before="20"/>
             </w:pPr>
             <w:r/>
@@ -22230,6 +22231,7 @@
           </w:tcPr>
           <w:p>
             <w:pPr>
+              <w:keepNext/>
               <w:spacing w:after="20" w:before="20"/>
             </w:pPr>
             <w:r/>
@@ -22249,6 +22251,7 @@
           </w:tcPr>
           <w:p>
             <w:pPr>
+              <w:keepNext/>
               <w:spacing w:after="20" w:before="20"/>
             </w:pPr>
             <w:r/>
@@ -22268,6 +22271,7 @@
           </w:tcPr>
           <w:p>
             <w:pPr>
+              <w:keepNext/>
               <w:spacing w:after="20" w:before="20"/>
             </w:pPr>
             <w:r/>
@@ -22278,6 +22282,87 @@
                 <w:sz w:val="18"/>
               </w:rPr>
               <w:t>採用0人・退職2人</w:t>
+            </w:r>
+          </w:p>
+        </w:tc>
+      </w:tr>
+      <w:tr>
+        <w:trPr>
+          <w:cantSplit/>
+        </w:trPr>
+        <w:tc>
+          <w:tcPr>
+            <w:tcW w:type="dxa" w:w="3061"/>
+          </w:tcPr>
+          <w:p>
+            <w:pPr>
+              <w:spacing w:after="20" w:before="20"/>
+            </w:pPr>
+            <w:r/>
+            <w:r>
+              <w:rPr>
+                <w:rFonts w:ascii="BIZ UDPゴシック" w:hAnsi="BIZ UDPゴシック" w:eastAsia="BIZ UDPゴシック"/>
+                <w:b w:val="0"/>
+                <w:sz w:val="18"/>
+              </w:rPr>
+              <w:t>指定訪問介護事業所ひばり</w:t>
+            </w:r>
+          </w:p>
+        </w:tc>
+        <w:tc>
+          <w:tcPr>
+            <w:tcW w:type="dxa" w:w="3175"/>
+          </w:tcPr>
+          <w:p>
+            <w:pPr>
+              <w:spacing w:after="20" w:before="20"/>
+            </w:pPr>
+            <w:r/>
+            <w:r>
+              <w:rPr>
+                <w:rFonts w:ascii="BIZ UDPゴシック" w:hAnsi="BIZ UDPゴシック" w:eastAsia="BIZ UDPゴシック"/>
+                <w:b w:val="0"/>
+                <w:sz w:val="18"/>
+              </w:rPr>
+              <w:t>12人（常勤11・非常勤1）令和7年11月6日</w:t>
+            </w:r>
+          </w:p>
+        </w:tc>
+        <w:tc>
+          <w:tcPr>
+            <w:tcW w:type="dxa" w:w="1247"/>
+          </w:tcPr>
+          <w:p>
+            <w:pPr>
+              <w:spacing w:after="20" w:before="20"/>
+            </w:pPr>
+            <w:r/>
+            <w:r>
+              <w:rPr>
+                <w:rFonts w:ascii="BIZ UDPゴシック" w:hAnsi="BIZ UDPゴシック" w:eastAsia="BIZ UDPゴシック"/>
+                <w:b w:val="0"/>
+                <w:sz w:val="18"/>
+              </w:rPr>
+              <w:t>6.3人</w:t>
+            </w:r>
+          </w:p>
+        </w:tc>
+        <w:tc>
+          <w:tcPr>
+            <w:tcW w:type="dxa" w:w="2268"/>
+          </w:tcPr>
+          <w:p>
+            <w:pPr>
+              <w:spacing w:after="20" w:before="20"/>
+            </w:pPr>
+            <w:r/>
+            <w:r>
+              <w:rPr>
+                <w:rFonts w:ascii="BIZ UDPゴシック" w:hAnsi="BIZ UDPゴシック" w:eastAsia="BIZ UDPゴシック"/>
+                <w:b w:val="0"/>
+                <w:sz w:val="18"/>
+              </w:rPr>
+              <w:t>採用0人・退職1人</w:t>
             </w:r>
           </w:p>
         </w:tc>
@@ -22297,7 +22382,19 @@
         <w:rPr>
           <w:b w:val="0"/>
         </w:rPr>
-        <w:t>両事業所とも、常勤・非常勤のすべてが他のサービスとの兼務です。実人数と常勤換算の比は事業所により大きく異なるため、訪問系の従事者数を実人数で積み上げる場合はその旨を明記して用います。これにより、区域内の訪問介護13事業所のうち５事業所（回答３・未回答２）について訪問介護員等の実人数を把握しました。公表画面を追加で入手できれば、訪問系の把握を回答３事業所に依らずに行うことができます。</w:t>
+        <w:t>３事業所とも、訪問介護員等のほとんどが他のサービスとの兼務です（10人中10人、6人中6人、12人中11人）。実人数と常勤換算の比は事業所により大きく異なるため、訪問系の従事者数を実人数で積み上げる場合はその旨を明記して用います。これにより、区域内の訪問介護13事業所のうち６事業所（回答３・未回答３）について訪問介護員等の実人数を把握しました（合計74人）。公表画面を追加で入手できれば、訪問系の把握を回答３事業所に依らずに行うことができます。</w:t>
+      </w:r>
+    </w:p>
+    <w:p>
+      <w:pPr>
+        <w:pStyle w:val="note"/>
+        <w:spacing w:after="80" w:line="276" w:lineRule="auto"/>
+      </w:pPr>
+      <w:r>
+        <w:rPr>
+          <w:b w:val="0"/>
+        </w:rPr>
+        <w:t>指定訪問介護事業所ひばりは、同一敷地に住宅型有料老人ホームひばりの森（本調査に回答・介護職員9人）及びグループホームひばり（本調査に回答・介護職員21人）があり、訪問介護員等12人との重複の有無は確かめられていません。有料老人ホーム華とヘルパーステーションフラワーと同じ構造ですが、施設票の9人（常勤7・非常勤2・採用3・離職0）と公表画面の12人（常勤11・非常勤1・採用0・退職1）は数値が異なり、同一の値が転記されたものではありません。</w:t>
       </w:r>
     </w:p>
     <w:p>

--- a/output/第10期計画_実施済み調査_結果報告書.docx
+++ b/output/第10期計画_実施済み調査_結果報告書.docx
@@ -22018,10 +22018,11 @@
         <w:tblLook w:firstColumn="1" w:firstRow="1" w:lastColumn="0" w:lastRow="0" w:noHBand="0" w:noVBand="1" w:val="04A0"/>
       </w:tblPr>
       <w:tblGrid>
-        <w:gridCol w:w="2438"/>
-        <w:gridCol w:w="2438"/>
-        <w:gridCol w:w="2438"/>
-        <w:gridCol w:w="2438"/>
+        <w:gridCol w:w="1950"/>
+        <w:gridCol w:w="1950"/>
+        <w:gridCol w:w="1950"/>
+        <w:gridCol w:w="1950"/>
+        <w:gridCol w:w="1950"/>
       </w:tblGrid>
       <w:tr>
         <w:trPr>
@@ -22029,7 +22030,7 @@
         </w:trPr>
         <w:tc>
           <w:tcPr>
-            <w:tcW w:type="dxa" w:w="3061"/>
+            <w:tcW w:type="dxa" w:w="2835"/>
             <w:shd w:val="clear" w:fill="F2F2F2"/>
           </w:tcPr>
           <w:p>
@@ -22051,7 +22052,7 @@
         </w:tc>
         <w:tc>
           <w:tcPr>
-            <w:tcW w:type="dxa" w:w="3175"/>
+            <w:tcW w:type="dxa" w:w="794"/>
             <w:shd w:val="clear" w:fill="F2F2F2"/>
           </w:tcPr>
           <w:p>
@@ -22067,13 +22068,35 @@
                 <w:b/>
                 <w:sz w:val="18"/>
               </w:rPr>
+              <w:t>町</w:t>
+            </w:r>
+          </w:p>
+        </w:tc>
+        <w:tc>
+          <w:tcPr>
+            <w:tcW w:type="dxa" w:w="2494"/>
+            <w:shd w:val="clear" w:fill="F2F2F2"/>
+          </w:tcPr>
+          <w:p>
+            <w:pPr>
+              <w:keepNext/>
+              <w:spacing w:after="20" w:before="20"/>
+              <w:jc w:val="center"/>
+            </w:pPr>
+            <w:r/>
+            <w:r>
+              <w:rPr>
+                <w:rFonts w:ascii="BIZ UDPゴシック" w:hAnsi="BIZ UDPゴシック" w:eastAsia="BIZ UDPゴシック"/>
+                <w:b/>
+                <w:sz w:val="18"/>
+              </w:rPr>
               <w:t>訪問介護員等の実人数</w:t>
             </w:r>
           </w:p>
         </w:tc>
         <w:tc>
           <w:tcPr>
-            <w:tcW w:type="dxa" w:w="1247"/>
+            <w:tcW w:type="dxa" w:w="1134"/>
             <w:shd w:val="clear" w:fill="F2F2F2"/>
           </w:tcPr>
           <w:p>
@@ -22095,7 +22118,7 @@
         </w:tc>
         <w:tc>
           <w:tcPr>
-            <w:tcW w:type="dxa" w:w="2268"/>
+            <w:tcW w:type="dxa" w:w="2494"/>
             <w:shd w:val="clear" w:fill="F2F2F2"/>
           </w:tcPr>
           <w:p>
@@ -22122,7 +22145,7 @@
         </w:trPr>
         <w:tc>
           <w:tcPr>
-            <w:tcW w:type="dxa" w:w="3061"/>
+            <w:tcW w:type="dxa" w:w="2835"/>
           </w:tcPr>
           <w:p>
             <w:pPr>
@@ -22142,27 +22165,47 @@
         </w:tc>
         <w:tc>
           <w:tcPr>
-            <w:tcW w:type="dxa" w:w="3175"/>
-          </w:tcPr>
-          <w:p>
-            <w:pPr>
-              <w:keepNext/>
-              <w:spacing w:after="20" w:before="20"/>
-            </w:pPr>
-            <w:r/>
-            <w:r>
-              <w:rPr>
-                <w:rFonts w:ascii="BIZ UDPゴシック" w:hAnsi="BIZ UDPゴシック" w:eastAsia="BIZ UDPゴシック"/>
-                <w:b w:val="0"/>
-                <w:sz w:val="18"/>
-              </w:rPr>
-              <w:t>10人（常勤6・非常勤4）令和7年10月8日</w:t>
-            </w:r>
-          </w:p>
-        </w:tc>
-        <w:tc>
-          <w:tcPr>
-            <w:tcW w:type="dxa" w:w="1247"/>
+            <w:tcW w:type="dxa" w:w="794"/>
+          </w:tcPr>
+          <w:p>
+            <w:pPr>
+              <w:keepNext/>
+              <w:spacing w:after="20" w:before="20"/>
+            </w:pPr>
+            <w:r/>
+            <w:r>
+              <w:rPr>
+                <w:rFonts w:ascii="BIZ UDPゴシック" w:hAnsi="BIZ UDPゴシック" w:eastAsia="BIZ UDPゴシック"/>
+                <w:b w:val="0"/>
+                <w:sz w:val="18"/>
+              </w:rPr>
+              <w:t>東神楽町</w:t>
+            </w:r>
+          </w:p>
+        </w:tc>
+        <w:tc>
+          <w:tcPr>
+            <w:tcW w:type="dxa" w:w="2494"/>
+          </w:tcPr>
+          <w:p>
+            <w:pPr>
+              <w:keepNext/>
+              <w:spacing w:after="20" w:before="20"/>
+            </w:pPr>
+            <w:r/>
+            <w:r>
+              <w:rPr>
+                <w:rFonts w:ascii="BIZ UDPゴシック" w:hAnsi="BIZ UDPゴシック" w:eastAsia="BIZ UDPゴシック"/>
+                <w:b w:val="0"/>
+                <w:sz w:val="18"/>
+              </w:rPr>
+              <w:t>10人（常勤6・非常勤4）</w:t>
+            </w:r>
+          </w:p>
+        </w:tc>
+        <w:tc>
+          <w:tcPr>
+            <w:tcW w:type="dxa" w:w="1134"/>
           </w:tcPr>
           <w:p>
             <w:pPr>
@@ -22182,7 +22225,7 @@
         </w:tc>
         <w:tc>
           <w:tcPr>
-            <w:tcW w:type="dxa" w:w="2268"/>
+            <w:tcW w:type="dxa" w:w="2494"/>
           </w:tcPr>
           <w:p>
             <w:pPr>
@@ -22207,7 +22250,7 @@
         </w:trPr>
         <w:tc>
           <w:tcPr>
-            <w:tcW w:type="dxa" w:w="3061"/>
+            <w:tcW w:type="dxa" w:w="2835"/>
           </w:tcPr>
           <w:p>
             <w:pPr>
@@ -22227,27 +22270,47 @@
         </w:tc>
         <w:tc>
           <w:tcPr>
-            <w:tcW w:type="dxa" w:w="3175"/>
-          </w:tcPr>
-          <w:p>
-            <w:pPr>
-              <w:keepNext/>
-              <w:spacing w:after="20" w:before="20"/>
-            </w:pPr>
-            <w:r/>
-            <w:r>
-              <w:rPr>
-                <w:rFonts w:ascii="BIZ UDPゴシック" w:hAnsi="BIZ UDPゴシック" w:eastAsia="BIZ UDPゴシック"/>
-                <w:b w:val="0"/>
-                <w:sz w:val="18"/>
-              </w:rPr>
-              <w:t>6人（常勤4・非常勤2）令和7年10月9日</w:t>
-            </w:r>
-          </w:p>
-        </w:tc>
-        <w:tc>
-          <w:tcPr>
-            <w:tcW w:type="dxa" w:w="1247"/>
+            <w:tcW w:type="dxa" w:w="794"/>
+          </w:tcPr>
+          <w:p>
+            <w:pPr>
+              <w:keepNext/>
+              <w:spacing w:after="20" w:before="20"/>
+            </w:pPr>
+            <w:r/>
+            <w:r>
+              <w:rPr>
+                <w:rFonts w:ascii="BIZ UDPゴシック" w:hAnsi="BIZ UDPゴシック" w:eastAsia="BIZ UDPゴシック"/>
+                <w:b w:val="0"/>
+                <w:sz w:val="18"/>
+              </w:rPr>
+              <w:t>東神楽町</w:t>
+            </w:r>
+          </w:p>
+        </w:tc>
+        <w:tc>
+          <w:tcPr>
+            <w:tcW w:type="dxa" w:w="2494"/>
+          </w:tcPr>
+          <w:p>
+            <w:pPr>
+              <w:keepNext/>
+              <w:spacing w:after="20" w:before="20"/>
+            </w:pPr>
+            <w:r/>
+            <w:r>
+              <w:rPr>
+                <w:rFonts w:ascii="BIZ UDPゴシック" w:hAnsi="BIZ UDPゴシック" w:eastAsia="BIZ UDPゴシック"/>
+                <w:b w:val="0"/>
+                <w:sz w:val="18"/>
+              </w:rPr>
+              <w:t>6人（常勤4・非常勤2）</w:t>
+            </w:r>
+          </w:p>
+        </w:tc>
+        <w:tc>
+          <w:tcPr>
+            <w:tcW w:type="dxa" w:w="1134"/>
           </w:tcPr>
           <w:p>
             <w:pPr>
@@ -22267,7 +22330,7 @@
         </w:tc>
         <w:tc>
           <w:tcPr>
-            <w:tcW w:type="dxa" w:w="2268"/>
+            <w:tcW w:type="dxa" w:w="2494"/>
           </w:tcPr>
           <w:p>
             <w:pPr>
@@ -22292,10 +22355,11 @@
         </w:trPr>
         <w:tc>
           <w:tcPr>
-            <w:tcW w:type="dxa" w:w="3061"/>
-          </w:tcPr>
-          <w:p>
-            <w:pPr>
+            <w:tcW w:type="dxa" w:w="2835"/>
+          </w:tcPr>
+          <w:p>
+            <w:pPr>
+              <w:keepNext/>
               <w:spacing w:after="20" w:before="20"/>
             </w:pPr>
             <w:r/>
@@ -22311,29 +22375,51 @@
         </w:tc>
         <w:tc>
           <w:tcPr>
-            <w:tcW w:type="dxa" w:w="3175"/>
-          </w:tcPr>
-          <w:p>
-            <w:pPr>
-              <w:spacing w:after="20" w:before="20"/>
-            </w:pPr>
-            <w:r/>
-            <w:r>
-              <w:rPr>
-                <w:rFonts w:ascii="BIZ UDPゴシック" w:hAnsi="BIZ UDPゴシック" w:eastAsia="BIZ UDPゴシック"/>
-                <w:b w:val="0"/>
-                <w:sz w:val="18"/>
-              </w:rPr>
-              <w:t>12人（常勤11・非常勤1）令和7年11月6日</w:t>
-            </w:r>
-          </w:p>
-        </w:tc>
-        <w:tc>
-          <w:tcPr>
-            <w:tcW w:type="dxa" w:w="1247"/>
-          </w:tcPr>
-          <w:p>
-            <w:pPr>
+            <w:tcW w:type="dxa" w:w="794"/>
+          </w:tcPr>
+          <w:p>
+            <w:pPr>
+              <w:keepNext/>
+              <w:spacing w:after="20" w:before="20"/>
+            </w:pPr>
+            <w:r/>
+            <w:r>
+              <w:rPr>
+                <w:rFonts w:ascii="BIZ UDPゴシック" w:hAnsi="BIZ UDPゴシック" w:eastAsia="BIZ UDPゴシック"/>
+                <w:b w:val="0"/>
+                <w:sz w:val="18"/>
+              </w:rPr>
+              <w:t>東神楽町</w:t>
+            </w:r>
+          </w:p>
+        </w:tc>
+        <w:tc>
+          <w:tcPr>
+            <w:tcW w:type="dxa" w:w="2494"/>
+          </w:tcPr>
+          <w:p>
+            <w:pPr>
+              <w:keepNext/>
+              <w:spacing w:after="20" w:before="20"/>
+            </w:pPr>
+            <w:r/>
+            <w:r>
+              <w:rPr>
+                <w:rFonts w:ascii="BIZ UDPゴシック" w:hAnsi="BIZ UDPゴシック" w:eastAsia="BIZ UDPゴシック"/>
+                <w:b w:val="0"/>
+                <w:sz w:val="18"/>
+              </w:rPr>
+              <w:t>12人（常勤11・非常勤1）</w:t>
+            </w:r>
+          </w:p>
+        </w:tc>
+        <w:tc>
+          <w:tcPr>
+            <w:tcW w:type="dxa" w:w="1134"/>
+          </w:tcPr>
+          <w:p>
+            <w:pPr>
+              <w:keepNext/>
               <w:spacing w:after="20" w:before="20"/>
             </w:pPr>
             <w:r/>
@@ -22349,10 +22435,11 @@
         </w:tc>
         <w:tc>
           <w:tcPr>
-            <w:tcW w:type="dxa" w:w="2268"/>
-          </w:tcPr>
-          <w:p>
-            <w:pPr>
+            <w:tcW w:type="dxa" w:w="2494"/>
+          </w:tcPr>
+          <w:p>
+            <w:pPr>
+              <w:keepNext/>
               <w:spacing w:after="20" w:before="20"/>
             </w:pPr>
             <w:r/>
@@ -22363,6 +22450,526 @@
                 <w:sz w:val="18"/>
               </w:rPr>
               <w:t>採用0人・退職1人</w:t>
+            </w:r>
+          </w:p>
+        </w:tc>
+      </w:tr>
+      <w:tr>
+        <w:trPr>
+          <w:cantSplit/>
+        </w:trPr>
+        <w:tc>
+          <w:tcPr>
+            <w:tcW w:type="dxa" w:w="2835"/>
+          </w:tcPr>
+          <w:p>
+            <w:pPr>
+              <w:keepNext/>
+              <w:spacing w:after="20" w:before="20"/>
+            </w:pPr>
+            <w:r/>
+            <w:r>
+              <w:rPr>
+                <w:rFonts w:ascii="BIZ UDPゴシック" w:hAnsi="BIZ UDPゴシック" w:eastAsia="BIZ UDPゴシック"/>
+                <w:b w:val="0"/>
+                <w:sz w:val="18"/>
+              </w:rPr>
+              <w:t>東川町社協訪問介護事業所</w:t>
+            </w:r>
+          </w:p>
+        </w:tc>
+        <w:tc>
+          <w:tcPr>
+            <w:tcW w:type="dxa" w:w="794"/>
+          </w:tcPr>
+          <w:p>
+            <w:pPr>
+              <w:keepNext/>
+              <w:spacing w:after="20" w:before="20"/>
+            </w:pPr>
+            <w:r/>
+            <w:r>
+              <w:rPr>
+                <w:rFonts w:ascii="BIZ UDPゴシック" w:hAnsi="BIZ UDPゴシック" w:eastAsia="BIZ UDPゴシック"/>
+                <w:b w:val="0"/>
+                <w:sz w:val="18"/>
+              </w:rPr>
+              <w:t>東川町</w:t>
+            </w:r>
+          </w:p>
+        </w:tc>
+        <w:tc>
+          <w:tcPr>
+            <w:tcW w:type="dxa" w:w="2494"/>
+          </w:tcPr>
+          <w:p>
+            <w:pPr>
+              <w:keepNext/>
+              <w:spacing w:after="20" w:before="20"/>
+            </w:pPr>
+            <w:r/>
+            <w:r>
+              <w:rPr>
+                <w:rFonts w:ascii="BIZ UDPゴシック" w:hAnsi="BIZ UDPゴシック" w:eastAsia="BIZ UDPゴシック"/>
+                <w:b w:val="0"/>
+                <w:sz w:val="18"/>
+              </w:rPr>
+              <w:t>7人（常勤3・非常勤4）</w:t>
+            </w:r>
+          </w:p>
+        </w:tc>
+        <w:tc>
+          <w:tcPr>
+            <w:tcW w:type="dxa" w:w="1134"/>
+          </w:tcPr>
+          <w:p>
+            <w:pPr>
+              <w:keepNext/>
+              <w:spacing w:after="20" w:before="20"/>
+            </w:pPr>
+            <w:r/>
+            <w:r>
+              <w:rPr>
+                <w:rFonts w:ascii="BIZ UDPゴシック" w:hAnsi="BIZ UDPゴシック" w:eastAsia="BIZ UDPゴシック"/>
+                <w:b w:val="0"/>
+                <w:sz w:val="18"/>
+              </w:rPr>
+              <w:t>4.2人</w:t>
+            </w:r>
+          </w:p>
+        </w:tc>
+        <w:tc>
+          <w:tcPr>
+            <w:tcW w:type="dxa" w:w="2494"/>
+          </w:tcPr>
+          <w:p>
+            <w:pPr>
+              <w:keepNext/>
+              <w:spacing w:after="20" w:before="20"/>
+            </w:pPr>
+            <w:r/>
+            <w:r>
+              <w:rPr>
+                <w:rFonts w:ascii="BIZ UDPゴシック" w:hAnsi="BIZ UDPゴシック" w:eastAsia="BIZ UDPゴシック"/>
+                <w:b w:val="0"/>
+                <w:sz w:val="18"/>
+              </w:rPr>
+              <w:t>採用0人・退職0人</w:t>
+            </w:r>
+          </w:p>
+        </w:tc>
+      </w:tr>
+      <w:tr>
+        <w:trPr>
+          <w:cantSplit/>
+        </w:trPr>
+        <w:tc>
+          <w:tcPr>
+            <w:tcW w:type="dxa" w:w="2835"/>
+          </w:tcPr>
+          <w:p>
+            <w:pPr>
+              <w:keepNext/>
+              <w:spacing w:after="20" w:before="20"/>
+            </w:pPr>
+            <w:r/>
+            <w:r>
+              <w:rPr>
+                <w:rFonts w:ascii="BIZ UDPゴシック" w:hAnsi="BIZ UDPゴシック" w:eastAsia="BIZ UDPゴシック"/>
+                <w:b w:val="0"/>
+                <w:sz w:val="18"/>
+              </w:rPr>
+              <w:t>指定訪問介護（指定介護予防訪問介護）事業所 縁結び</w:t>
+            </w:r>
+          </w:p>
+        </w:tc>
+        <w:tc>
+          <w:tcPr>
+            <w:tcW w:type="dxa" w:w="794"/>
+          </w:tcPr>
+          <w:p>
+            <w:pPr>
+              <w:keepNext/>
+              <w:spacing w:after="20" w:before="20"/>
+            </w:pPr>
+            <w:r/>
+            <w:r>
+              <w:rPr>
+                <w:rFonts w:ascii="BIZ UDPゴシック" w:hAnsi="BIZ UDPゴシック" w:eastAsia="BIZ UDPゴシック"/>
+                <w:b w:val="0"/>
+                <w:sz w:val="18"/>
+              </w:rPr>
+              <w:t>東川町</w:t>
+            </w:r>
+          </w:p>
+        </w:tc>
+        <w:tc>
+          <w:tcPr>
+            <w:tcW w:type="dxa" w:w="2494"/>
+          </w:tcPr>
+          <w:p>
+            <w:pPr>
+              <w:keepNext/>
+              <w:spacing w:after="20" w:before="20"/>
+            </w:pPr>
+            <w:r/>
+            <w:r>
+              <w:rPr>
+                <w:rFonts w:ascii="BIZ UDPゴシック" w:hAnsi="BIZ UDPゴシック" w:eastAsia="BIZ UDPゴシック"/>
+                <w:b w:val="0"/>
+                <w:sz w:val="18"/>
+              </w:rPr>
+              <w:t>31人（常勤11・非常勤20）</w:t>
+            </w:r>
+          </w:p>
+        </w:tc>
+        <w:tc>
+          <w:tcPr>
+            <w:tcW w:type="dxa" w:w="1134"/>
+          </w:tcPr>
+          <w:p>
+            <w:pPr>
+              <w:keepNext/>
+              <w:spacing w:after="20" w:before="20"/>
+            </w:pPr>
+            <w:r/>
+            <w:r>
+              <w:rPr>
+                <w:rFonts w:ascii="BIZ UDPゴシック" w:hAnsi="BIZ UDPゴシック" w:eastAsia="BIZ UDPゴシック"/>
+                <w:b w:val="0"/>
+                <w:sz w:val="18"/>
+              </w:rPr>
+              <w:t>8.28人</w:t>
+            </w:r>
+          </w:p>
+        </w:tc>
+        <w:tc>
+          <w:tcPr>
+            <w:tcW w:type="dxa" w:w="2494"/>
+          </w:tcPr>
+          <w:p>
+            <w:pPr>
+              <w:keepNext/>
+              <w:spacing w:after="20" w:before="20"/>
+            </w:pPr>
+            <w:r/>
+            <w:r>
+              <w:rPr>
+                <w:rFonts w:ascii="BIZ UDPゴシック" w:hAnsi="BIZ UDPゴシック" w:eastAsia="BIZ UDPゴシック"/>
+                <w:b w:val="0"/>
+                <w:sz w:val="18"/>
+              </w:rPr>
+              <w:t>採用6人・退職10人</w:t>
+            </w:r>
+          </w:p>
+        </w:tc>
+      </w:tr>
+      <w:tr>
+        <w:trPr>
+          <w:cantSplit/>
+        </w:trPr>
+        <w:tc>
+          <w:tcPr>
+            <w:tcW w:type="dxa" w:w="2835"/>
+          </w:tcPr>
+          <w:p>
+            <w:pPr>
+              <w:keepNext/>
+              <w:spacing w:after="20" w:before="20"/>
+            </w:pPr>
+            <w:r/>
+            <w:r>
+              <w:rPr>
+                <w:rFonts w:ascii="BIZ UDPゴシック" w:hAnsi="BIZ UDPゴシック" w:eastAsia="BIZ UDPゴシック"/>
+                <w:b w:val="0"/>
+                <w:sz w:val="18"/>
+              </w:rPr>
+              <w:t>訪問介護事業所 桜華</w:t>
+            </w:r>
+          </w:p>
+        </w:tc>
+        <w:tc>
+          <w:tcPr>
+            <w:tcW w:type="dxa" w:w="794"/>
+          </w:tcPr>
+          <w:p>
+            <w:pPr>
+              <w:keepNext/>
+              <w:spacing w:after="20" w:before="20"/>
+            </w:pPr>
+            <w:r/>
+            <w:r>
+              <w:rPr>
+                <w:rFonts w:ascii="BIZ UDPゴシック" w:hAnsi="BIZ UDPゴシック" w:eastAsia="BIZ UDPゴシック"/>
+                <w:b w:val="0"/>
+                <w:sz w:val="18"/>
+              </w:rPr>
+              <w:t>東川町</w:t>
+            </w:r>
+          </w:p>
+        </w:tc>
+        <w:tc>
+          <w:tcPr>
+            <w:tcW w:type="dxa" w:w="2494"/>
+          </w:tcPr>
+          <w:p>
+            <w:pPr>
+              <w:keepNext/>
+              <w:spacing w:after="20" w:before="20"/>
+            </w:pPr>
+            <w:r/>
+            <w:r>
+              <w:rPr>
+                <w:rFonts w:ascii="BIZ UDPゴシック" w:hAnsi="BIZ UDPゴシック" w:eastAsia="BIZ UDPゴシック"/>
+                <w:b w:val="0"/>
+                <w:sz w:val="18"/>
+              </w:rPr>
+              <w:t>22人（常勤10・非常勤12）</w:t>
+            </w:r>
+          </w:p>
+        </w:tc>
+        <w:tc>
+          <w:tcPr>
+            <w:tcW w:type="dxa" w:w="1134"/>
+          </w:tcPr>
+          <w:p>
+            <w:pPr>
+              <w:keepNext/>
+              <w:spacing w:after="20" w:before="20"/>
+            </w:pPr>
+            <w:r/>
+            <w:r>
+              <w:rPr>
+                <w:rFonts w:ascii="BIZ UDPゴシック" w:hAnsi="BIZ UDPゴシック" w:eastAsia="BIZ UDPゴシック"/>
+                <w:b w:val="0"/>
+                <w:sz w:val="18"/>
+              </w:rPr>
+              <w:t>5.0人</w:t>
+            </w:r>
+          </w:p>
+        </w:tc>
+        <w:tc>
+          <w:tcPr>
+            <w:tcW w:type="dxa" w:w="2494"/>
+          </w:tcPr>
+          <w:p>
+            <w:pPr>
+              <w:keepNext/>
+              <w:spacing w:after="20" w:before="20"/>
+            </w:pPr>
+            <w:r/>
+            <w:r>
+              <w:rPr>
+                <w:rFonts w:ascii="BIZ UDPゴシック" w:hAnsi="BIZ UDPゴシック" w:eastAsia="BIZ UDPゴシック"/>
+                <w:b w:val="0"/>
+                <w:sz w:val="18"/>
+              </w:rPr>
+              <w:t>採用0人・退職0人</w:t>
+            </w:r>
+          </w:p>
+        </w:tc>
+      </w:tr>
+      <w:tr>
+        <w:trPr>
+          <w:cantSplit/>
+        </w:trPr>
+        <w:tc>
+          <w:tcPr>
+            <w:tcW w:type="dxa" w:w="2835"/>
+          </w:tcPr>
+          <w:p>
+            <w:pPr>
+              <w:keepNext/>
+              <w:spacing w:after="20" w:before="20"/>
+            </w:pPr>
+            <w:r/>
+            <w:r>
+              <w:rPr>
+                <w:rFonts w:ascii="BIZ UDPゴシック" w:hAnsi="BIZ UDPゴシック" w:eastAsia="BIZ UDPゴシック"/>
+                <w:b w:val="0"/>
+                <w:sz w:val="18"/>
+              </w:rPr>
+              <w:t>指定訪問介護事業所 恩送り</w:t>
+            </w:r>
+          </w:p>
+        </w:tc>
+        <w:tc>
+          <w:tcPr>
+            <w:tcW w:type="dxa" w:w="794"/>
+          </w:tcPr>
+          <w:p>
+            <w:pPr>
+              <w:keepNext/>
+              <w:spacing w:after="20" w:before="20"/>
+            </w:pPr>
+            <w:r/>
+            <w:r>
+              <w:rPr>
+                <w:rFonts w:ascii="BIZ UDPゴシック" w:hAnsi="BIZ UDPゴシック" w:eastAsia="BIZ UDPゴシック"/>
+                <w:b w:val="0"/>
+                <w:sz w:val="18"/>
+              </w:rPr>
+              <w:t>東川町</w:t>
+            </w:r>
+          </w:p>
+        </w:tc>
+        <w:tc>
+          <w:tcPr>
+            <w:tcW w:type="dxa" w:w="2494"/>
+          </w:tcPr>
+          <w:p>
+            <w:pPr>
+              <w:keepNext/>
+              <w:spacing w:after="20" w:before="20"/>
+            </w:pPr>
+            <w:r/>
+            <w:r>
+              <w:rPr>
+                <w:rFonts w:ascii="BIZ UDPゴシック" w:hAnsi="BIZ UDPゴシック" w:eastAsia="BIZ UDPゴシック"/>
+                <w:b w:val="0"/>
+                <w:sz w:val="18"/>
+              </w:rPr>
+              <w:t>11人（常勤9・非常勤2）</w:t>
+            </w:r>
+          </w:p>
+        </w:tc>
+        <w:tc>
+          <w:tcPr>
+            <w:tcW w:type="dxa" w:w="1134"/>
+          </w:tcPr>
+          <w:p>
+            <w:pPr>
+              <w:keepNext/>
+              <w:spacing w:after="20" w:before="20"/>
+            </w:pPr>
+            <w:r/>
+            <w:r>
+              <w:rPr>
+                <w:rFonts w:ascii="BIZ UDPゴシック" w:hAnsi="BIZ UDPゴシック" w:eastAsia="BIZ UDPゴシック"/>
+                <w:b w:val="0"/>
+                <w:sz w:val="18"/>
+              </w:rPr>
+              <w:t>記載なし</w:t>
+            </w:r>
+          </w:p>
+        </w:tc>
+        <w:tc>
+          <w:tcPr>
+            <w:tcW w:type="dxa" w:w="2494"/>
+          </w:tcPr>
+          <w:p>
+            <w:pPr>
+              <w:keepNext/>
+              <w:spacing w:after="20" w:before="20"/>
+            </w:pPr>
+            <w:r/>
+            <w:r>
+              <w:rPr>
+                <w:rFonts w:ascii="BIZ UDPゴシック" w:hAnsi="BIZ UDPゴシック" w:eastAsia="BIZ UDPゴシック"/>
+                <w:b w:val="0"/>
+                <w:sz w:val="18"/>
+              </w:rPr>
+              <w:t>採用0人・退職0人</w:t>
+            </w:r>
+          </w:p>
+        </w:tc>
+      </w:tr>
+      <w:tr>
+        <w:trPr>
+          <w:cantSplit/>
+        </w:trPr>
+        <w:tc>
+          <w:tcPr>
+            <w:tcW w:type="dxa" w:w="2835"/>
+          </w:tcPr>
+          <w:p>
+            <w:pPr>
+              <w:spacing w:after="20" w:before="20"/>
+            </w:pPr>
+            <w:r/>
+            <w:r>
+              <w:rPr>
+                <w:rFonts w:ascii="BIZ UDPゴシック" w:hAnsi="BIZ UDPゴシック" w:eastAsia="BIZ UDPゴシック"/>
+                <w:b w:val="0"/>
+                <w:sz w:val="18"/>
+              </w:rPr>
+              <w:t>美瑛町ホームヘルプサービスセンター</w:t>
+            </w:r>
+          </w:p>
+        </w:tc>
+        <w:tc>
+          <w:tcPr>
+            <w:tcW w:type="dxa" w:w="794"/>
+          </w:tcPr>
+          <w:p>
+            <w:pPr>
+              <w:spacing w:after="20" w:before="20"/>
+            </w:pPr>
+            <w:r/>
+            <w:r>
+              <w:rPr>
+                <w:rFonts w:ascii="BIZ UDPゴシック" w:hAnsi="BIZ UDPゴシック" w:eastAsia="BIZ UDPゴシック"/>
+                <w:b w:val="0"/>
+                <w:sz w:val="18"/>
+              </w:rPr>
+              <w:t>美瑛町</w:t>
+            </w:r>
+          </w:p>
+        </w:tc>
+        <w:tc>
+          <w:tcPr>
+            <w:tcW w:type="dxa" w:w="2494"/>
+          </w:tcPr>
+          <w:p>
+            <w:pPr>
+              <w:spacing w:after="20" w:before="20"/>
+            </w:pPr>
+            <w:r/>
+            <w:r>
+              <w:rPr>
+                <w:rFonts w:ascii="BIZ UDPゴシック" w:hAnsi="BIZ UDPゴシック" w:eastAsia="BIZ UDPゴシック"/>
+                <w:b w:val="0"/>
+                <w:sz w:val="18"/>
+              </w:rPr>
+              <w:t>13人（常勤6・非常勤7）</w:t>
+            </w:r>
+          </w:p>
+        </w:tc>
+        <w:tc>
+          <w:tcPr>
+            <w:tcW w:type="dxa" w:w="1134"/>
+          </w:tcPr>
+          <w:p>
+            <w:pPr>
+              <w:spacing w:after="20" w:before="20"/>
+            </w:pPr>
+            <w:r/>
+            <w:r>
+              <w:rPr>
+                <w:rFonts w:ascii="BIZ UDPゴシック" w:hAnsi="BIZ UDPゴシック" w:eastAsia="BIZ UDPゴシック"/>
+                <w:b w:val="0"/>
+                <w:sz w:val="18"/>
+              </w:rPr>
+              <w:t>6.4人</w:t>
+            </w:r>
+          </w:p>
+        </w:tc>
+        <w:tc>
+          <w:tcPr>
+            <w:tcW w:type="dxa" w:w="2494"/>
+          </w:tcPr>
+          <w:p>
+            <w:pPr>
+              <w:spacing w:after="20" w:before="20"/>
+            </w:pPr>
+            <w:r/>
+            <w:r>
+              <w:rPr>
+                <w:rFonts w:ascii="BIZ UDPゴシック" w:hAnsi="BIZ UDPゴシック" w:eastAsia="BIZ UDPゴシック"/>
+                <w:b w:val="0"/>
+                <w:sz w:val="18"/>
+              </w:rPr>
+              <w:t>採用2人・退職2人</w:t>
             </w:r>
           </w:p>
         </w:tc>
@@ -22382,7 +22989,19 @@
         <w:rPr>
           <w:b w:val="0"/>
         </w:rPr>
-        <w:t>３事業所とも、訪問介護員等のほとんどが他のサービスとの兼務です（10人中10人、6人中6人、12人中11人）。実人数と常勤換算の比は事業所により大きく異なるため、訪問系の従事者数を実人数で積み上げる場合はその旨を明記して用います。これにより、区域内の訪問介護13事業所のうち６事業所（回答３・未回答３）について訪問介護員等の実人数を把握しました（合計74人）。公表画面を追加で入手できれば、訪問系の把握を回答３事業所に依らずに行うことができます。</w:t>
+        <w:t>これにより、区域内の訪問介護13事業所のうち11事業所（回答３・未回答８）について訪問介護員等の実人数を把握しました。合計158人です。残るのは訪問介護事業所 ほがらか（東神楽町）及び指定訪問介護ステーション ゆう（東川町）の２事業所です。８事業所とも本調査の基準日（令和7年4月1日）より前からの指定であり、基準日に開設していなかったことによる未回答ではありません。</w:t>
+      </w:r>
+    </w:p>
+    <w:p>
+      <w:pPr>
+        <w:pStyle w:val="note"/>
+        <w:spacing w:after="80" w:line="276" w:lineRule="auto"/>
+      </w:pPr>
+      <w:r>
+        <w:rPr>
+          <w:b w:val="0"/>
+        </w:rPr>
+        <w:t>実人数に対する常勤換算の比は事業所により大きく異なります（東神楽町ホームヘルプサービスセンターは6人に対し6.0人、縁結びは31人に対し8.28人）。兼務の多寡によるものです。訪問系の従事者数を実人数で積み上げる場合はその旨を明記して用います。なお、指定訪問介護事業所 恩送りは常勤換算人数の欄が0であり、利用者17人・提供時間20時間との整合がとれないため用いていません。美瑛町ホームヘルプサービスセンターは常勤の週の勤務すべき時間数が38.75時間で、他の10事業所（40時間）と異なります。</w:t>
       </w:r>
     </w:p>
     <w:p>
@@ -22395,6 +23014,486 @@
           <w:b w:val="0"/>
         </w:rPr>
         <w:t>指定訪問介護事業所ひばりは、同一敷地に住宅型有料老人ホームひばりの森（本調査に回答・介護職員9人）及びグループホームひばり（本調査に回答・介護職員21人）があり、訪問介護員等12人との重複の有無は確かめられていません。有料老人ホーム華とヘルパーステーションフラワーと同じ構造ですが、施設票の9人（常勤7・非常勤2・採用3・離職0）と公表画面の12人（常勤11・非常勤1・採用0・退職1）は数値が異なり、同一の値が転記されたものではありません。</w:t>
+      </w:r>
+    </w:p>
+    <w:p>
+      <w:pPr>
+        <w:spacing w:after="120" w:line="276" w:lineRule="auto"/>
+      </w:pPr>
+      <w:r>
+        <w:rPr>
+          <w:rFonts w:ascii="BIZ UDPゴシック" w:hAnsi="BIZ UDPゴシック" w:eastAsia="BIZ UDPゴシック"/>
+          <w:b w:val="0"/>
+        </w:rPr>
+      </w:r>
+    </w:p>
+    <w:p>
+      <w:pPr>
+        <w:spacing w:after="120" w:line="276" w:lineRule="auto"/>
+      </w:pPr>
+      <w:r>
+        <w:rPr>
+          <w:rFonts w:ascii="BIZ UDPゴシック" w:hAnsi="BIZ UDPゴシック" w:eastAsia="BIZ UDPゴシック"/>
+          <w:b w:val="0"/>
+        </w:rPr>
+        <w:t>公表画面が揃った11事業所について、併設する居住系の住まいの有無を整理しました。</w:t>
+      </w:r>
+    </w:p>
+    <w:tbl>
+      <w:tblPr>
+        <w:tblStyle w:val="TableGrid"/>
+        <w:tblW w:type="auto" w:w="0"/>
+        <w:jc w:val="center"/>
+        <w:tblLook w:firstColumn="1" w:firstRow="1" w:lastColumn="0" w:lastRow="0" w:noHBand="0" w:noVBand="1" w:val="04A0"/>
+      </w:tblPr>
+      <w:tblGrid>
+        <w:gridCol w:w="1950"/>
+        <w:gridCol w:w="1950"/>
+        <w:gridCol w:w="1950"/>
+        <w:gridCol w:w="1950"/>
+        <w:gridCol w:w="1950"/>
+      </w:tblGrid>
+      <w:tr>
+        <w:trPr>
+          <w:cantSplit/>
+        </w:trPr>
+        <w:tc>
+          <w:tcPr>
+            <w:tcW w:type="dxa" w:w="1134"/>
+            <w:shd w:val="clear" w:fill="F2F2F2"/>
+          </w:tcPr>
+          <w:p>
+            <w:pPr>
+              <w:keepNext/>
+              <w:spacing w:after="20" w:before="20"/>
+              <w:jc w:val="center"/>
+            </w:pPr>
+            <w:r/>
+            <w:r>
+              <w:rPr>
+                <w:rFonts w:ascii="BIZ UDPゴシック" w:hAnsi="BIZ UDPゴシック" w:eastAsia="BIZ UDPゴシック"/>
+                <w:b/>
+                <w:sz w:val="18"/>
+              </w:rPr>
+              <w:t>区分</w:t>
+            </w:r>
+          </w:p>
+        </w:tc>
+        <w:tc>
+          <w:tcPr>
+            <w:tcW w:type="dxa" w:w="794"/>
+            <w:shd w:val="clear" w:fill="F2F2F2"/>
+          </w:tcPr>
+          <w:p>
+            <w:pPr>
+              <w:keepNext/>
+              <w:spacing w:after="20" w:before="20"/>
+              <w:jc w:val="center"/>
+            </w:pPr>
+            <w:r/>
+            <w:r>
+              <w:rPr>
+                <w:rFonts w:ascii="BIZ UDPゴシック" w:hAnsi="BIZ UDPゴシック" w:eastAsia="BIZ UDPゴシック"/>
+                <w:b/>
+                <w:sz w:val="18"/>
+              </w:rPr>
+              <w:t>事業所数</w:t>
+            </w:r>
+          </w:p>
+        </w:tc>
+        <w:tc>
+          <w:tcPr>
+            <w:tcW w:type="dxa" w:w="1928"/>
+            <w:shd w:val="clear" w:fill="F2F2F2"/>
+          </w:tcPr>
+          <w:p>
+            <w:pPr>
+              <w:keepNext/>
+              <w:spacing w:after="20" w:before="20"/>
+              <w:jc w:val="center"/>
+            </w:pPr>
+            <w:r/>
+            <w:r>
+              <w:rPr>
+                <w:rFonts w:ascii="BIZ UDPゴシック" w:hAnsi="BIZ UDPゴシック" w:eastAsia="BIZ UDPゴシック"/>
+                <w:b/>
+                <w:sz w:val="18"/>
+              </w:rPr>
+              <w:t>訪問介護員等</w:t>
+            </w:r>
+          </w:p>
+        </w:tc>
+        <w:tc>
+          <w:tcPr>
+            <w:tcW w:type="dxa" w:w="1814"/>
+            <w:shd w:val="clear" w:fill="F2F2F2"/>
+          </w:tcPr>
+          <w:p>
+            <w:pPr>
+              <w:keepNext/>
+              <w:spacing w:after="20" w:before="20"/>
+              <w:jc w:val="center"/>
+            </w:pPr>
+            <w:r/>
+            <w:r>
+              <w:rPr>
+                <w:rFonts w:ascii="BIZ UDPゴシック" w:hAnsi="BIZ UDPゴシック" w:eastAsia="BIZ UDPゴシック"/>
+                <w:b/>
+                <w:sz w:val="18"/>
+              </w:rPr>
+              <w:t>利用者</w:t>
+            </w:r>
+          </w:p>
+        </w:tc>
+        <w:tc>
+          <w:tcPr>
+            <w:tcW w:type="dxa" w:w="4082"/>
+            <w:shd w:val="clear" w:fill="F2F2F2"/>
+          </w:tcPr>
+          <w:p>
+            <w:pPr>
+              <w:keepNext/>
+              <w:spacing w:after="20" w:before="20"/>
+              <w:jc w:val="center"/>
+            </w:pPr>
+            <w:r/>
+            <w:r>
+              <w:rPr>
+                <w:rFonts w:ascii="BIZ UDPゴシック" w:hAnsi="BIZ UDPゴシック" w:eastAsia="BIZ UDPゴシック"/>
+                <w:b/>
+                <w:sz w:val="18"/>
+              </w:rPr>
+              <w:t>事業所</w:t>
+            </w:r>
+          </w:p>
+        </w:tc>
+      </w:tr>
+      <w:tr>
+        <w:trPr>
+          <w:cantSplit/>
+        </w:trPr>
+        <w:tc>
+          <w:tcPr>
+            <w:tcW w:type="dxa" w:w="1134"/>
+          </w:tcPr>
+          <w:p>
+            <w:pPr>
+              <w:keepNext/>
+              <w:spacing w:after="20" w:before="20"/>
+            </w:pPr>
+            <w:r/>
+            <w:r>
+              <w:rPr>
+                <w:rFonts w:ascii="BIZ UDPゴシック" w:hAnsi="BIZ UDPゴシック" w:eastAsia="BIZ UDPゴシック"/>
+                <w:b w:val="0"/>
+                <w:sz w:val="18"/>
+              </w:rPr>
+              <w:t>併設あり</w:t>
+            </w:r>
+          </w:p>
+        </w:tc>
+        <w:tc>
+          <w:tcPr>
+            <w:tcW w:type="dxa" w:w="794"/>
+          </w:tcPr>
+          <w:p>
+            <w:pPr>
+              <w:keepNext/>
+              <w:spacing w:after="20" w:before="20"/>
+            </w:pPr>
+            <w:r/>
+            <w:r>
+              <w:rPr>
+                <w:rFonts w:ascii="BIZ UDPゴシック" w:hAnsi="BIZ UDPゴシック" w:eastAsia="BIZ UDPゴシック"/>
+                <w:b w:val="0"/>
+                <w:sz w:val="18"/>
+              </w:rPr>
+              <w:t>７</w:t>
+            </w:r>
+          </w:p>
+        </w:tc>
+        <w:tc>
+          <w:tcPr>
+            <w:tcW w:type="dxa" w:w="1928"/>
+          </w:tcPr>
+          <w:p>
+            <w:pPr>
+              <w:keepNext/>
+              <w:spacing w:after="20" w:before="20"/>
+            </w:pPr>
+            <w:r/>
+            <w:r>
+              <w:rPr>
+                <w:rFonts w:ascii="BIZ UDPゴシック" w:hAnsi="BIZ UDPゴシック" w:eastAsia="BIZ UDPゴシック"/>
+                <w:b w:val="0"/>
+                <w:sz w:val="18"/>
+              </w:rPr>
+              <w:t>122人（77.2%）</w:t>
+            </w:r>
+          </w:p>
+        </w:tc>
+        <w:tc>
+          <w:tcPr>
+            <w:tcW w:type="dxa" w:w="1814"/>
+          </w:tcPr>
+          <w:p>
+            <w:pPr>
+              <w:keepNext/>
+              <w:spacing w:after="20" w:before="20"/>
+            </w:pPr>
+            <w:r/>
+            <w:r>
+              <w:rPr>
+                <w:rFonts w:ascii="BIZ UDPゴシック" w:hAnsi="BIZ UDPゴシック" w:eastAsia="BIZ UDPゴシック"/>
+                <w:b w:val="0"/>
+                <w:sz w:val="18"/>
+              </w:rPr>
+              <w:t>182人（65.7%）</w:t>
+            </w:r>
+          </w:p>
+        </w:tc>
+        <w:tc>
+          <w:tcPr>
+            <w:tcW w:type="dxa" w:w="4082"/>
+          </w:tcPr>
+          <w:p>
+            <w:pPr>
+              <w:keepNext/>
+              <w:spacing w:after="20" w:before="20"/>
+            </w:pPr>
+            <w:r/>
+            <w:r>
+              <w:rPr>
+                <w:rFonts w:ascii="BIZ UDPゴシック" w:hAnsi="BIZ UDPゴシック" w:eastAsia="BIZ UDPゴシック"/>
+                <w:b w:val="0"/>
+                <w:sz w:val="18"/>
+              </w:rPr>
+              <w:t>花時計、フラワー、シルバーハウス、ひばり、縁結び、桜華、恩送り</w:t>
+            </w:r>
+          </w:p>
+        </w:tc>
+      </w:tr>
+      <w:tr>
+        <w:trPr>
+          <w:cantSplit/>
+        </w:trPr>
+        <w:tc>
+          <w:tcPr>
+            <w:tcW w:type="dxa" w:w="1134"/>
+          </w:tcPr>
+          <w:p>
+            <w:pPr>
+              <w:keepNext/>
+              <w:spacing w:after="20" w:before="20"/>
+            </w:pPr>
+            <w:r/>
+            <w:r>
+              <w:rPr>
+                <w:rFonts w:ascii="BIZ UDPゴシック" w:hAnsi="BIZ UDPゴシック" w:eastAsia="BIZ UDPゴシック"/>
+                <w:b w:val="0"/>
+                <w:sz w:val="18"/>
+              </w:rPr>
+              <w:t>併設なし</w:t>
+            </w:r>
+          </w:p>
+        </w:tc>
+        <w:tc>
+          <w:tcPr>
+            <w:tcW w:type="dxa" w:w="794"/>
+          </w:tcPr>
+          <w:p>
+            <w:pPr>
+              <w:keepNext/>
+              <w:spacing w:after="20" w:before="20"/>
+            </w:pPr>
+            <w:r/>
+            <w:r>
+              <w:rPr>
+                <w:rFonts w:ascii="BIZ UDPゴシック" w:hAnsi="BIZ UDPゴシック" w:eastAsia="BIZ UDPゴシック"/>
+                <w:b w:val="0"/>
+                <w:sz w:val="18"/>
+              </w:rPr>
+              <w:t>４</w:t>
+            </w:r>
+          </w:p>
+        </w:tc>
+        <w:tc>
+          <w:tcPr>
+            <w:tcW w:type="dxa" w:w="1928"/>
+          </w:tcPr>
+          <w:p>
+            <w:pPr>
+              <w:keepNext/>
+              <w:spacing w:after="20" w:before="20"/>
+            </w:pPr>
+            <w:r/>
+            <w:r>
+              <w:rPr>
+                <w:rFonts w:ascii="BIZ UDPゴシック" w:hAnsi="BIZ UDPゴシック" w:eastAsia="BIZ UDPゴシック"/>
+                <w:b w:val="0"/>
+                <w:sz w:val="18"/>
+              </w:rPr>
+              <w:t>36人（22.8%）</w:t>
+            </w:r>
+          </w:p>
+        </w:tc>
+        <w:tc>
+          <w:tcPr>
+            <w:tcW w:type="dxa" w:w="1814"/>
+          </w:tcPr>
+          <w:p>
+            <w:pPr>
+              <w:keepNext/>
+              <w:spacing w:after="20" w:before="20"/>
+            </w:pPr>
+            <w:r/>
+            <w:r>
+              <w:rPr>
+                <w:rFonts w:ascii="BIZ UDPゴシック" w:hAnsi="BIZ UDPゴシック" w:eastAsia="BIZ UDPゴシック"/>
+                <w:b w:val="0"/>
+                <w:sz w:val="18"/>
+              </w:rPr>
+              <w:t>95人（34.3%）</w:t>
+            </w:r>
+          </w:p>
+        </w:tc>
+        <w:tc>
+          <w:tcPr>
+            <w:tcW w:type="dxa" w:w="4082"/>
+          </w:tcPr>
+          <w:p>
+            <w:pPr>
+              <w:keepNext/>
+              <w:spacing w:after="20" w:before="20"/>
+            </w:pPr>
+            <w:r/>
+            <w:r>
+              <w:rPr>
+                <w:rFonts w:ascii="BIZ UDPゴシック" w:hAnsi="BIZ UDPゴシック" w:eastAsia="BIZ UDPゴシック"/>
+                <w:b w:val="0"/>
+                <w:sz w:val="18"/>
+              </w:rPr>
+              <w:t>３町の社会福祉協議会の３事業所及びケンセイシャレバレッジ</w:t>
+            </w:r>
+          </w:p>
+        </w:tc>
+      </w:tr>
+      <w:tr>
+        <w:trPr>
+          <w:cantSplit/>
+        </w:trPr>
+        <w:tc>
+          <w:tcPr>
+            <w:tcW w:type="dxa" w:w="1134"/>
+          </w:tcPr>
+          <w:p>
+            <w:pPr>
+              <w:spacing w:after="20" w:before="20"/>
+            </w:pPr>
+            <w:r/>
+            <w:r>
+              <w:rPr>
+                <w:rFonts w:ascii="BIZ UDPゴシック" w:hAnsi="BIZ UDPゴシック" w:eastAsia="BIZ UDPゴシック"/>
+                <w:b w:val="0"/>
+                <w:sz w:val="18"/>
+              </w:rPr>
+              <w:t>計</w:t>
+            </w:r>
+          </w:p>
+        </w:tc>
+        <w:tc>
+          <w:tcPr>
+            <w:tcW w:type="dxa" w:w="794"/>
+          </w:tcPr>
+          <w:p>
+            <w:pPr>
+              <w:spacing w:after="20" w:before="20"/>
+            </w:pPr>
+            <w:r/>
+            <w:r>
+              <w:rPr>
+                <w:rFonts w:ascii="BIZ UDPゴシック" w:hAnsi="BIZ UDPゴシック" w:eastAsia="BIZ UDPゴシック"/>
+                <w:b w:val="0"/>
+                <w:sz w:val="18"/>
+              </w:rPr>
+              <w:t>11</w:t>
+            </w:r>
+          </w:p>
+        </w:tc>
+        <w:tc>
+          <w:tcPr>
+            <w:tcW w:type="dxa" w:w="1928"/>
+          </w:tcPr>
+          <w:p>
+            <w:pPr>
+              <w:spacing w:after="20" w:before="20"/>
+            </w:pPr>
+            <w:r/>
+            <w:r>
+              <w:rPr>
+                <w:rFonts w:ascii="BIZ UDPゴシック" w:hAnsi="BIZ UDPゴシック" w:eastAsia="BIZ UDPゴシック"/>
+                <w:b w:val="0"/>
+                <w:sz w:val="18"/>
+              </w:rPr>
+              <w:t>158人</w:t>
+            </w:r>
+          </w:p>
+        </w:tc>
+        <w:tc>
+          <w:tcPr>
+            <w:tcW w:type="dxa" w:w="1814"/>
+          </w:tcPr>
+          <w:p>
+            <w:pPr>
+              <w:spacing w:after="20" w:before="20"/>
+            </w:pPr>
+            <w:r/>
+            <w:r>
+              <w:rPr>
+                <w:rFonts w:ascii="BIZ UDPゴシック" w:hAnsi="BIZ UDPゴシック" w:eastAsia="BIZ UDPゴシック"/>
+                <w:b w:val="0"/>
+                <w:sz w:val="18"/>
+              </w:rPr>
+              <w:t>277人</w:t>
+            </w:r>
+          </w:p>
+        </w:tc>
+        <w:tc>
+          <w:tcPr>
+            <w:tcW w:type="dxa" w:w="4082"/>
+          </w:tcPr>
+          <w:p>
+            <w:pPr>
+              <w:spacing w:after="20" w:before="20"/>
+            </w:pPr>
+            <w:r/>
+            <w:r>
+              <w:rPr>
+                <w:rFonts w:ascii="BIZ UDPゴシック" w:hAnsi="BIZ UDPゴシック" w:eastAsia="BIZ UDPゴシック"/>
+                <w:b w:val="0"/>
+                <w:sz w:val="18"/>
+              </w:rPr>
+              <w:t>―</w:t>
+            </w:r>
+          </w:p>
+        </w:tc>
+      </w:tr>
+    </w:tbl>
+    <w:p>
+      <w:pPr>
+        <w:spacing w:after="80" w:before="0"/>
+      </w:pPr>
+    </w:p>
+    <w:p>
+      <w:pPr>
+        <w:pStyle w:val="note"/>
+        <w:spacing w:after="80" w:line="276" w:lineRule="auto"/>
+      </w:pPr>
+      <w:r>
+        <w:rPr>
+          <w:b w:val="0"/>
+        </w:rPr>
+        <w:t>併設の判断は、公表画面の建物名の欄又は特色の欄の記載、北海道の届出済有料老人ホーム一覧及び住所地特例適用施設一覧との所在地の一致によります。把握できた訪問介護員等158人のうち122人（77.2%）が、住宅型有料老人ホーム又はサービス付き高齢者向け住宅に併設された事業所に所属しています。利用者277人のうち182人（65.7%）も同様です。区域内の訪問介護は、居宅で暮らす方への訪問よりも、居住系の住まいの入居者への訪問が主となっています。第４章の在宅サービスの見込量は地域包括ケア「見える化」システムの受給者数によるため算定そのものへの影響はありませんが、本文で訪問介護を「在宅」として記述する際はこの併設の割合を併せて示します。</w:t>
       </w:r>
     </w:p>
     <w:p>
